--- a/docs/티켓팅_프로젝트_명세서_2.docx
+++ b/docs/티켓팅_프로젝트_명세서_2.docx
@@ -25,7 +25,6 @@
         <w:spacing w:after="120"/>
         <w:jc w:val="center"/>
       </w:pPr>
-      <w:proofErr w:type="spellStart"/>
       <w:r>
         <w:rPr>
           <w:rFonts w:eastAsia="Arial"/>
@@ -35,19 +34,7 @@
           <w:sz w:val="72"/>
           <w:szCs w:val="72"/>
         </w:rPr>
-        <w:t>티켓팅</w:t>
-      </w:r>
-      <w:proofErr w:type="spellEnd"/>
-      <w:r>
-        <w:rPr>
-          <w:rFonts w:eastAsia="Arial"/>
-          <w:b/>
-          <w:bCs/>
-          <w:color w:val="1E3A5F"/>
-          <w:sz w:val="72"/>
-          <w:szCs w:val="72"/>
-        </w:rPr>
-        <w:t xml:space="preserve"> 서비스</w:t>
+        <w:t>티켓팅 서비스</w:t>
       </w:r>
     </w:p>
     <w:p>
@@ -62,47 +49,7 @@
           <w:sz w:val="28"/>
           <w:szCs w:val="28"/>
         </w:rPr>
-        <w:t xml:space="preserve">프로젝트 기능 </w:t>
-      </w:r>
-      <w:proofErr w:type="gramStart"/>
-      <w:r>
-        <w:rPr>
-          <w:rFonts w:eastAsia="Arial"/>
-          <w:color w:val="2E6FD6"/>
-          <w:sz w:val="28"/>
-          <w:szCs w:val="28"/>
-        </w:rPr>
-        <w:t>명세서 /</w:t>
-      </w:r>
-      <w:proofErr w:type="gramEnd"/>
-      <w:r>
-        <w:rPr>
-          <w:rFonts w:eastAsia="Arial"/>
-          <w:color w:val="2E6FD6"/>
-          <w:sz w:val="28"/>
-          <w:szCs w:val="28"/>
-        </w:rPr>
-        <w:t xml:space="preserve"> 유저 </w:t>
-      </w:r>
-      <w:proofErr w:type="gramStart"/>
-      <w:r>
-        <w:rPr>
-          <w:rFonts w:eastAsia="Arial"/>
-          <w:color w:val="2E6FD6"/>
-          <w:sz w:val="28"/>
-          <w:szCs w:val="28"/>
-        </w:rPr>
-        <w:t>플로우 /</w:t>
-      </w:r>
-      <w:proofErr w:type="gramEnd"/>
-      <w:r>
-        <w:rPr>
-          <w:rFonts w:eastAsia="Arial"/>
-          <w:color w:val="2E6FD6"/>
-          <w:sz w:val="28"/>
-          <w:szCs w:val="28"/>
-        </w:rPr>
-        <w:t xml:space="preserve"> API 명세서</w:t>
+        <w:t>프로젝트 기능 명세서 / 유저 플로우 / API 명세서</w:t>
       </w:r>
     </w:p>
     <w:tbl>
@@ -344,49 +291,7 @@
         <w:rPr>
           <w:rFonts w:eastAsia="Arial"/>
         </w:rPr>
-        <w:t xml:space="preserve">본 문서는 콘서트 </w:t>
-      </w:r>
-      <w:proofErr w:type="spellStart"/>
-      <w:r>
-        <w:rPr>
-          <w:rFonts w:eastAsia="Arial"/>
-        </w:rPr>
-        <w:t>티켓팅</w:t>
-      </w:r>
-      <w:proofErr w:type="spellEnd"/>
-      <w:r>
-        <w:rPr>
-          <w:rFonts w:eastAsia="Arial"/>
-        </w:rPr>
-        <w:t xml:space="preserve"> 서비스의 기능 명세, 유저 플로우, API 명세를 정리한 프로젝트 기획 문서입니다. </w:t>
-      </w:r>
-      <w:proofErr w:type="spellStart"/>
-      <w:r>
-        <w:rPr>
-          <w:rFonts w:eastAsia="Arial"/>
-        </w:rPr>
-        <w:t>백엔드</w:t>
-      </w:r>
-      <w:proofErr w:type="spellEnd"/>
-      <w:r>
-        <w:rPr>
-          <w:rFonts w:eastAsia="Arial"/>
-        </w:rPr>
-        <w:t xml:space="preserve">(Spring Boot + JWT) 와 </w:t>
-      </w:r>
-      <w:proofErr w:type="spellStart"/>
-      <w:r>
-        <w:rPr>
-          <w:rFonts w:eastAsia="Arial"/>
-        </w:rPr>
-        <w:t>프론트엔드</w:t>
-      </w:r>
-      <w:proofErr w:type="spellEnd"/>
-      <w:r>
-        <w:rPr>
-          <w:rFonts w:eastAsia="Arial"/>
-        </w:rPr>
-        <w:t>(React)가 협력하여 개발하는 것을 전제로 작성되었습니다.</w:t>
+        <w:t>본 문서는 콘서트 티켓팅 서비스의 기능 명세, 유저 플로우, API 명세를 정리한 프로젝트 기획 문서입니다. 백엔드(Spring Boot + JWT) 와 프론트엔드(React)가 협력하여 개발하는 것을 전제로 작성되었습니다.</w:t>
       </w:r>
     </w:p>
     <w:p>
@@ -447,35 +352,7 @@
         <w:rPr>
           <w:rFonts w:eastAsia="Arial"/>
         </w:rPr>
-        <w:t xml:space="preserve">Schedule — </w:t>
-      </w:r>
-      <w:proofErr w:type="gramStart"/>
-      <w:r>
-        <w:rPr>
-          <w:rFonts w:eastAsia="Arial"/>
-        </w:rPr>
-        <w:t>날짜 /</w:t>
-      </w:r>
-      <w:proofErr w:type="gramEnd"/>
-      <w:r>
-        <w:rPr>
-          <w:rFonts w:eastAsia="Arial"/>
-        </w:rPr>
-        <w:t xml:space="preserve"> </w:t>
-      </w:r>
-      <w:proofErr w:type="spellStart"/>
-      <w:r>
-        <w:rPr>
-          <w:rFonts w:eastAsia="Arial"/>
-        </w:rPr>
-        <w:t>회차</w:t>
-      </w:r>
-      <w:proofErr w:type="spellEnd"/>
-      <w:r>
-        <w:rPr>
-          <w:rFonts w:eastAsia="Arial"/>
-        </w:rPr>
-        <w:t xml:space="preserve"> 선택</w:t>
+        <w:t>Schedule — 날짜 / 회차 선택</w:t>
       </w:r>
     </w:p>
     <w:p>
@@ -560,15 +437,7 @@
         <w:pStyle w:val="3"/>
       </w:pPr>
       <w:r>
-        <w:t>좌석 상태 (</w:t>
-      </w:r>
-      <w:proofErr w:type="spellStart"/>
-      <w:r>
-        <w:t>SeatStatus</w:t>
-      </w:r>
-      <w:proofErr w:type="spellEnd"/>
-      <w:r>
-        <w:t>)</w:t>
+        <w:t>좌석 상태 (SeatStatus)</w:t>
       </w:r>
     </w:p>
     <w:tbl>
@@ -753,15 +622,7 @@
         <w:pStyle w:val="3"/>
       </w:pPr>
       <w:r>
-        <w:t>예약 상태 (</w:t>
-      </w:r>
-      <w:proofErr w:type="spellStart"/>
-      <w:r>
-        <w:t>ReservationStatus</w:t>
-      </w:r>
-      <w:proofErr w:type="spellEnd"/>
-      <w:r>
-        <w:t>)</w:t>
+        <w:t>예약 상태 (ReservationStatus)</w:t>
       </w:r>
     </w:p>
     <w:tbl>
@@ -996,15 +857,7 @@
         <w:pStyle w:val="3"/>
       </w:pPr>
       <w:r>
-        <w:t>결제 상태 (</w:t>
-      </w:r>
-      <w:proofErr w:type="spellStart"/>
-      <w:r>
-        <w:t>PaymentStatus</w:t>
-      </w:r>
-      <w:proofErr w:type="spellEnd"/>
-      <w:r>
-        <w:t>)</w:t>
+        <w:t>결제 상태 (PaymentStatus)</w:t>
       </w:r>
     </w:p>
     <w:tbl>
@@ -1308,7 +1161,6 @@
             <w:pPr>
               <w:spacing w:after="40"/>
             </w:pPr>
-            <w:proofErr w:type="gramStart"/>
             <w:r>
               <w:rPr>
                 <w:rFonts w:eastAsia="Arial"/>
@@ -1316,17 +1168,7 @@
                 <w:bCs/>
                 <w:color w:val="1E3A5F"/>
               </w:rPr>
-              <w:t>로그인 /</w:t>
-            </w:r>
-            <w:proofErr w:type="gramEnd"/>
-            <w:r>
-              <w:rPr>
-                <w:rFonts w:eastAsia="Arial"/>
-                <w:b/>
-                <w:bCs/>
-                <w:color w:val="1E3A5F"/>
-              </w:rPr>
-              <w:t xml:space="preserve"> 회원가입</w:t>
+              <w:t>로그인 / 회원가입</w:t>
             </w:r>
           </w:p>
           <w:p>
@@ -1437,7 +1279,6 @@
             </w:r>
           </w:p>
           <w:p>
-            <w:proofErr w:type="spellStart"/>
             <w:r>
               <w:rPr>
                 <w:rFonts w:eastAsia="Arial"/>
@@ -1445,17 +1286,7 @@
                 <w:sz w:val="20"/>
                 <w:szCs w:val="20"/>
               </w:rPr>
-              <w:t>페이징</w:t>
-            </w:r>
-            <w:proofErr w:type="spellEnd"/>
-            <w:r>
-              <w:rPr>
-                <w:rFonts w:eastAsia="Arial"/>
-                <w:color w:val="666666"/>
-                <w:sz w:val="20"/>
-                <w:szCs w:val="20"/>
-              </w:rPr>
-              <w:t xml:space="preserve"> 기반 콘서트 카드 리스트 확인</w:t>
+              <w:t>페이징 기반 콘서트 카드 리스트 확인</w:t>
             </w:r>
           </w:p>
         </w:tc>
@@ -1651,7 +1482,6 @@
             <w:pPr>
               <w:spacing w:after="40"/>
             </w:pPr>
-            <w:proofErr w:type="gramStart"/>
             <w:r>
               <w:rPr>
                 <w:rFonts w:eastAsia="Arial"/>
@@ -1659,37 +1489,7 @@
                 <w:bCs/>
                 <w:color w:val="1E3A5F"/>
               </w:rPr>
-              <w:t>날짜 /</w:t>
-            </w:r>
-            <w:proofErr w:type="gramEnd"/>
-            <w:r>
-              <w:rPr>
-                <w:rFonts w:eastAsia="Arial"/>
-                <w:b/>
-                <w:bCs/>
-                <w:color w:val="1E3A5F"/>
-              </w:rPr>
-              <w:t xml:space="preserve"> </w:t>
-            </w:r>
-            <w:proofErr w:type="spellStart"/>
-            <w:r>
-              <w:rPr>
-                <w:rFonts w:eastAsia="Arial"/>
-                <w:b/>
-                <w:bCs/>
-                <w:color w:val="1E3A5F"/>
-              </w:rPr>
-              <w:t>회차</w:t>
-            </w:r>
-            <w:proofErr w:type="spellEnd"/>
-            <w:r>
-              <w:rPr>
-                <w:rFonts w:eastAsia="Arial"/>
-                <w:b/>
-                <w:bCs/>
-                <w:color w:val="1E3A5F"/>
-              </w:rPr>
-              <w:t xml:space="preserve"> 선택</w:t>
+              <w:t>날짜 / 회차 선택</w:t>
             </w:r>
           </w:p>
           <w:p>
@@ -1700,27 +1500,7 @@
                 <w:sz w:val="20"/>
                 <w:szCs w:val="20"/>
               </w:rPr>
-              <w:t xml:space="preserve">달력 UI → 선택한 날짜의 </w:t>
-            </w:r>
-            <w:proofErr w:type="spellStart"/>
-            <w:r>
-              <w:rPr>
-                <w:rFonts w:eastAsia="Arial"/>
-                <w:color w:val="666666"/>
-                <w:sz w:val="20"/>
-                <w:szCs w:val="20"/>
-              </w:rPr>
-              <w:t>회차</w:t>
-            </w:r>
-            <w:proofErr w:type="spellEnd"/>
-            <w:r>
-              <w:rPr>
-                <w:rFonts w:eastAsia="Arial"/>
-                <w:color w:val="666666"/>
-                <w:sz w:val="20"/>
-                <w:szCs w:val="20"/>
-              </w:rPr>
-              <w:t xml:space="preserve"> 목록 표시</w:t>
+              <w:t>달력 UI → 선택한 날짜의 회차 목록 표시</w:t>
             </w:r>
           </w:p>
         </w:tc>
@@ -2106,44 +1886,13 @@
                 <w:bCs/>
                 <w:color w:val="2E6FD6"/>
               </w:rPr>
-              <w:t xml:space="preserve">📌 </w:t>
-            </w:r>
-            <w:proofErr w:type="gramStart"/>
-            <w:r>
-              <w:rPr>
-                <w:rFonts w:eastAsia="Arial"/>
-                <w:b/>
-                <w:bCs/>
-                <w:color w:val="2E6FD6"/>
-              </w:rPr>
-              <w:t xml:space="preserve">포인트  </w:t>
-            </w:r>
-            <w:r>
-              <w:rPr>
-                <w:rFonts w:eastAsia="Arial"/>
-              </w:rPr>
-              <w:t>비로그인</w:t>
-            </w:r>
-            <w:proofErr w:type="gramEnd"/>
-            <w:r>
-              <w:rPr>
-                <w:rFonts w:eastAsia="Arial"/>
-              </w:rPr>
-              <w:t xml:space="preserve"> 상태에서 콘서트 탐색, 상세 조회, 날짜/</w:t>
-            </w:r>
-            <w:proofErr w:type="spellStart"/>
-            <w:r>
-              <w:rPr>
-                <w:rFonts w:eastAsia="Arial"/>
-              </w:rPr>
-              <w:t>회차</w:t>
-            </w:r>
-            <w:proofErr w:type="spellEnd"/>
-            <w:r>
-              <w:rPr>
-                <w:rFonts w:eastAsia="Arial"/>
-              </w:rPr>
-              <w:t xml:space="preserve"> 선택까지 진행 가능. 좌석 선택 단계에서 로그인 요구 후 원래 페이지로 복귀 처리.</w:t>
+              <w:t xml:space="preserve">📌 포인트  </w:t>
+            </w:r>
+            <w:r>
+              <w:rPr>
+                <w:rFonts w:eastAsia="Arial"/>
+              </w:rPr>
+              <w:t>비로그인 상태에서 콘서트 탐색, 상세 조회, 날짜/회차 선택까지 진행 가능. 좌석 선택 단계에서 로그인 요구 후 원래 페이지로 복귀 처리.</w:t>
             </w:r>
           </w:p>
         </w:tc>
@@ -2167,21 +1916,7 @@
         <w:rPr>
           <w:rFonts w:eastAsia="Arial"/>
         </w:rPr>
-        <w:t>비로그인 → 콘서트 선택 → 상세 조회 → 날짜/</w:t>
-      </w:r>
-      <w:proofErr w:type="spellStart"/>
-      <w:r>
-        <w:rPr>
-          <w:rFonts w:eastAsia="Arial"/>
-        </w:rPr>
-        <w:t>회차</w:t>
-      </w:r>
-      <w:proofErr w:type="spellEnd"/>
-      <w:r>
-        <w:rPr>
-          <w:rFonts w:eastAsia="Arial"/>
-        </w:rPr>
-        <w:t xml:space="preserve"> 선택</w:t>
+        <w:t>비로그인 → 콘서트 선택 → 상세 조회 → 날짜/회차 선택</w:t>
       </w:r>
     </w:p>
     <w:p>
@@ -2197,16 +1932,8 @@
         <w:rPr>
           <w:rFonts w:eastAsia="Arial"/>
         </w:rPr>
-        <w:t xml:space="preserve">좌석 선택 시 로그인/회원가입 페이지로 </w:t>
-      </w:r>
-      <w:proofErr w:type="spellStart"/>
-      <w:r>
-        <w:rPr>
-          <w:rFonts w:eastAsia="Arial"/>
-        </w:rPr>
-        <w:t>리다이렉트</w:t>
-      </w:r>
-      <w:proofErr w:type="spellEnd"/>
+        <w:t>좌석 선택 시 로그인/회원가입 페이지로 리다이렉트</w:t>
+      </w:r>
     </w:p>
     <w:p>
       <w:pPr>
@@ -2235,23 +1962,7 @@
       </w:pPr>
       <w:r>
         <w:lastRenderedPageBreak/>
-        <w:t xml:space="preserve">2.3 결제 </w:t>
-      </w:r>
-      <w:proofErr w:type="gramStart"/>
-      <w:r>
-        <w:t>실패 /</w:t>
-      </w:r>
-      <w:proofErr w:type="gramEnd"/>
-      <w:r>
-        <w:t xml:space="preserve"> </w:t>
-      </w:r>
-      <w:proofErr w:type="spellStart"/>
-      <w:r>
-        <w:t>재결제</w:t>
-      </w:r>
-      <w:proofErr w:type="spellEnd"/>
-      <w:r>
-        <w:t xml:space="preserve"> 플로우</w:t>
+        <w:t>2.3 결제 실패 / 재결제 플로우</w:t>
       </w:r>
     </w:p>
     <w:p>
@@ -2267,21 +1978,7 @@
         <w:rPr>
           <w:rFonts w:eastAsia="Arial"/>
         </w:rPr>
-        <w:t xml:space="preserve">결제 실패 시: 좌석 HOLD 상태 유지 → 결제 페이지로 복귀 → </w:t>
-      </w:r>
-      <w:proofErr w:type="spellStart"/>
-      <w:r>
-        <w:rPr>
-          <w:rFonts w:eastAsia="Arial"/>
-        </w:rPr>
-        <w:t>재결제</w:t>
-      </w:r>
-      <w:proofErr w:type="spellEnd"/>
-      <w:r>
-        <w:rPr>
-          <w:rFonts w:eastAsia="Arial"/>
-        </w:rPr>
-        <w:t xml:space="preserve"> 가능</w:t>
+        <w:t>결제 실패 시: 좌석 HOLD 상태 유지 → 결제 페이지로 복귀 → 재결제 가능</w:t>
       </w:r>
     </w:p>
     <w:p>
@@ -2596,7 +2293,6 @@
             <w:pPr>
               <w:spacing w:after="40"/>
             </w:pPr>
-            <w:proofErr w:type="spellStart"/>
             <w:r>
               <w:rPr>
                 <w:rFonts w:eastAsia="Arial"/>
@@ -2605,7 +2301,6 @@
               </w:rPr>
               <w:t>loginId</w:t>
             </w:r>
-            <w:proofErr w:type="spellEnd"/>
           </w:p>
           <w:p>
             <w:pPr>
@@ -2637,7 +2332,6 @@
             <w:pPr>
               <w:spacing w:after="40"/>
             </w:pPr>
-            <w:proofErr w:type="spellStart"/>
             <w:r>
               <w:rPr>
                 <w:rFonts w:eastAsia="Arial"/>
@@ -2646,29 +2340,18 @@
               </w:rPr>
               <w:t>phoneNumber</w:t>
             </w:r>
-            <w:proofErr w:type="spellEnd"/>
           </w:p>
           <w:p>
             <w:pPr>
               <w:spacing w:after="40"/>
             </w:pPr>
-            <w:proofErr w:type="spellStart"/>
-            <w:r>
-              <w:rPr>
-                <w:rFonts w:eastAsia="Arial"/>
-                <w:sz w:val="20"/>
-                <w:szCs w:val="20"/>
-              </w:rPr>
-              <w:t>birthDate</w:t>
-            </w:r>
-            <w:proofErr w:type="spellEnd"/>
-            <w:r>
-              <w:rPr>
-                <w:rFonts w:eastAsia="Arial"/>
-                <w:sz w:val="20"/>
-                <w:szCs w:val="20"/>
-              </w:rPr>
-              <w:t xml:space="preserve"> (선택)</w:t>
+            <w:r>
+              <w:rPr>
+                <w:rFonts w:eastAsia="Arial"/>
+                <w:sz w:val="20"/>
+                <w:szCs w:val="20"/>
+              </w:rPr>
+              <w:t>birthDate (선택)</w:t>
             </w:r>
           </w:p>
         </w:tc>
@@ -2693,23 +2376,13 @@
             <w:pPr>
               <w:spacing w:after="40"/>
             </w:pPr>
-            <w:proofErr w:type="spellStart"/>
-            <w:r>
-              <w:rPr>
-                <w:rFonts w:eastAsia="Arial"/>
-                <w:sz w:val="20"/>
-                <w:szCs w:val="20"/>
-              </w:rPr>
-              <w:t>loginId</w:t>
-            </w:r>
-            <w:proofErr w:type="spellEnd"/>
-            <w:r>
-              <w:rPr>
-                <w:rFonts w:eastAsia="Arial"/>
-                <w:sz w:val="20"/>
-                <w:szCs w:val="20"/>
-              </w:rPr>
-              <w:t xml:space="preserve"> 중복 검사</w:t>
+            <w:r>
+              <w:rPr>
+                <w:rFonts w:eastAsia="Arial"/>
+                <w:sz w:val="20"/>
+                <w:szCs w:val="20"/>
+              </w:rPr>
+              <w:t>loginId 중복 검사</w:t>
             </w:r>
           </w:p>
           <w:p>
@@ -2729,23 +2402,13 @@
             <w:pPr>
               <w:spacing w:after="40"/>
             </w:pPr>
-            <w:proofErr w:type="spellStart"/>
-            <w:r>
-              <w:rPr>
-                <w:rFonts w:eastAsia="Arial"/>
-                <w:sz w:val="20"/>
-                <w:szCs w:val="20"/>
-              </w:rPr>
-              <w:t>phoneNumber</w:t>
-            </w:r>
-            <w:proofErr w:type="spellEnd"/>
-            <w:r>
-              <w:rPr>
-                <w:rFonts w:eastAsia="Arial"/>
-                <w:sz w:val="20"/>
-                <w:szCs w:val="20"/>
-              </w:rPr>
-              <w:t xml:space="preserve"> 중복 검사</w:t>
+            <w:r>
+              <w:rPr>
+                <w:rFonts w:eastAsia="Arial"/>
+                <w:sz w:val="20"/>
+                <w:szCs w:val="20"/>
+              </w:rPr>
+              <w:t>phoneNumber 중복 검사</w:t>
             </w:r>
           </w:p>
           <w:p>
@@ -2802,25 +2465,7 @@
                 <w:sz w:val="20"/>
                 <w:szCs w:val="20"/>
               </w:rPr>
-              <w:t xml:space="preserve">회원가입 </w:t>
-            </w:r>
-            <w:proofErr w:type="gramStart"/>
-            <w:r>
-              <w:rPr>
-                <w:rFonts w:eastAsia="Arial"/>
-                <w:sz w:val="20"/>
-                <w:szCs w:val="20"/>
-              </w:rPr>
-              <w:t>성공 /</w:t>
-            </w:r>
-            <w:proofErr w:type="gramEnd"/>
-            <w:r>
-              <w:rPr>
-                <w:rFonts w:eastAsia="Arial"/>
-                <w:sz w:val="20"/>
-                <w:szCs w:val="20"/>
-              </w:rPr>
-              <w:t xml:space="preserve"> 실패</w:t>
+              <w:t>회원가입 성공 / 실패</w:t>
             </w:r>
           </w:p>
         </w:tc>
@@ -3056,7 +2701,6 @@
             <w:pPr>
               <w:spacing w:after="40"/>
             </w:pPr>
-            <w:proofErr w:type="spellStart"/>
             <w:r>
               <w:rPr>
                 <w:rFonts w:eastAsia="Arial"/>
@@ -3065,7 +2709,6 @@
               </w:rPr>
               <w:t>loginId</w:t>
             </w:r>
-            <w:proofErr w:type="spellEnd"/>
           </w:p>
           <w:p>
             <w:pPr>
@@ -3159,7 +2802,6 @@
             <w:pPr>
               <w:spacing w:after="40"/>
             </w:pPr>
-            <w:proofErr w:type="spellStart"/>
             <w:r>
               <w:rPr>
                 <w:rFonts w:eastAsia="Arial"/>
@@ -3168,7 +2810,6 @@
               </w:rPr>
               <w:t>accessToken</w:t>
             </w:r>
-            <w:proofErr w:type="spellEnd"/>
           </w:p>
         </w:tc>
         <w:tc>
@@ -3198,25 +2839,7 @@
                 <w:sz w:val="20"/>
                 <w:szCs w:val="20"/>
               </w:rPr>
-              <w:t xml:space="preserve">추후 </w:t>
-            </w:r>
-            <w:proofErr w:type="spellStart"/>
-            <w:r>
-              <w:rPr>
-                <w:rFonts w:eastAsia="Arial"/>
-                <w:sz w:val="20"/>
-                <w:szCs w:val="20"/>
-              </w:rPr>
-              <w:t>refreshToken</w:t>
-            </w:r>
-            <w:proofErr w:type="spellEnd"/>
-            <w:r>
-              <w:rPr>
-                <w:rFonts w:eastAsia="Arial"/>
-                <w:sz w:val="20"/>
-                <w:szCs w:val="20"/>
-              </w:rPr>
-              <w:t xml:space="preserve"> API 추가 예정</w:t>
+              <w:t>추후 refreshToken API 추가 예정</w:t>
             </w:r>
           </w:p>
         </w:tc>
@@ -3421,7 +3044,6 @@
             <w:pPr>
               <w:spacing w:after="40"/>
             </w:pPr>
-            <w:proofErr w:type="spellStart"/>
             <w:r>
               <w:rPr>
                 <w:rFonts w:eastAsia="Arial"/>
@@ -3430,7 +3052,6 @@
               </w:rPr>
               <w:t>accessToken</w:t>
             </w:r>
-            <w:proofErr w:type="spellEnd"/>
           </w:p>
         </w:tc>
         <w:tc>
@@ -3798,25 +3419,7 @@
                 <w:sz w:val="20"/>
                 <w:szCs w:val="20"/>
               </w:rPr>
-              <w:t>(</w:t>
-            </w:r>
-            <w:proofErr w:type="spellStart"/>
-            <w:r>
-              <w:rPr>
-                <w:rFonts w:eastAsia="Arial"/>
-                <w:sz w:val="20"/>
-                <w:szCs w:val="20"/>
-              </w:rPr>
-              <w:t>페이징</w:t>
-            </w:r>
-            <w:proofErr w:type="spellEnd"/>
-            <w:r>
-              <w:rPr>
-                <w:rFonts w:eastAsia="Arial"/>
-                <w:sz w:val="20"/>
-                <w:szCs w:val="20"/>
-              </w:rPr>
-              <w:t xml:space="preserve"> 기반)</w:t>
+              <w:t>(페이징 기반)</w:t>
             </w:r>
           </w:p>
         </w:tc>
@@ -4084,7 +3687,6 @@
             <w:pPr>
               <w:spacing w:after="40"/>
             </w:pPr>
-            <w:proofErr w:type="spellStart"/>
             <w:r>
               <w:rPr>
                 <w:rFonts w:eastAsia="Arial"/>
@@ -4093,7 +3695,6 @@
               </w:rPr>
               <w:t>concertId</w:t>
             </w:r>
-            <w:proofErr w:type="spellEnd"/>
           </w:p>
         </w:tc>
         <w:tc>
@@ -4156,23 +3757,13 @@
             <w:pPr>
               <w:spacing w:after="40"/>
             </w:pPr>
-            <w:proofErr w:type="spellStart"/>
-            <w:r>
-              <w:rPr>
-                <w:rFonts w:eastAsia="Arial"/>
-                <w:sz w:val="20"/>
-                <w:szCs w:val="20"/>
-              </w:rPr>
-              <w:t>회차</w:t>
-            </w:r>
-            <w:proofErr w:type="spellEnd"/>
-            <w:r>
-              <w:rPr>
-                <w:rFonts w:eastAsia="Arial"/>
-                <w:sz w:val="20"/>
-                <w:szCs w:val="20"/>
-              </w:rPr>
-              <w:t xml:space="preserve"> 정보</w:t>
+            <w:r>
+              <w:rPr>
+                <w:rFonts w:eastAsia="Arial"/>
+                <w:sz w:val="20"/>
+                <w:szCs w:val="20"/>
+              </w:rPr>
+              <w:t>회차 정보</w:t>
             </w:r>
           </w:p>
         </w:tc>
@@ -4258,15 +3849,7 @@
         <w:pStyle w:val="3"/>
       </w:pPr>
       <w:r>
-        <w:t xml:space="preserve">3.3.1 </w:t>
-      </w:r>
-      <w:proofErr w:type="spellStart"/>
-      <w:r>
-        <w:t>회차</w:t>
-      </w:r>
-      <w:proofErr w:type="spellEnd"/>
-      <w:r>
-        <w:t xml:space="preserve"> 조회 (날짜/시간 선택)</w:t>
+        <w:t>3.3.1 회차 조회 (날짜/시간 선택)</w:t>
       </w:r>
     </w:p>
     <w:tbl>
@@ -4455,7 +4038,6 @@
             <w:pPr>
               <w:spacing w:after="40"/>
             </w:pPr>
-            <w:proofErr w:type="spellStart"/>
             <w:r>
               <w:rPr>
                 <w:rFonts w:eastAsia="Arial"/>
@@ -4464,7 +4046,6 @@
               </w:rPr>
               <w:t>concertId</w:t>
             </w:r>
-            <w:proofErr w:type="spellEnd"/>
           </w:p>
           <w:p>
             <w:pPr>
@@ -4507,25 +4088,7 @@
                 <w:sz w:val="20"/>
                 <w:szCs w:val="20"/>
               </w:rPr>
-              <w:t xml:space="preserve">날짜별 </w:t>
-            </w:r>
-            <w:proofErr w:type="spellStart"/>
-            <w:r>
-              <w:rPr>
-                <w:rFonts w:eastAsia="Arial"/>
-                <w:sz w:val="20"/>
-                <w:szCs w:val="20"/>
-              </w:rPr>
-              <w:t>회차</w:t>
-            </w:r>
-            <w:proofErr w:type="spellEnd"/>
-            <w:r>
-              <w:rPr>
-                <w:rFonts w:eastAsia="Arial"/>
-                <w:sz w:val="20"/>
-                <w:szCs w:val="20"/>
-              </w:rPr>
-              <w:t xml:space="preserve"> 정보 조회</w:t>
+              <w:t>날짜별 회차 정보 조회</w:t>
             </w:r>
           </w:p>
         </w:tc>
@@ -4550,23 +4113,13 @@
             <w:pPr>
               <w:spacing w:after="40"/>
             </w:pPr>
-            <w:proofErr w:type="spellStart"/>
-            <w:r>
-              <w:rPr>
-                <w:rFonts w:eastAsia="Arial"/>
-                <w:sz w:val="20"/>
-                <w:szCs w:val="20"/>
-              </w:rPr>
-              <w:t>회차</w:t>
-            </w:r>
-            <w:proofErr w:type="spellEnd"/>
-            <w:r>
-              <w:rPr>
-                <w:rFonts w:eastAsia="Arial"/>
-                <w:sz w:val="20"/>
-                <w:szCs w:val="20"/>
-              </w:rPr>
-              <w:t xml:space="preserve"> 리스트</w:t>
+            <w:r>
+              <w:rPr>
+                <w:rFonts w:eastAsia="Arial"/>
+                <w:sz w:val="20"/>
+                <w:szCs w:val="20"/>
+              </w:rPr>
+              <w:t>회차 리스트</w:t>
             </w:r>
           </w:p>
         </w:tc>
@@ -4597,43 +4150,7 @@
                 <w:sz w:val="20"/>
                 <w:szCs w:val="20"/>
               </w:rPr>
-              <w:t xml:space="preserve">달력에서 날짜 선택 시 해당 날짜의 </w:t>
-            </w:r>
-            <w:proofErr w:type="spellStart"/>
-            <w:r>
-              <w:rPr>
-                <w:rFonts w:eastAsia="Arial"/>
-                <w:sz w:val="20"/>
-                <w:szCs w:val="20"/>
-              </w:rPr>
-              <w:t>회차를</w:t>
-            </w:r>
-            <w:proofErr w:type="spellEnd"/>
-            <w:r>
-              <w:rPr>
-                <w:rFonts w:eastAsia="Arial"/>
-                <w:sz w:val="20"/>
-                <w:szCs w:val="20"/>
-              </w:rPr>
-              <w:t xml:space="preserve"> 동적으로 갱신 (</w:t>
-            </w:r>
-            <w:proofErr w:type="spellStart"/>
-            <w:r>
-              <w:rPr>
-                <w:rFonts w:eastAsia="Arial"/>
-                <w:sz w:val="20"/>
-                <w:szCs w:val="20"/>
-              </w:rPr>
-              <w:t>리다이렉트</w:t>
-            </w:r>
-            <w:proofErr w:type="spellEnd"/>
-            <w:r>
-              <w:rPr>
-                <w:rFonts w:eastAsia="Arial"/>
-                <w:sz w:val="20"/>
-                <w:szCs w:val="20"/>
-              </w:rPr>
-              <w:t xml:space="preserve"> 없이 상태 업데이트)</w:t>
+              <w:t>달력에서 날짜 선택 시 해당 날짜의 회차를 동적으로 갱신 (리다이렉트 없이 상태 업데이트)</w:t>
             </w:r>
           </w:p>
         </w:tc>
@@ -4838,7 +4355,6 @@
             <w:pPr>
               <w:spacing w:after="40"/>
             </w:pPr>
-            <w:proofErr w:type="spellStart"/>
             <w:r>
               <w:rPr>
                 <w:rFonts w:eastAsia="Arial"/>
@@ -4847,7 +4363,6 @@
               </w:rPr>
               <w:t>scheduleId</w:t>
             </w:r>
-            <w:proofErr w:type="spellEnd"/>
           </w:p>
         </w:tc>
         <w:tc>
@@ -4928,41 +4443,13 @@
             <w:pPr>
               <w:spacing w:after="40"/>
             </w:pPr>
-            <w:proofErr w:type="gramStart"/>
-            <w:r>
-              <w:rPr>
-                <w:rFonts w:eastAsia="Arial"/>
-                <w:sz w:val="20"/>
-                <w:szCs w:val="20"/>
-              </w:rPr>
-              <w:t>섹션 &gt;</w:t>
-            </w:r>
-            <w:proofErr w:type="gramEnd"/>
-            <w:r>
-              <w:rPr>
-                <w:rFonts w:eastAsia="Arial"/>
-                <w:sz w:val="20"/>
-                <w:szCs w:val="20"/>
-              </w:rPr>
-              <w:t xml:space="preserve"> </w:t>
-            </w:r>
-            <w:proofErr w:type="gramStart"/>
-            <w:r>
-              <w:rPr>
-                <w:rFonts w:eastAsia="Arial"/>
-                <w:sz w:val="20"/>
-                <w:szCs w:val="20"/>
-              </w:rPr>
-              <w:t>행 &gt;</w:t>
-            </w:r>
-            <w:proofErr w:type="gramEnd"/>
-            <w:r>
-              <w:rPr>
-                <w:rFonts w:eastAsia="Arial"/>
-                <w:sz w:val="20"/>
-                <w:szCs w:val="20"/>
-              </w:rPr>
-              <w:t xml:space="preserve"> 좌석</w:t>
+            <w:r>
+              <w:rPr>
+                <w:rFonts w:eastAsia="Arial"/>
+                <w:sz w:val="20"/>
+                <w:szCs w:val="20"/>
+              </w:rPr>
+              <w:t>섹션 &gt; 행 &gt; 좌석</w:t>
             </w:r>
           </w:p>
           <w:p>
@@ -5000,23 +4487,13 @@
             <w:pPr>
               <w:spacing w:after="40"/>
             </w:pPr>
-            <w:proofErr w:type="spellStart"/>
-            <w:r>
-              <w:rPr>
-                <w:rFonts w:eastAsia="Arial"/>
-                <w:sz w:val="20"/>
-                <w:szCs w:val="20"/>
-              </w:rPr>
-              <w:t>백엔드에서</w:t>
-            </w:r>
-            <w:proofErr w:type="spellEnd"/>
-            <w:r>
-              <w:rPr>
-                <w:rFonts w:eastAsia="Arial"/>
-                <w:sz w:val="20"/>
-                <w:szCs w:val="20"/>
-              </w:rPr>
-              <w:t xml:space="preserve"> 모든 좌석 사전 생성 후 전체 전송. 프론트는 받아서 배치</w:t>
+            <w:r>
+              <w:rPr>
+                <w:rFonts w:eastAsia="Arial"/>
+                <w:sz w:val="20"/>
+                <w:szCs w:val="20"/>
+              </w:rPr>
+              <w:t>백엔드에서 모든 좌석 사전 생성 후 전체 전송. 프론트는 받아서 배치</w:t>
             </w:r>
           </w:p>
         </w:tc>
@@ -5073,142 +4550,13 @@
                 <w:bCs/>
                 <w:color w:val="2E6FD6"/>
               </w:rPr>
-              <w:t xml:space="preserve">응답 구조 </w:t>
-            </w:r>
-            <w:proofErr w:type="gramStart"/>
-            <w:r>
-              <w:rPr>
-                <w:rFonts w:eastAsia="Arial"/>
-                <w:b/>
-                <w:bCs/>
-                <w:color w:val="2E6FD6"/>
-              </w:rPr>
-              <w:t xml:space="preserve">예시  </w:t>
-            </w:r>
-            <w:r>
-              <w:rPr>
-                <w:rFonts w:eastAsia="Arial"/>
-              </w:rPr>
-              <w:t>sections[ {</w:t>
-            </w:r>
-            <w:proofErr w:type="gramEnd"/>
-            <w:r>
-              <w:rPr>
-                <w:rFonts w:eastAsia="Arial"/>
-              </w:rPr>
-              <w:t xml:space="preserve"> </w:t>
-            </w:r>
-            <w:proofErr w:type="spellStart"/>
-            <w:r>
-              <w:rPr>
-                <w:rFonts w:eastAsia="Arial"/>
-              </w:rPr>
-              <w:t>sectionName</w:t>
-            </w:r>
-            <w:proofErr w:type="spellEnd"/>
-            <w:r>
-              <w:rPr>
-                <w:rFonts w:eastAsia="Arial"/>
-              </w:rPr>
-              <w:t xml:space="preserve">, </w:t>
-            </w:r>
-            <w:proofErr w:type="gramStart"/>
-            <w:r>
-              <w:rPr>
-                <w:rFonts w:eastAsia="Arial"/>
-              </w:rPr>
-              <w:t>rows[ {</w:t>
-            </w:r>
-            <w:proofErr w:type="gramEnd"/>
-            <w:r>
-              <w:rPr>
-                <w:rFonts w:eastAsia="Arial"/>
-              </w:rPr>
-              <w:t xml:space="preserve"> </w:t>
-            </w:r>
-            <w:proofErr w:type="spellStart"/>
-            <w:r>
-              <w:rPr>
-                <w:rFonts w:eastAsia="Arial"/>
-              </w:rPr>
-              <w:t>rowName</w:t>
-            </w:r>
-            <w:proofErr w:type="spellEnd"/>
-            <w:r>
-              <w:rPr>
-                <w:rFonts w:eastAsia="Arial"/>
-              </w:rPr>
-              <w:t xml:space="preserve">, </w:t>
-            </w:r>
-            <w:proofErr w:type="gramStart"/>
-            <w:r>
-              <w:rPr>
-                <w:rFonts w:eastAsia="Arial"/>
-              </w:rPr>
-              <w:t>seats[ {</w:t>
-            </w:r>
-            <w:proofErr w:type="gramEnd"/>
-            <w:r>
-              <w:rPr>
-                <w:rFonts w:eastAsia="Arial"/>
-              </w:rPr>
-              <w:t xml:space="preserve"> </w:t>
-            </w:r>
-            <w:proofErr w:type="spellStart"/>
-            <w:r>
-              <w:rPr>
-                <w:rFonts w:eastAsia="Arial"/>
-              </w:rPr>
-              <w:t>seatId</w:t>
-            </w:r>
-            <w:proofErr w:type="spellEnd"/>
-            <w:r>
-              <w:rPr>
-                <w:rFonts w:eastAsia="Arial"/>
-              </w:rPr>
-              <w:t xml:space="preserve">, number, </w:t>
-            </w:r>
-            <w:proofErr w:type="gramStart"/>
-            <w:r>
-              <w:rPr>
-                <w:rFonts w:eastAsia="Arial"/>
-              </w:rPr>
-              <w:t>status }</w:t>
-            </w:r>
-            <w:proofErr w:type="gramEnd"/>
-            <w:r>
-              <w:rPr>
-                <w:rFonts w:eastAsia="Arial"/>
-              </w:rPr>
-              <w:t xml:space="preserve"> </w:t>
-            </w:r>
-            <w:proofErr w:type="gramStart"/>
-            <w:r>
-              <w:rPr>
-                <w:rFonts w:eastAsia="Arial"/>
-              </w:rPr>
-              <w:t>] }</w:t>
-            </w:r>
-            <w:proofErr w:type="gramEnd"/>
-            <w:r>
-              <w:rPr>
-                <w:rFonts w:eastAsia="Arial"/>
-              </w:rPr>
-              <w:t xml:space="preserve"> </w:t>
-            </w:r>
-            <w:proofErr w:type="gramStart"/>
-            <w:r>
-              <w:rPr>
-                <w:rFonts w:eastAsia="Arial"/>
-              </w:rPr>
-              <w:t>] }</w:t>
-            </w:r>
-            <w:proofErr w:type="gramEnd"/>
-            <w:r>
-              <w:rPr>
-                <w:rFonts w:eastAsia="Arial"/>
-              </w:rPr>
-              <w:t xml:space="preserve"> ]</w:t>
+              <w:t xml:space="preserve">응답 구조 예시  </w:t>
+            </w:r>
+            <w:r>
+              <w:rPr>
+                <w:rFonts w:eastAsia="Arial"/>
+              </w:rPr>
+              <w:t>sections[ { sectionName, rows[ { rowName, seats[ { seatId, number, status } ] } ] } ]</w:t>
             </w:r>
           </w:p>
         </w:tc>
@@ -5413,7 +4761,6 @@
             <w:pPr>
               <w:spacing w:after="40"/>
             </w:pPr>
-            <w:proofErr w:type="spellStart"/>
             <w:r>
               <w:rPr>
                 <w:rFonts w:eastAsia="Arial"/>
@@ -5422,13 +4769,11 @@
               </w:rPr>
               <w:t>seatId</w:t>
             </w:r>
-            <w:proofErr w:type="spellEnd"/>
           </w:p>
           <w:p>
             <w:pPr>
               <w:spacing w:after="40"/>
             </w:pPr>
-            <w:proofErr w:type="spellStart"/>
             <w:r>
               <w:rPr>
                 <w:rFonts w:eastAsia="Arial"/>
@@ -5437,7 +4782,6 @@
               </w:rPr>
               <w:t>userId</w:t>
             </w:r>
-            <w:proofErr w:type="spellEnd"/>
           </w:p>
         </w:tc>
         <w:tc>
@@ -5487,23 +4831,13 @@
             <w:pPr>
               <w:spacing w:after="40"/>
             </w:pPr>
-            <w:proofErr w:type="spellStart"/>
-            <w:r>
-              <w:rPr>
-                <w:rFonts w:eastAsia="Arial"/>
-                <w:sz w:val="20"/>
-                <w:szCs w:val="20"/>
-              </w:rPr>
-              <w:t>expireTime</w:t>
-            </w:r>
-            <w:proofErr w:type="spellEnd"/>
-            <w:r>
-              <w:rPr>
-                <w:rFonts w:eastAsia="Arial"/>
-                <w:sz w:val="20"/>
-                <w:szCs w:val="20"/>
-              </w:rPr>
-              <w:t xml:space="preserve"> 설정</w:t>
+            <w:r>
+              <w:rPr>
+                <w:rFonts w:eastAsia="Arial"/>
+                <w:sz w:val="20"/>
+                <w:szCs w:val="20"/>
+              </w:rPr>
+              <w:t>expireTime 설정</w:t>
             </w:r>
           </w:p>
           <w:p>
@@ -5554,7 +4888,6 @@
             <w:pPr>
               <w:spacing w:after="40"/>
             </w:pPr>
-            <w:proofErr w:type="spellStart"/>
             <w:r>
               <w:rPr>
                 <w:rFonts w:eastAsia="Arial"/>
@@ -5563,7 +4896,6 @@
               </w:rPr>
               <w:t>reservationId</w:t>
             </w:r>
-            <w:proofErr w:type="spellEnd"/>
           </w:p>
           <w:p>
             <w:pPr>
@@ -5600,41 +4932,13 @@
             <w:pPr>
               <w:spacing w:after="40"/>
             </w:pPr>
-            <w:proofErr w:type="spellStart"/>
-            <w:r>
-              <w:rPr>
-                <w:rFonts w:eastAsia="Arial"/>
-                <w:sz w:val="20"/>
-                <w:szCs w:val="20"/>
-              </w:rPr>
-              <w:t>expireTime</w:t>
-            </w:r>
-            <w:proofErr w:type="spellEnd"/>
-            <w:r>
-              <w:rPr>
-                <w:rFonts w:eastAsia="Arial"/>
-                <w:sz w:val="20"/>
-                <w:szCs w:val="20"/>
-              </w:rPr>
-              <w:t xml:space="preserve"> = now() + 10분. </w:t>
-            </w:r>
-            <w:proofErr w:type="spellStart"/>
-            <w:r>
-              <w:rPr>
-                <w:rFonts w:eastAsia="Arial"/>
-                <w:sz w:val="20"/>
-                <w:szCs w:val="20"/>
-              </w:rPr>
-              <w:t>seatId</w:t>
-            </w:r>
-            <w:proofErr w:type="spellEnd"/>
-            <w:r>
-              <w:rPr>
-                <w:rFonts w:eastAsia="Arial"/>
-                <w:sz w:val="20"/>
-                <w:szCs w:val="20"/>
-              </w:rPr>
-              <w:t xml:space="preserve"> 전역 unique로 설계하여 URI 부가정보 불필요</w:t>
+            <w:r>
+              <w:rPr>
+                <w:rFonts w:eastAsia="Arial"/>
+                <w:sz w:val="20"/>
+                <w:szCs w:val="20"/>
+              </w:rPr>
+              <w:t>expireTime = now() + 10분. seatId 전역 unique로 설계하여 URI 부가정보 불필요</w:t>
             </w:r>
           </w:p>
         </w:tc>
@@ -5839,7 +5143,6 @@
             <w:pPr>
               <w:spacing w:after="40"/>
             </w:pPr>
-            <w:proofErr w:type="spellStart"/>
             <w:r>
               <w:rPr>
                 <w:rFonts w:eastAsia="Arial"/>
@@ -5848,7 +5151,6 @@
               </w:rPr>
               <w:t>seatId</w:t>
             </w:r>
-            <w:proofErr w:type="spellEnd"/>
           </w:p>
         </w:tc>
         <w:tc>
@@ -5955,27 +5257,8 @@
                 <w:sz w:val="20"/>
                 <w:szCs w:val="20"/>
               </w:rPr>
-              <w:t xml:space="preserve">해제 트리거: </w:t>
-            </w:r>
-            <w:proofErr w:type="spellStart"/>
-            <w:r>
-              <w:rPr>
-                <w:rFonts w:eastAsia="Arial"/>
-                <w:sz w:val="20"/>
-                <w:szCs w:val="20"/>
-              </w:rPr>
-              <w:t>재클릭</w:t>
-            </w:r>
-            <w:proofErr w:type="spellEnd"/>
-            <w:r>
-              <w:rPr>
-                <w:rFonts w:eastAsia="Arial"/>
-                <w:sz w:val="20"/>
-                <w:szCs w:val="20"/>
-              </w:rPr>
-              <w:t xml:space="preserve">, X버튼, </w:t>
-            </w:r>
-            <w:proofErr w:type="spellStart"/>
+              <w:t xml:space="preserve">해제 트리거: 재클릭, X버튼, </w:t>
+            </w:r>
             <w:r>
               <w:rPr>
                 <w:rFonts w:eastAsia="Arial"/>
@@ -5983,16 +5266,7 @@
                 <w:szCs w:val="20"/>
               </w:rPr>
               <w:lastRenderedPageBreak/>
-              <w:t>뒤로가기</w:t>
-            </w:r>
-            <w:proofErr w:type="spellEnd"/>
-            <w:r>
-              <w:rPr>
-                <w:rFonts w:eastAsia="Arial"/>
-                <w:sz w:val="20"/>
-                <w:szCs w:val="20"/>
-              </w:rPr>
-              <w:t>(별도 로직), 만료(스케줄러)</w:t>
+              <w:t>뒤로가기(별도 로직), 만료(스케줄러)</w:t>
             </w:r>
           </w:p>
         </w:tc>
@@ -6197,7 +5471,6 @@
             <w:pPr>
               <w:spacing w:after="40"/>
             </w:pPr>
-            <w:proofErr w:type="spellStart"/>
             <w:r>
               <w:rPr>
                 <w:rFonts w:eastAsia="Arial"/>
@@ -6206,7 +5479,6 @@
               </w:rPr>
               <w:t>expireTime</w:t>
             </w:r>
-            <w:proofErr w:type="spellEnd"/>
           </w:p>
           <w:p>
             <w:pPr>
@@ -6402,30 +5674,13 @@
                 <w:bCs/>
                 <w:color w:val="2E6FD6"/>
               </w:rPr>
-              <w:t xml:space="preserve">📌 </w:t>
-            </w:r>
-            <w:proofErr w:type="gramStart"/>
-            <w:r>
-              <w:rPr>
-                <w:rFonts w:eastAsia="Arial"/>
-                <w:b/>
-                <w:bCs/>
-                <w:color w:val="2E6FD6"/>
-              </w:rPr>
-              <w:t xml:space="preserve">참고  </w:t>
-            </w:r>
-            <w:r>
-              <w:rPr>
-                <w:rFonts w:eastAsia="Arial"/>
-              </w:rPr>
-              <w:t>카카오페이</w:t>
-            </w:r>
-            <w:proofErr w:type="gramEnd"/>
-            <w:r>
-              <w:rPr>
-                <w:rFonts w:eastAsia="Arial"/>
-              </w:rPr>
-              <w:t xml:space="preserve"> API 연동 방식에 따라 세부 명세 추가 예정. 아래는 상태 흐름 기준 기능 목록입니다.</w:t>
+              <w:t xml:space="preserve">📌 참고  </w:t>
+            </w:r>
+            <w:r>
+              <w:rPr>
+                <w:rFonts w:eastAsia="Arial"/>
+              </w:rPr>
+              <w:t>카카오페이 API 연동 방식에 따라 세부 명세 추가 예정. 아래는 상태 흐름 기준 기능 목록입니다.</w:t>
             </w:r>
           </w:p>
         </w:tc>
@@ -6465,21 +5720,7 @@
         <w:rPr>
           <w:rFonts w:eastAsia="Arial"/>
         </w:rPr>
-        <w:t xml:space="preserve">결제 승인 — 카카오페이 </w:t>
-      </w:r>
-      <w:proofErr w:type="spellStart"/>
-      <w:r>
-        <w:rPr>
-          <w:rFonts w:eastAsia="Arial"/>
-        </w:rPr>
-        <w:t>콜백</w:t>
-      </w:r>
-      <w:proofErr w:type="spellEnd"/>
-      <w:r>
-        <w:rPr>
-          <w:rFonts w:eastAsia="Arial"/>
-        </w:rPr>
-        <w:t xml:space="preserve"> 수신, Payment SUCCESS, Reservation CONFIRMED, Seat RESERVED</w:t>
+        <w:t>결제 승인 — 카카오페이 콜백 수신, Payment SUCCESS, Reservation CONFIRMED, Seat RESERVED</w:t>
       </w:r>
     </w:p>
     <w:p>
@@ -6495,21 +5736,7 @@
         <w:rPr>
           <w:rFonts w:eastAsia="Arial"/>
         </w:rPr>
-        <w:t xml:space="preserve">결제 실패 — Payment FAIL, Seat/Reservation HOLD 유지, </w:t>
-      </w:r>
-      <w:proofErr w:type="spellStart"/>
-      <w:r>
-        <w:rPr>
-          <w:rFonts w:eastAsia="Arial"/>
-        </w:rPr>
-        <w:t>재결제</w:t>
-      </w:r>
-      <w:proofErr w:type="spellEnd"/>
-      <w:r>
-        <w:rPr>
-          <w:rFonts w:eastAsia="Arial"/>
-        </w:rPr>
-        <w:t xml:space="preserve"> 허용</w:t>
+        <w:t>결제 실패 — Payment FAIL, Seat/Reservation HOLD 유지, 재결제 허용</w:t>
       </w:r>
     </w:p>
     <w:p>
@@ -6735,7 +5962,6 @@
             <w:pPr>
               <w:spacing w:after="40"/>
             </w:pPr>
-            <w:proofErr w:type="spellStart"/>
             <w:r>
               <w:rPr>
                 <w:rFonts w:eastAsia="Arial"/>
@@ -6744,7 +5970,6 @@
               </w:rPr>
               <w:t>userId</w:t>
             </w:r>
-            <w:proofErr w:type="spellEnd"/>
           </w:p>
           <w:p>
             <w:pPr>
@@ -6849,25 +6074,7 @@
                 <w:sz w:val="20"/>
                 <w:szCs w:val="20"/>
               </w:rPr>
-              <w:t xml:space="preserve">JWT 토큰에서 </w:t>
-            </w:r>
-            <w:proofErr w:type="spellStart"/>
-            <w:r>
-              <w:rPr>
-                <w:rFonts w:eastAsia="Arial"/>
-                <w:sz w:val="20"/>
-                <w:szCs w:val="20"/>
-              </w:rPr>
-              <w:t>userId</w:t>
-            </w:r>
-            <w:proofErr w:type="spellEnd"/>
-            <w:r>
-              <w:rPr>
-                <w:rFonts w:eastAsia="Arial"/>
-                <w:sz w:val="20"/>
-                <w:szCs w:val="20"/>
-              </w:rPr>
-              <w:t xml:space="preserve"> 추출, 본인 예약만 반환</w:t>
+              <w:t>JWT 토큰에서 userId 추출, 본인 예약만 반환</w:t>
             </w:r>
           </w:p>
         </w:tc>
@@ -7072,7 +6279,6 @@
             <w:pPr>
               <w:spacing w:after="40"/>
             </w:pPr>
-            <w:proofErr w:type="spellStart"/>
             <w:r>
               <w:rPr>
                 <w:rFonts w:eastAsia="Arial"/>
@@ -7081,7 +6287,6 @@
               </w:rPr>
               <w:t>reservationId</w:t>
             </w:r>
-            <w:proofErr w:type="spellEnd"/>
           </w:p>
         </w:tc>
         <w:tc>
@@ -7371,7 +6576,6 @@
             <w:pPr>
               <w:spacing w:after="40"/>
             </w:pPr>
-            <w:proofErr w:type="spellStart"/>
             <w:r>
               <w:rPr>
                 <w:rFonts w:eastAsia="Arial"/>
@@ -7380,7 +6584,6 @@
               </w:rPr>
               <w:t>reservationId</w:t>
             </w:r>
-            <w:proofErr w:type="spellEnd"/>
           </w:p>
         </w:tc>
         <w:tc>
@@ -7598,51 +6801,7 @@
           <w:sz w:val="18"/>
           <w:szCs w:val="18"/>
         </w:rPr>
-        <w:t xml:space="preserve"> [그림] </w:t>
-      </w:r>
-      <w:proofErr w:type="spellStart"/>
-      <w:r>
-        <w:rPr>
-          <w:rFonts w:eastAsia="Arial"/>
-          <w:i/>
-          <w:color w:val="666666"/>
-          <w:sz w:val="18"/>
-          <w:szCs w:val="18"/>
-        </w:rPr>
-        <w:t>티켓팅</w:t>
-      </w:r>
-      <w:proofErr w:type="spellEnd"/>
-      <w:r>
-        <w:rPr>
-          <w:rFonts w:eastAsia="Arial"/>
-          <w:i/>
-          <w:color w:val="666666"/>
-          <w:sz w:val="18"/>
-          <w:szCs w:val="18"/>
-        </w:rPr>
-        <w:t xml:space="preserve"> 서비스 ERD — 8개 테이블, SEAT_INVENTORY가 물리 좌석(SEAT)과 </w:t>
-      </w:r>
-      <w:proofErr w:type="spellStart"/>
-      <w:r>
-        <w:rPr>
-          <w:rFonts w:eastAsia="Arial"/>
-          <w:i/>
-          <w:color w:val="666666"/>
-          <w:sz w:val="18"/>
-          <w:szCs w:val="18"/>
-        </w:rPr>
-        <w:t>회차</w:t>
-      </w:r>
-      <w:proofErr w:type="spellEnd"/>
-      <w:r>
-        <w:rPr>
-          <w:rFonts w:eastAsia="Arial"/>
-          <w:i/>
-          <w:color w:val="666666"/>
-          <w:sz w:val="18"/>
-          <w:szCs w:val="18"/>
-        </w:rPr>
-        <w:t>(SCHEDULE)를 연결하는 핵심 교차 테이블</w:t>
+        <w:t> [그림] 티켓팅 서비스 ERD — 8개 테이블, SEAT_INVENTORY가 물리 좌석(SEAT)과 회차(SCHEDULE)를 연결하는 핵심 교차 테이블</w:t>
       </w:r>
     </w:p>
     <w:p>
@@ -7703,80 +6862,13 @@
                 <w:color w:val="2E6FD6"/>
               </w:rPr>
               <w:lastRenderedPageBreak/>
-              <w:t xml:space="preserve">📌 기본 </w:t>
-            </w:r>
-            <w:proofErr w:type="gramStart"/>
-            <w:r>
-              <w:rPr>
-                <w:rFonts w:eastAsia="Arial"/>
-                <w:b/>
-                <w:bCs/>
-                <w:color w:val="2E6FD6"/>
-              </w:rPr>
-              <w:t xml:space="preserve">규칙  </w:t>
-            </w:r>
-            <w:r>
-              <w:rPr>
-                <w:rFonts w:eastAsia="Arial"/>
-              </w:rPr>
-              <w:t>Base</w:t>
-            </w:r>
-            <w:proofErr w:type="gramEnd"/>
-            <w:r>
-              <w:rPr>
-                <w:rFonts w:eastAsia="Arial"/>
-              </w:rPr>
-              <w:t xml:space="preserve"> URL: /</w:t>
-            </w:r>
-            <w:proofErr w:type="spellStart"/>
-            <w:r>
-              <w:rPr>
-                <w:rFonts w:eastAsia="Arial"/>
-              </w:rPr>
-              <w:t>api</w:t>
-            </w:r>
-            <w:proofErr w:type="spellEnd"/>
-            <w:r>
-              <w:rPr>
-                <w:rFonts w:eastAsia="Arial"/>
-              </w:rPr>
-              <w:t>/v</w:t>
-            </w:r>
-            <w:proofErr w:type="gramStart"/>
-            <w:r>
-              <w:rPr>
-                <w:rFonts w:eastAsia="Arial"/>
-              </w:rPr>
-              <w:t>1  |</w:t>
-            </w:r>
-            <w:proofErr w:type="gramEnd"/>
-            <w:r>
-              <w:rPr>
-                <w:rFonts w:eastAsia="Arial"/>
-              </w:rPr>
-              <w:t xml:space="preserve">  인증 필요 API: Authorization: Bearer {</w:t>
-            </w:r>
-            <w:proofErr w:type="spellStart"/>
-            <w:r>
-              <w:rPr>
-                <w:rFonts w:eastAsia="Arial"/>
-              </w:rPr>
-              <w:t>accessToken</w:t>
-            </w:r>
-            <w:proofErr w:type="spellEnd"/>
-            <w:proofErr w:type="gramStart"/>
-            <w:r>
-              <w:rPr>
-                <w:rFonts w:eastAsia="Arial"/>
-              </w:rPr>
-              <w:t>}  |</w:t>
-            </w:r>
-            <w:proofErr w:type="gramEnd"/>
-            <w:r>
-              <w:rPr>
-                <w:rFonts w:eastAsia="Arial"/>
-              </w:rPr>
-              <w:t xml:space="preserve">  응답 형식: JSON</w:t>
+              <w:t xml:space="preserve">📌 기본 규칙  </w:t>
+            </w:r>
+            <w:r>
+              <w:rPr>
+                <w:rFonts w:eastAsia="Arial"/>
+              </w:rPr>
+              <w:t>Base URL: /api/v1  |  인증 필요 API: Authorization: Bearer {accessToken}  |  응답 형식: JSON</w:t>
             </w:r>
           </w:p>
         </w:tc>
@@ -8069,41 +7161,13 @@
             </w:tcMar>
           </w:tcPr>
           <w:p>
-            <w:proofErr w:type="spellStart"/>
-            <w:r>
-              <w:rPr>
-                <w:rFonts w:eastAsia="Arial"/>
-                <w:sz w:val="20"/>
-                <w:szCs w:val="20"/>
-              </w:rPr>
-              <w:t>loginId</w:t>
-            </w:r>
-            <w:proofErr w:type="spellEnd"/>
-            <w:r>
-              <w:rPr>
-                <w:rFonts w:eastAsia="Arial"/>
-                <w:sz w:val="20"/>
-                <w:szCs w:val="20"/>
-              </w:rPr>
-              <w:t xml:space="preserve"> + password → JWT </w:t>
-            </w:r>
-            <w:proofErr w:type="spellStart"/>
-            <w:r>
-              <w:rPr>
-                <w:rFonts w:eastAsia="Arial"/>
-                <w:sz w:val="20"/>
-                <w:szCs w:val="20"/>
-              </w:rPr>
-              <w:t>accessToken</w:t>
-            </w:r>
-            <w:proofErr w:type="spellEnd"/>
-            <w:r>
-              <w:rPr>
-                <w:rFonts w:eastAsia="Arial"/>
-                <w:sz w:val="20"/>
-                <w:szCs w:val="20"/>
-              </w:rPr>
-              <w:t xml:space="preserve"> 발급</w:t>
+            <w:r>
+              <w:rPr>
+                <w:rFonts w:eastAsia="Arial"/>
+                <w:sz w:val="20"/>
+                <w:szCs w:val="20"/>
+              </w:rPr>
+              <w:t>loginId + password → JWT accessToken 발급</w:t>
             </w:r>
           </w:p>
         </w:tc>
@@ -8339,23 +7403,13 @@
             </w:tcMar>
           </w:tcPr>
           <w:p>
-            <w:proofErr w:type="spellStart"/>
-            <w:r>
-              <w:rPr>
-                <w:rFonts w:eastAsia="Arial"/>
-                <w:sz w:val="20"/>
-                <w:szCs w:val="20"/>
-              </w:rPr>
-              <w:t>accessToken</w:t>
-            </w:r>
-            <w:proofErr w:type="spellEnd"/>
-            <w:r>
-              <w:rPr>
-                <w:rFonts w:eastAsia="Arial"/>
-                <w:sz w:val="20"/>
-                <w:szCs w:val="20"/>
-              </w:rPr>
-              <w:t xml:space="preserve"> 무효화 (토큰 블랙리스트)</w:t>
+            <w:r>
+              <w:rPr>
+                <w:rFonts w:eastAsia="Arial"/>
+                <w:sz w:val="20"/>
+                <w:szCs w:val="20"/>
+              </w:rPr>
+              <w:t>accessToken 무효화 (토큰 블랙리스트)</w:t>
             </w:r>
           </w:p>
         </w:tc>
@@ -8868,30 +7922,8 @@
                 <w:sz w:val="20"/>
                 <w:szCs w:val="20"/>
               </w:rPr>
-              <w:t>/</w:t>
-            </w:r>
-            <w:proofErr w:type="spellStart"/>
-            <w:proofErr w:type="gramStart"/>
-            <w:r>
-              <w:rPr>
-                <w:rFonts w:ascii="Courier New" w:eastAsia="Courier New" w:hAnsi="Courier New" w:cs="Courier New"/>
-                <w:color w:val="2E6FD6"/>
-                <w:sz w:val="20"/>
-                <w:szCs w:val="20"/>
-              </w:rPr>
-              <w:t>concerts?page</w:t>
-            </w:r>
-            <w:proofErr w:type="gramEnd"/>
-            <w:r>
-              <w:rPr>
-                <w:rFonts w:ascii="Courier New" w:eastAsia="Courier New" w:hAnsi="Courier New" w:cs="Courier New"/>
-                <w:color w:val="2E6FD6"/>
-                <w:sz w:val="20"/>
-                <w:szCs w:val="20"/>
-              </w:rPr>
-              <w:t>&amp;size</w:t>
-            </w:r>
-            <w:proofErr w:type="spellEnd"/>
+              <w:t>/concerts?page&amp;size</w:t>
+            </w:r>
           </w:p>
         </w:tc>
         <w:tc>
@@ -8912,23 +7944,13 @@
             </w:tcMar>
           </w:tcPr>
           <w:p>
-            <w:proofErr w:type="spellStart"/>
-            <w:r>
-              <w:rPr>
-                <w:rFonts w:eastAsia="Arial"/>
-                <w:sz w:val="20"/>
-                <w:szCs w:val="20"/>
-              </w:rPr>
-              <w:t>페이징</w:t>
-            </w:r>
-            <w:proofErr w:type="spellEnd"/>
-            <w:r>
-              <w:rPr>
-                <w:rFonts w:eastAsia="Arial"/>
-                <w:sz w:val="20"/>
-                <w:szCs w:val="20"/>
-              </w:rPr>
-              <w:t xml:space="preserve"> 기반 목록. 향후 필터 파라미터 확장 가능</w:t>
+            <w:r>
+              <w:rPr>
+                <w:rFonts w:eastAsia="Arial"/>
+                <w:sz w:val="20"/>
+                <w:szCs w:val="20"/>
+              </w:rPr>
+              <w:t>페이징 기반 목록. 향후 필터 파라미터 확장 가능</w:t>
             </w:r>
           </w:p>
         </w:tc>
@@ -9049,25 +8071,7 @@
                 <w:sz w:val="20"/>
                 <w:szCs w:val="20"/>
               </w:rPr>
-              <w:t xml:space="preserve">공연 정보, 장소, 가격, </w:t>
-            </w:r>
-            <w:proofErr w:type="spellStart"/>
-            <w:r>
-              <w:rPr>
-                <w:rFonts w:eastAsia="Arial"/>
-                <w:sz w:val="20"/>
-                <w:szCs w:val="20"/>
-              </w:rPr>
-              <w:t>회차</w:t>
-            </w:r>
-            <w:proofErr w:type="spellEnd"/>
-            <w:r>
-              <w:rPr>
-                <w:rFonts w:eastAsia="Arial"/>
-                <w:sz w:val="20"/>
-                <w:szCs w:val="20"/>
-              </w:rPr>
-              <w:t xml:space="preserve"> 포함</w:t>
+              <w:t>공연 정보, 장소, 가격, 회차 포함</w:t>
             </w:r>
           </w:p>
         </w:tc>
@@ -9269,23 +8273,13 @@
             </w:tcMar>
           </w:tcPr>
           <w:p>
-            <w:proofErr w:type="spellStart"/>
-            <w:r>
-              <w:rPr>
-                <w:rFonts w:eastAsia="Arial"/>
-                <w:sz w:val="20"/>
-                <w:szCs w:val="20"/>
-              </w:rPr>
-              <w:t>회차</w:t>
-            </w:r>
-            <w:proofErr w:type="spellEnd"/>
-            <w:r>
-              <w:rPr>
-                <w:rFonts w:eastAsia="Arial"/>
-                <w:sz w:val="20"/>
-                <w:szCs w:val="20"/>
-              </w:rPr>
-              <w:t xml:space="preserve"> 조회</w:t>
+            <w:r>
+              <w:rPr>
+                <w:rFonts w:eastAsia="Arial"/>
+                <w:sz w:val="20"/>
+                <w:szCs w:val="20"/>
+              </w:rPr>
+              <w:t>회차 조회</w:t>
             </w:r>
           </w:p>
         </w:tc>
@@ -9376,25 +8370,7 @@
                 <w:sz w:val="20"/>
                 <w:szCs w:val="20"/>
               </w:rPr>
-              <w:t xml:space="preserve">날짜 선택 시 해당 콘서트의 </w:t>
-            </w:r>
-            <w:proofErr w:type="spellStart"/>
-            <w:r>
-              <w:rPr>
-                <w:rFonts w:eastAsia="Arial"/>
-                <w:sz w:val="20"/>
-                <w:szCs w:val="20"/>
-              </w:rPr>
-              <w:t>회차</w:t>
-            </w:r>
-            <w:proofErr w:type="spellEnd"/>
-            <w:r>
-              <w:rPr>
-                <w:rFonts w:eastAsia="Arial"/>
-                <w:sz w:val="20"/>
-                <w:szCs w:val="20"/>
-              </w:rPr>
-              <w:t xml:space="preserve"> 리스트 반환</w:t>
+              <w:t>날짜 선택 시 해당 콘서트의 회차 리스트 반환</w:t>
             </w:r>
           </w:p>
         </w:tc>
@@ -9658,6 +8634,11 @@
             </w:tcMar>
           </w:tcPr>
           <w:p>
+            <w:pPr>
+              <w:rPr>
+                <w:rFonts w:hint="eastAsia"/>
+              </w:rPr>
+            </w:pPr>
             <w:r>
               <w:rPr>
                 <w:rFonts w:ascii="Courier New" w:eastAsia="Courier New" w:hAnsi="Courier New" w:cs="Courier New"/>
@@ -9665,7 +8646,16 @@
                 <w:sz w:val="20"/>
                 <w:szCs w:val="20"/>
               </w:rPr>
-              <w:t>/schedules/{id}/seats</w:t>
+              <w:t>/</w:t>
+            </w:r>
+            <w:r>
+              <w:rPr>
+                <w:rFonts w:ascii="Courier New" w:hAnsi="Courier New" w:cs="Courier New" w:hint="eastAsia"/>
+                <w:color w:val="2E6FD6"/>
+                <w:sz w:val="20"/>
+                <w:szCs w:val="20"/>
+              </w:rPr>
+              <w:t>seats</w:t>
             </w:r>
           </w:p>
         </w:tc>
@@ -9687,41 +8677,13 @@
             </w:tcMar>
           </w:tcPr>
           <w:p>
-            <w:proofErr w:type="gramStart"/>
-            <w:r>
-              <w:rPr>
-                <w:rFonts w:eastAsia="Arial"/>
-                <w:sz w:val="20"/>
-                <w:szCs w:val="20"/>
-              </w:rPr>
-              <w:t>섹션 &gt;</w:t>
-            </w:r>
-            <w:proofErr w:type="gramEnd"/>
-            <w:r>
-              <w:rPr>
-                <w:rFonts w:eastAsia="Arial"/>
-                <w:sz w:val="20"/>
-                <w:szCs w:val="20"/>
-              </w:rPr>
-              <w:t xml:space="preserve"> </w:t>
-            </w:r>
-            <w:proofErr w:type="gramStart"/>
-            <w:r>
-              <w:rPr>
-                <w:rFonts w:eastAsia="Arial"/>
-                <w:sz w:val="20"/>
-                <w:szCs w:val="20"/>
-              </w:rPr>
-              <w:t>행 &gt;</w:t>
-            </w:r>
-            <w:proofErr w:type="gramEnd"/>
-            <w:r>
-              <w:rPr>
-                <w:rFonts w:eastAsia="Arial"/>
-                <w:sz w:val="20"/>
-                <w:szCs w:val="20"/>
-              </w:rPr>
-              <w:t xml:space="preserve"> 좌석 구조로 전체 좌석 상태 반환</w:t>
+            <w:r>
+              <w:rPr>
+                <w:rFonts w:eastAsia="Arial"/>
+                <w:sz w:val="20"/>
+                <w:szCs w:val="20"/>
+              </w:rPr>
+              <w:t>섹션 &gt; 행 &gt; 좌석 구조로 전체 좌석 상태 반환</w:t>
             </w:r>
           </w:p>
         </w:tc>
@@ -10142,74 +9104,13 @@
                 <w:bCs/>
                 <w:color w:val="2E6FD6"/>
               </w:rPr>
-              <w:t xml:space="preserve"> 설계 </w:t>
-            </w:r>
-            <w:proofErr w:type="gramStart"/>
-            <w:r>
-              <w:rPr>
-                <w:rFonts w:eastAsia="Arial"/>
-                <w:b/>
-                <w:bCs/>
-                <w:color w:val="2E6FD6"/>
-              </w:rPr>
-              <w:t xml:space="preserve">노트  </w:t>
-            </w:r>
-            <w:proofErr w:type="spellStart"/>
-            <w:r>
-              <w:rPr>
-                <w:rFonts w:eastAsia="Arial"/>
-              </w:rPr>
-              <w:t>seatId</w:t>
-            </w:r>
-            <w:proofErr w:type="spellEnd"/>
-            <w:proofErr w:type="gramEnd"/>
-            <w:r>
-              <w:rPr>
-                <w:rFonts w:eastAsia="Arial"/>
-              </w:rPr>
-              <w:t xml:space="preserve">를 전역 unique로 설계하면 </w:t>
-            </w:r>
-            <w:proofErr w:type="spellStart"/>
-            <w:r>
-              <w:rPr>
-                <w:rFonts w:eastAsia="Arial"/>
-              </w:rPr>
-              <w:t>scheduleId</w:t>
-            </w:r>
-            <w:proofErr w:type="spellEnd"/>
-            <w:r>
-              <w:rPr>
-                <w:rFonts w:eastAsia="Arial"/>
-              </w:rPr>
-              <w:t xml:space="preserve"> 없이 </w:t>
-            </w:r>
-            <w:proofErr w:type="spellStart"/>
-            <w:r>
-              <w:rPr>
-                <w:rFonts w:eastAsia="Arial"/>
-              </w:rPr>
-              <w:t>seatId</w:t>
-            </w:r>
-            <w:proofErr w:type="spellEnd"/>
-            <w:r>
-              <w:rPr>
-                <w:rFonts w:eastAsia="Arial"/>
-              </w:rPr>
-              <w:t>만으로 공연/</w:t>
-            </w:r>
-            <w:proofErr w:type="spellStart"/>
-            <w:r>
-              <w:rPr>
-                <w:rFonts w:eastAsia="Arial"/>
-              </w:rPr>
-              <w:t>회차</w:t>
-            </w:r>
-            <w:proofErr w:type="spellEnd"/>
-            <w:r>
-              <w:rPr>
-                <w:rFonts w:eastAsia="Arial"/>
-              </w:rPr>
-              <w:t xml:space="preserve"> 식별 가능 → URI가 단순해지고 DB 쿼리도 간소화됨</w:t>
+              <w:t xml:space="preserve"> 설계 노트  </w:t>
+            </w:r>
+            <w:r>
+              <w:rPr>
+                <w:rFonts w:eastAsia="Arial"/>
+              </w:rPr>
+              <w:t>seatId를 전역 unique로 설계하면 scheduleId 없이 seatId만으로 공연/회차 식별 가능 → URI가 단순해지고 DB 쿼리도 간소화됨</w:t>
             </w:r>
           </w:p>
         </w:tc>
@@ -10480,19 +9381,8 @@
                 <w:sz w:val="20"/>
                 <w:szCs w:val="20"/>
               </w:rPr>
-              <w:t>/</w:t>
-            </w:r>
-            <w:proofErr w:type="gramStart"/>
-            <w:r>
-              <w:rPr>
-                <w:rFonts w:ascii="Courier New" w:eastAsia="Courier New" w:hAnsi="Courier New" w:cs="Courier New"/>
-                <w:color w:val="2E6FD6"/>
-                <w:sz w:val="20"/>
-                <w:szCs w:val="20"/>
-              </w:rPr>
-              <w:t>reservations</w:t>
-            </w:r>
-            <w:proofErr w:type="gramEnd"/>
+              <w:t>/reservations</w:t>
+            </w:r>
           </w:p>
         </w:tc>
         <w:tc>
@@ -10513,41 +9403,13 @@
             </w:tcMar>
           </w:tcPr>
           <w:p>
-            <w:proofErr w:type="spellStart"/>
-            <w:r>
-              <w:rPr>
-                <w:rFonts w:eastAsia="Arial"/>
-                <w:sz w:val="20"/>
-                <w:szCs w:val="20"/>
-              </w:rPr>
-              <w:t>userId</w:t>
-            </w:r>
-            <w:proofErr w:type="spellEnd"/>
-            <w:r>
-              <w:rPr>
-                <w:rFonts w:eastAsia="Arial"/>
-                <w:sz w:val="20"/>
-                <w:szCs w:val="20"/>
-              </w:rPr>
-              <w:t xml:space="preserve"> + </w:t>
-            </w:r>
-            <w:proofErr w:type="spellStart"/>
-            <w:r>
-              <w:rPr>
-                <w:rFonts w:eastAsia="Arial"/>
-                <w:sz w:val="20"/>
-                <w:szCs w:val="20"/>
-              </w:rPr>
-              <w:t>seatId</w:t>
-            </w:r>
-            <w:proofErr w:type="spellEnd"/>
-            <w:r>
-              <w:rPr>
-                <w:rFonts w:eastAsia="Arial"/>
-                <w:sz w:val="20"/>
-                <w:szCs w:val="20"/>
-              </w:rPr>
-              <w:t xml:space="preserve"> → Reservation 생성 (HOLD 상태)</w:t>
+            <w:r>
+              <w:rPr>
+                <w:rFonts w:eastAsia="Arial"/>
+                <w:sz w:val="20"/>
+                <w:szCs w:val="20"/>
+              </w:rPr>
+              <w:t>userId + seatId → Reservation 생성 (HOLD 상태)</w:t>
             </w:r>
           </w:p>
         </w:tc>
@@ -10640,19 +9502,8 @@
                 <w:sz w:val="20"/>
                 <w:szCs w:val="20"/>
               </w:rPr>
-              <w:t>/</w:t>
-            </w:r>
-            <w:proofErr w:type="gramStart"/>
-            <w:r>
-              <w:rPr>
-                <w:rFonts w:ascii="Courier New" w:eastAsia="Courier New" w:hAnsi="Courier New" w:cs="Courier New"/>
-                <w:color w:val="2E6FD6"/>
-                <w:sz w:val="20"/>
-                <w:szCs w:val="20"/>
-              </w:rPr>
-              <w:t>reservations</w:t>
-            </w:r>
-            <w:proofErr w:type="gramEnd"/>
+              <w:t>/reservations</w:t>
+            </w:r>
           </w:p>
         </w:tc>
         <w:tc>
@@ -10679,25 +9530,7 @@
                 <w:sz w:val="20"/>
                 <w:szCs w:val="20"/>
               </w:rPr>
-              <w:t xml:space="preserve">토큰에서 </w:t>
-            </w:r>
-            <w:proofErr w:type="spellStart"/>
-            <w:r>
-              <w:rPr>
-                <w:rFonts w:eastAsia="Arial"/>
-                <w:sz w:val="20"/>
-                <w:szCs w:val="20"/>
-              </w:rPr>
-              <w:t>userId</w:t>
-            </w:r>
-            <w:proofErr w:type="spellEnd"/>
-            <w:r>
-              <w:rPr>
-                <w:rFonts w:eastAsia="Arial"/>
-                <w:sz w:val="20"/>
-                <w:szCs w:val="20"/>
-              </w:rPr>
-              <w:t xml:space="preserve"> 추출, 본인 예약 목록 반환</w:t>
+              <w:t>토큰에서 userId 추출, 본인 예약 목록 반환</w:t>
             </w:r>
           </w:p>
         </w:tc>
@@ -11004,30 +9837,13 @@
                 <w:bCs/>
                 <w:color w:val="2E6FD6"/>
               </w:rPr>
-              <w:t xml:space="preserve">📌 </w:t>
-            </w:r>
-            <w:proofErr w:type="gramStart"/>
-            <w:r>
-              <w:rPr>
-                <w:rFonts w:eastAsia="Arial"/>
-                <w:b/>
-                <w:bCs/>
-                <w:color w:val="2E6FD6"/>
-              </w:rPr>
-              <w:t xml:space="preserve">참고  </w:t>
-            </w:r>
-            <w:r>
-              <w:rPr>
-                <w:rFonts w:eastAsia="Arial"/>
-              </w:rPr>
-              <w:t>카카오페이</w:t>
-            </w:r>
-            <w:proofErr w:type="gramEnd"/>
-            <w:r>
-              <w:rPr>
-                <w:rFonts w:eastAsia="Arial"/>
-              </w:rPr>
-              <w:t xml:space="preserve"> API 연동 방식 확정 후 URI 및 Request/Response 상세 명세 추가 예정</w:t>
+              <w:t xml:space="preserve">📌 참고  </w:t>
+            </w:r>
+            <w:r>
+              <w:rPr>
+                <w:rFonts w:eastAsia="Arial"/>
+              </w:rPr>
+              <w:t>카카오페이 API 연동 방식 확정 후 URI 및 Request/Response 상세 명세 추가 예정</w:t>
             </w:r>
           </w:p>
         </w:tc>
@@ -11439,25 +10255,7 @@
                 <w:sz w:val="20"/>
                 <w:szCs w:val="20"/>
               </w:rPr>
-              <w:t xml:space="preserve">카카오페이 </w:t>
-            </w:r>
-            <w:proofErr w:type="spellStart"/>
-            <w:r>
-              <w:rPr>
-                <w:rFonts w:eastAsia="Arial"/>
-                <w:sz w:val="20"/>
-                <w:szCs w:val="20"/>
-              </w:rPr>
-              <w:t>콜백</w:t>
-            </w:r>
-            <w:proofErr w:type="spellEnd"/>
-            <w:r>
-              <w:rPr>
-                <w:rFonts w:eastAsia="Arial"/>
-                <w:sz w:val="20"/>
-                <w:szCs w:val="20"/>
-              </w:rPr>
-              <w:t xml:space="preserve"> 처리. SUCCESS → 예약 확정</w:t>
+              <w:t>카카오페이 콜백 처리. SUCCESS → 예약 확정</w:t>
             </w:r>
           </w:p>
         </w:tc>
@@ -11578,25 +10376,7 @@
                 <w:sz w:val="20"/>
                 <w:szCs w:val="20"/>
               </w:rPr>
-              <w:t xml:space="preserve">FAIL 처리. HOLD 유지하여 </w:t>
-            </w:r>
-            <w:proofErr w:type="spellStart"/>
-            <w:r>
-              <w:rPr>
-                <w:rFonts w:eastAsia="Arial"/>
-                <w:sz w:val="20"/>
-                <w:szCs w:val="20"/>
-              </w:rPr>
-              <w:t>재결제</w:t>
-            </w:r>
-            <w:proofErr w:type="spellEnd"/>
-            <w:r>
-              <w:rPr>
-                <w:rFonts w:eastAsia="Arial"/>
-                <w:sz w:val="20"/>
-                <w:szCs w:val="20"/>
-              </w:rPr>
-              <w:t xml:space="preserve"> 허용</w:t>
+              <w:t>FAIL 처리. HOLD 유지하여 재결제 허용</w:t>
             </w:r>
           </w:p>
         </w:tc>
@@ -11759,31 +10539,7 @@
                 <w:sz w:val="20"/>
                 <w:szCs w:val="20"/>
               </w:rPr>
-              <w:t xml:space="preserve">주요 </w:t>
-            </w:r>
-            <w:proofErr w:type="gramStart"/>
-            <w:r>
-              <w:rPr>
-                <w:rFonts w:eastAsia="Arial"/>
-                <w:b/>
-                <w:bCs/>
-                <w:color w:val="FFFFFF"/>
-                <w:sz w:val="20"/>
-                <w:szCs w:val="20"/>
-              </w:rPr>
-              <w:t>기능 /</w:t>
-            </w:r>
-            <w:proofErr w:type="gramEnd"/>
-            <w:r>
-              <w:rPr>
-                <w:rFonts w:eastAsia="Arial"/>
-                <w:b/>
-                <w:bCs/>
-                <w:color w:val="FFFFFF"/>
-                <w:sz w:val="20"/>
-                <w:szCs w:val="20"/>
-              </w:rPr>
-              <w:t xml:space="preserve"> 고려사항</w:t>
+              <w:t>주요 기능 / 고려사항</w:t>
             </w:r>
           </w:p>
         </w:tc>
@@ -11841,7 +10597,6 @@
             </w:tcMar>
           </w:tcPr>
           <w:p>
-            <w:proofErr w:type="gramStart"/>
             <w:r>
               <w:rPr>
                 <w:rFonts w:eastAsia="Arial"/>
@@ -11851,19 +10606,7 @@
                 <w:sz w:val="20"/>
                 <w:szCs w:val="20"/>
               </w:rPr>
-              <w:t>로그인 /</w:t>
-            </w:r>
-            <w:proofErr w:type="gramEnd"/>
-            <w:r>
-              <w:rPr>
-                <w:rFonts w:eastAsia="Arial"/>
-                <w:b/>
-                <w:bCs/>
-                <w:color w:val="1E3A5F"/>
-                <w:sz w:val="20"/>
-                <w:szCs w:val="20"/>
-              </w:rPr>
-              <w:t xml:space="preserve"> 회원가입</w:t>
+              <w:t>로그인 / 회원가입</w:t>
             </w:r>
           </w:p>
         </w:tc>
@@ -11980,23 +10723,13 @@
             </w:tcMar>
           </w:tcPr>
           <w:p>
-            <w:proofErr w:type="spellStart"/>
-            <w:r>
-              <w:rPr>
-                <w:rFonts w:eastAsia="Arial"/>
-                <w:sz w:val="20"/>
-                <w:szCs w:val="20"/>
-              </w:rPr>
-              <w:t>페이징</w:t>
-            </w:r>
-            <w:proofErr w:type="spellEnd"/>
-            <w:r>
-              <w:rPr>
-                <w:rFonts w:eastAsia="Arial"/>
-                <w:sz w:val="20"/>
-                <w:szCs w:val="20"/>
-              </w:rPr>
-              <w:t>, 콘서트 카드 UI, 검색/필터 확장 고려</w:t>
+            <w:r>
+              <w:rPr>
+                <w:rFonts w:eastAsia="Arial"/>
+                <w:sz w:val="20"/>
+                <w:szCs w:val="20"/>
+              </w:rPr>
+              <w:t>페이징, 콘서트 카드 UI, 검색/필터 확장 고려</w:t>
             </w:r>
           </w:p>
         </w:tc>
@@ -12091,25 +10824,7 @@
                 <w:sz w:val="20"/>
                 <w:szCs w:val="20"/>
               </w:rPr>
-              <w:t xml:space="preserve">공연 정보, 날짜 캘린더 UI, </w:t>
-            </w:r>
-            <w:proofErr w:type="spellStart"/>
-            <w:r>
-              <w:rPr>
-                <w:rFonts w:eastAsia="Arial"/>
-                <w:sz w:val="20"/>
-                <w:szCs w:val="20"/>
-              </w:rPr>
-              <w:t>회차</w:t>
-            </w:r>
-            <w:proofErr w:type="spellEnd"/>
-            <w:r>
-              <w:rPr>
-                <w:rFonts w:eastAsia="Arial"/>
-                <w:sz w:val="20"/>
-                <w:szCs w:val="20"/>
-              </w:rPr>
-              <w:t xml:space="preserve"> 선택 진입</w:t>
+              <w:t>공연 정보, 날짜 캘린더 UI, 회차 선택 진입</w:t>
             </w:r>
           </w:p>
         </w:tc>
@@ -12167,7 +10882,6 @@
             </w:tcMar>
           </w:tcPr>
           <w:p>
-            <w:proofErr w:type="gramStart"/>
             <w:r>
               <w:rPr>
                 <w:rFonts w:eastAsia="Arial"/>
@@ -12177,43 +10891,7 @@
                 <w:sz w:val="20"/>
                 <w:szCs w:val="20"/>
               </w:rPr>
-              <w:t>날짜 /</w:t>
-            </w:r>
-            <w:proofErr w:type="gramEnd"/>
-            <w:r>
-              <w:rPr>
-                <w:rFonts w:eastAsia="Arial"/>
-                <w:b/>
-                <w:bCs/>
-                <w:color w:val="1E3A5F"/>
-                <w:sz w:val="20"/>
-                <w:szCs w:val="20"/>
-              </w:rPr>
-              <w:t xml:space="preserve"> </w:t>
-            </w:r>
-            <w:proofErr w:type="spellStart"/>
-            <w:r>
-              <w:rPr>
-                <w:rFonts w:eastAsia="Arial"/>
-                <w:b/>
-                <w:bCs/>
-                <w:color w:val="1E3A5F"/>
-                <w:sz w:val="20"/>
-                <w:szCs w:val="20"/>
-              </w:rPr>
-              <w:t>회차</w:t>
-            </w:r>
-            <w:proofErr w:type="spellEnd"/>
-            <w:r>
-              <w:rPr>
-                <w:rFonts w:eastAsia="Arial"/>
-                <w:b/>
-                <w:bCs/>
-                <w:color w:val="1E3A5F"/>
-                <w:sz w:val="20"/>
-                <w:szCs w:val="20"/>
-              </w:rPr>
-              <w:t xml:space="preserve"> 선택 페이지</w:t>
+              <w:t>날짜 / 회차 선택 페이지</w:t>
             </w:r>
           </w:p>
         </w:tc>
@@ -12241,25 +10919,7 @@
                 <w:sz w:val="20"/>
                 <w:szCs w:val="20"/>
               </w:rPr>
-              <w:t xml:space="preserve">달력 컴포넌트, 날짜 선택 시 </w:t>
-            </w:r>
-            <w:proofErr w:type="spellStart"/>
-            <w:r>
-              <w:rPr>
-                <w:rFonts w:eastAsia="Arial"/>
-                <w:sz w:val="20"/>
-                <w:szCs w:val="20"/>
-              </w:rPr>
-              <w:t>회차</w:t>
-            </w:r>
-            <w:proofErr w:type="spellEnd"/>
-            <w:r>
-              <w:rPr>
-                <w:rFonts w:eastAsia="Arial"/>
-                <w:sz w:val="20"/>
-                <w:szCs w:val="20"/>
-              </w:rPr>
-              <w:t xml:space="preserve"> 동적 갱신</w:t>
+              <w:t>달력 컴포넌트, 날짜 선택 시 회차 동적 갱신</w:t>
             </w:r>
           </w:p>
         </w:tc>
@@ -12449,18 +11109,8 @@
                 <w:sz w:val="20"/>
                 <w:szCs w:val="20"/>
               </w:rPr>
-              <w:t xml:space="preserve">선택 좌석 요약, 카카오페이 연동, 실패 시 </w:t>
-            </w:r>
-            <w:proofErr w:type="spellStart"/>
-            <w:r>
-              <w:rPr>
-                <w:rFonts w:eastAsia="Arial"/>
-                <w:sz w:val="20"/>
-                <w:szCs w:val="20"/>
-              </w:rPr>
-              <w:t>재결제</w:t>
-            </w:r>
-            <w:proofErr w:type="spellEnd"/>
+              <w:t>선택 좌석 요약, 카카오페이 연동, 실패 시 재결제</w:t>
+            </w:r>
           </w:p>
         </w:tc>
       </w:tr>
@@ -12860,15 +11510,7 @@
       </w:pPr>
       <w:r>
         <w:lastRenderedPageBreak/>
-        <w:t xml:space="preserve">7. </w:t>
-      </w:r>
-      <w:proofErr w:type="spellStart"/>
-      <w:r>
-        <w:t>백엔드</w:t>
-      </w:r>
-      <w:proofErr w:type="spellEnd"/>
-      <w:r>
-        <w:t xml:space="preserve"> 패키지 구조</w:t>
+        <w:t>7. 백엔드 패키지 구조</w:t>
       </w:r>
     </w:p>
     <w:p>
@@ -12879,77 +11521,7 @@
         <w:rPr>
           <w:rFonts w:eastAsia="Arial"/>
         </w:rPr>
-        <w:t xml:space="preserve">Spring Boot 기반 </w:t>
-      </w:r>
-      <w:proofErr w:type="spellStart"/>
-      <w:r>
-        <w:rPr>
-          <w:rFonts w:eastAsia="Arial"/>
-        </w:rPr>
-        <w:t>레이어드</w:t>
-      </w:r>
-      <w:proofErr w:type="spellEnd"/>
-      <w:r>
-        <w:rPr>
-          <w:rFonts w:eastAsia="Arial"/>
-        </w:rPr>
-        <w:t xml:space="preserve"> 아키텍처를 도메인별로 묶는 방식(방법 A)을 </w:t>
-      </w:r>
-      <w:proofErr w:type="spellStart"/>
-      <w:r>
-        <w:rPr>
-          <w:rFonts w:eastAsia="Arial"/>
-        </w:rPr>
-        <w:t>체택합니다</w:t>
-      </w:r>
-      <w:proofErr w:type="spellEnd"/>
-      <w:r>
-        <w:rPr>
-          <w:rFonts w:eastAsia="Arial"/>
-        </w:rPr>
-        <w:t xml:space="preserve">. 각 도메인은 </w:t>
-      </w:r>
-      <w:proofErr w:type="gramStart"/>
-      <w:r>
-        <w:rPr>
-          <w:rFonts w:eastAsia="Arial"/>
-        </w:rPr>
-        <w:t>controller /</w:t>
-      </w:r>
-      <w:proofErr w:type="gramEnd"/>
-      <w:r>
-        <w:rPr>
-          <w:rFonts w:eastAsia="Arial"/>
-        </w:rPr>
-        <w:t xml:space="preserve"> </w:t>
-      </w:r>
-      <w:proofErr w:type="gramStart"/>
-      <w:r>
-        <w:rPr>
-          <w:rFonts w:eastAsia="Arial"/>
-        </w:rPr>
-        <w:t>service /</w:t>
-      </w:r>
-      <w:proofErr w:type="gramEnd"/>
-      <w:r>
-        <w:rPr>
-          <w:rFonts w:eastAsia="Arial"/>
-        </w:rPr>
-        <w:t xml:space="preserve"> </w:t>
-      </w:r>
-      <w:proofErr w:type="gramStart"/>
-      <w:r>
-        <w:rPr>
-          <w:rFonts w:eastAsia="Arial"/>
-        </w:rPr>
-        <w:t>repository /</w:t>
-      </w:r>
-      <w:proofErr w:type="gramEnd"/>
-      <w:r>
-        <w:rPr>
-          <w:rFonts w:eastAsia="Arial"/>
-        </w:rPr>
-        <w:t xml:space="preserve"> entity 4개 레이어로 구성되며, 도메인에 속하지 않는 공통 관심사는 global 패키지에서 관리합니다.</w:t>
+        <w:t>Spring Boot 기반 레이어드 아키텍처를 도메인별로 묶는 방식(방법 A)을 체택합니다. 각 도메인은 controller / service / repository / entity 4개 레이어로 구성되며, 도메인에 속하지 않는 공통 관심사는 global 패키지에서 관리합니다.</w:t>
       </w:r>
     </w:p>
     <w:p>
@@ -12997,25 +11569,14 @@
             </w:tcMar>
           </w:tcPr>
           <w:p>
-            <w:proofErr w:type="spellStart"/>
-            <w:r>
-              <w:rPr>
-                <w:rFonts w:ascii="Courier New" w:hAnsi="Courier New" w:cs="Courier New"/>
-                <w:color w:val="1E3A5F"/>
-                <w:sz w:val="18"/>
-                <w:szCs w:val="18"/>
-              </w:rPr>
-              <w:t>src</w:t>
-            </w:r>
-            <w:proofErr w:type="spellEnd"/>
-            <w:r>
-              <w:rPr>
-                <w:rFonts w:ascii="Courier New" w:hAnsi="Courier New" w:cs="Courier New"/>
-                <w:color w:val="1E3A5F"/>
-                <w:sz w:val="18"/>
-                <w:szCs w:val="18"/>
-              </w:rPr>
-              <w:t>/main/java/com/ticketing/</w:t>
+            <w:r>
+              <w:rPr>
+                <w:rFonts w:ascii="Courier New" w:hAnsi="Courier New" w:cs="Courier New"/>
+                <w:color w:val="1E3A5F"/>
+                <w:sz w:val="18"/>
+                <w:szCs w:val="18"/>
+              </w:rPr>
+              <w:t>src/main/java/com/ticketing/</w:t>
             </w:r>
           </w:p>
           <w:p>
@@ -13429,27 +11990,7 @@
                 <w:sz w:val="18"/>
                 <w:szCs w:val="18"/>
               </w:rPr>
-              <w:t xml:space="preserve">    ├── </w:t>
-            </w:r>
-            <w:proofErr w:type="spellStart"/>
-            <w:r>
-              <w:rPr>
-                <w:rFonts w:ascii="Courier New" w:hAnsi="Courier New" w:cs="Courier New"/>
-                <w:color w:val="1E3A5F"/>
-                <w:sz w:val="18"/>
-                <w:szCs w:val="18"/>
-              </w:rPr>
-              <w:t>jwt</w:t>
-            </w:r>
-            <w:proofErr w:type="spellEnd"/>
-            <w:r>
-              <w:rPr>
-                <w:rFonts w:ascii="Courier New" w:hAnsi="Courier New" w:cs="Courier New"/>
-                <w:color w:val="1E3A5F"/>
-                <w:sz w:val="18"/>
-                <w:szCs w:val="18"/>
-              </w:rPr>
-              <w:t>/</w:t>
+              <w:t xml:space="preserve">    ├── jwt/</w:t>
             </w:r>
           </w:p>
           <w:p>
@@ -13554,19 +12095,8 @@
                 <w:szCs w:val="18"/>
               </w:rPr>
               <w:lastRenderedPageBreak/>
-              <w:t>├── controller</w:t>
-            </w:r>
-            <w:proofErr w:type="gramStart"/>
-            <w:r>
-              <w:rPr>
-                <w:rFonts w:ascii="Courier New" w:hAnsi="Courier New" w:cs="Courier New"/>
-                <w:color w:val="1E3A5F"/>
-                <w:sz w:val="18"/>
-                <w:szCs w:val="18"/>
-              </w:rPr>
-              <w:t>/  AuthController.java</w:t>
-            </w:r>
-            <w:proofErr w:type="gramEnd"/>
+              <w:t>├── controller/  AuthController.java</w:t>
+            </w:r>
           </w:p>
           <w:p>
             <w:r>
@@ -13587,19 +12117,8 @@
                 <w:sz w:val="18"/>
                 <w:szCs w:val="18"/>
               </w:rPr>
-              <w:t>├── repository</w:t>
-            </w:r>
-            <w:proofErr w:type="gramStart"/>
-            <w:r>
-              <w:rPr>
-                <w:rFonts w:ascii="Courier New" w:hAnsi="Courier New" w:cs="Courier New"/>
-                <w:color w:val="1E3A5F"/>
-                <w:sz w:val="18"/>
-                <w:szCs w:val="18"/>
-              </w:rPr>
-              <w:t>/  UserRepository.java</w:t>
-            </w:r>
-            <w:proofErr w:type="gramEnd"/>
+              <w:t>├── repository/  UserRepository.java</w:t>
+            </w:r>
           </w:p>
           <w:p>
             <w:r>
@@ -13698,28 +12217,16 @@
           <w:sz w:val="20"/>
           <w:szCs w:val="20"/>
         </w:rPr>
-        <w:t xml:space="preserve">• </w:t>
-      </w:r>
-      <w:proofErr w:type="spellStart"/>
-      <w:proofErr w:type="gramStart"/>
+        <w:t xml:space="preserve">• LoginRequest / SignupRequest — </w:t>
+      </w:r>
       <w:r>
         <w:rPr>
           <w:color w:val="444441"/>
           <w:sz w:val="20"/>
           <w:szCs w:val="20"/>
         </w:rPr>
-        <w:t>LoginRequest</w:t>
-      </w:r>
-      <w:proofErr w:type="spellEnd"/>
-      <w:r>
-        <w:rPr>
-          <w:color w:val="444441"/>
-          <w:sz w:val="20"/>
-          <w:szCs w:val="20"/>
-        </w:rPr>
-        <w:t xml:space="preserve"> /</w:t>
-      </w:r>
-      <w:proofErr w:type="gramEnd"/>
+        <w:t>프론트에서</w:t>
+      </w:r>
       <w:r>
         <w:rPr>
           <w:color w:val="444441"/>
@@ -13728,31 +12235,13 @@
         </w:rPr>
         <w:t xml:space="preserve"> </w:t>
       </w:r>
-      <w:proofErr w:type="spellStart"/>
       <w:r>
         <w:rPr>
           <w:color w:val="444441"/>
           <w:sz w:val="20"/>
           <w:szCs w:val="20"/>
         </w:rPr>
-        <w:t>SignupRequest</w:t>
-      </w:r>
-      <w:proofErr w:type="spellEnd"/>
-      <w:r>
-        <w:rPr>
-          <w:color w:val="444441"/>
-          <w:sz w:val="20"/>
-          <w:szCs w:val="20"/>
-        </w:rPr>
-        <w:t xml:space="preserve"> — </w:t>
-      </w:r>
-      <w:r>
-        <w:rPr>
-          <w:color w:val="444441"/>
-          <w:sz w:val="20"/>
-          <w:szCs w:val="20"/>
-        </w:rPr>
-        <w:t>프론트에서</w:t>
+        <w:t>받는</w:t>
       </w:r>
       <w:r>
         <w:rPr>
@@ -13768,22 +12257,6 @@
           <w:sz w:val="20"/>
           <w:szCs w:val="20"/>
         </w:rPr>
-        <w:t>받는</w:t>
-      </w:r>
-      <w:r>
-        <w:rPr>
-          <w:color w:val="444441"/>
-          <w:sz w:val="20"/>
-          <w:szCs w:val="20"/>
-        </w:rPr>
-        <w:t xml:space="preserve"> </w:t>
-      </w:r>
-      <w:r>
-        <w:rPr>
-          <w:color w:val="444441"/>
-          <w:sz w:val="20"/>
-          <w:szCs w:val="20"/>
-        </w:rPr>
         <w:t>요청</w:t>
       </w:r>
       <w:r>
@@ -13806,36 +12279,8 @@
           <w:sz w:val="20"/>
           <w:szCs w:val="20"/>
         </w:rPr>
-        <w:t xml:space="preserve">• </w:t>
-      </w:r>
-      <w:proofErr w:type="spellStart"/>
-      <w:r>
-        <w:rPr>
-          <w:color w:val="444441"/>
-          <w:sz w:val="20"/>
-          <w:szCs w:val="20"/>
-        </w:rPr>
-        <w:t>TokenResponse</w:t>
-      </w:r>
-      <w:proofErr w:type="spellEnd"/>
-      <w:r>
-        <w:rPr>
-          <w:color w:val="444441"/>
-          <w:sz w:val="20"/>
-          <w:szCs w:val="20"/>
-        </w:rPr>
-        <w:t xml:space="preserve"> — </w:t>
-      </w:r>
-      <w:proofErr w:type="spellStart"/>
-      <w:r>
-        <w:rPr>
-          <w:color w:val="444441"/>
-          <w:sz w:val="20"/>
-          <w:szCs w:val="20"/>
-        </w:rPr>
-        <w:t>accessToken</w:t>
-      </w:r>
-      <w:proofErr w:type="spellEnd"/>
+        <w:t>• TokenResponse — accessToken</w:t>
+      </w:r>
       <w:r>
         <w:rPr>
           <w:color w:val="444441"/>
@@ -13948,19 +12393,8 @@
                 <w:sz w:val="18"/>
                 <w:szCs w:val="18"/>
               </w:rPr>
-              <w:t>├── controller</w:t>
-            </w:r>
-            <w:proofErr w:type="gramStart"/>
-            <w:r>
-              <w:rPr>
-                <w:rFonts w:ascii="Courier New" w:hAnsi="Courier New" w:cs="Courier New"/>
-                <w:color w:val="1E3A5F"/>
-                <w:sz w:val="18"/>
-                <w:szCs w:val="18"/>
-              </w:rPr>
-              <w:t>/  ConcertController.java</w:t>
-            </w:r>
-            <w:proofErr w:type="gramEnd"/>
+              <w:t>├── controller/  ConcertController.java</w:t>
+            </w:r>
           </w:p>
           <w:p>
             <w:r>
@@ -14003,19 +12437,8 @@
                 <w:sz w:val="18"/>
                 <w:szCs w:val="18"/>
               </w:rPr>
-              <w:t>├── repository</w:t>
-            </w:r>
-            <w:proofErr w:type="gramStart"/>
-            <w:r>
-              <w:rPr>
-                <w:rFonts w:ascii="Courier New" w:hAnsi="Courier New" w:cs="Courier New"/>
-                <w:color w:val="1E3A5F"/>
-                <w:sz w:val="18"/>
-                <w:szCs w:val="18"/>
-              </w:rPr>
-              <w:t>/  ConcertRepository.java</w:t>
-            </w:r>
-            <w:proofErr w:type="gramEnd"/>
+              <w:t>├── repository/  ConcertRepository.java</w:t>
+            </w:r>
           </w:p>
           <w:p>
             <w:r>
@@ -14108,43 +12531,7 @@
           <w:sz w:val="20"/>
           <w:szCs w:val="20"/>
         </w:rPr>
-        <w:t xml:space="preserve">• </w:t>
-      </w:r>
-      <w:proofErr w:type="gramStart"/>
-      <w:r>
-        <w:rPr>
-          <w:color w:val="444441"/>
-          <w:sz w:val="20"/>
-          <w:szCs w:val="20"/>
-        </w:rPr>
-        <w:t>Venue /</w:t>
-      </w:r>
-      <w:proofErr w:type="gramEnd"/>
-      <w:r>
-        <w:rPr>
-          <w:color w:val="444441"/>
-          <w:sz w:val="20"/>
-          <w:szCs w:val="20"/>
-        </w:rPr>
-        <w:t xml:space="preserve"> </w:t>
-      </w:r>
-      <w:proofErr w:type="gramStart"/>
-      <w:r>
-        <w:rPr>
-          <w:color w:val="444441"/>
-          <w:sz w:val="20"/>
-          <w:szCs w:val="20"/>
-        </w:rPr>
-        <w:t>Concert /</w:t>
-      </w:r>
-      <w:proofErr w:type="gramEnd"/>
-      <w:r>
-        <w:rPr>
-          <w:color w:val="444441"/>
-          <w:sz w:val="20"/>
-          <w:szCs w:val="20"/>
-        </w:rPr>
-        <w:t xml:space="preserve"> Schedule — 3</w:t>
+        <w:t>• Venue / Concert / Schedule — 3</w:t>
       </w:r>
       <w:r>
         <w:rPr>
@@ -14424,19 +12811,8 @@
                 <w:sz w:val="18"/>
                 <w:szCs w:val="18"/>
               </w:rPr>
-              <w:t>├── controller</w:t>
-            </w:r>
-            <w:proofErr w:type="gramStart"/>
-            <w:r>
-              <w:rPr>
-                <w:rFonts w:ascii="Courier New" w:hAnsi="Courier New" w:cs="Courier New"/>
-                <w:color w:val="1E3A5F"/>
-                <w:sz w:val="18"/>
-                <w:szCs w:val="18"/>
-              </w:rPr>
-              <w:t>/  SeatController.java</w:t>
-            </w:r>
-            <w:proofErr w:type="gramEnd"/>
+              <w:t>├── controller/  SeatController.java</w:t>
+            </w:r>
           </w:p>
           <w:p>
             <w:r>
@@ -14457,19 +12833,8 @@
                 <w:sz w:val="18"/>
                 <w:szCs w:val="18"/>
               </w:rPr>
-              <w:t>├── repository</w:t>
-            </w:r>
-            <w:proofErr w:type="gramStart"/>
-            <w:r>
-              <w:rPr>
-                <w:rFonts w:ascii="Courier New" w:hAnsi="Courier New" w:cs="Courier New"/>
-                <w:color w:val="1E3A5F"/>
-                <w:sz w:val="18"/>
-                <w:szCs w:val="18"/>
-              </w:rPr>
-              <w:t>/  SeatRepository.java</w:t>
-            </w:r>
-            <w:proofErr w:type="gramEnd"/>
+              <w:t>├── repository/  SeatRepository.java</w:t>
+            </w:r>
           </w:p>
           <w:p>
             <w:r>
@@ -14512,38 +12877,7 @@
                 <w:sz w:val="18"/>
                 <w:szCs w:val="18"/>
               </w:rPr>
-              <w:t xml:space="preserve">                 SeatStatus.java       </w:t>
-            </w:r>
-            <w:proofErr w:type="gramStart"/>
-            <w:r>
-              <w:rPr>
-                <w:rFonts w:ascii="Courier New" w:hAnsi="Courier New" w:cs="Courier New"/>
-                <w:color w:val="1E3A5F"/>
-                <w:sz w:val="18"/>
-                <w:szCs w:val="18"/>
-              </w:rPr>
-              <w:t xml:space="preserve">   (</w:t>
-            </w:r>
-            <w:proofErr w:type="spellStart"/>
-            <w:proofErr w:type="gramEnd"/>
-            <w:r>
-              <w:rPr>
-                <w:rFonts w:ascii="Courier New" w:hAnsi="Courier New" w:cs="Courier New"/>
-                <w:color w:val="1E3A5F"/>
-                <w:sz w:val="18"/>
-                <w:szCs w:val="18"/>
-              </w:rPr>
-              <w:t>enum</w:t>
-            </w:r>
-            <w:proofErr w:type="spellEnd"/>
-            <w:r>
-              <w:rPr>
-                <w:rFonts w:ascii="Courier New" w:hAnsi="Courier New" w:cs="Courier New"/>
-                <w:color w:val="1E3A5F"/>
-                <w:sz w:val="18"/>
-                <w:szCs w:val="18"/>
-              </w:rPr>
-              <w:t>: AVAILABLE / HOLD / RESERVED)</w:t>
+              <w:t xml:space="preserve">                 SeatStatus.java          (enum: AVAILABLE / HOLD / RESERVED)</w:t>
             </w:r>
           </w:p>
           <w:p>
@@ -14593,25 +12927,7 @@
           <w:sz w:val="20"/>
           <w:szCs w:val="20"/>
         </w:rPr>
-        <w:t xml:space="preserve">• SeatInventory.java — status, </w:t>
-      </w:r>
-      <w:proofErr w:type="spellStart"/>
-      <w:r>
-        <w:rPr>
-          <w:color w:val="444441"/>
-          <w:sz w:val="20"/>
-          <w:szCs w:val="20"/>
-        </w:rPr>
-        <w:t>expireTime</w:t>
-      </w:r>
-      <w:proofErr w:type="spellEnd"/>
-      <w:r>
-        <w:rPr>
-          <w:color w:val="444441"/>
-          <w:sz w:val="20"/>
-          <w:szCs w:val="20"/>
-        </w:rPr>
-        <w:t>, version(</w:t>
+        <w:t>• SeatInventory.java — status, expireTime, version(</w:t>
       </w:r>
       <w:r>
         <w:rPr>
@@ -14629,7 +12945,6 @@
         </w:rPr>
         <w:t xml:space="preserve"> </w:t>
       </w:r>
-      <w:proofErr w:type="spellStart"/>
       <w:r>
         <w:rPr>
           <w:color w:val="444441"/>
@@ -14638,7 +12953,6 @@
         </w:rPr>
         <w:t>락</w:t>
       </w:r>
-      <w:proofErr w:type="spellEnd"/>
       <w:r>
         <w:rPr>
           <w:color w:val="444441"/>
@@ -14667,61 +12981,7 @@
           <w:sz w:val="20"/>
           <w:szCs w:val="20"/>
         </w:rPr>
-        <w:t xml:space="preserve">• </w:t>
-      </w:r>
-      <w:proofErr w:type="spellStart"/>
-      <w:r>
-        <w:rPr>
-          <w:color w:val="444441"/>
-          <w:sz w:val="20"/>
-          <w:szCs w:val="20"/>
-        </w:rPr>
-        <w:t>SeatResponse</w:t>
-      </w:r>
-      <w:proofErr w:type="spellEnd"/>
-      <w:r>
-        <w:rPr>
-          <w:color w:val="444441"/>
-          <w:sz w:val="20"/>
-          <w:szCs w:val="20"/>
-        </w:rPr>
-        <w:t xml:space="preserve"> — </w:t>
-      </w:r>
-      <w:proofErr w:type="gramStart"/>
-      <w:r>
-        <w:rPr>
-          <w:color w:val="444441"/>
-          <w:sz w:val="20"/>
-          <w:szCs w:val="20"/>
-        </w:rPr>
-        <w:t>section &gt;</w:t>
-      </w:r>
-      <w:proofErr w:type="gramEnd"/>
-      <w:r>
-        <w:rPr>
-          <w:color w:val="444441"/>
-          <w:sz w:val="20"/>
-          <w:szCs w:val="20"/>
-        </w:rPr>
-        <w:t xml:space="preserve"> </w:t>
-      </w:r>
-      <w:proofErr w:type="gramStart"/>
-      <w:r>
-        <w:rPr>
-          <w:color w:val="444441"/>
-          <w:sz w:val="20"/>
-          <w:szCs w:val="20"/>
-        </w:rPr>
-        <w:t>row &gt;</w:t>
-      </w:r>
-      <w:proofErr w:type="gramEnd"/>
-      <w:r>
-        <w:rPr>
-          <w:color w:val="444441"/>
-          <w:sz w:val="20"/>
-          <w:szCs w:val="20"/>
-        </w:rPr>
-        <w:t xml:space="preserve"> seats </w:t>
+        <w:t xml:space="preserve">• SeatResponse — section &gt; row &gt; seats </w:t>
       </w:r>
       <w:r>
         <w:rPr>
@@ -14851,19 +13111,8 @@
                 <w:sz w:val="18"/>
                 <w:szCs w:val="18"/>
               </w:rPr>
-              <w:t>├── controller</w:t>
-            </w:r>
-            <w:proofErr w:type="gramStart"/>
-            <w:r>
-              <w:rPr>
-                <w:rFonts w:ascii="Courier New" w:hAnsi="Courier New" w:cs="Courier New"/>
-                <w:color w:val="1E3A5F"/>
-                <w:sz w:val="18"/>
-                <w:szCs w:val="18"/>
-              </w:rPr>
-              <w:t>/  ReservationController.java</w:t>
-            </w:r>
-            <w:proofErr w:type="gramEnd"/>
+              <w:t>├── controller/  ReservationController.java</w:t>
+            </w:r>
           </w:p>
           <w:p>
             <w:r>
@@ -14884,19 +13133,8 @@
                 <w:sz w:val="18"/>
                 <w:szCs w:val="18"/>
               </w:rPr>
-              <w:t>├── repository</w:t>
-            </w:r>
-            <w:proofErr w:type="gramStart"/>
-            <w:r>
-              <w:rPr>
-                <w:rFonts w:ascii="Courier New" w:hAnsi="Courier New" w:cs="Courier New"/>
-                <w:color w:val="1E3A5F"/>
-                <w:sz w:val="18"/>
-                <w:szCs w:val="18"/>
-              </w:rPr>
-              <w:t>/  ReservationRepository.java</w:t>
-            </w:r>
-            <w:proofErr w:type="gramEnd"/>
+              <w:t>├── repository/  ReservationRepository.java</w:t>
+            </w:r>
           </w:p>
           <w:p>
             <w:r>
@@ -14918,38 +13156,7 @@
                 <w:sz w:val="18"/>
                 <w:szCs w:val="18"/>
               </w:rPr>
-              <w:t xml:space="preserve">                 ReservationStatus.java</w:t>
-            </w:r>
-            <w:proofErr w:type="gramStart"/>
-            <w:r>
-              <w:rPr>
-                <w:rFonts w:ascii="Courier New" w:hAnsi="Courier New" w:cs="Courier New"/>
-                <w:color w:val="1E3A5F"/>
-                <w:sz w:val="18"/>
-                <w:szCs w:val="18"/>
-              </w:rPr>
-              <w:t xml:space="preserve">   (</w:t>
-            </w:r>
-            <w:proofErr w:type="spellStart"/>
-            <w:proofErr w:type="gramEnd"/>
-            <w:r>
-              <w:rPr>
-                <w:rFonts w:ascii="Courier New" w:hAnsi="Courier New" w:cs="Courier New"/>
-                <w:color w:val="1E3A5F"/>
-                <w:sz w:val="18"/>
-                <w:szCs w:val="18"/>
-              </w:rPr>
-              <w:t>enum</w:t>
-            </w:r>
-            <w:proofErr w:type="spellEnd"/>
-            <w:r>
-              <w:rPr>
-                <w:rFonts w:ascii="Courier New" w:hAnsi="Courier New" w:cs="Courier New"/>
-                <w:color w:val="1E3A5F"/>
-                <w:sz w:val="18"/>
-                <w:szCs w:val="18"/>
-              </w:rPr>
-              <w:t>: HOLD / CONFIRMED / CANCELLED / EXPIRED)</w:t>
+              <w:t xml:space="preserve">                 ReservationStatus.java   (enum: HOLD / CONFIRMED / CANCELLED / EXPIRED)</w:t>
             </w:r>
           </w:p>
           <w:p>
@@ -14989,25 +13196,7 @@
           <w:szCs w:val="20"/>
         </w:rPr>
         <w:lastRenderedPageBreak/>
-        <w:t xml:space="preserve">• </w:t>
-      </w:r>
-      <w:proofErr w:type="spellStart"/>
-      <w:r>
-        <w:rPr>
-          <w:color w:val="444441"/>
-          <w:sz w:val="20"/>
-          <w:szCs w:val="20"/>
-        </w:rPr>
-        <w:t>ReservationDetailResponse</w:t>
-      </w:r>
-      <w:proofErr w:type="spellEnd"/>
-      <w:r>
-        <w:rPr>
-          <w:color w:val="444441"/>
-          <w:sz w:val="20"/>
-          <w:szCs w:val="20"/>
-        </w:rPr>
-        <w:t xml:space="preserve"> — </w:t>
+        <w:t xml:space="preserve">• ReservationDetailResponse — </w:t>
       </w:r>
       <w:r>
         <w:rPr>
@@ -15169,19 +13358,8 @@
                 <w:sz w:val="18"/>
                 <w:szCs w:val="18"/>
               </w:rPr>
-              <w:t>├── controller</w:t>
-            </w:r>
-            <w:proofErr w:type="gramStart"/>
-            <w:r>
-              <w:rPr>
-                <w:rFonts w:ascii="Courier New" w:hAnsi="Courier New" w:cs="Courier New"/>
-                <w:color w:val="1E3A5F"/>
-                <w:sz w:val="18"/>
-                <w:szCs w:val="18"/>
-              </w:rPr>
-              <w:t>/  PaymentController.java</w:t>
-            </w:r>
-            <w:proofErr w:type="gramEnd"/>
+              <w:t>├── controller/  PaymentController.java</w:t>
+            </w:r>
           </w:p>
           <w:p>
             <w:r>
@@ -15202,19 +13380,8 @@
                 <w:sz w:val="18"/>
                 <w:szCs w:val="18"/>
               </w:rPr>
-              <w:t>├── repository</w:t>
-            </w:r>
-            <w:proofErr w:type="gramStart"/>
-            <w:r>
-              <w:rPr>
-                <w:rFonts w:ascii="Courier New" w:hAnsi="Courier New" w:cs="Courier New"/>
-                <w:color w:val="1E3A5F"/>
-                <w:sz w:val="18"/>
-                <w:szCs w:val="18"/>
-              </w:rPr>
-              <w:t>/  PaymentRepository.java</w:t>
-            </w:r>
-            <w:proofErr w:type="gramEnd"/>
+              <w:t>├── repository/  PaymentRepository.java</w:t>
+            </w:r>
           </w:p>
           <w:p>
             <w:r>
@@ -15235,38 +13402,7 @@
                 <w:sz w:val="18"/>
                 <w:szCs w:val="18"/>
               </w:rPr>
-              <w:t xml:space="preserve">                 PaymentStatus.java    </w:t>
-            </w:r>
-            <w:proofErr w:type="gramStart"/>
-            <w:r>
-              <w:rPr>
-                <w:rFonts w:ascii="Courier New" w:hAnsi="Courier New" w:cs="Courier New"/>
-                <w:color w:val="1E3A5F"/>
-                <w:sz w:val="18"/>
-                <w:szCs w:val="18"/>
-              </w:rPr>
-              <w:t xml:space="preserve">   (</w:t>
-            </w:r>
-            <w:proofErr w:type="spellStart"/>
-            <w:proofErr w:type="gramEnd"/>
-            <w:r>
-              <w:rPr>
-                <w:rFonts w:ascii="Courier New" w:hAnsi="Courier New" w:cs="Courier New"/>
-                <w:color w:val="1E3A5F"/>
-                <w:sz w:val="18"/>
-                <w:szCs w:val="18"/>
-              </w:rPr>
-              <w:t>enum</w:t>
-            </w:r>
-            <w:proofErr w:type="spellEnd"/>
-            <w:r>
-              <w:rPr>
-                <w:rFonts w:ascii="Courier New" w:hAnsi="Courier New" w:cs="Courier New"/>
-                <w:color w:val="1E3A5F"/>
-                <w:sz w:val="18"/>
-                <w:szCs w:val="18"/>
-              </w:rPr>
-              <w:t>: READY / SUCCESS / FAIL)</w:t>
+              <w:t xml:space="preserve">                 PaymentStatus.java       (enum: READY / SUCCESS / FAIL)</w:t>
             </w:r>
           </w:p>
           <w:p>
@@ -15433,15 +13569,7 @@
         <w:pStyle w:val="2"/>
       </w:pPr>
       <w:r>
-        <w:t xml:space="preserve">7.3 </w:t>
-      </w:r>
-      <w:proofErr w:type="gramStart"/>
-      <w:r>
-        <w:t>global/ 패키지</w:t>
-      </w:r>
-      <w:proofErr w:type="gramEnd"/>
-      <w:r>
-        <w:t xml:space="preserve"> 상세</w:t>
+        <w:t>7.3 global/ 패키지 상세</w:t>
       </w:r>
     </w:p>
     <w:p>
@@ -15452,21 +13580,7 @@
         <w:rPr>
           <w:rFonts w:eastAsia="Arial"/>
         </w:rPr>
-        <w:t xml:space="preserve">특정 도메인에 속하지 않고 전체에서 공통으로 사용하는 클래스를 </w:t>
-      </w:r>
-      <w:proofErr w:type="spellStart"/>
-      <w:r>
-        <w:rPr>
-          <w:rFonts w:eastAsia="Arial"/>
-        </w:rPr>
-        <w:t>모아둥니다</w:t>
-      </w:r>
-      <w:proofErr w:type="spellEnd"/>
-      <w:r>
-        <w:rPr>
-          <w:rFonts w:eastAsia="Arial"/>
-        </w:rPr>
-        <w:t>.</w:t>
+        <w:t>특정 도메인에 속하지 않고 전체에서 공통으로 사용하는 클래스를 모아둥니다.</w:t>
       </w:r>
     </w:p>
     <w:p>
@@ -15620,7 +13734,6 @@
               </w:rPr>
               <w:t xml:space="preserve">│   └── JwtConfig.java            JWT </w:t>
             </w:r>
-            <w:proofErr w:type="spellStart"/>
             <w:r>
               <w:rPr>
                 <w:rFonts w:ascii="Courier New" w:hAnsi="Courier New" w:cs="Courier New"/>
@@ -15630,7 +13743,6 @@
               </w:rPr>
               <w:t>시크릿키</w:t>
             </w:r>
-            <w:proofErr w:type="spellEnd"/>
             <w:r>
               <w:rPr>
                 <w:rFonts w:ascii="Courier New" w:hAnsi="Courier New" w:cs="Courier New"/>
@@ -15882,39 +13994,8 @@
                 <w:sz w:val="18"/>
                 <w:szCs w:val="18"/>
               </w:rPr>
-              <w:t xml:space="preserve"> DTO </w:t>
-            </w:r>
-            <w:proofErr w:type="gramStart"/>
-            <w:r>
-              <w:rPr>
-                <w:rFonts w:ascii="Courier New" w:hAnsi="Courier New" w:cs="Courier New"/>
-                <w:color w:val="1E3A5F"/>
-                <w:sz w:val="18"/>
-                <w:szCs w:val="18"/>
-              </w:rPr>
-              <w:t>{ code</w:t>
-            </w:r>
-            <w:proofErr w:type="gramEnd"/>
-            <w:r>
-              <w:rPr>
-                <w:rFonts w:ascii="Courier New" w:hAnsi="Courier New" w:cs="Courier New"/>
-                <w:color w:val="1E3A5F"/>
-                <w:sz w:val="18"/>
-                <w:szCs w:val="18"/>
-              </w:rPr>
-              <w:t xml:space="preserve">, </w:t>
-            </w:r>
-            <w:proofErr w:type="gramStart"/>
-            <w:r>
-              <w:rPr>
-                <w:rFonts w:ascii="Courier New" w:hAnsi="Courier New" w:cs="Courier New"/>
-                <w:color w:val="1E3A5F"/>
-                <w:sz w:val="18"/>
-                <w:szCs w:val="18"/>
-              </w:rPr>
-              <w:t>message }</w:t>
-            </w:r>
-            <w:proofErr w:type="gramEnd"/>
+              <w:t xml:space="preserve"> DTO { code, message }</w:t>
+            </w:r>
           </w:p>
           <w:p>
             <w:r>
@@ -15935,27 +14016,7 @@
                 <w:sz w:val="18"/>
                 <w:szCs w:val="18"/>
               </w:rPr>
-              <w:t xml:space="preserve">├── </w:t>
-            </w:r>
-            <w:proofErr w:type="spellStart"/>
-            <w:r>
-              <w:rPr>
-                <w:rFonts w:ascii="Courier New" w:hAnsi="Courier New" w:cs="Courier New"/>
-                <w:color w:val="1E3A5F"/>
-                <w:sz w:val="18"/>
-                <w:szCs w:val="18"/>
-              </w:rPr>
-              <w:t>jwt</w:t>
-            </w:r>
-            <w:proofErr w:type="spellEnd"/>
-            <w:r>
-              <w:rPr>
-                <w:rFonts w:ascii="Courier New" w:hAnsi="Courier New" w:cs="Courier New"/>
-                <w:color w:val="1E3A5F"/>
-                <w:sz w:val="18"/>
-                <w:szCs w:val="18"/>
-              </w:rPr>
-              <w:t>/</w:t>
+              <w:t>├── jwt/</w:t>
             </w:r>
           </w:p>
           <w:p>
@@ -15986,7 +14047,6 @@
               </w:rPr>
               <w:t xml:space="preserve"> </w:t>
             </w:r>
-            <w:proofErr w:type="gramStart"/>
             <w:r>
               <w:rPr>
                 <w:rFonts w:ascii="Courier New" w:hAnsi="Courier New" w:cs="Courier New"/>
@@ -16003,19 +14063,8 @@
                 <w:sz w:val="18"/>
                 <w:szCs w:val="18"/>
               </w:rPr>
-              <w:t xml:space="preserve"> /</w:t>
-            </w:r>
-            <w:proofErr w:type="gramEnd"/>
-            <w:r>
-              <w:rPr>
-                <w:rFonts w:ascii="Courier New" w:hAnsi="Courier New" w:cs="Courier New"/>
-                <w:color w:val="1E3A5F"/>
-                <w:sz w:val="18"/>
-                <w:szCs w:val="18"/>
-              </w:rPr>
-              <w:t xml:space="preserve"> </w:t>
-            </w:r>
-            <w:proofErr w:type="gramStart"/>
+              <w:t xml:space="preserve"> / </w:t>
+            </w:r>
             <w:r>
               <w:rPr>
                 <w:rFonts w:ascii="Courier New" w:hAnsi="Courier New" w:cs="Courier New"/>
@@ -16032,17 +14081,7 @@
                 <w:sz w:val="18"/>
                 <w:szCs w:val="18"/>
               </w:rPr>
-              <w:t xml:space="preserve"> /</w:t>
-            </w:r>
-            <w:proofErr w:type="gramEnd"/>
-            <w:r>
-              <w:rPr>
-                <w:rFonts w:ascii="Courier New" w:hAnsi="Courier New" w:cs="Courier New"/>
-                <w:color w:val="1E3A5F"/>
-                <w:sz w:val="18"/>
-                <w:szCs w:val="18"/>
-              </w:rPr>
-              <w:t xml:space="preserve"> </w:t>
+              <w:t xml:space="preserve"> / </w:t>
             </w:r>
             <w:r>
               <w:rPr>
@@ -16287,7 +14326,6 @@
               </w:rPr>
               <w:t xml:space="preserve"> </w:t>
             </w:r>
-            <w:proofErr w:type="gramStart"/>
             <w:r>
               <w:rPr>
                 <w:b/>
@@ -16304,12 +14342,9 @@
               </w:rPr>
               <w:t xml:space="preserve">  </w:t>
             </w:r>
-            <w:proofErr w:type="spellStart"/>
             <w:r>
               <w:t>GlobalExceptionHandler</w:t>
             </w:r>
-            <w:proofErr w:type="spellEnd"/>
-            <w:proofErr w:type="gramEnd"/>
             <w:r>
               <w:t>가</w:t>
             </w:r>
@@ -16362,23 +14397,7 @@
               <w:t>에서</w:t>
             </w:r>
             <w:r>
-              <w:t xml:space="preserve"> throw new </w:t>
-            </w:r>
-            <w:proofErr w:type="spellStart"/>
-            <w:r>
-              <w:t>CustomException</w:t>
-            </w:r>
-            <w:proofErr w:type="spellEnd"/>
-            <w:r>
-              <w:t>(</w:t>
-            </w:r>
-            <w:proofErr w:type="spellStart"/>
-            <w:r>
-              <w:t>ErrorCode.SEAT_ALREADY_HELD</w:t>
-            </w:r>
-            <w:proofErr w:type="spellEnd"/>
-            <w:r>
-              <w:t xml:space="preserve">) </w:t>
+              <w:t xml:space="preserve"> throw new CustomException(ErrorCode.SEAT_ALREADY_HELD) </w:t>
             </w:r>
             <w:r>
               <w:t>형태로</w:t>
@@ -16487,7 +14506,6 @@
               </w:rPr>
               <w:t xml:space="preserve">(1) </w:t>
             </w:r>
-            <w:proofErr w:type="gramStart"/>
             <w:r>
               <w:rPr>
                 <w:rFonts w:ascii="Courier New" w:hAnsi="Courier New" w:cs="Courier New"/>
@@ -16504,29 +14522,47 @@
                 <w:sz w:val="18"/>
                 <w:szCs w:val="18"/>
               </w:rPr>
-              <w:t xml:space="preserve">  -&gt;  POST</w:t>
-            </w:r>
-            <w:proofErr w:type="gramEnd"/>
-            <w:r>
-              <w:rPr>
-                <w:rFonts w:ascii="Courier New" w:hAnsi="Courier New" w:cs="Courier New"/>
-                <w:color w:val="1E3A5F"/>
-                <w:sz w:val="18"/>
-                <w:szCs w:val="18"/>
-              </w:rPr>
-              <w:t xml:space="preserve"> /seats/{id}/</w:t>
-            </w:r>
-            <w:proofErr w:type="gramStart"/>
-            <w:r>
-              <w:rPr>
-                <w:rFonts w:ascii="Courier New" w:hAnsi="Courier New" w:cs="Courier New"/>
-                <w:color w:val="1E3A5F"/>
-                <w:sz w:val="18"/>
-                <w:szCs w:val="18"/>
-              </w:rPr>
-              <w:t>hold  {</w:t>
-            </w:r>
-            <w:proofErr w:type="gramEnd"/>
+              <w:t xml:space="preserve">  -&gt;  POST /seats/{id}/hold  { seatId, userId }</w:t>
+            </w:r>
+          </w:p>
+          <w:p/>
+          <w:p>
+            <w:r>
+              <w:rPr>
+                <w:rFonts w:ascii="Courier New" w:hAnsi="Courier New" w:cs="Courier New"/>
+                <w:color w:val="1E3A5F"/>
+                <w:sz w:val="18"/>
+                <w:szCs w:val="18"/>
+              </w:rPr>
+              <w:t xml:space="preserve">(2) Controller    SeatHoldRequest DTO </w:t>
+            </w:r>
+            <w:r>
+              <w:rPr>
+                <w:rFonts w:ascii="Courier New" w:hAnsi="Courier New" w:cs="Courier New"/>
+                <w:color w:val="1E3A5F"/>
+                <w:sz w:val="18"/>
+                <w:szCs w:val="18"/>
+              </w:rPr>
+              <w:t>수신</w:t>
+            </w:r>
+            <w:r>
+              <w:rPr>
+                <w:rFonts w:ascii="Courier New" w:hAnsi="Courier New" w:cs="Courier New"/>
+                <w:color w:val="1E3A5F"/>
+                <w:sz w:val="18"/>
+                <w:szCs w:val="18"/>
+              </w:rPr>
+              <w:t xml:space="preserve"> + </w:t>
+            </w:r>
+            <w:r>
+              <w:rPr>
+                <w:rFonts w:ascii="Courier New" w:hAnsi="Courier New" w:cs="Courier New"/>
+                <w:color w:val="1E3A5F"/>
+                <w:sz w:val="18"/>
+                <w:szCs w:val="18"/>
+              </w:rPr>
+              <w:t>유효성</w:t>
+            </w:r>
             <w:r>
               <w:rPr>
                 <w:rFonts w:ascii="Courier New" w:hAnsi="Courier New" w:cs="Courier New"/>
@@ -16536,48 +14572,44 @@
               </w:rPr>
               <w:t xml:space="preserve"> </w:t>
             </w:r>
-            <w:proofErr w:type="spellStart"/>
-            <w:r>
-              <w:rPr>
-                <w:rFonts w:ascii="Courier New" w:hAnsi="Courier New" w:cs="Courier New"/>
-                <w:color w:val="1E3A5F"/>
-                <w:sz w:val="18"/>
-                <w:szCs w:val="18"/>
-              </w:rPr>
-              <w:t>seatId</w:t>
-            </w:r>
-            <w:proofErr w:type="spellEnd"/>
-            <w:r>
-              <w:rPr>
-                <w:rFonts w:ascii="Courier New" w:hAnsi="Courier New" w:cs="Courier New"/>
-                <w:color w:val="1E3A5F"/>
-                <w:sz w:val="18"/>
-                <w:szCs w:val="18"/>
-              </w:rPr>
-              <w:t xml:space="preserve">, </w:t>
-            </w:r>
-            <w:proofErr w:type="spellStart"/>
-            <w:proofErr w:type="gramStart"/>
-            <w:r>
-              <w:rPr>
-                <w:rFonts w:ascii="Courier New" w:hAnsi="Courier New" w:cs="Courier New"/>
-                <w:color w:val="1E3A5F"/>
-                <w:sz w:val="18"/>
-                <w:szCs w:val="18"/>
-              </w:rPr>
-              <w:t>userId</w:t>
-            </w:r>
-            <w:proofErr w:type="spellEnd"/>
-            <w:r>
-              <w:rPr>
-                <w:rFonts w:ascii="Courier New" w:hAnsi="Courier New" w:cs="Courier New"/>
-                <w:color w:val="1E3A5F"/>
-                <w:sz w:val="18"/>
-                <w:szCs w:val="18"/>
-              </w:rPr>
-              <w:t xml:space="preserve"> }</w:t>
-            </w:r>
-            <w:proofErr w:type="gramEnd"/>
+            <w:r>
+              <w:rPr>
+                <w:rFonts w:ascii="Courier New" w:hAnsi="Courier New" w:cs="Courier New"/>
+                <w:color w:val="1E3A5F"/>
+                <w:sz w:val="18"/>
+                <w:szCs w:val="18"/>
+              </w:rPr>
+              <w:t>검사</w:t>
+            </w:r>
+            <w:r>
+              <w:rPr>
+                <w:rFonts w:ascii="Courier New" w:hAnsi="Courier New" w:cs="Courier New"/>
+                <w:color w:val="1E3A5F"/>
+                <w:sz w:val="18"/>
+                <w:szCs w:val="18"/>
+              </w:rPr>
+              <w:t xml:space="preserve"> (@Valid)</w:t>
+            </w:r>
+          </w:p>
+          <w:p>
+            <w:r>
+              <w:rPr>
+                <w:rFonts w:ascii="Courier New" w:hAnsi="Courier New" w:cs="Courier New"/>
+                <w:color w:val="1E3A5F"/>
+                <w:sz w:val="18"/>
+                <w:szCs w:val="18"/>
+              </w:rPr>
+              <w:t xml:space="preserve">                SeatService.holdSeat(request) </w:t>
+            </w:r>
+            <w:r>
+              <w:rPr>
+                <w:rFonts w:ascii="Courier New" w:hAnsi="Courier New" w:cs="Courier New"/>
+                <w:color w:val="1E3A5F"/>
+                <w:sz w:val="18"/>
+                <w:szCs w:val="18"/>
+              </w:rPr>
+              <w:t>호출</w:t>
+            </w:r>
           </w:p>
           <w:p/>
           <w:p>
@@ -16588,54 +14620,130 @@
                 <w:sz w:val="18"/>
                 <w:szCs w:val="18"/>
               </w:rPr>
-              <w:t xml:space="preserve">(2) Controller    </w:t>
-            </w:r>
-            <w:proofErr w:type="spellStart"/>
-            <w:r>
-              <w:rPr>
-                <w:rFonts w:ascii="Courier New" w:hAnsi="Courier New" w:cs="Courier New"/>
-                <w:color w:val="1E3A5F"/>
-                <w:sz w:val="18"/>
-                <w:szCs w:val="18"/>
-              </w:rPr>
-              <w:t>SeatHoldRequest</w:t>
-            </w:r>
-            <w:proofErr w:type="spellEnd"/>
-            <w:r>
-              <w:rPr>
-                <w:rFonts w:ascii="Courier New" w:hAnsi="Courier New" w:cs="Courier New"/>
-                <w:color w:val="1E3A5F"/>
-                <w:sz w:val="18"/>
-                <w:szCs w:val="18"/>
-              </w:rPr>
-              <w:t xml:space="preserve"> DTO </w:t>
-            </w:r>
-            <w:r>
-              <w:rPr>
-                <w:rFonts w:ascii="Courier New" w:hAnsi="Courier New" w:cs="Courier New"/>
-                <w:color w:val="1E3A5F"/>
-                <w:sz w:val="18"/>
-                <w:szCs w:val="18"/>
-              </w:rPr>
-              <w:t>수신</w:t>
-            </w:r>
-            <w:r>
-              <w:rPr>
-                <w:rFonts w:ascii="Courier New" w:hAnsi="Courier New" w:cs="Courier New"/>
-                <w:color w:val="1E3A5F"/>
-                <w:sz w:val="18"/>
-                <w:szCs w:val="18"/>
-              </w:rPr>
-              <w:t xml:space="preserve"> + </w:t>
-            </w:r>
-            <w:r>
-              <w:rPr>
-                <w:rFonts w:ascii="Courier New" w:hAnsi="Courier New" w:cs="Courier New"/>
-                <w:color w:val="1E3A5F"/>
-                <w:sz w:val="18"/>
-                <w:szCs w:val="18"/>
-              </w:rPr>
-              <w:t>유효성</w:t>
+              <w:t xml:space="preserve">(3) Service       SeatInventory </w:t>
+            </w:r>
+            <w:r>
+              <w:rPr>
+                <w:rFonts w:ascii="Courier New" w:hAnsi="Courier New" w:cs="Courier New"/>
+                <w:color w:val="1E3A5F"/>
+                <w:sz w:val="18"/>
+                <w:szCs w:val="18"/>
+              </w:rPr>
+              <w:t>조회</w:t>
+            </w:r>
+            <w:r>
+              <w:rPr>
+                <w:rFonts w:ascii="Courier New" w:hAnsi="Courier New" w:cs="Courier New"/>
+                <w:color w:val="1E3A5F"/>
+                <w:sz w:val="18"/>
+                <w:szCs w:val="18"/>
+              </w:rPr>
+              <w:t xml:space="preserve"> (SeatInventoryRepository)</w:t>
+            </w:r>
+          </w:p>
+          <w:p>
+            <w:r>
+              <w:rPr>
+                <w:rFonts w:ascii="Courier New" w:hAnsi="Courier New" w:cs="Courier New"/>
+                <w:color w:val="1E3A5F"/>
+                <w:sz w:val="18"/>
+                <w:szCs w:val="18"/>
+              </w:rPr>
+              <w:t xml:space="preserve">                status == AVAILABLE </w:t>
+            </w:r>
+            <w:r>
+              <w:rPr>
+                <w:rFonts w:ascii="Courier New" w:hAnsi="Courier New" w:cs="Courier New"/>
+                <w:color w:val="1E3A5F"/>
+                <w:sz w:val="18"/>
+                <w:szCs w:val="18"/>
+              </w:rPr>
+              <w:t>검증</w:t>
+            </w:r>
+            <w:r>
+              <w:rPr>
+                <w:rFonts w:ascii="Courier New" w:hAnsi="Courier New" w:cs="Courier New"/>
+                <w:color w:val="1E3A5F"/>
+                <w:sz w:val="18"/>
+                <w:szCs w:val="18"/>
+              </w:rPr>
+              <w:t xml:space="preserve"> (</w:t>
+            </w:r>
+            <w:r>
+              <w:rPr>
+                <w:rFonts w:ascii="Courier New" w:hAnsi="Courier New" w:cs="Courier New"/>
+                <w:color w:val="1E3A5F"/>
+                <w:sz w:val="18"/>
+                <w:szCs w:val="18"/>
+              </w:rPr>
+              <w:t>아니면</w:t>
+            </w:r>
+            <w:r>
+              <w:rPr>
+                <w:rFonts w:ascii="Courier New" w:hAnsi="Courier New" w:cs="Courier New"/>
+                <w:color w:val="1E3A5F"/>
+                <w:sz w:val="18"/>
+                <w:szCs w:val="18"/>
+              </w:rPr>
+              <w:t xml:space="preserve"> CustomException throw)</w:t>
+            </w:r>
+          </w:p>
+          <w:p>
+            <w:r>
+              <w:rPr>
+                <w:rFonts w:ascii="Courier New" w:hAnsi="Courier New" w:cs="Courier New"/>
+                <w:color w:val="1E3A5F"/>
+                <w:sz w:val="18"/>
+                <w:szCs w:val="18"/>
+              </w:rPr>
+              <w:t xml:space="preserve">                AVAILABLE -&gt; HOLD </w:t>
+            </w:r>
+            <w:r>
+              <w:rPr>
+                <w:rFonts w:ascii="Courier New" w:hAnsi="Courier New" w:cs="Courier New"/>
+                <w:color w:val="1E3A5F"/>
+                <w:sz w:val="18"/>
+                <w:szCs w:val="18"/>
+              </w:rPr>
+              <w:t>변경</w:t>
+            </w:r>
+            <w:r>
+              <w:rPr>
+                <w:rFonts w:ascii="Courier New" w:hAnsi="Courier New" w:cs="Courier New"/>
+                <w:color w:val="1E3A5F"/>
+                <w:sz w:val="18"/>
+                <w:szCs w:val="18"/>
+              </w:rPr>
+              <w:t xml:space="preserve"> + expireTime = now() + 10</w:t>
+            </w:r>
+            <w:r>
+              <w:rPr>
+                <w:rFonts w:ascii="Courier New" w:hAnsi="Courier New" w:cs="Courier New"/>
+                <w:color w:val="1E3A5F"/>
+                <w:sz w:val="18"/>
+                <w:szCs w:val="18"/>
+              </w:rPr>
+              <w:t>분</w:t>
+            </w:r>
+          </w:p>
+          <w:p>
+            <w:r>
+              <w:rPr>
+                <w:rFonts w:ascii="Courier New" w:hAnsi="Courier New" w:cs="Courier New"/>
+                <w:color w:val="1E3A5F"/>
+                <w:sz w:val="18"/>
+                <w:szCs w:val="18"/>
+              </w:rPr>
+              <w:t xml:space="preserve">                version</w:t>
+            </w:r>
+            <w:r>
+              <w:rPr>
+                <w:rFonts w:ascii="Courier New" w:hAnsi="Courier New" w:cs="Courier New"/>
+                <w:color w:val="1E3A5F"/>
+                <w:sz w:val="18"/>
+                <w:szCs w:val="18"/>
+              </w:rPr>
+              <w:t>으로</w:t>
             </w:r>
             <w:r>
               <w:rPr>
@@ -16653,56 +14761,227 @@
                 <w:sz w:val="18"/>
                 <w:szCs w:val="18"/>
               </w:rPr>
-              <w:t>검사</w:t>
-            </w:r>
-            <w:r>
-              <w:rPr>
-                <w:rFonts w:ascii="Courier New" w:hAnsi="Courier New" w:cs="Courier New"/>
-                <w:color w:val="1E3A5F"/>
-                <w:sz w:val="18"/>
-                <w:szCs w:val="18"/>
-              </w:rPr>
-              <w:t xml:space="preserve"> (@Valid)</w:t>
-            </w:r>
-          </w:p>
-          <w:p>
-            <w:r>
-              <w:rPr>
-                <w:rFonts w:ascii="Courier New" w:hAnsi="Courier New" w:cs="Courier New"/>
-                <w:color w:val="1E3A5F"/>
-                <w:sz w:val="18"/>
-                <w:szCs w:val="18"/>
-              </w:rPr>
-              <w:t xml:space="preserve">                </w:t>
-            </w:r>
-            <w:proofErr w:type="spellStart"/>
-            <w:r>
-              <w:rPr>
-                <w:rFonts w:ascii="Courier New" w:hAnsi="Courier New" w:cs="Courier New"/>
-                <w:color w:val="1E3A5F"/>
-                <w:sz w:val="18"/>
-                <w:szCs w:val="18"/>
-              </w:rPr>
-              <w:t>SeatService.holdSeat</w:t>
-            </w:r>
-            <w:proofErr w:type="spellEnd"/>
-            <w:r>
-              <w:rPr>
-                <w:rFonts w:ascii="Courier New" w:hAnsi="Courier New" w:cs="Courier New"/>
-                <w:color w:val="1E3A5F"/>
-                <w:sz w:val="18"/>
-                <w:szCs w:val="18"/>
-              </w:rPr>
-              <w:t xml:space="preserve">(request) </w:t>
-            </w:r>
-            <w:r>
-              <w:rPr>
-                <w:rFonts w:ascii="Courier New" w:hAnsi="Courier New" w:cs="Courier New"/>
-                <w:color w:val="1E3A5F"/>
-                <w:sz w:val="18"/>
-                <w:szCs w:val="18"/>
-              </w:rPr>
-              <w:t>호출</w:t>
+              <w:t>낙관적</w:t>
+            </w:r>
+            <w:r>
+              <w:rPr>
+                <w:rFonts w:ascii="Courier New" w:hAnsi="Courier New" w:cs="Courier New"/>
+                <w:color w:val="1E3A5F"/>
+                <w:sz w:val="18"/>
+                <w:szCs w:val="18"/>
+              </w:rPr>
+              <w:t xml:space="preserve"> </w:t>
+            </w:r>
+            <w:r>
+              <w:rPr>
+                <w:rFonts w:ascii="Courier New" w:hAnsi="Courier New" w:cs="Courier New"/>
+                <w:color w:val="1E3A5F"/>
+                <w:sz w:val="18"/>
+                <w:szCs w:val="18"/>
+              </w:rPr>
+              <w:t>락</w:t>
+            </w:r>
+            <w:r>
+              <w:rPr>
+                <w:rFonts w:ascii="Courier New" w:hAnsi="Courier New" w:cs="Courier New"/>
+                <w:color w:val="1E3A5F"/>
+                <w:sz w:val="18"/>
+                <w:szCs w:val="18"/>
+              </w:rPr>
+              <w:t xml:space="preserve"> </w:t>
+            </w:r>
+            <w:r>
+              <w:rPr>
+                <w:rFonts w:ascii="Courier New" w:hAnsi="Courier New" w:cs="Courier New"/>
+                <w:color w:val="1E3A5F"/>
+                <w:sz w:val="18"/>
+                <w:szCs w:val="18"/>
+              </w:rPr>
+              <w:t>처리</w:t>
+            </w:r>
+            <w:r>
+              <w:rPr>
+                <w:rFonts w:ascii="Courier New" w:hAnsi="Courier New" w:cs="Courier New"/>
+                <w:color w:val="1E3A5F"/>
+                <w:sz w:val="18"/>
+                <w:szCs w:val="18"/>
+              </w:rPr>
+              <w:t xml:space="preserve"> (</w:t>
+            </w:r>
+            <w:r>
+              <w:rPr>
+                <w:rFonts w:ascii="Courier New" w:hAnsi="Courier New" w:cs="Courier New"/>
+                <w:color w:val="1E3A5F"/>
+                <w:sz w:val="18"/>
+                <w:szCs w:val="18"/>
+              </w:rPr>
+              <w:t>동시</w:t>
+            </w:r>
+            <w:r>
+              <w:rPr>
+                <w:rFonts w:ascii="Courier New" w:hAnsi="Courier New" w:cs="Courier New"/>
+                <w:color w:val="1E3A5F"/>
+                <w:sz w:val="18"/>
+                <w:szCs w:val="18"/>
+              </w:rPr>
+              <w:t xml:space="preserve"> </w:t>
+            </w:r>
+            <w:r>
+              <w:rPr>
+                <w:rFonts w:ascii="Courier New" w:hAnsi="Courier New" w:cs="Courier New"/>
+                <w:color w:val="1E3A5F"/>
+                <w:sz w:val="18"/>
+                <w:szCs w:val="18"/>
+              </w:rPr>
+              <w:t>요청</w:t>
+            </w:r>
+            <w:r>
+              <w:rPr>
+                <w:rFonts w:ascii="Courier New" w:hAnsi="Courier New" w:cs="Courier New"/>
+                <w:color w:val="1E3A5F"/>
+                <w:sz w:val="18"/>
+                <w:szCs w:val="18"/>
+              </w:rPr>
+              <w:t xml:space="preserve"> </w:t>
+            </w:r>
+            <w:r>
+              <w:rPr>
+                <w:rFonts w:ascii="Courier New" w:hAnsi="Courier New" w:cs="Courier New"/>
+                <w:color w:val="1E3A5F"/>
+                <w:sz w:val="18"/>
+                <w:szCs w:val="18"/>
+              </w:rPr>
+              <w:t>충돌</w:t>
+            </w:r>
+            <w:r>
+              <w:rPr>
+                <w:rFonts w:ascii="Courier New" w:hAnsi="Courier New" w:cs="Courier New"/>
+                <w:color w:val="1E3A5F"/>
+                <w:sz w:val="18"/>
+                <w:szCs w:val="18"/>
+              </w:rPr>
+              <w:t xml:space="preserve"> </w:t>
+            </w:r>
+            <w:r>
+              <w:rPr>
+                <w:rFonts w:ascii="Courier New" w:hAnsi="Courier New" w:cs="Courier New"/>
+                <w:color w:val="1E3A5F"/>
+                <w:sz w:val="18"/>
+                <w:szCs w:val="18"/>
+              </w:rPr>
+              <w:t>방지</w:t>
+            </w:r>
+            <w:r>
+              <w:rPr>
+                <w:rFonts w:ascii="Courier New" w:hAnsi="Courier New" w:cs="Courier New"/>
+                <w:color w:val="1E3A5F"/>
+                <w:sz w:val="18"/>
+                <w:szCs w:val="18"/>
+              </w:rPr>
+              <w:t>)</w:t>
+            </w:r>
+          </w:p>
+          <w:p>
+            <w:r>
+              <w:rPr>
+                <w:rFonts w:ascii="Courier New" w:hAnsi="Courier New" w:cs="Courier New"/>
+                <w:color w:val="1E3A5F"/>
+                <w:sz w:val="18"/>
+                <w:szCs w:val="18"/>
+              </w:rPr>
+              <w:t xml:space="preserve">                Reservation </w:t>
+            </w:r>
+            <w:r>
+              <w:rPr>
+                <w:rFonts w:ascii="Courier New" w:hAnsi="Courier New" w:cs="Courier New"/>
+                <w:color w:val="1E3A5F"/>
+                <w:sz w:val="18"/>
+                <w:szCs w:val="18"/>
+              </w:rPr>
+              <w:t>생성</w:t>
+            </w:r>
+            <w:r>
+              <w:rPr>
+                <w:rFonts w:ascii="Courier New" w:hAnsi="Courier New" w:cs="Courier New"/>
+                <w:color w:val="1E3A5F"/>
+                <w:sz w:val="18"/>
+                <w:szCs w:val="18"/>
+              </w:rPr>
+              <w:t xml:space="preserve"> (</w:t>
+            </w:r>
+            <w:r>
+              <w:rPr>
+                <w:rFonts w:ascii="Courier New" w:hAnsi="Courier New" w:cs="Courier New"/>
+                <w:color w:val="1E3A5F"/>
+                <w:sz w:val="18"/>
+                <w:szCs w:val="18"/>
+              </w:rPr>
+              <w:t>상태</w:t>
+            </w:r>
+            <w:r>
+              <w:rPr>
+                <w:rFonts w:ascii="Courier New" w:hAnsi="Courier New" w:cs="Courier New"/>
+                <w:color w:val="1E3A5F"/>
+                <w:sz w:val="18"/>
+                <w:szCs w:val="18"/>
+              </w:rPr>
+              <w:t>: HOLD)</w:t>
+            </w:r>
+          </w:p>
+          <w:p>
+            <w:r>
+              <w:rPr>
+                <w:rFonts w:ascii="Courier New" w:hAnsi="Courier New" w:cs="Courier New"/>
+                <w:color w:val="1E3A5F"/>
+                <w:sz w:val="18"/>
+                <w:szCs w:val="18"/>
+              </w:rPr>
+              <w:t xml:space="preserve">                SeatHoldResponse DTO </w:t>
+            </w:r>
+            <w:r>
+              <w:rPr>
+                <w:rFonts w:ascii="Courier New" w:hAnsi="Courier New" w:cs="Courier New"/>
+                <w:color w:val="1E3A5F"/>
+                <w:sz w:val="18"/>
+                <w:szCs w:val="18"/>
+              </w:rPr>
+              <w:t>조립</w:t>
+            </w:r>
+            <w:r>
+              <w:rPr>
+                <w:rFonts w:ascii="Courier New" w:hAnsi="Courier New" w:cs="Courier New"/>
+                <w:color w:val="1E3A5F"/>
+                <w:sz w:val="18"/>
+                <w:szCs w:val="18"/>
+              </w:rPr>
+              <w:t xml:space="preserve"> </w:t>
+            </w:r>
+            <w:r>
+              <w:rPr>
+                <w:rFonts w:ascii="Courier New" w:hAnsi="Courier New" w:cs="Courier New"/>
+                <w:color w:val="1E3A5F"/>
+                <w:sz w:val="18"/>
+                <w:szCs w:val="18"/>
+              </w:rPr>
+              <w:t>후</w:t>
+            </w:r>
+            <w:r>
+              <w:rPr>
+                <w:rFonts w:ascii="Courier New" w:hAnsi="Courier New" w:cs="Courier New"/>
+                <w:color w:val="1E3A5F"/>
+                <w:sz w:val="18"/>
+                <w:szCs w:val="18"/>
+              </w:rPr>
+              <w:t xml:space="preserve"> </w:t>
+            </w:r>
+            <w:r>
+              <w:rPr>
+                <w:rFonts w:ascii="Courier New" w:hAnsi="Courier New" w:cs="Courier New"/>
+                <w:color w:val="1E3A5F"/>
+                <w:sz w:val="18"/>
+                <w:szCs w:val="18"/>
+              </w:rPr>
+              <w:t>반환</w:t>
             </w:r>
           </w:p>
           <w:p/>
@@ -16714,470 +14993,7 @@
                 <w:sz w:val="18"/>
                 <w:szCs w:val="18"/>
               </w:rPr>
-              <w:t xml:space="preserve">(3) Service       </w:t>
-            </w:r>
-            <w:proofErr w:type="spellStart"/>
-            <w:r>
-              <w:rPr>
-                <w:rFonts w:ascii="Courier New" w:hAnsi="Courier New" w:cs="Courier New"/>
-                <w:color w:val="1E3A5F"/>
-                <w:sz w:val="18"/>
-                <w:szCs w:val="18"/>
-              </w:rPr>
-              <w:t>SeatInventory</w:t>
-            </w:r>
-            <w:proofErr w:type="spellEnd"/>
-            <w:r>
-              <w:rPr>
-                <w:rFonts w:ascii="Courier New" w:hAnsi="Courier New" w:cs="Courier New"/>
-                <w:color w:val="1E3A5F"/>
-                <w:sz w:val="18"/>
-                <w:szCs w:val="18"/>
-              </w:rPr>
-              <w:t xml:space="preserve"> </w:t>
-            </w:r>
-            <w:r>
-              <w:rPr>
-                <w:rFonts w:ascii="Courier New" w:hAnsi="Courier New" w:cs="Courier New"/>
-                <w:color w:val="1E3A5F"/>
-                <w:sz w:val="18"/>
-                <w:szCs w:val="18"/>
-              </w:rPr>
-              <w:t>조회</w:t>
-            </w:r>
-            <w:r>
-              <w:rPr>
-                <w:rFonts w:ascii="Courier New" w:hAnsi="Courier New" w:cs="Courier New"/>
-                <w:color w:val="1E3A5F"/>
-                <w:sz w:val="18"/>
-                <w:szCs w:val="18"/>
-              </w:rPr>
-              <w:t xml:space="preserve"> (</w:t>
-            </w:r>
-            <w:proofErr w:type="spellStart"/>
-            <w:r>
-              <w:rPr>
-                <w:rFonts w:ascii="Courier New" w:hAnsi="Courier New" w:cs="Courier New"/>
-                <w:color w:val="1E3A5F"/>
-                <w:sz w:val="18"/>
-                <w:szCs w:val="18"/>
-              </w:rPr>
-              <w:t>SeatInventoryRepository</w:t>
-            </w:r>
-            <w:proofErr w:type="spellEnd"/>
-            <w:r>
-              <w:rPr>
-                <w:rFonts w:ascii="Courier New" w:hAnsi="Courier New" w:cs="Courier New"/>
-                <w:color w:val="1E3A5F"/>
-                <w:sz w:val="18"/>
-                <w:szCs w:val="18"/>
-              </w:rPr>
-              <w:t>)</w:t>
-            </w:r>
-          </w:p>
-          <w:p>
-            <w:r>
-              <w:rPr>
-                <w:rFonts w:ascii="Courier New" w:hAnsi="Courier New" w:cs="Courier New"/>
-                <w:color w:val="1E3A5F"/>
-                <w:sz w:val="18"/>
-                <w:szCs w:val="18"/>
-              </w:rPr>
-              <w:t xml:space="preserve">                status == AVAILABLE </w:t>
-            </w:r>
-            <w:r>
-              <w:rPr>
-                <w:rFonts w:ascii="Courier New" w:hAnsi="Courier New" w:cs="Courier New"/>
-                <w:color w:val="1E3A5F"/>
-                <w:sz w:val="18"/>
-                <w:szCs w:val="18"/>
-              </w:rPr>
-              <w:t>검증</w:t>
-            </w:r>
-            <w:r>
-              <w:rPr>
-                <w:rFonts w:ascii="Courier New" w:hAnsi="Courier New" w:cs="Courier New"/>
-                <w:color w:val="1E3A5F"/>
-                <w:sz w:val="18"/>
-                <w:szCs w:val="18"/>
-              </w:rPr>
-              <w:t xml:space="preserve"> (</w:t>
-            </w:r>
-            <w:r>
-              <w:rPr>
-                <w:rFonts w:ascii="Courier New" w:hAnsi="Courier New" w:cs="Courier New"/>
-                <w:color w:val="1E3A5F"/>
-                <w:sz w:val="18"/>
-                <w:szCs w:val="18"/>
-              </w:rPr>
-              <w:t>아니면</w:t>
-            </w:r>
-            <w:r>
-              <w:rPr>
-                <w:rFonts w:ascii="Courier New" w:hAnsi="Courier New" w:cs="Courier New"/>
-                <w:color w:val="1E3A5F"/>
-                <w:sz w:val="18"/>
-                <w:szCs w:val="18"/>
-              </w:rPr>
-              <w:t xml:space="preserve"> </w:t>
-            </w:r>
-            <w:proofErr w:type="spellStart"/>
-            <w:r>
-              <w:rPr>
-                <w:rFonts w:ascii="Courier New" w:hAnsi="Courier New" w:cs="Courier New"/>
-                <w:color w:val="1E3A5F"/>
-                <w:sz w:val="18"/>
-                <w:szCs w:val="18"/>
-              </w:rPr>
-              <w:t>CustomException</w:t>
-            </w:r>
-            <w:proofErr w:type="spellEnd"/>
-            <w:r>
-              <w:rPr>
-                <w:rFonts w:ascii="Courier New" w:hAnsi="Courier New" w:cs="Courier New"/>
-                <w:color w:val="1E3A5F"/>
-                <w:sz w:val="18"/>
-                <w:szCs w:val="18"/>
-              </w:rPr>
-              <w:t xml:space="preserve"> throw)</w:t>
-            </w:r>
-          </w:p>
-          <w:p>
-            <w:r>
-              <w:rPr>
-                <w:rFonts w:ascii="Courier New" w:hAnsi="Courier New" w:cs="Courier New"/>
-                <w:color w:val="1E3A5F"/>
-                <w:sz w:val="18"/>
-                <w:szCs w:val="18"/>
-              </w:rPr>
-              <w:t xml:space="preserve">                AVAILABLE -&gt; HOLD </w:t>
-            </w:r>
-            <w:r>
-              <w:rPr>
-                <w:rFonts w:ascii="Courier New" w:hAnsi="Courier New" w:cs="Courier New"/>
-                <w:color w:val="1E3A5F"/>
-                <w:sz w:val="18"/>
-                <w:szCs w:val="18"/>
-              </w:rPr>
-              <w:t>변경</w:t>
-            </w:r>
-            <w:r>
-              <w:rPr>
-                <w:rFonts w:ascii="Courier New" w:hAnsi="Courier New" w:cs="Courier New"/>
-                <w:color w:val="1E3A5F"/>
-                <w:sz w:val="18"/>
-                <w:szCs w:val="18"/>
-              </w:rPr>
-              <w:t xml:space="preserve"> + </w:t>
-            </w:r>
-            <w:proofErr w:type="spellStart"/>
-            <w:r>
-              <w:rPr>
-                <w:rFonts w:ascii="Courier New" w:hAnsi="Courier New" w:cs="Courier New"/>
-                <w:color w:val="1E3A5F"/>
-                <w:sz w:val="18"/>
-                <w:szCs w:val="18"/>
-              </w:rPr>
-              <w:t>expireTime</w:t>
-            </w:r>
-            <w:proofErr w:type="spellEnd"/>
-            <w:r>
-              <w:rPr>
-                <w:rFonts w:ascii="Courier New" w:hAnsi="Courier New" w:cs="Courier New"/>
-                <w:color w:val="1E3A5F"/>
-                <w:sz w:val="18"/>
-                <w:szCs w:val="18"/>
-              </w:rPr>
-              <w:t xml:space="preserve"> = now() + 10</w:t>
-            </w:r>
-            <w:r>
-              <w:rPr>
-                <w:rFonts w:ascii="Courier New" w:hAnsi="Courier New" w:cs="Courier New"/>
-                <w:color w:val="1E3A5F"/>
-                <w:sz w:val="18"/>
-                <w:szCs w:val="18"/>
-              </w:rPr>
-              <w:t>분</w:t>
-            </w:r>
-          </w:p>
-          <w:p>
-            <w:r>
-              <w:rPr>
-                <w:rFonts w:ascii="Courier New" w:hAnsi="Courier New" w:cs="Courier New"/>
-                <w:color w:val="1E3A5F"/>
-                <w:sz w:val="18"/>
-                <w:szCs w:val="18"/>
-              </w:rPr>
-              <w:t xml:space="preserve">                version</w:t>
-            </w:r>
-            <w:r>
-              <w:rPr>
-                <w:rFonts w:ascii="Courier New" w:hAnsi="Courier New" w:cs="Courier New"/>
-                <w:color w:val="1E3A5F"/>
-                <w:sz w:val="18"/>
-                <w:szCs w:val="18"/>
-              </w:rPr>
-              <w:t>으로</w:t>
-            </w:r>
-            <w:r>
-              <w:rPr>
-                <w:rFonts w:ascii="Courier New" w:hAnsi="Courier New" w:cs="Courier New"/>
-                <w:color w:val="1E3A5F"/>
-                <w:sz w:val="18"/>
-                <w:szCs w:val="18"/>
-              </w:rPr>
-              <w:t xml:space="preserve"> </w:t>
-            </w:r>
-            <w:r>
-              <w:rPr>
-                <w:rFonts w:ascii="Courier New" w:hAnsi="Courier New" w:cs="Courier New"/>
-                <w:color w:val="1E3A5F"/>
-                <w:sz w:val="18"/>
-                <w:szCs w:val="18"/>
-              </w:rPr>
-              <w:t>낙관적</w:t>
-            </w:r>
-            <w:r>
-              <w:rPr>
-                <w:rFonts w:ascii="Courier New" w:hAnsi="Courier New" w:cs="Courier New"/>
-                <w:color w:val="1E3A5F"/>
-                <w:sz w:val="18"/>
-                <w:szCs w:val="18"/>
-              </w:rPr>
-              <w:t xml:space="preserve"> </w:t>
-            </w:r>
-            <w:proofErr w:type="spellStart"/>
-            <w:r>
-              <w:rPr>
-                <w:rFonts w:ascii="Courier New" w:hAnsi="Courier New" w:cs="Courier New"/>
-                <w:color w:val="1E3A5F"/>
-                <w:sz w:val="18"/>
-                <w:szCs w:val="18"/>
-              </w:rPr>
-              <w:t>락</w:t>
-            </w:r>
-            <w:proofErr w:type="spellEnd"/>
-            <w:r>
-              <w:rPr>
-                <w:rFonts w:ascii="Courier New" w:hAnsi="Courier New" w:cs="Courier New"/>
-                <w:color w:val="1E3A5F"/>
-                <w:sz w:val="18"/>
-                <w:szCs w:val="18"/>
-              </w:rPr>
-              <w:t xml:space="preserve"> </w:t>
-            </w:r>
-            <w:r>
-              <w:rPr>
-                <w:rFonts w:ascii="Courier New" w:hAnsi="Courier New" w:cs="Courier New"/>
-                <w:color w:val="1E3A5F"/>
-                <w:sz w:val="18"/>
-                <w:szCs w:val="18"/>
-              </w:rPr>
-              <w:t>처리</w:t>
-            </w:r>
-            <w:r>
-              <w:rPr>
-                <w:rFonts w:ascii="Courier New" w:hAnsi="Courier New" w:cs="Courier New"/>
-                <w:color w:val="1E3A5F"/>
-                <w:sz w:val="18"/>
-                <w:szCs w:val="18"/>
-              </w:rPr>
-              <w:t xml:space="preserve"> (</w:t>
-            </w:r>
-            <w:r>
-              <w:rPr>
-                <w:rFonts w:ascii="Courier New" w:hAnsi="Courier New" w:cs="Courier New"/>
-                <w:color w:val="1E3A5F"/>
-                <w:sz w:val="18"/>
-                <w:szCs w:val="18"/>
-              </w:rPr>
-              <w:t>동시</w:t>
-            </w:r>
-            <w:r>
-              <w:rPr>
-                <w:rFonts w:ascii="Courier New" w:hAnsi="Courier New" w:cs="Courier New"/>
-                <w:color w:val="1E3A5F"/>
-                <w:sz w:val="18"/>
-                <w:szCs w:val="18"/>
-              </w:rPr>
-              <w:t xml:space="preserve"> </w:t>
-            </w:r>
-            <w:r>
-              <w:rPr>
-                <w:rFonts w:ascii="Courier New" w:hAnsi="Courier New" w:cs="Courier New"/>
-                <w:color w:val="1E3A5F"/>
-                <w:sz w:val="18"/>
-                <w:szCs w:val="18"/>
-              </w:rPr>
-              <w:t>요청</w:t>
-            </w:r>
-            <w:r>
-              <w:rPr>
-                <w:rFonts w:ascii="Courier New" w:hAnsi="Courier New" w:cs="Courier New"/>
-                <w:color w:val="1E3A5F"/>
-                <w:sz w:val="18"/>
-                <w:szCs w:val="18"/>
-              </w:rPr>
-              <w:t xml:space="preserve"> </w:t>
-            </w:r>
-            <w:r>
-              <w:rPr>
-                <w:rFonts w:ascii="Courier New" w:hAnsi="Courier New" w:cs="Courier New"/>
-                <w:color w:val="1E3A5F"/>
-                <w:sz w:val="18"/>
-                <w:szCs w:val="18"/>
-              </w:rPr>
-              <w:t>충돌</w:t>
-            </w:r>
-            <w:r>
-              <w:rPr>
-                <w:rFonts w:ascii="Courier New" w:hAnsi="Courier New" w:cs="Courier New"/>
-                <w:color w:val="1E3A5F"/>
-                <w:sz w:val="18"/>
-                <w:szCs w:val="18"/>
-              </w:rPr>
-              <w:t xml:space="preserve"> </w:t>
-            </w:r>
-            <w:r>
-              <w:rPr>
-                <w:rFonts w:ascii="Courier New" w:hAnsi="Courier New" w:cs="Courier New"/>
-                <w:color w:val="1E3A5F"/>
-                <w:sz w:val="18"/>
-                <w:szCs w:val="18"/>
-              </w:rPr>
-              <w:t>방지</w:t>
-            </w:r>
-            <w:r>
-              <w:rPr>
-                <w:rFonts w:ascii="Courier New" w:hAnsi="Courier New" w:cs="Courier New"/>
-                <w:color w:val="1E3A5F"/>
-                <w:sz w:val="18"/>
-                <w:szCs w:val="18"/>
-              </w:rPr>
-              <w:t>)</w:t>
-            </w:r>
-          </w:p>
-          <w:p>
-            <w:r>
-              <w:rPr>
-                <w:rFonts w:ascii="Courier New" w:hAnsi="Courier New" w:cs="Courier New"/>
-                <w:color w:val="1E3A5F"/>
-                <w:sz w:val="18"/>
-                <w:szCs w:val="18"/>
-              </w:rPr>
-              <w:t xml:space="preserve">                Reservation </w:t>
-            </w:r>
-            <w:r>
-              <w:rPr>
-                <w:rFonts w:ascii="Courier New" w:hAnsi="Courier New" w:cs="Courier New"/>
-                <w:color w:val="1E3A5F"/>
-                <w:sz w:val="18"/>
-                <w:szCs w:val="18"/>
-              </w:rPr>
-              <w:t>생성</w:t>
-            </w:r>
-            <w:r>
-              <w:rPr>
-                <w:rFonts w:ascii="Courier New" w:hAnsi="Courier New" w:cs="Courier New"/>
-                <w:color w:val="1E3A5F"/>
-                <w:sz w:val="18"/>
-                <w:szCs w:val="18"/>
-              </w:rPr>
-              <w:t xml:space="preserve"> (</w:t>
-            </w:r>
-            <w:r>
-              <w:rPr>
-                <w:rFonts w:ascii="Courier New" w:hAnsi="Courier New" w:cs="Courier New"/>
-                <w:color w:val="1E3A5F"/>
-                <w:sz w:val="18"/>
-                <w:szCs w:val="18"/>
-              </w:rPr>
-              <w:t>상태</w:t>
-            </w:r>
-            <w:r>
-              <w:rPr>
-                <w:rFonts w:ascii="Courier New" w:hAnsi="Courier New" w:cs="Courier New"/>
-                <w:color w:val="1E3A5F"/>
-                <w:sz w:val="18"/>
-                <w:szCs w:val="18"/>
-              </w:rPr>
-              <w:t>: HOLD)</w:t>
-            </w:r>
-          </w:p>
-          <w:p>
-            <w:r>
-              <w:rPr>
-                <w:rFonts w:ascii="Courier New" w:hAnsi="Courier New" w:cs="Courier New"/>
-                <w:color w:val="1E3A5F"/>
-                <w:sz w:val="18"/>
-                <w:szCs w:val="18"/>
-              </w:rPr>
-              <w:t xml:space="preserve">                </w:t>
-            </w:r>
-            <w:proofErr w:type="spellStart"/>
-            <w:r>
-              <w:rPr>
-                <w:rFonts w:ascii="Courier New" w:hAnsi="Courier New" w:cs="Courier New"/>
-                <w:color w:val="1E3A5F"/>
-                <w:sz w:val="18"/>
-                <w:szCs w:val="18"/>
-              </w:rPr>
-              <w:t>SeatHoldResponse</w:t>
-            </w:r>
-            <w:proofErr w:type="spellEnd"/>
-            <w:r>
-              <w:rPr>
-                <w:rFonts w:ascii="Courier New" w:hAnsi="Courier New" w:cs="Courier New"/>
-                <w:color w:val="1E3A5F"/>
-                <w:sz w:val="18"/>
-                <w:szCs w:val="18"/>
-              </w:rPr>
-              <w:t xml:space="preserve"> DTO </w:t>
-            </w:r>
-            <w:r>
-              <w:rPr>
-                <w:rFonts w:ascii="Courier New" w:hAnsi="Courier New" w:cs="Courier New"/>
-                <w:color w:val="1E3A5F"/>
-                <w:sz w:val="18"/>
-                <w:szCs w:val="18"/>
-              </w:rPr>
-              <w:t>조립</w:t>
-            </w:r>
-            <w:r>
-              <w:rPr>
-                <w:rFonts w:ascii="Courier New" w:hAnsi="Courier New" w:cs="Courier New"/>
-                <w:color w:val="1E3A5F"/>
-                <w:sz w:val="18"/>
-                <w:szCs w:val="18"/>
-              </w:rPr>
-              <w:t xml:space="preserve"> </w:t>
-            </w:r>
-            <w:r>
-              <w:rPr>
-                <w:rFonts w:ascii="Courier New" w:hAnsi="Courier New" w:cs="Courier New"/>
-                <w:color w:val="1E3A5F"/>
-                <w:sz w:val="18"/>
-                <w:szCs w:val="18"/>
-              </w:rPr>
-              <w:t>후</w:t>
-            </w:r>
-            <w:r>
-              <w:rPr>
-                <w:rFonts w:ascii="Courier New" w:hAnsi="Courier New" w:cs="Courier New"/>
-                <w:color w:val="1E3A5F"/>
-                <w:sz w:val="18"/>
-                <w:szCs w:val="18"/>
-              </w:rPr>
-              <w:t xml:space="preserve"> </w:t>
-            </w:r>
-            <w:r>
-              <w:rPr>
-                <w:rFonts w:ascii="Courier New" w:hAnsi="Courier New" w:cs="Courier New"/>
-                <w:color w:val="1E3A5F"/>
-                <w:sz w:val="18"/>
-                <w:szCs w:val="18"/>
-              </w:rPr>
-              <w:t>반환</w:t>
+              <w:t>(4) Repository    JPA -&gt; DB UPDATE(seat_inventory) + INSERT(reservation)</w:t>
             </w:r>
           </w:p>
           <w:p/>
@@ -17189,58 +15005,16 @@
                 <w:sz w:val="18"/>
                 <w:szCs w:val="18"/>
               </w:rPr>
-              <w:t xml:space="preserve">(4) Repository    JPA -&gt; DB </w:t>
-            </w:r>
-            <w:proofErr w:type="gramStart"/>
-            <w:r>
-              <w:rPr>
-                <w:rFonts w:ascii="Courier New" w:hAnsi="Courier New" w:cs="Courier New"/>
-                <w:color w:val="1E3A5F"/>
-                <w:sz w:val="18"/>
-                <w:szCs w:val="18"/>
-              </w:rPr>
-              <w:t>UPDATE(</w:t>
-            </w:r>
-            <w:proofErr w:type="spellStart"/>
-            <w:proofErr w:type="gramEnd"/>
-            <w:r>
-              <w:rPr>
-                <w:rFonts w:ascii="Courier New" w:hAnsi="Courier New" w:cs="Courier New"/>
-                <w:color w:val="1E3A5F"/>
-                <w:sz w:val="18"/>
-                <w:szCs w:val="18"/>
-              </w:rPr>
-              <w:t>seat_inventory</w:t>
-            </w:r>
-            <w:proofErr w:type="spellEnd"/>
-            <w:r>
-              <w:rPr>
-                <w:rFonts w:ascii="Courier New" w:hAnsi="Courier New" w:cs="Courier New"/>
-                <w:color w:val="1E3A5F"/>
-                <w:sz w:val="18"/>
-                <w:szCs w:val="18"/>
-              </w:rPr>
-              <w:t xml:space="preserve">) + </w:t>
-            </w:r>
-            <w:proofErr w:type="gramStart"/>
-            <w:r>
-              <w:rPr>
-                <w:rFonts w:ascii="Courier New" w:hAnsi="Courier New" w:cs="Courier New"/>
-                <w:color w:val="1E3A5F"/>
-                <w:sz w:val="18"/>
-                <w:szCs w:val="18"/>
-              </w:rPr>
-              <w:t>INSERT(</w:t>
-            </w:r>
-            <w:proofErr w:type="gramEnd"/>
-            <w:r>
-              <w:rPr>
-                <w:rFonts w:ascii="Courier New" w:hAnsi="Courier New" w:cs="Courier New"/>
-                <w:color w:val="1E3A5F"/>
-                <w:sz w:val="18"/>
-                <w:szCs w:val="18"/>
-              </w:rPr>
-              <w:t>reservation)</w:t>
+              <w:t xml:space="preserve">(5) Controller    SeatHoldResponse JSON </w:t>
+            </w:r>
+            <w:r>
+              <w:rPr>
+                <w:rFonts w:ascii="Courier New" w:hAnsi="Courier New" w:cs="Courier New"/>
+                <w:color w:val="1E3A5F"/>
+                <w:sz w:val="18"/>
+                <w:szCs w:val="18"/>
+              </w:rPr>
+              <w:t>응답</w:t>
             </w:r>
           </w:p>
           <w:p/>
@@ -17252,50 +15026,8 @@
                 <w:sz w:val="18"/>
                 <w:szCs w:val="18"/>
               </w:rPr>
-              <w:t xml:space="preserve">(5) Controller    </w:t>
-            </w:r>
-            <w:proofErr w:type="spellStart"/>
-            <w:r>
-              <w:rPr>
-                <w:rFonts w:ascii="Courier New" w:hAnsi="Courier New" w:cs="Courier New"/>
-                <w:color w:val="1E3A5F"/>
-                <w:sz w:val="18"/>
-                <w:szCs w:val="18"/>
-              </w:rPr>
-              <w:t>SeatHoldResponse</w:t>
-            </w:r>
-            <w:proofErr w:type="spellEnd"/>
-            <w:r>
-              <w:rPr>
-                <w:rFonts w:ascii="Courier New" w:hAnsi="Courier New" w:cs="Courier New"/>
-                <w:color w:val="1E3A5F"/>
-                <w:sz w:val="18"/>
-                <w:szCs w:val="18"/>
-              </w:rPr>
-              <w:t xml:space="preserve"> JSON </w:t>
-            </w:r>
-            <w:r>
-              <w:rPr>
-                <w:rFonts w:ascii="Courier New" w:hAnsi="Courier New" w:cs="Courier New"/>
-                <w:color w:val="1E3A5F"/>
-                <w:sz w:val="18"/>
-                <w:szCs w:val="18"/>
-              </w:rPr>
-              <w:t>응답</w:t>
-            </w:r>
-          </w:p>
-          <w:p/>
-          <w:p>
-            <w:r>
-              <w:rPr>
-                <w:rFonts w:ascii="Courier New" w:hAnsi="Courier New" w:cs="Courier New"/>
-                <w:color w:val="1E3A5F"/>
-                <w:sz w:val="18"/>
-                <w:szCs w:val="18"/>
-              </w:rPr>
               <w:t xml:space="preserve">(6) </w:t>
             </w:r>
-            <w:proofErr w:type="gramStart"/>
             <w:r>
               <w:rPr>
                 <w:rFonts w:ascii="Courier New" w:hAnsi="Courier New" w:cs="Courier New"/>
@@ -17312,37 +15044,7 @@
                 <w:sz w:val="18"/>
                 <w:szCs w:val="18"/>
               </w:rPr>
-              <w:t xml:space="preserve">  &lt;-  {</w:t>
-            </w:r>
-            <w:proofErr w:type="gramEnd"/>
-            <w:r>
-              <w:rPr>
-                <w:rFonts w:ascii="Courier New" w:hAnsi="Courier New" w:cs="Courier New"/>
-                <w:color w:val="1E3A5F"/>
-                <w:sz w:val="18"/>
-                <w:szCs w:val="18"/>
-              </w:rPr>
-              <w:t xml:space="preserve"> </w:t>
-            </w:r>
-            <w:proofErr w:type="spellStart"/>
-            <w:r>
-              <w:rPr>
-                <w:rFonts w:ascii="Courier New" w:hAnsi="Courier New" w:cs="Courier New"/>
-                <w:color w:val="1E3A5F"/>
-                <w:sz w:val="18"/>
-                <w:szCs w:val="18"/>
-              </w:rPr>
-              <w:t>reservationId</w:t>
-            </w:r>
-            <w:proofErr w:type="spellEnd"/>
-            <w:r>
-              <w:rPr>
-                <w:rFonts w:ascii="Courier New" w:hAnsi="Courier New" w:cs="Courier New"/>
-                <w:color w:val="1E3A5F"/>
-                <w:sz w:val="18"/>
-                <w:szCs w:val="18"/>
-              </w:rPr>
-              <w:t>, price, status: 'HOLD' }</w:t>
+              <w:t xml:space="preserve">  &lt;-  { reservationId, price, status: 'HOLD' }</w:t>
             </w:r>
           </w:p>
         </w:tc>
@@ -17364,23 +15066,7 @@
         <w:pStyle w:val="2"/>
       </w:pPr>
       <w:r>
-        <w:t xml:space="preserve">6.1 </w:t>
-      </w:r>
-      <w:proofErr w:type="spellStart"/>
-      <w:r>
-        <w:t>백엔드</w:t>
-      </w:r>
-      <w:proofErr w:type="spellEnd"/>
-      <w:r>
-        <w:t xml:space="preserve"> ↔ </w:t>
-      </w:r>
-      <w:proofErr w:type="spellStart"/>
-      <w:r>
-        <w:t>프론트엔드</w:t>
-      </w:r>
-      <w:proofErr w:type="spellEnd"/>
-      <w:r>
-        <w:t xml:space="preserve"> 협의 필요</w:t>
+        <w:t>6.1 백엔드 ↔ 프론트엔드 협의 필요</w:t>
       </w:r>
     </w:p>
     <w:p>
@@ -17396,21 +15082,7 @@
         <w:rPr>
           <w:rFonts w:eastAsia="Arial"/>
         </w:rPr>
-        <w:t xml:space="preserve">JWT </w:t>
-      </w:r>
-      <w:proofErr w:type="spellStart"/>
-      <w:r>
-        <w:rPr>
-          <w:rFonts w:eastAsia="Arial"/>
-        </w:rPr>
-        <w:t>refreshToken</w:t>
-      </w:r>
-      <w:proofErr w:type="spellEnd"/>
-      <w:r>
-        <w:rPr>
-          <w:rFonts w:eastAsia="Arial"/>
-        </w:rPr>
-        <w:t xml:space="preserve"> 재발급 API 설계 및 사용 방법</w:t>
+        <w:t>JWT refreshToken 재발급 API 설계 및 사용 방법</w:t>
       </w:r>
     </w:p>
     <w:p>
@@ -17442,21 +15114,7 @@
         <w:rPr>
           <w:rFonts w:eastAsia="Arial"/>
         </w:rPr>
-        <w:t xml:space="preserve">날짜 선택 시 </w:t>
-      </w:r>
-      <w:proofErr w:type="spellStart"/>
-      <w:r>
-        <w:rPr>
-          <w:rFonts w:eastAsia="Arial"/>
-        </w:rPr>
-        <w:t>회차</w:t>
-      </w:r>
-      <w:proofErr w:type="spellEnd"/>
-      <w:r>
-        <w:rPr>
-          <w:rFonts w:eastAsia="Arial"/>
-        </w:rPr>
-        <w:t xml:space="preserve"> 갱신 방식 — 쿼리 파라미터 vs 클라이언트 상태 관리</w:t>
+        <w:t>날짜 선택 시 회차 갱신 방식 — 쿼리 파라미터 vs 클라이언트 상태 관리</w:t>
       </w:r>
     </w:p>
     <w:p>
@@ -17501,15 +15159,7 @@
         <w:pStyle w:val="2"/>
       </w:pPr>
       <w:r>
-        <w:t xml:space="preserve">6.2 </w:t>
-      </w:r>
-      <w:proofErr w:type="spellStart"/>
-      <w:r>
-        <w:t>백엔드</w:t>
-      </w:r>
-      <w:proofErr w:type="spellEnd"/>
-      <w:r>
-        <w:t xml:space="preserve"> 설계 보완 필요</w:t>
+        <w:t>6.2 백엔드 설계 보완 필요</w:t>
       </w:r>
     </w:p>
     <w:p>
@@ -17525,35 +15175,7 @@
         <w:rPr>
           <w:rFonts w:eastAsia="Arial"/>
         </w:rPr>
-        <w:t xml:space="preserve">카카오페이 연동 — </w:t>
-      </w:r>
-      <w:proofErr w:type="gramStart"/>
-      <w:r>
-        <w:rPr>
-          <w:rFonts w:eastAsia="Arial"/>
-        </w:rPr>
-        <w:t>ready /</w:t>
-      </w:r>
-      <w:proofErr w:type="gramEnd"/>
-      <w:r>
-        <w:rPr>
-          <w:rFonts w:eastAsia="Arial"/>
-        </w:rPr>
-        <w:t xml:space="preserve"> </w:t>
-      </w:r>
-      <w:proofErr w:type="gramStart"/>
-      <w:r>
-        <w:rPr>
-          <w:rFonts w:eastAsia="Arial"/>
-        </w:rPr>
-        <w:t>approve /</w:t>
-      </w:r>
-      <w:proofErr w:type="gramEnd"/>
-      <w:r>
-        <w:rPr>
-          <w:rFonts w:eastAsia="Arial"/>
-        </w:rPr>
-        <w:t xml:space="preserve"> cancel API URI 및 Request/Response 확정</w:t>
+        <w:t>카카오페이 연동 — ready / approve / cancel API URI 및 Request/Response 확정</w:t>
       </w:r>
     </w:p>
     <w:p>
@@ -17617,21 +15239,7 @@
         <w:rPr>
           <w:rFonts w:eastAsia="Arial"/>
         </w:rPr>
-        <w:t xml:space="preserve">Payment URI 확정 — /payments/* 경로 및 카카오 </w:t>
-      </w:r>
-      <w:proofErr w:type="spellStart"/>
-      <w:r>
-        <w:rPr>
-          <w:rFonts w:eastAsia="Arial"/>
-        </w:rPr>
-        <w:t>콜백</w:t>
-      </w:r>
-      <w:proofErr w:type="spellEnd"/>
-      <w:r>
-        <w:rPr>
-          <w:rFonts w:eastAsia="Arial"/>
-        </w:rPr>
-        <w:t xml:space="preserve"> 처리 방식</w:t>
+        <w:t>Payment URI 확정 — /payments/* 경로 및 카카오 콜백 처리 방식</w:t>
       </w:r>
     </w:p>
     <w:p>
@@ -17672,19 +15280,11 @@
         </w:numPr>
         <w:spacing w:before="40" w:after="40"/>
       </w:pPr>
-      <w:proofErr w:type="spellStart"/>
       <w:r>
         <w:rPr>
           <w:rFonts w:eastAsia="Arial"/>
         </w:rPr>
-        <w:t>잔여석</w:t>
-      </w:r>
-      <w:proofErr w:type="spellEnd"/>
-      <w:r>
-        <w:rPr>
-          <w:rFonts w:eastAsia="Arial"/>
-        </w:rPr>
-        <w:t xml:space="preserve"> 실시간 표시 기능</w:t>
+        <w:t>잔여석 실시간 표시 기능</w:t>
       </w:r>
     </w:p>
     <w:p>
@@ -17701,21 +15301,7 @@
           <w:rFonts w:eastAsia="Arial"/>
         </w:rPr>
         <w:lastRenderedPageBreak/>
-        <w:t xml:space="preserve">예매 </w:t>
-      </w:r>
-      <w:proofErr w:type="gramStart"/>
-      <w:r>
-        <w:rPr>
-          <w:rFonts w:eastAsia="Arial"/>
-        </w:rPr>
-        <w:t>알림 /</w:t>
-      </w:r>
-      <w:proofErr w:type="gramEnd"/>
-      <w:r>
-        <w:rPr>
-          <w:rFonts w:eastAsia="Arial"/>
-        </w:rPr>
-        <w:t xml:space="preserve"> 오픈 알림 신청</w:t>
+        <w:t>예매 알림 / 오픈 알림 신청</w:t>
       </w:r>
     </w:p>
     <w:p>
@@ -17784,27 +15370,7 @@
         <w:sz w:val="18"/>
         <w:szCs w:val="18"/>
       </w:rPr>
-      <w:t xml:space="preserve">© 2026 </w:t>
-    </w:r>
-    <w:proofErr w:type="spellStart"/>
-    <w:r>
-      <w:rPr>
-        <w:rFonts w:eastAsia="Arial"/>
-        <w:color w:val="666666"/>
-        <w:sz w:val="18"/>
-        <w:szCs w:val="18"/>
-      </w:rPr>
-      <w:t>티켓팅</w:t>
-    </w:r>
-    <w:proofErr w:type="spellEnd"/>
-    <w:r>
-      <w:rPr>
-        <w:rFonts w:eastAsia="Arial"/>
-        <w:color w:val="666666"/>
-        <w:sz w:val="18"/>
-        <w:szCs w:val="18"/>
-      </w:rPr>
-      <w:t xml:space="preserve"> 프로젝트</w:t>
+      <w:t>© 2026 티켓팅 프로젝트</w:t>
     </w:r>
     <w:r>
       <w:rPr>
@@ -17847,7 +15413,6 @@
       </w:pBdr>
       <w:spacing w:after="160"/>
     </w:pPr>
-    <w:proofErr w:type="spellStart"/>
     <w:r>
       <w:rPr>
         <w:rFonts w:eastAsia="Arial"/>
@@ -17855,37 +15420,7 @@
         <w:sz w:val="18"/>
         <w:szCs w:val="18"/>
       </w:rPr>
-      <w:t>티켓팅</w:t>
-    </w:r>
-    <w:proofErr w:type="spellEnd"/>
-    <w:r>
-      <w:rPr>
-        <w:rFonts w:eastAsia="Arial"/>
-        <w:color w:val="666666"/>
-        <w:sz w:val="18"/>
-        <w:szCs w:val="18"/>
-      </w:rPr>
-      <w:t xml:space="preserve"> </w:t>
-    </w:r>
-    <w:proofErr w:type="gramStart"/>
-    <w:r>
-      <w:rPr>
-        <w:rFonts w:eastAsia="Arial"/>
-        <w:color w:val="666666"/>
-        <w:sz w:val="18"/>
-        <w:szCs w:val="18"/>
-      </w:rPr>
-      <w:t>서비스  |</w:t>
-    </w:r>
-    <w:proofErr w:type="gramEnd"/>
-    <w:r>
-      <w:rPr>
-        <w:rFonts w:eastAsia="Arial"/>
-        <w:color w:val="666666"/>
-        <w:sz w:val="18"/>
-        <w:szCs w:val="18"/>
-      </w:rPr>
-      <w:t xml:space="preserve">  프로젝트 명세서</w:t>
+      <w:t>티켓팅 서비스  |  프로젝트 명세서</w:t>
     </w:r>
   </w:p>
 </w:hdr>

--- a/docs/티켓팅_프로젝트_명세서_2.docx
+++ b/docs/티켓팅_프로젝트_명세서_2.docx
@@ -25,6 +25,7 @@
         <w:spacing w:after="120"/>
         <w:jc w:val="center"/>
       </w:pPr>
+      <w:proofErr w:type="spellStart"/>
       <w:r>
         <w:rPr>
           <w:rFonts w:eastAsia="Arial"/>
@@ -34,7 +35,19 @@
           <w:sz w:val="72"/>
           <w:szCs w:val="72"/>
         </w:rPr>
-        <w:t>티켓팅 서비스</w:t>
+        <w:t>티켓팅</w:t>
+      </w:r>
+      <w:proofErr w:type="spellEnd"/>
+      <w:r>
+        <w:rPr>
+          <w:rFonts w:eastAsia="Arial"/>
+          <w:b/>
+          <w:bCs/>
+          <w:color w:val="1E3A5F"/>
+          <w:sz w:val="72"/>
+          <w:szCs w:val="72"/>
+        </w:rPr>
+        <w:t xml:space="preserve"> 서비스</w:t>
       </w:r>
     </w:p>
     <w:p>
@@ -49,7 +62,47 @@
           <w:sz w:val="28"/>
           <w:szCs w:val="28"/>
         </w:rPr>
-        <w:t>프로젝트 기능 명세서 / 유저 플로우 / API 명세서</w:t>
+        <w:t xml:space="preserve">프로젝트 기능 </w:t>
+      </w:r>
+      <w:proofErr w:type="gramStart"/>
+      <w:r>
+        <w:rPr>
+          <w:rFonts w:eastAsia="Arial"/>
+          <w:color w:val="2E6FD6"/>
+          <w:sz w:val="28"/>
+          <w:szCs w:val="28"/>
+        </w:rPr>
+        <w:t>명세서 /</w:t>
+      </w:r>
+      <w:proofErr w:type="gramEnd"/>
+      <w:r>
+        <w:rPr>
+          <w:rFonts w:eastAsia="Arial"/>
+          <w:color w:val="2E6FD6"/>
+          <w:sz w:val="28"/>
+          <w:szCs w:val="28"/>
+        </w:rPr>
+        <w:t xml:space="preserve"> 유저 </w:t>
+      </w:r>
+      <w:proofErr w:type="gramStart"/>
+      <w:r>
+        <w:rPr>
+          <w:rFonts w:eastAsia="Arial"/>
+          <w:color w:val="2E6FD6"/>
+          <w:sz w:val="28"/>
+          <w:szCs w:val="28"/>
+        </w:rPr>
+        <w:t>플로우 /</w:t>
+      </w:r>
+      <w:proofErr w:type="gramEnd"/>
+      <w:r>
+        <w:rPr>
+          <w:rFonts w:eastAsia="Arial"/>
+          <w:color w:val="2E6FD6"/>
+          <w:sz w:val="28"/>
+          <w:szCs w:val="28"/>
+        </w:rPr>
+        <w:t xml:space="preserve"> API 명세서</w:t>
       </w:r>
     </w:p>
     <w:tbl>
@@ -291,7 +344,49 @@
         <w:rPr>
           <w:rFonts w:eastAsia="Arial"/>
         </w:rPr>
-        <w:t>본 문서는 콘서트 티켓팅 서비스의 기능 명세, 유저 플로우, API 명세를 정리한 프로젝트 기획 문서입니다. 백엔드(Spring Boot + JWT) 와 프론트엔드(React)가 협력하여 개발하는 것을 전제로 작성되었습니다.</w:t>
+        <w:t xml:space="preserve">본 문서는 콘서트 </w:t>
+      </w:r>
+      <w:proofErr w:type="spellStart"/>
+      <w:r>
+        <w:rPr>
+          <w:rFonts w:eastAsia="Arial"/>
+        </w:rPr>
+        <w:t>티켓팅</w:t>
+      </w:r>
+      <w:proofErr w:type="spellEnd"/>
+      <w:r>
+        <w:rPr>
+          <w:rFonts w:eastAsia="Arial"/>
+        </w:rPr>
+        <w:t xml:space="preserve"> 서비스의 기능 명세, 유저 플로우, API 명세를 정리한 프로젝트 기획 문서입니다. </w:t>
+      </w:r>
+      <w:proofErr w:type="spellStart"/>
+      <w:r>
+        <w:rPr>
+          <w:rFonts w:eastAsia="Arial"/>
+        </w:rPr>
+        <w:t>백엔드</w:t>
+      </w:r>
+      <w:proofErr w:type="spellEnd"/>
+      <w:r>
+        <w:rPr>
+          <w:rFonts w:eastAsia="Arial"/>
+        </w:rPr>
+        <w:t xml:space="preserve">(Spring Boot + JWT) 와 </w:t>
+      </w:r>
+      <w:proofErr w:type="spellStart"/>
+      <w:r>
+        <w:rPr>
+          <w:rFonts w:eastAsia="Arial"/>
+        </w:rPr>
+        <w:t>프론트엔드</w:t>
+      </w:r>
+      <w:proofErr w:type="spellEnd"/>
+      <w:r>
+        <w:rPr>
+          <w:rFonts w:eastAsia="Arial"/>
+        </w:rPr>
+        <w:t>(React)가 협력하여 개발하는 것을 전제로 작성되었습니다.</w:t>
       </w:r>
     </w:p>
     <w:p>
@@ -352,7 +447,35 @@
         <w:rPr>
           <w:rFonts w:eastAsia="Arial"/>
         </w:rPr>
-        <w:t>Schedule — 날짜 / 회차 선택</w:t>
+        <w:t xml:space="preserve">Schedule — </w:t>
+      </w:r>
+      <w:proofErr w:type="gramStart"/>
+      <w:r>
+        <w:rPr>
+          <w:rFonts w:eastAsia="Arial"/>
+        </w:rPr>
+        <w:t>날짜 /</w:t>
+      </w:r>
+      <w:proofErr w:type="gramEnd"/>
+      <w:r>
+        <w:rPr>
+          <w:rFonts w:eastAsia="Arial"/>
+        </w:rPr>
+        <w:t xml:space="preserve"> </w:t>
+      </w:r>
+      <w:proofErr w:type="spellStart"/>
+      <w:r>
+        <w:rPr>
+          <w:rFonts w:eastAsia="Arial"/>
+        </w:rPr>
+        <w:t>회차</w:t>
+      </w:r>
+      <w:proofErr w:type="spellEnd"/>
+      <w:r>
+        <w:rPr>
+          <w:rFonts w:eastAsia="Arial"/>
+        </w:rPr>
+        <w:t xml:space="preserve"> 선택</w:t>
       </w:r>
     </w:p>
     <w:p>
@@ -437,7 +560,15 @@
         <w:pStyle w:val="3"/>
       </w:pPr>
       <w:r>
-        <w:t>좌석 상태 (SeatStatus)</w:t>
+        <w:t>좌석 상태 (</w:t>
+      </w:r>
+      <w:proofErr w:type="spellStart"/>
+      <w:r>
+        <w:t>SeatStatus</w:t>
+      </w:r>
+      <w:proofErr w:type="spellEnd"/>
+      <w:r>
+        <w:t>)</w:t>
       </w:r>
     </w:p>
     <w:tbl>
@@ -622,7 +753,15 @@
         <w:pStyle w:val="3"/>
       </w:pPr>
       <w:r>
-        <w:t>예약 상태 (ReservationStatus)</w:t>
+        <w:t>예약 상태 (</w:t>
+      </w:r>
+      <w:proofErr w:type="spellStart"/>
+      <w:r>
+        <w:t>ReservationStatus</w:t>
+      </w:r>
+      <w:proofErr w:type="spellEnd"/>
+      <w:r>
+        <w:t>)</w:t>
       </w:r>
     </w:p>
     <w:tbl>
@@ -857,7 +996,15 @@
         <w:pStyle w:val="3"/>
       </w:pPr>
       <w:r>
-        <w:t>결제 상태 (PaymentStatus)</w:t>
+        <w:t>결제 상태 (</w:t>
+      </w:r>
+      <w:proofErr w:type="spellStart"/>
+      <w:r>
+        <w:t>PaymentStatus</w:t>
+      </w:r>
+      <w:proofErr w:type="spellEnd"/>
+      <w:r>
+        <w:t>)</w:t>
       </w:r>
     </w:p>
     <w:tbl>
@@ -1161,6 +1308,7 @@
             <w:pPr>
               <w:spacing w:after="40"/>
             </w:pPr>
+            <w:proofErr w:type="gramStart"/>
             <w:r>
               <w:rPr>
                 <w:rFonts w:eastAsia="Arial"/>
@@ -1168,7 +1316,17 @@
                 <w:bCs/>
                 <w:color w:val="1E3A5F"/>
               </w:rPr>
-              <w:t>로그인 / 회원가입</w:t>
+              <w:t>로그인 /</w:t>
+            </w:r>
+            <w:proofErr w:type="gramEnd"/>
+            <w:r>
+              <w:rPr>
+                <w:rFonts w:eastAsia="Arial"/>
+                <w:b/>
+                <w:bCs/>
+                <w:color w:val="1E3A5F"/>
+              </w:rPr>
+              <w:t xml:space="preserve"> 회원가입</w:t>
             </w:r>
           </w:p>
           <w:p>
@@ -1279,6 +1437,7 @@
             </w:r>
           </w:p>
           <w:p>
+            <w:proofErr w:type="spellStart"/>
             <w:r>
               <w:rPr>
                 <w:rFonts w:eastAsia="Arial"/>
@@ -1286,7 +1445,17 @@
                 <w:sz w:val="20"/>
                 <w:szCs w:val="20"/>
               </w:rPr>
-              <w:t>페이징 기반 콘서트 카드 리스트 확인</w:t>
+              <w:t>페이징</w:t>
+            </w:r>
+            <w:proofErr w:type="spellEnd"/>
+            <w:r>
+              <w:rPr>
+                <w:rFonts w:eastAsia="Arial"/>
+                <w:color w:val="666666"/>
+                <w:sz w:val="20"/>
+                <w:szCs w:val="20"/>
+              </w:rPr>
+              <w:t xml:space="preserve"> 기반 콘서트 카드 리스트 확인</w:t>
             </w:r>
           </w:p>
         </w:tc>
@@ -1482,6 +1651,7 @@
             <w:pPr>
               <w:spacing w:after="40"/>
             </w:pPr>
+            <w:proofErr w:type="gramStart"/>
             <w:r>
               <w:rPr>
                 <w:rFonts w:eastAsia="Arial"/>
@@ -1489,7 +1659,37 @@
                 <w:bCs/>
                 <w:color w:val="1E3A5F"/>
               </w:rPr>
-              <w:t>날짜 / 회차 선택</w:t>
+              <w:t>날짜 /</w:t>
+            </w:r>
+            <w:proofErr w:type="gramEnd"/>
+            <w:r>
+              <w:rPr>
+                <w:rFonts w:eastAsia="Arial"/>
+                <w:b/>
+                <w:bCs/>
+                <w:color w:val="1E3A5F"/>
+              </w:rPr>
+              <w:t xml:space="preserve"> </w:t>
+            </w:r>
+            <w:proofErr w:type="spellStart"/>
+            <w:r>
+              <w:rPr>
+                <w:rFonts w:eastAsia="Arial"/>
+                <w:b/>
+                <w:bCs/>
+                <w:color w:val="1E3A5F"/>
+              </w:rPr>
+              <w:t>회차</w:t>
+            </w:r>
+            <w:proofErr w:type="spellEnd"/>
+            <w:r>
+              <w:rPr>
+                <w:rFonts w:eastAsia="Arial"/>
+                <w:b/>
+                <w:bCs/>
+                <w:color w:val="1E3A5F"/>
+              </w:rPr>
+              <w:t xml:space="preserve"> 선택</w:t>
             </w:r>
           </w:p>
           <w:p>
@@ -1500,7 +1700,27 @@
                 <w:sz w:val="20"/>
                 <w:szCs w:val="20"/>
               </w:rPr>
-              <w:t>달력 UI → 선택한 날짜의 회차 목록 표시</w:t>
+              <w:t xml:space="preserve">달력 UI → 선택한 날짜의 </w:t>
+            </w:r>
+            <w:proofErr w:type="spellStart"/>
+            <w:r>
+              <w:rPr>
+                <w:rFonts w:eastAsia="Arial"/>
+                <w:color w:val="666666"/>
+                <w:sz w:val="20"/>
+                <w:szCs w:val="20"/>
+              </w:rPr>
+              <w:t>회차</w:t>
+            </w:r>
+            <w:proofErr w:type="spellEnd"/>
+            <w:r>
+              <w:rPr>
+                <w:rFonts w:eastAsia="Arial"/>
+                <w:color w:val="666666"/>
+                <w:sz w:val="20"/>
+                <w:szCs w:val="20"/>
+              </w:rPr>
+              <w:t xml:space="preserve"> 목록 표시</w:t>
             </w:r>
           </w:p>
         </w:tc>
@@ -1886,13 +2106,44 @@
                 <w:bCs/>
                 <w:color w:val="2E6FD6"/>
               </w:rPr>
-              <w:t xml:space="preserve">📌 포인트  </w:t>
-            </w:r>
-            <w:r>
-              <w:rPr>
-                <w:rFonts w:eastAsia="Arial"/>
-              </w:rPr>
-              <w:t>비로그인 상태에서 콘서트 탐색, 상세 조회, 날짜/회차 선택까지 진행 가능. 좌석 선택 단계에서 로그인 요구 후 원래 페이지로 복귀 처리.</w:t>
+              <w:t xml:space="preserve">📌 </w:t>
+            </w:r>
+            <w:proofErr w:type="gramStart"/>
+            <w:r>
+              <w:rPr>
+                <w:rFonts w:eastAsia="Arial"/>
+                <w:b/>
+                <w:bCs/>
+                <w:color w:val="2E6FD6"/>
+              </w:rPr>
+              <w:t xml:space="preserve">포인트  </w:t>
+            </w:r>
+            <w:r>
+              <w:rPr>
+                <w:rFonts w:eastAsia="Arial"/>
+              </w:rPr>
+              <w:t>비로그인</w:t>
+            </w:r>
+            <w:proofErr w:type="gramEnd"/>
+            <w:r>
+              <w:rPr>
+                <w:rFonts w:eastAsia="Arial"/>
+              </w:rPr>
+              <w:t xml:space="preserve"> 상태에서 콘서트 탐색, 상세 조회, 날짜/</w:t>
+            </w:r>
+            <w:proofErr w:type="spellStart"/>
+            <w:r>
+              <w:rPr>
+                <w:rFonts w:eastAsia="Arial"/>
+              </w:rPr>
+              <w:t>회차</w:t>
+            </w:r>
+            <w:proofErr w:type="spellEnd"/>
+            <w:r>
+              <w:rPr>
+                <w:rFonts w:eastAsia="Arial"/>
+              </w:rPr>
+              <w:t xml:space="preserve"> 선택까지 진행 가능. 좌석 선택 단계에서 로그인 요구 후 원래 페이지로 복귀 처리.</w:t>
             </w:r>
           </w:p>
         </w:tc>
@@ -1916,7 +2167,21 @@
         <w:rPr>
           <w:rFonts w:eastAsia="Arial"/>
         </w:rPr>
-        <w:t>비로그인 → 콘서트 선택 → 상세 조회 → 날짜/회차 선택</w:t>
+        <w:t>비로그인 → 콘서트 선택 → 상세 조회 → 날짜/</w:t>
+      </w:r>
+      <w:proofErr w:type="spellStart"/>
+      <w:r>
+        <w:rPr>
+          <w:rFonts w:eastAsia="Arial"/>
+        </w:rPr>
+        <w:t>회차</w:t>
+      </w:r>
+      <w:proofErr w:type="spellEnd"/>
+      <w:r>
+        <w:rPr>
+          <w:rFonts w:eastAsia="Arial"/>
+        </w:rPr>
+        <w:t xml:space="preserve"> 선택</w:t>
       </w:r>
     </w:p>
     <w:p>
@@ -1932,8 +2197,16 @@
         <w:rPr>
           <w:rFonts w:eastAsia="Arial"/>
         </w:rPr>
-        <w:t>좌석 선택 시 로그인/회원가입 페이지로 리다이렉트</w:t>
-      </w:r>
+        <w:t xml:space="preserve">좌석 선택 시 로그인/회원가입 페이지로 </w:t>
+      </w:r>
+      <w:proofErr w:type="spellStart"/>
+      <w:r>
+        <w:rPr>
+          <w:rFonts w:eastAsia="Arial"/>
+        </w:rPr>
+        <w:t>리다이렉트</w:t>
+      </w:r>
+      <w:proofErr w:type="spellEnd"/>
     </w:p>
     <w:p>
       <w:pPr>
@@ -1962,7 +2235,23 @@
       </w:pPr>
       <w:r>
         <w:lastRenderedPageBreak/>
-        <w:t>2.3 결제 실패 / 재결제 플로우</w:t>
+        <w:t xml:space="preserve">2.3 결제 </w:t>
+      </w:r>
+      <w:proofErr w:type="gramStart"/>
+      <w:r>
+        <w:t>실패 /</w:t>
+      </w:r>
+      <w:proofErr w:type="gramEnd"/>
+      <w:r>
+        <w:t xml:space="preserve"> </w:t>
+      </w:r>
+      <w:proofErr w:type="spellStart"/>
+      <w:r>
+        <w:t>재결제</w:t>
+      </w:r>
+      <w:proofErr w:type="spellEnd"/>
+      <w:r>
+        <w:t xml:space="preserve"> 플로우</w:t>
       </w:r>
     </w:p>
     <w:p>
@@ -1978,7 +2267,21 @@
         <w:rPr>
           <w:rFonts w:eastAsia="Arial"/>
         </w:rPr>
-        <w:t>결제 실패 시: 좌석 HOLD 상태 유지 → 결제 페이지로 복귀 → 재결제 가능</w:t>
+        <w:t xml:space="preserve">결제 실패 시: 좌석 HOLD 상태 유지 → 결제 페이지로 복귀 → </w:t>
+      </w:r>
+      <w:proofErr w:type="spellStart"/>
+      <w:r>
+        <w:rPr>
+          <w:rFonts w:eastAsia="Arial"/>
+        </w:rPr>
+        <w:t>재결제</w:t>
+      </w:r>
+      <w:proofErr w:type="spellEnd"/>
+      <w:r>
+        <w:rPr>
+          <w:rFonts w:eastAsia="Arial"/>
+        </w:rPr>
+        <w:t xml:space="preserve"> 가능</w:t>
       </w:r>
     </w:p>
     <w:p>
@@ -2105,6 +2408,396 @@
       </w:pPr>
       <w:r>
         <w:t>3.1.1 회원가입</w:t>
+      </w:r>
+    </w:p>
+    <w:tbl>
+      <w:tblPr>
+        <w:tblW w:w="9360" w:type="dxa"/>
+        <w:tblBorders>
+          <w:top w:val="single" w:sz="4" w:space="0" w:color="auto"/>
+          <w:left w:val="single" w:sz="4" w:space="0" w:color="auto"/>
+          <w:bottom w:val="single" w:sz="4" w:space="0" w:color="auto"/>
+          <w:right w:val="single" w:sz="4" w:space="0" w:color="auto"/>
+          <w:insideH w:val="single" w:sz="4" w:space="0" w:color="auto"/>
+          <w:insideV w:val="single" w:sz="4" w:space="0" w:color="auto"/>
+        </w:tblBorders>
+        <w:tblCellMar>
+          <w:left w:w="10" w:type="dxa"/>
+          <w:right w:w="10" w:type="dxa"/>
+        </w:tblCellMar>
+        <w:tblLook w:val="04A0" w:firstRow="1" w:lastRow="0" w:firstColumn="1" w:lastColumn="0" w:noHBand="0" w:noVBand="1"/>
+      </w:tblPr>
+      <w:tblGrid>
+        <w:gridCol w:w="2364"/>
+        <w:gridCol w:w="2213"/>
+        <w:gridCol w:w="2273"/>
+        <w:gridCol w:w="2510"/>
+      </w:tblGrid>
+      <w:tr>
+        <w:trPr>
+          <w:tblHeader/>
+        </w:trPr>
+        <w:tc>
+          <w:tcPr>
+            <w:tcW w:w="1800" w:type="dxa"/>
+            <w:tcBorders>
+              <w:top w:val="single" w:sz="1" w:space="0" w:color="2E6FD6"/>
+              <w:left w:val="single" w:sz="1" w:space="0" w:color="2E6FD6"/>
+              <w:bottom w:val="single" w:sz="1" w:space="0" w:color="2E6FD6"/>
+              <w:right w:val="single" w:sz="1" w:space="0" w:color="2E6FD6"/>
+            </w:tcBorders>
+            <w:shd w:val="clear" w:color="auto" w:fill="2E6FD6"/>
+            <w:tcMar>
+              <w:top w:w="80" w:type="dxa"/>
+              <w:left w:w="120" w:type="dxa"/>
+              <w:bottom w:w="80" w:type="dxa"/>
+              <w:right w:w="120" w:type="dxa"/>
+            </w:tcMar>
+          </w:tcPr>
+          <w:p>
+            <w:pPr>
+              <w:jc w:val="center"/>
+            </w:pPr>
+            <w:r>
+              <w:rPr>
+                <w:rFonts w:eastAsia="Arial"/>
+                <w:b/>
+                <w:bCs/>
+                <w:color w:val="FFFFFF"/>
+                <w:sz w:val="20"/>
+                <w:szCs w:val="20"/>
+              </w:rPr>
+              <w:t>입력</w:t>
+            </w:r>
+          </w:p>
+        </w:tc>
+        <w:tc>
+          <w:tcPr>
+            <w:tcW w:w="2300" w:type="dxa"/>
+            <w:tcBorders>
+              <w:top w:val="single" w:sz="1" w:space="0" w:color="2E6FD6"/>
+              <w:left w:val="single" w:sz="1" w:space="0" w:color="2E6FD6"/>
+              <w:bottom w:val="single" w:sz="1" w:space="0" w:color="2E6FD6"/>
+              <w:right w:val="single" w:sz="1" w:space="0" w:color="2E6FD6"/>
+            </w:tcBorders>
+            <w:shd w:val="clear" w:color="auto" w:fill="2E6FD6"/>
+            <w:tcMar>
+              <w:top w:w="80" w:type="dxa"/>
+              <w:left w:w="120" w:type="dxa"/>
+              <w:bottom w:w="80" w:type="dxa"/>
+              <w:right w:w="120" w:type="dxa"/>
+            </w:tcMar>
+          </w:tcPr>
+          <w:p>
+            <w:pPr>
+              <w:jc w:val="center"/>
+            </w:pPr>
+            <w:r>
+              <w:rPr>
+                <w:rFonts w:eastAsia="Arial"/>
+                <w:b/>
+                <w:bCs/>
+                <w:color w:val="FFFFFF"/>
+                <w:sz w:val="20"/>
+                <w:szCs w:val="20"/>
+              </w:rPr>
+              <w:t>처리</w:t>
+            </w:r>
+          </w:p>
+        </w:tc>
+        <w:tc>
+          <w:tcPr>
+            <w:tcW w:w="2500" w:type="dxa"/>
+            <w:tcBorders>
+              <w:top w:val="single" w:sz="1" w:space="0" w:color="2E6FD6"/>
+              <w:left w:val="single" w:sz="1" w:space="0" w:color="2E6FD6"/>
+              <w:bottom w:val="single" w:sz="1" w:space="0" w:color="2E6FD6"/>
+              <w:right w:val="single" w:sz="1" w:space="0" w:color="2E6FD6"/>
+            </w:tcBorders>
+            <w:shd w:val="clear" w:color="auto" w:fill="2E6FD6"/>
+            <w:tcMar>
+              <w:top w:w="80" w:type="dxa"/>
+              <w:left w:w="120" w:type="dxa"/>
+              <w:bottom w:w="80" w:type="dxa"/>
+              <w:right w:w="120" w:type="dxa"/>
+            </w:tcMar>
+          </w:tcPr>
+          <w:p>
+            <w:pPr>
+              <w:jc w:val="center"/>
+            </w:pPr>
+            <w:r>
+              <w:rPr>
+                <w:rFonts w:eastAsia="Arial"/>
+                <w:b/>
+                <w:bCs/>
+                <w:color w:val="FFFFFF"/>
+                <w:sz w:val="20"/>
+                <w:szCs w:val="20"/>
+              </w:rPr>
+              <w:t>출력</w:t>
+            </w:r>
+          </w:p>
+        </w:tc>
+        <w:tc>
+          <w:tcPr>
+            <w:tcW w:w="2760" w:type="dxa"/>
+            <w:tcBorders>
+              <w:top w:val="single" w:sz="1" w:space="0" w:color="2E6FD6"/>
+              <w:left w:val="single" w:sz="1" w:space="0" w:color="2E6FD6"/>
+              <w:bottom w:val="single" w:sz="1" w:space="0" w:color="2E6FD6"/>
+              <w:right w:val="single" w:sz="1" w:space="0" w:color="2E6FD6"/>
+            </w:tcBorders>
+            <w:shd w:val="clear" w:color="auto" w:fill="2E6FD6"/>
+            <w:tcMar>
+              <w:top w:w="80" w:type="dxa"/>
+              <w:left w:w="120" w:type="dxa"/>
+              <w:bottom w:w="80" w:type="dxa"/>
+              <w:right w:w="120" w:type="dxa"/>
+            </w:tcMar>
+          </w:tcPr>
+          <w:p>
+            <w:pPr>
+              <w:jc w:val="center"/>
+            </w:pPr>
+            <w:r>
+              <w:rPr>
+                <w:rFonts w:eastAsia="Arial"/>
+                <w:b/>
+                <w:bCs/>
+                <w:color w:val="FFFFFF"/>
+                <w:sz w:val="20"/>
+                <w:szCs w:val="20"/>
+              </w:rPr>
+              <w:t>참고</w:t>
+            </w:r>
+          </w:p>
+        </w:tc>
+      </w:tr>
+      <w:tr>
+        <w:tc>
+          <w:tcPr>
+            <w:tcW w:w="1800" w:type="dxa"/>
+            <w:tcBorders>
+              <w:top w:val="single" w:sz="1" w:space="0" w:color="CCCCCC"/>
+              <w:left w:val="single" w:sz="1" w:space="0" w:color="CCCCCC"/>
+              <w:bottom w:val="single" w:sz="1" w:space="0" w:color="CCCCCC"/>
+              <w:right w:val="single" w:sz="1" w:space="0" w:color="CCCCCC"/>
+            </w:tcBorders>
+            <w:shd w:val="clear" w:color="auto" w:fill="FFFFFF"/>
+            <w:tcMar>
+              <w:top w:w="80" w:type="dxa"/>
+              <w:left w:w="120" w:type="dxa"/>
+              <w:bottom w:w="80" w:type="dxa"/>
+              <w:right w:w="120" w:type="dxa"/>
+            </w:tcMar>
+          </w:tcPr>
+          <w:p>
+            <w:pPr>
+              <w:spacing w:after="40"/>
+              <w:rPr>
+                <w:sz w:val="20"/>
+                <w:szCs w:val="20"/>
+              </w:rPr>
+            </w:pPr>
+            <w:r>
+              <w:rPr>
+                <w:rFonts w:hint="eastAsia"/>
+                <w:sz w:val="20"/>
+                <w:szCs w:val="20"/>
+              </w:rPr>
+              <w:t>email</w:t>
+            </w:r>
+          </w:p>
+          <w:p>
+            <w:pPr>
+              <w:spacing w:after="40"/>
+            </w:pPr>
+            <w:proofErr w:type="spellStart"/>
+            <w:r>
+              <w:rPr>
+                <w:rFonts w:eastAsia="Arial"/>
+                <w:sz w:val="20"/>
+                <w:szCs w:val="20"/>
+              </w:rPr>
+              <w:t>passwordphoneNumber</w:t>
+            </w:r>
+            <w:proofErr w:type="spellEnd"/>
+          </w:p>
+        </w:tc>
+        <w:tc>
+          <w:tcPr>
+            <w:tcW w:w="2300" w:type="dxa"/>
+            <w:tcBorders>
+              <w:top w:val="single" w:sz="1" w:space="0" w:color="CCCCCC"/>
+              <w:left w:val="single" w:sz="1" w:space="0" w:color="CCCCCC"/>
+              <w:bottom w:val="single" w:sz="1" w:space="0" w:color="CCCCCC"/>
+              <w:right w:val="single" w:sz="1" w:space="0" w:color="CCCCCC"/>
+            </w:tcBorders>
+            <w:shd w:val="clear" w:color="auto" w:fill="FFFFFF"/>
+            <w:tcMar>
+              <w:top w:w="80" w:type="dxa"/>
+              <w:left w:w="120" w:type="dxa"/>
+              <w:bottom w:w="80" w:type="dxa"/>
+              <w:right w:w="120" w:type="dxa"/>
+            </w:tcMar>
+          </w:tcPr>
+          <w:p>
+            <w:pPr>
+              <w:spacing w:after="40"/>
+            </w:pPr>
+            <w:r>
+              <w:rPr>
+                <w:rFonts w:eastAsia="Arial"/>
+                <w:sz w:val="20"/>
+                <w:szCs w:val="20"/>
+              </w:rPr>
+              <w:t>email 중복 검사</w:t>
+            </w:r>
+          </w:p>
+          <w:p>
+            <w:pPr>
+              <w:spacing w:after="40"/>
+            </w:pPr>
+            <w:proofErr w:type="spellStart"/>
+            <w:r>
+              <w:rPr>
+                <w:rFonts w:eastAsia="Arial"/>
+                <w:sz w:val="20"/>
+                <w:szCs w:val="20"/>
+              </w:rPr>
+              <w:t>phoneNumber</w:t>
+            </w:r>
+            <w:proofErr w:type="spellEnd"/>
+            <w:r>
+              <w:rPr>
+                <w:rFonts w:eastAsia="Arial"/>
+                <w:sz w:val="20"/>
+                <w:szCs w:val="20"/>
+              </w:rPr>
+              <w:t xml:space="preserve"> 중복 검사</w:t>
+            </w:r>
+          </w:p>
+          <w:p>
+            <w:pPr>
+              <w:spacing w:after="40"/>
+            </w:pPr>
+            <w:r>
+              <w:rPr>
+                <w:rFonts w:eastAsia="Arial"/>
+                <w:sz w:val="20"/>
+                <w:szCs w:val="20"/>
+              </w:rPr>
+              <w:t>비밀번호 암호화</w:t>
+            </w:r>
+          </w:p>
+          <w:p>
+            <w:pPr>
+              <w:spacing w:after="40"/>
+            </w:pPr>
+            <w:r>
+              <w:rPr>
+                <w:rFonts w:eastAsia="Arial"/>
+                <w:sz w:val="20"/>
+                <w:szCs w:val="20"/>
+              </w:rPr>
+              <w:t>사용자 저장</w:t>
+            </w:r>
+          </w:p>
+        </w:tc>
+        <w:tc>
+          <w:tcPr>
+            <w:tcW w:w="2500" w:type="dxa"/>
+            <w:tcBorders>
+              <w:top w:val="single" w:sz="1" w:space="0" w:color="CCCCCC"/>
+              <w:left w:val="single" w:sz="1" w:space="0" w:color="CCCCCC"/>
+              <w:bottom w:val="single" w:sz="1" w:space="0" w:color="CCCCCC"/>
+              <w:right w:val="single" w:sz="1" w:space="0" w:color="CCCCCC"/>
+            </w:tcBorders>
+            <w:shd w:val="clear" w:color="auto" w:fill="FFFFFF"/>
+            <w:tcMar>
+              <w:top w:w="80" w:type="dxa"/>
+              <w:left w:w="120" w:type="dxa"/>
+              <w:bottom w:w="80" w:type="dxa"/>
+              <w:right w:w="120" w:type="dxa"/>
+            </w:tcMar>
+          </w:tcPr>
+          <w:p>
+            <w:pPr>
+              <w:spacing w:after="40"/>
+            </w:pPr>
+            <w:r>
+              <w:rPr>
+                <w:rFonts w:eastAsia="Arial"/>
+                <w:sz w:val="20"/>
+                <w:szCs w:val="20"/>
+              </w:rPr>
+              <w:t xml:space="preserve">회원가입 </w:t>
+            </w:r>
+            <w:proofErr w:type="gramStart"/>
+            <w:r>
+              <w:rPr>
+                <w:rFonts w:eastAsia="Arial"/>
+                <w:sz w:val="20"/>
+                <w:szCs w:val="20"/>
+              </w:rPr>
+              <w:t>성공 /</w:t>
+            </w:r>
+            <w:proofErr w:type="gramEnd"/>
+            <w:r>
+              <w:rPr>
+                <w:rFonts w:eastAsia="Arial"/>
+                <w:sz w:val="20"/>
+                <w:szCs w:val="20"/>
+              </w:rPr>
+              <w:t xml:space="preserve"> 실패</w:t>
+            </w:r>
+          </w:p>
+        </w:tc>
+        <w:tc>
+          <w:tcPr>
+            <w:tcW w:w="2760" w:type="dxa"/>
+            <w:tcBorders>
+              <w:top w:val="single" w:sz="1" w:space="0" w:color="CCCCCC"/>
+              <w:left w:val="single" w:sz="1" w:space="0" w:color="CCCCCC"/>
+              <w:bottom w:val="single" w:sz="1" w:space="0" w:color="CCCCCC"/>
+              <w:right w:val="single" w:sz="1" w:space="0" w:color="CCCCCC"/>
+            </w:tcBorders>
+            <w:shd w:val="clear" w:color="auto" w:fill="FFFFFF"/>
+            <w:tcMar>
+              <w:top w:w="80" w:type="dxa"/>
+              <w:left w:w="120" w:type="dxa"/>
+              <w:bottom w:w="80" w:type="dxa"/>
+              <w:right w:w="120" w:type="dxa"/>
+            </w:tcMar>
+          </w:tcPr>
+          <w:p>
+            <w:pPr>
+              <w:spacing w:after="40"/>
+            </w:pPr>
+            <w:r>
+              <w:rPr>
+                <w:rFonts w:eastAsia="Arial"/>
+                <w:sz w:val="20"/>
+                <w:szCs w:val="20"/>
+              </w:rPr>
+              <w:t>입력 필드는 변경 가능성 있음. 중복 체크는 포커스아웃 시 실시간 처리</w:t>
+            </w:r>
+          </w:p>
+        </w:tc>
+      </w:tr>
+    </w:tbl>
+    <w:p>
+      <w:pPr>
+        <w:spacing w:before="120"/>
+      </w:pPr>
+    </w:p>
+    <w:p>
+      <w:pPr>
+        <w:pStyle w:val="3"/>
+      </w:pPr>
+      <w:r>
+        <w:t>3.1.2 로그인</w:t>
       </w:r>
     </w:p>
     <w:tbl>
@@ -2292,14 +2985,17 @@
           <w:p>
             <w:pPr>
               <w:spacing w:after="40"/>
-            </w:pPr>
-            <w:r>
-              <w:rPr>
-                <w:rFonts w:eastAsia="Arial"/>
-                <w:sz w:val="20"/>
-                <w:szCs w:val="20"/>
-              </w:rPr>
-              <w:t>loginId</w:t>
+              <w:rPr>
+                <w:rFonts w:hint="eastAsia"/>
+              </w:rPr>
+            </w:pPr>
+            <w:r>
+              <w:rPr>
+                <w:rFonts w:hint="eastAsia"/>
+                <w:sz w:val="20"/>
+                <w:szCs w:val="20"/>
+              </w:rPr>
+              <w:t>email</w:t>
             </w:r>
           </w:p>
           <w:p>
@@ -2313,45 +3009,6 @@
                 <w:szCs w:val="20"/>
               </w:rPr>
               <w:t>password</w:t>
-            </w:r>
-          </w:p>
-          <w:p>
-            <w:pPr>
-              <w:spacing w:after="40"/>
-            </w:pPr>
-            <w:r>
-              <w:rPr>
-                <w:rFonts w:eastAsia="Arial"/>
-                <w:sz w:val="20"/>
-                <w:szCs w:val="20"/>
-              </w:rPr>
-              <w:t>email</w:t>
-            </w:r>
-          </w:p>
-          <w:p>
-            <w:pPr>
-              <w:spacing w:after="40"/>
-            </w:pPr>
-            <w:r>
-              <w:rPr>
-                <w:rFonts w:eastAsia="Arial"/>
-                <w:sz w:val="20"/>
-                <w:szCs w:val="20"/>
-              </w:rPr>
-              <w:t>phoneNumber</w:t>
-            </w:r>
-          </w:p>
-          <w:p>
-            <w:pPr>
-              <w:spacing w:after="40"/>
-            </w:pPr>
-            <w:r>
-              <w:rPr>
-                <w:rFonts w:eastAsia="Arial"/>
-                <w:sz w:val="20"/>
-                <w:szCs w:val="20"/>
-              </w:rPr>
-              <w:t>birthDate (선택)</w:t>
             </w:r>
           </w:p>
         </w:tc>
@@ -2382,7 +3039,7 @@
                 <w:sz w:val="20"/>
                 <w:szCs w:val="20"/>
               </w:rPr>
-              <w:t>loginId 중복 검사</w:t>
+              <w:t>사용자 조회</w:t>
             </w:r>
           </w:p>
           <w:p>
@@ -2395,7 +3052,7 @@
                 <w:sz w:val="20"/>
                 <w:szCs w:val="20"/>
               </w:rPr>
-              <w:t>email 중복 검사</w:t>
+              <w:t>비밀번호 검증</w:t>
             </w:r>
           </w:p>
           <w:p>
@@ -2408,33 +3065,7 @@
                 <w:sz w:val="20"/>
                 <w:szCs w:val="20"/>
               </w:rPr>
-              <w:t>phoneNumber 중복 검사</w:t>
-            </w:r>
-          </w:p>
-          <w:p>
-            <w:pPr>
-              <w:spacing w:after="40"/>
-            </w:pPr>
-            <w:r>
-              <w:rPr>
-                <w:rFonts w:eastAsia="Arial"/>
-                <w:sz w:val="20"/>
-                <w:szCs w:val="20"/>
-              </w:rPr>
-              <w:t>비밀번호 암호화</w:t>
-            </w:r>
-          </w:p>
-          <w:p>
-            <w:pPr>
-              <w:spacing w:after="40"/>
-            </w:pPr>
-            <w:r>
-              <w:rPr>
-                <w:rFonts w:eastAsia="Arial"/>
-                <w:sz w:val="20"/>
-                <w:szCs w:val="20"/>
-              </w:rPr>
-              <w:t>사용자 저장</w:t>
+              <w:t>JWT 발급</w:t>
             </w:r>
           </w:p>
         </w:tc>
@@ -2459,14 +3090,16 @@
             <w:pPr>
               <w:spacing w:after="40"/>
             </w:pPr>
-            <w:r>
-              <w:rPr>
-                <w:rFonts w:eastAsia="Arial"/>
-                <w:sz w:val="20"/>
-                <w:szCs w:val="20"/>
-              </w:rPr>
-              <w:t>회원가입 성공 / 실패</w:t>
-            </w:r>
+            <w:proofErr w:type="spellStart"/>
+            <w:r>
+              <w:rPr>
+                <w:rFonts w:eastAsia="Arial"/>
+                <w:sz w:val="20"/>
+                <w:szCs w:val="20"/>
+              </w:rPr>
+              <w:t>accessToken</w:t>
+            </w:r>
+            <w:proofErr w:type="spellEnd"/>
           </w:p>
         </w:tc>
         <w:tc>
@@ -2496,7 +3129,25 @@
                 <w:sz w:val="20"/>
                 <w:szCs w:val="20"/>
               </w:rPr>
-              <w:t>입력 필드는 변경 가능성 있음. 중복 체크는 포커스아웃 시 실시간 처리</w:t>
+              <w:t xml:space="preserve">추후 </w:t>
+            </w:r>
+            <w:proofErr w:type="spellStart"/>
+            <w:r>
+              <w:rPr>
+                <w:rFonts w:eastAsia="Arial"/>
+                <w:sz w:val="20"/>
+                <w:szCs w:val="20"/>
+              </w:rPr>
+              <w:t>refreshToken</w:t>
+            </w:r>
+            <w:proofErr w:type="spellEnd"/>
+            <w:r>
+              <w:rPr>
+                <w:rFonts w:eastAsia="Arial"/>
+                <w:sz w:val="20"/>
+                <w:szCs w:val="20"/>
+              </w:rPr>
+              <w:t xml:space="preserve"> API 추가 예정</w:t>
             </w:r>
           </w:p>
         </w:tc>
@@ -2512,7 +3163,7 @@
         <w:pStyle w:val="3"/>
       </w:pPr>
       <w:r>
-        <w:t>3.1.2 로그인</w:t>
+        <w:t>3.1.3 로그아웃</w:t>
       </w:r>
     </w:p>
     <w:tbl>
@@ -2701,27 +3352,16 @@
             <w:pPr>
               <w:spacing w:after="40"/>
             </w:pPr>
-            <w:r>
-              <w:rPr>
-                <w:rFonts w:eastAsia="Arial"/>
-                <w:sz w:val="20"/>
-                <w:szCs w:val="20"/>
-              </w:rPr>
-              <w:t>loginId</w:t>
-            </w:r>
-          </w:p>
-          <w:p>
-            <w:pPr>
-              <w:spacing w:after="40"/>
-            </w:pPr>
-            <w:r>
-              <w:rPr>
-                <w:rFonts w:eastAsia="Arial"/>
-                <w:sz w:val="20"/>
-                <w:szCs w:val="20"/>
-              </w:rPr>
-              <w:t>password</w:t>
-            </w:r>
+            <w:proofErr w:type="spellStart"/>
+            <w:r>
+              <w:rPr>
+                <w:rFonts w:eastAsia="Arial"/>
+                <w:sz w:val="20"/>
+                <w:szCs w:val="20"/>
+              </w:rPr>
+              <w:t>accessToken</w:t>
+            </w:r>
+            <w:proofErr w:type="spellEnd"/>
           </w:p>
         </w:tc>
         <w:tc>
@@ -2751,33 +3391,7 @@
                 <w:sz w:val="20"/>
                 <w:szCs w:val="20"/>
               </w:rPr>
-              <w:t>사용자 조회</w:t>
-            </w:r>
-          </w:p>
-          <w:p>
-            <w:pPr>
-              <w:spacing w:after="40"/>
-            </w:pPr>
-            <w:r>
-              <w:rPr>
-                <w:rFonts w:eastAsia="Arial"/>
-                <w:sz w:val="20"/>
-                <w:szCs w:val="20"/>
-              </w:rPr>
-              <w:t>비밀번호 검증</w:t>
-            </w:r>
-          </w:p>
-          <w:p>
-            <w:pPr>
-              <w:spacing w:after="40"/>
-            </w:pPr>
-            <w:r>
-              <w:rPr>
-                <w:rFonts w:eastAsia="Arial"/>
-                <w:sz w:val="20"/>
-                <w:szCs w:val="20"/>
-              </w:rPr>
-              <w:t>JWT 발급</w:t>
+              <w:t>토큰 무효화</w:t>
             </w:r>
           </w:p>
         </w:tc>
@@ -2808,7 +3422,7 @@
                 <w:sz w:val="20"/>
                 <w:szCs w:val="20"/>
               </w:rPr>
-              <w:t>accessToken</w:t>
+              <w:t>로그아웃 성공</w:t>
             </w:r>
           </w:p>
         </w:tc>
@@ -2839,7 +3453,7 @@
                 <w:sz w:val="20"/>
                 <w:szCs w:val="20"/>
               </w:rPr>
-              <w:t>추후 refreshToken API 추가 예정</w:t>
+              <w:t>토큰 블랙리스트 또는 Redis 기반 처리</w:t>
             </w:r>
           </w:p>
         </w:tc>
@@ -2847,15 +3461,23 @@
     </w:tbl>
     <w:p>
       <w:pPr>
-        <w:spacing w:before="120"/>
+        <w:spacing w:before="160"/>
       </w:pPr>
+    </w:p>
+    <w:p>
+      <w:pPr>
+        <w:pStyle w:val="2"/>
+      </w:pPr>
+      <w:r>
+        <w:t>3.2 콘서트 (Concert)</w:t>
+      </w:r>
     </w:p>
     <w:p>
       <w:pPr>
         <w:pStyle w:val="3"/>
       </w:pPr>
       <w:r>
-        <w:t>3.1.3 로그아웃</w:t>
+        <w:t>3.2.1 콘서트 목록 조회</w:t>
       </w:r>
     </w:p>
     <w:tbl>
@@ -3050,7 +3672,20 @@
                 <w:sz w:val="20"/>
                 <w:szCs w:val="20"/>
               </w:rPr>
-              <w:t>accessToken</w:t>
+              <w:t>page</w:t>
+            </w:r>
+          </w:p>
+          <w:p>
+            <w:pPr>
+              <w:spacing w:after="40"/>
+            </w:pPr>
+            <w:r>
+              <w:rPr>
+                <w:rFonts w:eastAsia="Arial"/>
+                <w:sz w:val="20"/>
+                <w:szCs w:val="20"/>
+              </w:rPr>
+              <w:t>size</w:t>
             </w:r>
           </w:p>
         </w:tc>
@@ -3081,7 +3716,38 @@
                 <w:sz w:val="20"/>
                 <w:szCs w:val="20"/>
               </w:rPr>
-              <w:t>토큰 무효화</w:t>
+              <w:t>콘서트 목록 조회</w:t>
+            </w:r>
+          </w:p>
+          <w:p>
+            <w:pPr>
+              <w:spacing w:after="40"/>
+            </w:pPr>
+            <w:r>
+              <w:rPr>
+                <w:rFonts w:eastAsia="Arial"/>
+                <w:sz w:val="20"/>
+                <w:szCs w:val="20"/>
+              </w:rPr>
+              <w:t>(</w:t>
+            </w:r>
+            <w:proofErr w:type="spellStart"/>
+            <w:r>
+              <w:rPr>
+                <w:rFonts w:eastAsia="Arial"/>
+                <w:sz w:val="20"/>
+                <w:szCs w:val="20"/>
+              </w:rPr>
+              <w:t>페이징</w:t>
+            </w:r>
+            <w:proofErr w:type="spellEnd"/>
+            <w:r>
+              <w:rPr>
+                <w:rFonts w:eastAsia="Arial"/>
+                <w:sz w:val="20"/>
+                <w:szCs w:val="20"/>
+              </w:rPr>
+              <w:t xml:space="preserve"> 기반)</w:t>
             </w:r>
           </w:p>
         </w:tc>
@@ -3112,7 +3778,7 @@
                 <w:sz w:val="20"/>
                 <w:szCs w:val="20"/>
               </w:rPr>
-              <w:t>로그아웃 성공</w:t>
+              <w:t>콘서트 리스트</w:t>
             </w:r>
           </w:p>
         </w:tc>
@@ -3143,7 +3809,7 @@
                 <w:sz w:val="20"/>
                 <w:szCs w:val="20"/>
               </w:rPr>
-              <w:t>토큰 블랙리스트 또는 Redis 기반 처리</w:t>
+              <w:t>정렬은 서버 기본값 사용. 필터 파라미터는 추후 확장 가능</w:t>
             </w:r>
           </w:p>
         </w:tc>
@@ -3151,23 +3817,15 @@
     </w:tbl>
     <w:p>
       <w:pPr>
-        <w:spacing w:before="160"/>
+        <w:spacing w:before="120"/>
       </w:pPr>
-    </w:p>
-    <w:p>
-      <w:pPr>
-        <w:pStyle w:val="2"/>
-      </w:pPr>
-      <w:r>
-        <w:t>3.2 콘서트 (Concert)</w:t>
-      </w:r>
     </w:p>
     <w:p>
       <w:pPr>
         <w:pStyle w:val="3"/>
       </w:pPr>
       <w:r>
-        <w:t>3.2.1 콘서트 목록 조회</w:t>
+        <w:t>3.2.2 콘서트 상세 조회</w:t>
       </w:r>
     </w:p>
     <w:tbl>
@@ -3356,27 +4014,16 @@
             <w:pPr>
               <w:spacing w:after="40"/>
             </w:pPr>
-            <w:r>
-              <w:rPr>
-                <w:rFonts w:eastAsia="Arial"/>
-                <w:sz w:val="20"/>
-                <w:szCs w:val="20"/>
-              </w:rPr>
-              <w:t>page</w:t>
-            </w:r>
-          </w:p>
-          <w:p>
-            <w:pPr>
-              <w:spacing w:after="40"/>
-            </w:pPr>
-            <w:r>
-              <w:rPr>
-                <w:rFonts w:eastAsia="Arial"/>
-                <w:sz w:val="20"/>
-                <w:szCs w:val="20"/>
-              </w:rPr>
-              <w:t>size</w:t>
-            </w:r>
+            <w:proofErr w:type="spellStart"/>
+            <w:r>
+              <w:rPr>
+                <w:rFonts w:eastAsia="Arial"/>
+                <w:sz w:val="20"/>
+                <w:szCs w:val="20"/>
+              </w:rPr>
+              <w:t>concertId</w:t>
+            </w:r>
+            <w:proofErr w:type="spellEnd"/>
           </w:p>
         </w:tc>
         <w:tc>
@@ -3406,7 +4053,7 @@
                 <w:sz w:val="20"/>
                 <w:szCs w:val="20"/>
               </w:rPr>
-              <w:t>콘서트 목록 조회</w:t>
+              <w:t>콘서트 정보 조회</w:t>
             </w:r>
           </w:p>
           <w:p>
@@ -3419,7 +4066,44 @@
                 <w:sz w:val="20"/>
                 <w:szCs w:val="20"/>
               </w:rPr>
-              <w:t>(페이징 기반)</w:t>
+              <w:lastRenderedPageBreak/>
+              <w:t>공연 장소/시간</w:t>
+            </w:r>
+          </w:p>
+          <w:p>
+            <w:pPr>
+              <w:spacing w:after="40"/>
+            </w:pPr>
+            <w:r>
+              <w:rPr>
+                <w:rFonts w:eastAsia="Arial"/>
+                <w:sz w:val="20"/>
+                <w:szCs w:val="20"/>
+              </w:rPr>
+              <w:t>가격 정보</w:t>
+            </w:r>
+          </w:p>
+          <w:p>
+            <w:pPr>
+              <w:spacing w:after="40"/>
+            </w:pPr>
+            <w:proofErr w:type="spellStart"/>
+            <w:r>
+              <w:rPr>
+                <w:rFonts w:eastAsia="Arial"/>
+                <w:sz w:val="20"/>
+                <w:szCs w:val="20"/>
+              </w:rPr>
+              <w:t>회차</w:t>
+            </w:r>
+            <w:proofErr w:type="spellEnd"/>
+            <w:r>
+              <w:rPr>
+                <w:rFonts w:eastAsia="Arial"/>
+                <w:sz w:val="20"/>
+                <w:szCs w:val="20"/>
+              </w:rPr>
+              <w:t xml:space="preserve"> 정보</w:t>
             </w:r>
           </w:p>
         </w:tc>
@@ -3450,7 +4134,8 @@
                 <w:sz w:val="20"/>
                 <w:szCs w:val="20"/>
               </w:rPr>
-              <w:t>콘서트 리스트</w:t>
+              <w:lastRenderedPageBreak/>
+              <w:t>콘서트 상세 정보</w:t>
             </w:r>
           </w:p>
         </w:tc>
@@ -3481,7 +4166,16 @@
                 <w:sz w:val="20"/>
                 <w:szCs w:val="20"/>
               </w:rPr>
-              <w:t>정렬은 서버 기본값 사용. 필터 파라미터는 추후 확장 가능</w:t>
+              <w:t xml:space="preserve">상세 페이지에서 날짜 선택 </w:t>
+            </w:r>
+            <w:r>
+              <w:rPr>
+                <w:rFonts w:eastAsia="Arial"/>
+                <w:sz w:val="20"/>
+                <w:szCs w:val="20"/>
+              </w:rPr>
+              <w:lastRenderedPageBreak/>
+              <w:t>UI 진입 포인트 제공</w:t>
             </w:r>
           </w:p>
         </w:tc>
@@ -3489,15 +4183,31 @@
     </w:tbl>
     <w:p>
       <w:pPr>
-        <w:spacing w:before="120"/>
+        <w:spacing w:before="160"/>
       </w:pPr>
+    </w:p>
+    <w:p>
+      <w:pPr>
+        <w:pStyle w:val="2"/>
+      </w:pPr>
+      <w:r>
+        <w:t>3.3 예약 (Booking)</w:t>
+      </w:r>
     </w:p>
     <w:p>
       <w:pPr>
         <w:pStyle w:val="3"/>
       </w:pPr>
       <w:r>
-        <w:t>3.2.2 콘서트 상세 조회</w:t>
+        <w:t xml:space="preserve">3.3.1 </w:t>
+      </w:r>
+      <w:proofErr w:type="spellStart"/>
+      <w:r>
+        <w:t>회차</w:t>
+      </w:r>
+      <w:proofErr w:type="spellEnd"/>
+      <w:r>
+        <w:t xml:space="preserve"> 조회 (날짜/시간 선택)</w:t>
       </w:r>
     </w:p>
     <w:tbl>
@@ -3557,7 +4267,6 @@
                 <w:sz w:val="20"/>
                 <w:szCs w:val="20"/>
               </w:rPr>
-              <w:lastRenderedPageBreak/>
               <w:t>입력</w:t>
             </w:r>
           </w:p>
@@ -3687,6 +4396,7 @@
             <w:pPr>
               <w:spacing w:after="40"/>
             </w:pPr>
+            <w:proofErr w:type="spellStart"/>
             <w:r>
               <w:rPr>
                 <w:rFonts w:eastAsia="Arial"/>
@@ -3694,6 +4404,20 @@
                 <w:szCs w:val="20"/>
               </w:rPr>
               <w:t>concertId</w:t>
+            </w:r>
+            <w:proofErr w:type="spellEnd"/>
+          </w:p>
+          <w:p>
+            <w:pPr>
+              <w:spacing w:after="40"/>
+            </w:pPr>
+            <w:r>
+              <w:rPr>
+                <w:rFonts w:eastAsia="Arial"/>
+                <w:sz w:val="20"/>
+                <w:szCs w:val="20"/>
+              </w:rPr>
+              <w:t>date (선택)</w:t>
             </w:r>
           </w:p>
         </w:tc>
@@ -3724,46 +4448,25 @@
                 <w:sz w:val="20"/>
                 <w:szCs w:val="20"/>
               </w:rPr>
-              <w:t>콘서트 정보 조회</w:t>
-            </w:r>
-          </w:p>
-          <w:p>
-            <w:pPr>
-              <w:spacing w:after="40"/>
-            </w:pPr>
-            <w:r>
-              <w:rPr>
-                <w:rFonts w:eastAsia="Arial"/>
-                <w:sz w:val="20"/>
-                <w:szCs w:val="20"/>
-              </w:rPr>
-              <w:t>공연 장소/시간</w:t>
-            </w:r>
-          </w:p>
-          <w:p>
-            <w:pPr>
-              <w:spacing w:after="40"/>
-            </w:pPr>
-            <w:r>
-              <w:rPr>
-                <w:rFonts w:eastAsia="Arial"/>
-                <w:sz w:val="20"/>
-                <w:szCs w:val="20"/>
-              </w:rPr>
-              <w:t>가격 정보</w:t>
-            </w:r>
-          </w:p>
-          <w:p>
-            <w:pPr>
-              <w:spacing w:after="40"/>
-            </w:pPr>
-            <w:r>
-              <w:rPr>
-                <w:rFonts w:eastAsia="Arial"/>
-                <w:sz w:val="20"/>
-                <w:szCs w:val="20"/>
-              </w:rPr>
-              <w:t>회차 정보</w:t>
+              <w:t xml:space="preserve">날짜별 </w:t>
+            </w:r>
+            <w:proofErr w:type="spellStart"/>
+            <w:r>
+              <w:rPr>
+                <w:rFonts w:eastAsia="Arial"/>
+                <w:sz w:val="20"/>
+                <w:szCs w:val="20"/>
+              </w:rPr>
+              <w:t>회차</w:t>
+            </w:r>
+            <w:proofErr w:type="spellEnd"/>
+            <w:r>
+              <w:rPr>
+                <w:rFonts w:eastAsia="Arial"/>
+                <w:sz w:val="20"/>
+                <w:szCs w:val="20"/>
+              </w:rPr>
+              <w:t xml:space="preserve"> 정보 조회</w:t>
             </w:r>
           </w:p>
         </w:tc>
@@ -3788,13 +4491,23 @@
             <w:pPr>
               <w:spacing w:after="40"/>
             </w:pPr>
-            <w:r>
-              <w:rPr>
-                <w:rFonts w:eastAsia="Arial"/>
-                <w:sz w:val="20"/>
-                <w:szCs w:val="20"/>
-              </w:rPr>
-              <w:t>콘서트 상세 정보</w:t>
+            <w:proofErr w:type="spellStart"/>
+            <w:r>
+              <w:rPr>
+                <w:rFonts w:eastAsia="Arial"/>
+                <w:sz w:val="20"/>
+                <w:szCs w:val="20"/>
+              </w:rPr>
+              <w:t>회차</w:t>
+            </w:r>
+            <w:proofErr w:type="spellEnd"/>
+            <w:r>
+              <w:rPr>
+                <w:rFonts w:eastAsia="Arial"/>
+                <w:sz w:val="20"/>
+                <w:szCs w:val="20"/>
+              </w:rPr>
+              <w:t xml:space="preserve"> 리스트</w:t>
             </w:r>
           </w:p>
         </w:tc>
@@ -3825,7 +4538,43 @@
                 <w:sz w:val="20"/>
                 <w:szCs w:val="20"/>
               </w:rPr>
-              <w:t>상세 페이지에서 날짜 선택 UI 진입 포인트 제공</w:t>
+              <w:t xml:space="preserve">달력에서 날짜 선택 시 해당 날짜의 </w:t>
+            </w:r>
+            <w:proofErr w:type="spellStart"/>
+            <w:r>
+              <w:rPr>
+                <w:rFonts w:eastAsia="Arial"/>
+                <w:sz w:val="20"/>
+                <w:szCs w:val="20"/>
+              </w:rPr>
+              <w:t>회차를</w:t>
+            </w:r>
+            <w:proofErr w:type="spellEnd"/>
+            <w:r>
+              <w:rPr>
+                <w:rFonts w:eastAsia="Arial"/>
+                <w:sz w:val="20"/>
+                <w:szCs w:val="20"/>
+              </w:rPr>
+              <w:t xml:space="preserve"> 동적으로 갱신 (</w:t>
+            </w:r>
+            <w:proofErr w:type="spellStart"/>
+            <w:r>
+              <w:rPr>
+                <w:rFonts w:eastAsia="Arial"/>
+                <w:sz w:val="20"/>
+                <w:szCs w:val="20"/>
+              </w:rPr>
+              <w:t>리다이렉트</w:t>
+            </w:r>
+            <w:proofErr w:type="spellEnd"/>
+            <w:r>
+              <w:rPr>
+                <w:rFonts w:eastAsia="Arial"/>
+                <w:sz w:val="20"/>
+                <w:szCs w:val="20"/>
+              </w:rPr>
+              <w:t xml:space="preserve"> 없이 상태 업데이트)</w:t>
             </w:r>
           </w:p>
         </w:tc>
@@ -3833,23 +4582,15 @@
     </w:tbl>
     <w:p>
       <w:pPr>
-        <w:spacing w:before="160"/>
+        <w:spacing w:before="120"/>
       </w:pPr>
-    </w:p>
-    <w:p>
-      <w:pPr>
-        <w:pStyle w:val="2"/>
-      </w:pPr>
-      <w:r>
-        <w:t>3.3 예약 (Booking)</w:t>
-      </w:r>
     </w:p>
     <w:p>
       <w:pPr>
         <w:pStyle w:val="3"/>
       </w:pPr>
       <w:r>
-        <w:t>3.3.1 회차 조회 (날짜/시간 선택)</w:t>
+        <w:t>3.3.2 좌석 조회</w:t>
       </w:r>
     </w:p>
     <w:tbl>
@@ -4038,27 +4779,16 @@
             <w:pPr>
               <w:spacing w:after="40"/>
             </w:pPr>
-            <w:r>
-              <w:rPr>
-                <w:rFonts w:eastAsia="Arial"/>
-                <w:sz w:val="20"/>
-                <w:szCs w:val="20"/>
-              </w:rPr>
-              <w:t>concertId</w:t>
-            </w:r>
-          </w:p>
-          <w:p>
-            <w:pPr>
-              <w:spacing w:after="40"/>
-            </w:pPr>
-            <w:r>
-              <w:rPr>
-                <w:rFonts w:eastAsia="Arial"/>
-                <w:sz w:val="20"/>
-                <w:szCs w:val="20"/>
-              </w:rPr>
-              <w:t>date (선택)</w:t>
-            </w:r>
+            <w:proofErr w:type="spellStart"/>
+            <w:r>
+              <w:rPr>
+                <w:rFonts w:eastAsia="Arial"/>
+                <w:sz w:val="20"/>
+                <w:szCs w:val="20"/>
+              </w:rPr>
+              <w:t>scheduleId</w:t>
+            </w:r>
+            <w:proofErr w:type="spellEnd"/>
           </w:p>
         </w:tc>
         <w:tc>
@@ -4088,7 +4818,33 @@
                 <w:sz w:val="20"/>
                 <w:szCs w:val="20"/>
               </w:rPr>
-              <w:t>날짜별 회차 정보 조회</w:t>
+              <w:t>좌석 상태 조회</w:t>
+            </w:r>
+          </w:p>
+          <w:p>
+            <w:pPr>
+              <w:spacing w:after="40"/>
+            </w:pPr>
+            <w:r>
+              <w:rPr>
+                <w:rFonts w:eastAsia="Arial"/>
+                <w:sz w:val="20"/>
+                <w:szCs w:val="20"/>
+              </w:rPr>
+              <w:t>(AVAILABLE / HOLD</w:t>
+            </w:r>
+          </w:p>
+          <w:p>
+            <w:pPr>
+              <w:spacing w:after="40"/>
+            </w:pPr>
+            <w:r>
+              <w:rPr>
+                <w:rFonts w:eastAsia="Arial"/>
+                <w:sz w:val="20"/>
+                <w:szCs w:val="20"/>
+              </w:rPr>
+              <w:t>/ RESERVED)</w:t>
             </w:r>
           </w:p>
         </w:tc>
@@ -4113,13 +4869,54 @@
             <w:pPr>
               <w:spacing w:after="40"/>
             </w:pPr>
-            <w:r>
-              <w:rPr>
-                <w:rFonts w:eastAsia="Arial"/>
-                <w:sz w:val="20"/>
-                <w:szCs w:val="20"/>
-              </w:rPr>
-              <w:t>회차 리스트</w:t>
+            <w:proofErr w:type="gramStart"/>
+            <w:r>
+              <w:rPr>
+                <w:rFonts w:eastAsia="Arial"/>
+                <w:sz w:val="20"/>
+                <w:szCs w:val="20"/>
+              </w:rPr>
+              <w:t>섹션 &gt;</w:t>
+            </w:r>
+            <w:proofErr w:type="gramEnd"/>
+            <w:r>
+              <w:rPr>
+                <w:rFonts w:eastAsia="Arial"/>
+                <w:sz w:val="20"/>
+                <w:szCs w:val="20"/>
+              </w:rPr>
+              <w:t xml:space="preserve"> </w:t>
+            </w:r>
+            <w:proofErr w:type="gramStart"/>
+            <w:r>
+              <w:rPr>
+                <w:rFonts w:eastAsia="Arial"/>
+                <w:sz w:val="20"/>
+                <w:szCs w:val="20"/>
+              </w:rPr>
+              <w:t>행 &gt;</w:t>
+            </w:r>
+            <w:proofErr w:type="gramEnd"/>
+            <w:r>
+              <w:rPr>
+                <w:rFonts w:eastAsia="Arial"/>
+                <w:sz w:val="20"/>
+                <w:szCs w:val="20"/>
+              </w:rPr>
+              <w:t xml:space="preserve"> 좌석</w:t>
+            </w:r>
+          </w:p>
+          <w:p>
+            <w:pPr>
+              <w:spacing w:after="40"/>
+            </w:pPr>
+            <w:r>
+              <w:rPr>
+                <w:rFonts w:eastAsia="Arial"/>
+                <w:sz w:val="20"/>
+                <w:szCs w:val="20"/>
+              </w:rPr>
+              <w:t>구조의 JSON 응답</w:t>
             </w:r>
           </w:p>
         </w:tc>
@@ -4144,13 +4941,215 @@
             <w:pPr>
               <w:spacing w:after="40"/>
             </w:pPr>
-            <w:r>
-              <w:rPr>
-                <w:rFonts w:eastAsia="Arial"/>
-                <w:sz w:val="20"/>
-                <w:szCs w:val="20"/>
-              </w:rPr>
-              <w:t>달력에서 날짜 선택 시 해당 날짜의 회차를 동적으로 갱신 (리다이렉트 없이 상태 업데이트)</w:t>
+            <w:proofErr w:type="spellStart"/>
+            <w:r>
+              <w:rPr>
+                <w:rFonts w:eastAsia="Arial"/>
+                <w:sz w:val="20"/>
+                <w:szCs w:val="20"/>
+              </w:rPr>
+              <w:t>백엔드에서</w:t>
+            </w:r>
+            <w:proofErr w:type="spellEnd"/>
+            <w:r>
+              <w:rPr>
+                <w:rFonts w:eastAsia="Arial"/>
+                <w:sz w:val="20"/>
+                <w:szCs w:val="20"/>
+              </w:rPr>
+              <w:t xml:space="preserve"> 모든 좌석 사전 생성 후 전체 전송. 프론트는 받아서 배치</w:t>
+            </w:r>
+          </w:p>
+        </w:tc>
+      </w:tr>
+    </w:tbl>
+    <w:p>
+      <w:pPr>
+        <w:spacing w:before="80"/>
+      </w:pPr>
+    </w:p>
+    <w:tbl>
+      <w:tblPr>
+        <w:tblW w:w="9360" w:type="dxa"/>
+        <w:tblBorders>
+          <w:top w:val="single" w:sz="4" w:space="0" w:color="auto"/>
+          <w:left w:val="single" w:sz="4" w:space="0" w:color="auto"/>
+          <w:bottom w:val="single" w:sz="4" w:space="0" w:color="auto"/>
+          <w:right w:val="single" w:sz="4" w:space="0" w:color="auto"/>
+          <w:insideH w:val="single" w:sz="4" w:space="0" w:color="auto"/>
+          <w:insideV w:val="single" w:sz="4" w:space="0" w:color="auto"/>
+        </w:tblBorders>
+        <w:tblCellMar>
+          <w:left w:w="10" w:type="dxa"/>
+          <w:right w:w="10" w:type="dxa"/>
+        </w:tblCellMar>
+        <w:tblLook w:val="04A0" w:firstRow="1" w:lastRow="0" w:firstColumn="1" w:lastColumn="0" w:noHBand="0" w:noVBand="1"/>
+      </w:tblPr>
+      <w:tblGrid>
+        <w:gridCol w:w="9360"/>
+      </w:tblGrid>
+      <w:tr>
+        <w:tc>
+          <w:tcPr>
+            <w:tcW w:w="9360" w:type="dxa"/>
+            <w:tcBorders>
+              <w:top w:val="single" w:sz="4" w:space="0" w:color="2E6FD6"/>
+              <w:left w:val="single" w:sz="12" w:space="0" w:color="2E6FD6"/>
+              <w:bottom w:val="single" w:sz="1" w:space="0" w:color="CCCCCC"/>
+              <w:right w:val="single" w:sz="1" w:space="0" w:color="CCCCCC"/>
+            </w:tcBorders>
+            <w:shd w:val="clear" w:color="auto" w:fill="EAF1FB"/>
+            <w:tcMar>
+              <w:top w:w="120" w:type="dxa"/>
+              <w:left w:w="180" w:type="dxa"/>
+              <w:bottom w:w="120" w:type="dxa"/>
+              <w:right w:w="120" w:type="dxa"/>
+            </w:tcMar>
+          </w:tcPr>
+          <w:p>
+            <w:r>
+              <w:rPr>
+                <w:rFonts w:eastAsia="Arial"/>
+                <w:b/>
+                <w:bCs/>
+                <w:color w:val="2E6FD6"/>
+              </w:rPr>
+              <w:t xml:space="preserve">응답 구조 </w:t>
+            </w:r>
+            <w:proofErr w:type="gramStart"/>
+            <w:r>
+              <w:rPr>
+                <w:rFonts w:eastAsia="Arial"/>
+                <w:b/>
+                <w:bCs/>
+                <w:color w:val="2E6FD6"/>
+              </w:rPr>
+              <w:t xml:space="preserve">예시  </w:t>
+            </w:r>
+            <w:r>
+              <w:rPr>
+                <w:rFonts w:eastAsia="Arial"/>
+              </w:rPr>
+              <w:t>sections[ {</w:t>
+            </w:r>
+            <w:proofErr w:type="gramEnd"/>
+            <w:r>
+              <w:rPr>
+                <w:rFonts w:eastAsia="Arial"/>
+              </w:rPr>
+              <w:t xml:space="preserve"> </w:t>
+            </w:r>
+            <w:proofErr w:type="spellStart"/>
+            <w:r>
+              <w:rPr>
+                <w:rFonts w:eastAsia="Arial"/>
+              </w:rPr>
+              <w:t>sectionName</w:t>
+            </w:r>
+            <w:proofErr w:type="spellEnd"/>
+            <w:r>
+              <w:rPr>
+                <w:rFonts w:eastAsia="Arial"/>
+              </w:rPr>
+              <w:t xml:space="preserve">, </w:t>
+            </w:r>
+            <w:proofErr w:type="gramStart"/>
+            <w:r>
+              <w:rPr>
+                <w:rFonts w:eastAsia="Arial"/>
+              </w:rPr>
+              <w:t>rows[ {</w:t>
+            </w:r>
+            <w:proofErr w:type="gramEnd"/>
+            <w:r>
+              <w:rPr>
+                <w:rFonts w:eastAsia="Arial"/>
+              </w:rPr>
+              <w:t xml:space="preserve"> </w:t>
+            </w:r>
+            <w:proofErr w:type="spellStart"/>
+            <w:r>
+              <w:rPr>
+                <w:rFonts w:eastAsia="Arial"/>
+              </w:rPr>
+              <w:t>rowName</w:t>
+            </w:r>
+            <w:proofErr w:type="spellEnd"/>
+            <w:r>
+              <w:rPr>
+                <w:rFonts w:eastAsia="Arial"/>
+              </w:rPr>
+              <w:t xml:space="preserve">, </w:t>
+            </w:r>
+            <w:proofErr w:type="gramStart"/>
+            <w:r>
+              <w:rPr>
+                <w:rFonts w:eastAsia="Arial"/>
+              </w:rPr>
+              <w:t>seats[ {</w:t>
+            </w:r>
+            <w:proofErr w:type="gramEnd"/>
+            <w:r>
+              <w:rPr>
+                <w:rFonts w:eastAsia="Arial"/>
+              </w:rPr>
+              <w:t xml:space="preserve"> </w:t>
+            </w:r>
+            <w:proofErr w:type="spellStart"/>
+            <w:r>
+              <w:rPr>
+                <w:rFonts w:eastAsia="Arial"/>
+              </w:rPr>
+              <w:t>seatId</w:t>
+            </w:r>
+            <w:proofErr w:type="spellEnd"/>
+            <w:r>
+              <w:rPr>
+                <w:rFonts w:eastAsia="Arial"/>
+              </w:rPr>
+              <w:t xml:space="preserve">, number, </w:t>
+            </w:r>
+            <w:proofErr w:type="gramStart"/>
+            <w:r>
+              <w:rPr>
+                <w:rFonts w:eastAsia="Arial"/>
+              </w:rPr>
+              <w:t>status }</w:t>
+            </w:r>
+            <w:proofErr w:type="gramEnd"/>
+            <w:r>
+              <w:rPr>
+                <w:rFonts w:eastAsia="Arial"/>
+              </w:rPr>
+              <w:t xml:space="preserve"> </w:t>
+            </w:r>
+            <w:proofErr w:type="gramStart"/>
+            <w:r>
+              <w:rPr>
+                <w:rFonts w:eastAsia="Arial"/>
+              </w:rPr>
+              <w:t>] }</w:t>
+            </w:r>
+            <w:proofErr w:type="gramEnd"/>
+            <w:r>
+              <w:rPr>
+                <w:rFonts w:eastAsia="Arial"/>
+              </w:rPr>
+              <w:t xml:space="preserve"> </w:t>
+            </w:r>
+            <w:proofErr w:type="gramStart"/>
+            <w:r>
+              <w:rPr>
+                <w:rFonts w:eastAsia="Arial"/>
+              </w:rPr>
+              <w:t>] }</w:t>
+            </w:r>
+            <w:proofErr w:type="gramEnd"/>
+            <w:r>
+              <w:rPr>
+                <w:rFonts w:eastAsia="Arial"/>
+              </w:rPr>
+              <w:t xml:space="preserve"> ]</w:t>
             </w:r>
           </w:p>
         </w:tc>
@@ -4166,7 +5165,7 @@
         <w:pStyle w:val="3"/>
       </w:pPr>
       <w:r>
-        <w:t>3.3.2 좌석 조회</w:t>
+        <w:t>3.3.3 좌석 HOLD</w:t>
       </w:r>
     </w:p>
     <w:tbl>
@@ -4355,14 +5354,31 @@
             <w:pPr>
               <w:spacing w:after="40"/>
             </w:pPr>
-            <w:r>
-              <w:rPr>
-                <w:rFonts w:eastAsia="Arial"/>
-                <w:sz w:val="20"/>
-                <w:szCs w:val="20"/>
-              </w:rPr>
-              <w:t>scheduleId</w:t>
-            </w:r>
+            <w:proofErr w:type="spellStart"/>
+            <w:r>
+              <w:rPr>
+                <w:rFonts w:eastAsia="Arial"/>
+                <w:sz w:val="20"/>
+                <w:szCs w:val="20"/>
+              </w:rPr>
+              <w:t>seatId</w:t>
+            </w:r>
+            <w:proofErr w:type="spellEnd"/>
+          </w:p>
+          <w:p>
+            <w:pPr>
+              <w:spacing w:after="40"/>
+            </w:pPr>
+            <w:proofErr w:type="spellStart"/>
+            <w:r>
+              <w:rPr>
+                <w:rFonts w:eastAsia="Arial"/>
+                <w:sz w:val="20"/>
+                <w:szCs w:val="20"/>
+              </w:rPr>
+              <w:t>userId</w:t>
+            </w:r>
+            <w:proofErr w:type="spellEnd"/>
           </w:p>
         </w:tc>
         <w:tc>
@@ -4392,7 +5408,7 @@
                 <w:sz w:val="20"/>
                 <w:szCs w:val="20"/>
               </w:rPr>
-              <w:t>좌석 상태 조회</w:t>
+              <w:t>좌석 상태 확인</w:t>
             </w:r>
           </w:p>
           <w:p>
@@ -4405,20 +5421,43 @@
                 <w:sz w:val="20"/>
                 <w:szCs w:val="20"/>
               </w:rPr>
-              <w:t>(AVAILABLE / HOLD</w:t>
+              <w:t>AVAILABLE → HOLD</w:t>
             </w:r>
           </w:p>
           <w:p>
             <w:pPr>
               <w:spacing w:after="40"/>
             </w:pPr>
-            <w:r>
-              <w:rPr>
-                <w:rFonts w:eastAsia="Arial"/>
-                <w:sz w:val="20"/>
-                <w:szCs w:val="20"/>
-              </w:rPr>
-              <w:t>/ RESERVED)</w:t>
+            <w:proofErr w:type="spellStart"/>
+            <w:r>
+              <w:rPr>
+                <w:rFonts w:eastAsia="Arial"/>
+                <w:sz w:val="20"/>
+                <w:szCs w:val="20"/>
+              </w:rPr>
+              <w:t>expireTime</w:t>
+            </w:r>
+            <w:proofErr w:type="spellEnd"/>
+            <w:r>
+              <w:rPr>
+                <w:rFonts w:eastAsia="Arial"/>
+                <w:sz w:val="20"/>
+                <w:szCs w:val="20"/>
+              </w:rPr>
+              <w:t xml:space="preserve"> 설정</w:t>
+            </w:r>
+          </w:p>
+          <w:p>
+            <w:pPr>
+              <w:spacing w:after="40"/>
+            </w:pPr>
+            <w:r>
+              <w:rPr>
+                <w:rFonts w:eastAsia="Arial"/>
+                <w:sz w:val="20"/>
+                <w:szCs w:val="20"/>
+              </w:rPr>
+              <w:t>Reservation 생성(HOLD)</w:t>
             </w:r>
           </w:p>
         </w:tc>
@@ -4449,20 +5488,35 @@
                 <w:sz w:val="20"/>
                 <w:szCs w:val="20"/>
               </w:rPr>
-              <w:t>섹션 &gt; 행 &gt; 좌석</w:t>
+              <w:t>성공/실패</w:t>
             </w:r>
           </w:p>
           <w:p>
             <w:pPr>
               <w:spacing w:after="40"/>
             </w:pPr>
-            <w:r>
-              <w:rPr>
-                <w:rFonts w:eastAsia="Arial"/>
-                <w:sz w:val="20"/>
-                <w:szCs w:val="20"/>
-              </w:rPr>
-              <w:t>구조의 JSON 응답</w:t>
+            <w:proofErr w:type="spellStart"/>
+            <w:r>
+              <w:rPr>
+                <w:rFonts w:eastAsia="Arial"/>
+                <w:sz w:val="20"/>
+                <w:szCs w:val="20"/>
+              </w:rPr>
+              <w:t>reservationId</w:t>
+            </w:r>
+            <w:proofErr w:type="spellEnd"/>
+          </w:p>
+          <w:p>
+            <w:pPr>
+              <w:spacing w:after="40"/>
+            </w:pPr>
+            <w:r>
+              <w:rPr>
+                <w:rFonts w:eastAsia="Arial"/>
+                <w:sz w:val="20"/>
+                <w:szCs w:val="20"/>
+              </w:rPr>
+              <w:t>좌석 가격(price)</w:t>
             </w:r>
           </w:p>
         </w:tc>
@@ -4487,76 +5541,41 @@
             <w:pPr>
               <w:spacing w:after="40"/>
             </w:pPr>
-            <w:r>
-              <w:rPr>
-                <w:rFonts w:eastAsia="Arial"/>
-                <w:sz w:val="20"/>
-                <w:szCs w:val="20"/>
-              </w:rPr>
-              <w:t>백엔드에서 모든 좌석 사전 생성 후 전체 전송. 프론트는 받아서 배치</w:t>
-            </w:r>
-          </w:p>
-        </w:tc>
-      </w:tr>
-    </w:tbl>
-    <w:p>
-      <w:pPr>
-        <w:spacing w:before="80"/>
-      </w:pPr>
-    </w:p>
-    <w:tbl>
-      <w:tblPr>
-        <w:tblW w:w="9360" w:type="dxa"/>
-        <w:tblBorders>
-          <w:top w:val="single" w:sz="4" w:space="0" w:color="auto"/>
-          <w:left w:val="single" w:sz="4" w:space="0" w:color="auto"/>
-          <w:bottom w:val="single" w:sz="4" w:space="0" w:color="auto"/>
-          <w:right w:val="single" w:sz="4" w:space="0" w:color="auto"/>
-          <w:insideH w:val="single" w:sz="4" w:space="0" w:color="auto"/>
-          <w:insideV w:val="single" w:sz="4" w:space="0" w:color="auto"/>
-        </w:tblBorders>
-        <w:tblCellMar>
-          <w:left w:w="10" w:type="dxa"/>
-          <w:right w:w="10" w:type="dxa"/>
-        </w:tblCellMar>
-        <w:tblLook w:val="04A0" w:firstRow="1" w:lastRow="0" w:firstColumn="1" w:lastColumn="0" w:noHBand="0" w:noVBand="1"/>
-      </w:tblPr>
-      <w:tblGrid>
-        <w:gridCol w:w="9360"/>
-      </w:tblGrid>
-      <w:tr>
-        <w:tc>
-          <w:tcPr>
-            <w:tcW w:w="9360" w:type="dxa"/>
-            <w:tcBorders>
-              <w:top w:val="single" w:sz="4" w:space="0" w:color="2E6FD6"/>
-              <w:left w:val="single" w:sz="12" w:space="0" w:color="2E6FD6"/>
-              <w:bottom w:val="single" w:sz="1" w:space="0" w:color="CCCCCC"/>
-              <w:right w:val="single" w:sz="1" w:space="0" w:color="CCCCCC"/>
-            </w:tcBorders>
-            <w:shd w:val="clear" w:color="auto" w:fill="EAF1FB"/>
-            <w:tcMar>
-              <w:top w:w="120" w:type="dxa"/>
-              <w:left w:w="180" w:type="dxa"/>
-              <w:bottom w:w="120" w:type="dxa"/>
-              <w:right w:w="120" w:type="dxa"/>
-            </w:tcMar>
-          </w:tcPr>
-          <w:p>
-            <w:r>
-              <w:rPr>
-                <w:rFonts w:eastAsia="Arial"/>
-                <w:b/>
-                <w:bCs/>
-                <w:color w:val="2E6FD6"/>
-              </w:rPr>
-              <w:t xml:space="preserve">응답 구조 예시  </w:t>
-            </w:r>
-            <w:r>
-              <w:rPr>
-                <w:rFonts w:eastAsia="Arial"/>
-              </w:rPr>
-              <w:t>sections[ { sectionName, rows[ { rowName, seats[ { seatId, number, status } ] } ] } ]</w:t>
+            <w:proofErr w:type="spellStart"/>
+            <w:r>
+              <w:rPr>
+                <w:rFonts w:eastAsia="Arial"/>
+                <w:sz w:val="20"/>
+                <w:szCs w:val="20"/>
+              </w:rPr>
+              <w:t>expireTime</w:t>
+            </w:r>
+            <w:proofErr w:type="spellEnd"/>
+            <w:r>
+              <w:rPr>
+                <w:rFonts w:eastAsia="Arial"/>
+                <w:sz w:val="20"/>
+                <w:szCs w:val="20"/>
+              </w:rPr>
+              <w:t xml:space="preserve"> = now() + 10분. </w:t>
+            </w:r>
+            <w:proofErr w:type="spellStart"/>
+            <w:r>
+              <w:rPr>
+                <w:rFonts w:eastAsia="Arial"/>
+                <w:sz w:val="20"/>
+                <w:szCs w:val="20"/>
+              </w:rPr>
+              <w:t>seatId</w:t>
+            </w:r>
+            <w:proofErr w:type="spellEnd"/>
+            <w:r>
+              <w:rPr>
+                <w:rFonts w:eastAsia="Arial"/>
+                <w:sz w:val="20"/>
+                <w:szCs w:val="20"/>
+              </w:rPr>
+              <w:t xml:space="preserve"> 전역 unique로 설계하여 URI 부가정보 불필요</w:t>
             </w:r>
           </w:p>
         </w:tc>
@@ -4572,7 +5591,7 @@
         <w:pStyle w:val="3"/>
       </w:pPr>
       <w:r>
-        <w:t>3.3.3 좌석 HOLD</w:t>
+        <w:t>3.3.4 좌석 HOLD 해제</w:t>
       </w:r>
     </w:p>
     <w:tbl>
@@ -4761,6 +5780,7 @@
             <w:pPr>
               <w:spacing w:after="40"/>
             </w:pPr>
+            <w:proofErr w:type="spellStart"/>
             <w:r>
               <w:rPr>
                 <w:rFonts w:eastAsia="Arial"/>
@@ -4769,19 +5789,7 @@
               </w:rPr>
               <w:t>seatId</w:t>
             </w:r>
-          </w:p>
-          <w:p>
-            <w:pPr>
-              <w:spacing w:after="40"/>
-            </w:pPr>
-            <w:r>
-              <w:rPr>
-                <w:rFonts w:eastAsia="Arial"/>
-                <w:sz w:val="20"/>
-                <w:szCs w:val="20"/>
-              </w:rPr>
-              <w:t>userId</w:t>
-            </w:r>
+            <w:proofErr w:type="spellEnd"/>
           </w:p>
         </w:tc>
         <w:tc>
@@ -4811,7 +5819,7 @@
                 <w:sz w:val="20"/>
                 <w:szCs w:val="20"/>
               </w:rPr>
-              <w:t>좌석 상태 확인</w:t>
+              <w:t>HOLD → AVAILABLE</w:t>
             </w:r>
           </w:p>
           <w:p>
@@ -4824,33 +5832,7 @@
                 <w:sz w:val="20"/>
                 <w:szCs w:val="20"/>
               </w:rPr>
-              <w:t>AVAILABLE → HOLD</w:t>
-            </w:r>
-          </w:p>
-          <w:p>
-            <w:pPr>
-              <w:spacing w:after="40"/>
-            </w:pPr>
-            <w:r>
-              <w:rPr>
-                <w:rFonts w:eastAsia="Arial"/>
-                <w:sz w:val="20"/>
-                <w:szCs w:val="20"/>
-              </w:rPr>
-              <w:t>expireTime 설정</w:t>
-            </w:r>
-          </w:p>
-          <w:p>
-            <w:pPr>
-              <w:spacing w:after="40"/>
-            </w:pPr>
-            <w:r>
-              <w:rPr>
-                <w:rFonts w:eastAsia="Arial"/>
-                <w:sz w:val="20"/>
-                <w:szCs w:val="20"/>
-              </w:rPr>
-              <w:t>Reservation 생성(HOLD)</w:t>
+              <w:t>Reservation 상태 변경</w:t>
             </w:r>
           </w:p>
         </w:tc>
@@ -4881,33 +5863,7 @@
                 <w:sz w:val="20"/>
                 <w:szCs w:val="20"/>
               </w:rPr>
-              <w:t>성공/실패</w:t>
-            </w:r>
-          </w:p>
-          <w:p>
-            <w:pPr>
-              <w:spacing w:after="40"/>
-            </w:pPr>
-            <w:r>
-              <w:rPr>
-                <w:rFonts w:eastAsia="Arial"/>
-                <w:sz w:val="20"/>
-                <w:szCs w:val="20"/>
-              </w:rPr>
-              <w:t>reservationId</w:t>
-            </w:r>
-          </w:p>
-          <w:p>
-            <w:pPr>
-              <w:spacing w:after="40"/>
-            </w:pPr>
-            <w:r>
-              <w:rPr>
-                <w:rFonts w:eastAsia="Arial"/>
-                <w:sz w:val="20"/>
-                <w:szCs w:val="20"/>
-              </w:rPr>
-              <w:t>좌석 가격(price)</w:t>
+              <w:t>처리 결과</w:t>
             </w:r>
           </w:p>
         </w:tc>
@@ -4938,7 +5894,52 @@
                 <w:sz w:val="20"/>
                 <w:szCs w:val="20"/>
               </w:rPr>
-              <w:t>expireTime = now() + 10분. seatId 전역 unique로 설계하여 URI 부가정보 불필요</w:t>
+              <w:t xml:space="preserve">해제 트리거: </w:t>
+            </w:r>
+            <w:proofErr w:type="spellStart"/>
+            <w:r>
+              <w:rPr>
+                <w:rFonts w:eastAsia="Arial"/>
+                <w:sz w:val="20"/>
+                <w:szCs w:val="20"/>
+              </w:rPr>
+              <w:t>재클릭</w:t>
+            </w:r>
+            <w:proofErr w:type="spellEnd"/>
+            <w:r>
+              <w:rPr>
+                <w:rFonts w:eastAsia="Arial"/>
+                <w:sz w:val="20"/>
+                <w:szCs w:val="20"/>
+              </w:rPr>
+              <w:t xml:space="preserve">, X버튼, </w:t>
+            </w:r>
+            <w:proofErr w:type="spellStart"/>
+            <w:r>
+              <w:rPr>
+                <w:rFonts w:eastAsia="Arial"/>
+                <w:sz w:val="20"/>
+                <w:szCs w:val="20"/>
+              </w:rPr>
+              <w:t>뒤로가기</w:t>
+            </w:r>
+            <w:proofErr w:type="spellEnd"/>
+            <w:r>
+              <w:rPr>
+                <w:rFonts w:eastAsia="Arial"/>
+                <w:sz w:val="20"/>
+                <w:szCs w:val="20"/>
+              </w:rPr>
+              <w:t>(별도 로직), 만료</w:t>
+            </w:r>
+            <w:r>
+              <w:rPr>
+                <w:rFonts w:eastAsia="Arial"/>
+                <w:sz w:val="20"/>
+                <w:szCs w:val="20"/>
+              </w:rPr>
+              <w:lastRenderedPageBreak/>
+              <w:t>(스케줄러)</w:t>
             </w:r>
           </w:p>
         </w:tc>
@@ -4954,7 +5955,7 @@
         <w:pStyle w:val="3"/>
       </w:pPr>
       <w:r>
-        <w:t>3.3.4 좌석 HOLD 해제</w:t>
+        <w:t>3.3.5 좌석 HOLD 만료 (자동)</w:t>
       </w:r>
     </w:p>
     <w:tbl>
@@ -5143,13 +6144,28 @@
             <w:pPr>
               <w:spacing w:after="40"/>
             </w:pPr>
-            <w:r>
-              <w:rPr>
-                <w:rFonts w:eastAsia="Arial"/>
-                <w:sz w:val="20"/>
-                <w:szCs w:val="20"/>
-              </w:rPr>
-              <w:t>seatId</w:t>
+            <w:proofErr w:type="spellStart"/>
+            <w:r>
+              <w:rPr>
+                <w:rFonts w:eastAsia="Arial"/>
+                <w:sz w:val="20"/>
+                <w:szCs w:val="20"/>
+              </w:rPr>
+              <w:t>expireTime</w:t>
+            </w:r>
+            <w:proofErr w:type="spellEnd"/>
+          </w:p>
+          <w:p>
+            <w:pPr>
+              <w:spacing w:after="40"/>
+            </w:pPr>
+            <w:r>
+              <w:rPr>
+                <w:rFonts w:eastAsia="Arial"/>
+                <w:sz w:val="20"/>
+                <w:szCs w:val="20"/>
+              </w:rPr>
+              <w:t>(스케줄러 기반)</w:t>
             </w:r>
           </w:p>
         </w:tc>
@@ -5180,7 +6196,7 @@
                 <w:sz w:val="20"/>
                 <w:szCs w:val="20"/>
               </w:rPr>
-              <w:t>HOLD → AVAILABLE</w:t>
+              <w:t>만료된 HOLD → AVAILABLE</w:t>
             </w:r>
           </w:p>
           <w:p>
@@ -5193,8 +6209,20 @@
                 <w:sz w:val="20"/>
                 <w:szCs w:val="20"/>
               </w:rPr>
-              <w:lastRenderedPageBreak/>
-              <w:t>Reservation 상태 변경</w:t>
+              <w:t>Reservation → EXPIRED</w:t>
+            </w:r>
+          </w:p>
+          <w:p>
+            <w:pPr>
+              <w:spacing w:after="40"/>
+            </w:pPr>
+            <w:r>
+              <w:rPr>
+                <w:rFonts w:eastAsia="Arial"/>
+                <w:sz w:val="20"/>
+                <w:szCs w:val="20"/>
+              </w:rPr>
+              <w:t>Payment → FAIL</w:t>
             </w:r>
           </w:p>
         </w:tc>
@@ -5225,7 +6253,6 @@
                 <w:sz w:val="20"/>
                 <w:szCs w:val="20"/>
               </w:rPr>
-              <w:lastRenderedPageBreak/>
               <w:t>처리 결과</w:t>
             </w:r>
           </w:p>
@@ -5257,16 +6284,7 @@
                 <w:sz w:val="20"/>
                 <w:szCs w:val="20"/>
               </w:rPr>
-              <w:t xml:space="preserve">해제 트리거: 재클릭, X버튼, </w:t>
-            </w:r>
-            <w:r>
-              <w:rPr>
-                <w:rFonts w:eastAsia="Arial"/>
-                <w:sz w:val="20"/>
-                <w:szCs w:val="20"/>
-              </w:rPr>
-              <w:lastRenderedPageBreak/>
-              <w:t>뒤로가기(별도 로직), 만료(스케줄러)</w:t>
+              <w:t>스케줄러 + 조회 시 검증 두 가지 방법 혼합 사용 권장</w:t>
             </w:r>
           </w:p>
         </w:tc>
@@ -5274,15 +6292,208 @@
     </w:tbl>
     <w:p>
       <w:pPr>
-        <w:spacing w:before="120"/>
+        <w:spacing w:before="160"/>
       </w:pPr>
+    </w:p>
+    <w:p>
+      <w:pPr>
+        <w:pStyle w:val="2"/>
+      </w:pPr>
+      <w:r>
+        <w:t>3.4 결제 (Payment)</w:t>
+      </w:r>
+    </w:p>
+    <w:tbl>
+      <w:tblPr>
+        <w:tblW w:w="9360" w:type="dxa"/>
+        <w:tblBorders>
+          <w:top w:val="single" w:sz="4" w:space="0" w:color="auto"/>
+          <w:left w:val="single" w:sz="4" w:space="0" w:color="auto"/>
+          <w:bottom w:val="single" w:sz="4" w:space="0" w:color="auto"/>
+          <w:right w:val="single" w:sz="4" w:space="0" w:color="auto"/>
+          <w:insideH w:val="single" w:sz="4" w:space="0" w:color="auto"/>
+          <w:insideV w:val="single" w:sz="4" w:space="0" w:color="auto"/>
+        </w:tblBorders>
+        <w:tblCellMar>
+          <w:left w:w="10" w:type="dxa"/>
+          <w:right w:w="10" w:type="dxa"/>
+        </w:tblCellMar>
+        <w:tblLook w:val="04A0" w:firstRow="1" w:lastRow="0" w:firstColumn="1" w:lastColumn="0" w:noHBand="0" w:noVBand="1"/>
+      </w:tblPr>
+      <w:tblGrid>
+        <w:gridCol w:w="9360"/>
+      </w:tblGrid>
+      <w:tr>
+        <w:tc>
+          <w:tcPr>
+            <w:tcW w:w="9360" w:type="dxa"/>
+            <w:tcBorders>
+              <w:top w:val="single" w:sz="4" w:space="0" w:color="2E6FD6"/>
+              <w:left w:val="single" w:sz="12" w:space="0" w:color="2E6FD6"/>
+              <w:bottom w:val="single" w:sz="1" w:space="0" w:color="CCCCCC"/>
+              <w:right w:val="single" w:sz="1" w:space="0" w:color="CCCCCC"/>
+            </w:tcBorders>
+            <w:shd w:val="clear" w:color="auto" w:fill="EAF1FB"/>
+            <w:tcMar>
+              <w:top w:w="120" w:type="dxa"/>
+              <w:left w:w="180" w:type="dxa"/>
+              <w:bottom w:w="120" w:type="dxa"/>
+              <w:right w:w="120" w:type="dxa"/>
+            </w:tcMar>
+          </w:tcPr>
+          <w:p>
+            <w:r>
+              <w:rPr>
+                <w:rFonts w:eastAsia="Arial"/>
+                <w:b/>
+                <w:bCs/>
+                <w:color w:val="2E6FD6"/>
+              </w:rPr>
+              <w:t xml:space="preserve">📌 </w:t>
+            </w:r>
+            <w:proofErr w:type="gramStart"/>
+            <w:r>
+              <w:rPr>
+                <w:rFonts w:eastAsia="Arial"/>
+                <w:b/>
+                <w:bCs/>
+                <w:color w:val="2E6FD6"/>
+              </w:rPr>
+              <w:t xml:space="preserve">참고  </w:t>
+            </w:r>
+            <w:r>
+              <w:rPr>
+                <w:rFonts w:eastAsia="Arial"/>
+              </w:rPr>
+              <w:t>카카오페이</w:t>
+            </w:r>
+            <w:proofErr w:type="gramEnd"/>
+            <w:r>
+              <w:rPr>
+                <w:rFonts w:eastAsia="Arial"/>
+              </w:rPr>
+              <w:t xml:space="preserve"> API 연동 방식에 따라 세부 명세 추가 예정. 아래는 상태 흐름 기준 기능 목록입니다.</w:t>
+            </w:r>
+          </w:p>
+        </w:tc>
+      </w:tr>
+    </w:tbl>
+    <w:p>
+      <w:pPr>
+        <w:spacing w:before="80"/>
+      </w:pPr>
+    </w:p>
+    <w:p>
+      <w:pPr>
+        <w:pStyle w:val="a4"/>
+        <w:numPr>
+          <w:ilvl w:val="0"/>
+          <w:numId w:val="2"/>
+        </w:numPr>
+        <w:spacing w:before="40" w:after="40"/>
+      </w:pPr>
+      <w:r>
+        <w:rPr>
+          <w:rFonts w:eastAsia="Arial"/>
+        </w:rPr>
+        <w:t>결제 요청 — 카카오페이 결제 준비 API 호출, Payment 생성(READY)</w:t>
+      </w:r>
+    </w:p>
+    <w:p>
+      <w:pPr>
+        <w:pStyle w:val="a4"/>
+        <w:numPr>
+          <w:ilvl w:val="0"/>
+          <w:numId w:val="2"/>
+        </w:numPr>
+        <w:spacing w:before="40" w:after="40"/>
+      </w:pPr>
+      <w:r>
+        <w:rPr>
+          <w:rFonts w:eastAsia="Arial"/>
+        </w:rPr>
+        <w:t xml:space="preserve">결제 승인 — 카카오페이 </w:t>
+      </w:r>
+      <w:proofErr w:type="spellStart"/>
+      <w:r>
+        <w:rPr>
+          <w:rFonts w:eastAsia="Arial"/>
+        </w:rPr>
+        <w:t>콜백</w:t>
+      </w:r>
+      <w:proofErr w:type="spellEnd"/>
+      <w:r>
+        <w:rPr>
+          <w:rFonts w:eastAsia="Arial"/>
+        </w:rPr>
+        <w:t xml:space="preserve"> 수신, Payment SUCCESS, Reservation CONFIRMED, Seat RESERVED</w:t>
+      </w:r>
+    </w:p>
+    <w:p>
+      <w:pPr>
+        <w:pStyle w:val="a4"/>
+        <w:numPr>
+          <w:ilvl w:val="0"/>
+          <w:numId w:val="2"/>
+        </w:numPr>
+        <w:spacing w:before="40" w:after="40"/>
+      </w:pPr>
+      <w:r>
+        <w:rPr>
+          <w:rFonts w:eastAsia="Arial"/>
+        </w:rPr>
+        <w:t xml:space="preserve">결제 실패 — Payment FAIL, Seat/Reservation HOLD 유지, </w:t>
+      </w:r>
+      <w:proofErr w:type="spellStart"/>
+      <w:r>
+        <w:rPr>
+          <w:rFonts w:eastAsia="Arial"/>
+        </w:rPr>
+        <w:t>재결제</w:t>
+      </w:r>
+      <w:proofErr w:type="spellEnd"/>
+      <w:r>
+        <w:rPr>
+          <w:rFonts w:eastAsia="Arial"/>
+        </w:rPr>
+        <w:t xml:space="preserve"> 허용</w:t>
+      </w:r>
+    </w:p>
+    <w:p>
+      <w:pPr>
+        <w:pStyle w:val="a4"/>
+        <w:numPr>
+          <w:ilvl w:val="0"/>
+          <w:numId w:val="2"/>
+        </w:numPr>
+        <w:spacing w:before="40" w:after="40"/>
+      </w:pPr>
+      <w:r>
+        <w:rPr>
+          <w:rFonts w:eastAsia="Arial"/>
+        </w:rPr>
+        <w:t>결제 중 이탈 — 일정 시간 후 HOLD 만료 처리와 동일</w:t>
+      </w:r>
+    </w:p>
+    <w:p>
+      <w:pPr>
+        <w:spacing w:before="160"/>
+      </w:pPr>
+    </w:p>
+    <w:p>
+      <w:pPr>
+        <w:pStyle w:val="2"/>
+      </w:pPr>
+      <w:r>
+        <w:t>3.5 마이페이지 (User)</w:t>
+      </w:r>
     </w:p>
     <w:p>
       <w:pPr>
         <w:pStyle w:val="3"/>
       </w:pPr>
       <w:r>
-        <w:t>3.3.5 좌석 HOLD 만료 (자동)</w:t>
+        <w:t>3.5.1 예약 목록 조회</w:t>
       </w:r>
     </w:p>
     <w:tbl>
@@ -5471,14 +6682,16 @@
             <w:pPr>
               <w:spacing w:after="40"/>
             </w:pPr>
-            <w:r>
-              <w:rPr>
-                <w:rFonts w:eastAsia="Arial"/>
-                <w:sz w:val="20"/>
-                <w:szCs w:val="20"/>
-              </w:rPr>
-              <w:t>expireTime</w:t>
-            </w:r>
+            <w:proofErr w:type="spellStart"/>
+            <w:r>
+              <w:rPr>
+                <w:rFonts w:eastAsia="Arial"/>
+                <w:sz w:val="20"/>
+                <w:szCs w:val="20"/>
+              </w:rPr>
+              <w:t>userId</w:t>
+            </w:r>
+            <w:proofErr w:type="spellEnd"/>
           </w:p>
           <w:p>
             <w:pPr>
@@ -5490,7 +6703,7 @@
                 <w:sz w:val="20"/>
                 <w:szCs w:val="20"/>
               </w:rPr>
-              <w:t>(스케줄러 기반)</w:t>
+              <w:t>(토큰에서 추출)</w:t>
             </w:r>
           </w:p>
         </w:tc>
@@ -5521,33 +6734,7 @@
                 <w:sz w:val="20"/>
                 <w:szCs w:val="20"/>
               </w:rPr>
-              <w:t>만료된 HOLD → AVAILABLE</w:t>
-            </w:r>
-          </w:p>
-          <w:p>
-            <w:pPr>
-              <w:spacing w:after="40"/>
-            </w:pPr>
-            <w:r>
-              <w:rPr>
-                <w:rFonts w:eastAsia="Arial"/>
-                <w:sz w:val="20"/>
-                <w:szCs w:val="20"/>
-              </w:rPr>
-              <w:t>Reservation → EXPIRED</w:t>
-            </w:r>
-          </w:p>
-          <w:p>
-            <w:pPr>
-              <w:spacing w:after="40"/>
-            </w:pPr>
-            <w:r>
-              <w:rPr>
-                <w:rFonts w:eastAsia="Arial"/>
-                <w:sz w:val="20"/>
-                <w:szCs w:val="20"/>
-              </w:rPr>
-              <w:t>Payment → FAIL</w:t>
+              <w:t>해당 사용자 예약 리스트 조회</w:t>
             </w:r>
           </w:p>
         </w:tc>
@@ -5578,7 +6765,7 @@
                 <w:sz w:val="20"/>
                 <w:szCs w:val="20"/>
               </w:rPr>
-              <w:t>처리 결과</w:t>
+              <w:t>예약 목록</w:t>
             </w:r>
           </w:p>
         </w:tc>
@@ -5609,7 +6796,25 @@
                 <w:sz w:val="20"/>
                 <w:szCs w:val="20"/>
               </w:rPr>
-              <w:t>스케줄러 + 조회 시 검증 두 가지 방법 혼합 사용 권장</w:t>
+              <w:t xml:space="preserve">JWT 토큰에서 </w:t>
+            </w:r>
+            <w:proofErr w:type="spellStart"/>
+            <w:r>
+              <w:rPr>
+                <w:rFonts w:eastAsia="Arial"/>
+                <w:sz w:val="20"/>
+                <w:szCs w:val="20"/>
+              </w:rPr>
+              <w:t>userId</w:t>
+            </w:r>
+            <w:proofErr w:type="spellEnd"/>
+            <w:r>
+              <w:rPr>
+                <w:rFonts w:eastAsia="Arial"/>
+                <w:sz w:val="20"/>
+                <w:szCs w:val="20"/>
+              </w:rPr>
+              <w:t xml:space="preserve"> 추출, 본인 예약만 반환</w:t>
             </w:r>
           </w:p>
         </w:tc>
@@ -5617,163 +6822,15 @@
     </w:tbl>
     <w:p>
       <w:pPr>
-        <w:spacing w:before="160"/>
+        <w:spacing w:before="120"/>
       </w:pPr>
-    </w:p>
-    <w:p>
-      <w:pPr>
-        <w:pStyle w:val="2"/>
-      </w:pPr>
-      <w:r>
-        <w:t>3.4 결제 (Payment)</w:t>
-      </w:r>
-    </w:p>
-    <w:tbl>
-      <w:tblPr>
-        <w:tblW w:w="9360" w:type="dxa"/>
-        <w:tblBorders>
-          <w:top w:val="single" w:sz="4" w:space="0" w:color="auto"/>
-          <w:left w:val="single" w:sz="4" w:space="0" w:color="auto"/>
-          <w:bottom w:val="single" w:sz="4" w:space="0" w:color="auto"/>
-          <w:right w:val="single" w:sz="4" w:space="0" w:color="auto"/>
-          <w:insideH w:val="single" w:sz="4" w:space="0" w:color="auto"/>
-          <w:insideV w:val="single" w:sz="4" w:space="0" w:color="auto"/>
-        </w:tblBorders>
-        <w:tblCellMar>
-          <w:left w:w="10" w:type="dxa"/>
-          <w:right w:w="10" w:type="dxa"/>
-        </w:tblCellMar>
-        <w:tblLook w:val="04A0" w:firstRow="1" w:lastRow="0" w:firstColumn="1" w:lastColumn="0" w:noHBand="0" w:noVBand="1"/>
-      </w:tblPr>
-      <w:tblGrid>
-        <w:gridCol w:w="9360"/>
-      </w:tblGrid>
-      <w:tr>
-        <w:tc>
-          <w:tcPr>
-            <w:tcW w:w="9360" w:type="dxa"/>
-            <w:tcBorders>
-              <w:top w:val="single" w:sz="4" w:space="0" w:color="2E6FD6"/>
-              <w:left w:val="single" w:sz="12" w:space="0" w:color="2E6FD6"/>
-              <w:bottom w:val="single" w:sz="1" w:space="0" w:color="CCCCCC"/>
-              <w:right w:val="single" w:sz="1" w:space="0" w:color="CCCCCC"/>
-            </w:tcBorders>
-            <w:shd w:val="clear" w:color="auto" w:fill="EAF1FB"/>
-            <w:tcMar>
-              <w:top w:w="120" w:type="dxa"/>
-              <w:left w:w="180" w:type="dxa"/>
-              <w:bottom w:w="120" w:type="dxa"/>
-              <w:right w:w="120" w:type="dxa"/>
-            </w:tcMar>
-          </w:tcPr>
-          <w:p>
-            <w:r>
-              <w:rPr>
-                <w:rFonts w:eastAsia="Arial"/>
-                <w:b/>
-                <w:bCs/>
-                <w:color w:val="2E6FD6"/>
-              </w:rPr>
-              <w:t xml:space="preserve">📌 참고  </w:t>
-            </w:r>
-            <w:r>
-              <w:rPr>
-                <w:rFonts w:eastAsia="Arial"/>
-              </w:rPr>
-              <w:t>카카오페이 API 연동 방식에 따라 세부 명세 추가 예정. 아래는 상태 흐름 기준 기능 목록입니다.</w:t>
-            </w:r>
-          </w:p>
-        </w:tc>
-      </w:tr>
-    </w:tbl>
-    <w:p>
-      <w:pPr>
-        <w:spacing w:before="80"/>
-      </w:pPr>
-    </w:p>
-    <w:p>
-      <w:pPr>
-        <w:pStyle w:val="a4"/>
-        <w:numPr>
-          <w:ilvl w:val="0"/>
-          <w:numId w:val="2"/>
-        </w:numPr>
-        <w:spacing w:before="40" w:after="40"/>
-      </w:pPr>
-      <w:r>
-        <w:rPr>
-          <w:rFonts w:eastAsia="Arial"/>
-        </w:rPr>
-        <w:t>결제 요청 — 카카오페이 결제 준비 API 호출, Payment 생성(READY)</w:t>
-      </w:r>
-    </w:p>
-    <w:p>
-      <w:pPr>
-        <w:pStyle w:val="a4"/>
-        <w:numPr>
-          <w:ilvl w:val="0"/>
-          <w:numId w:val="2"/>
-        </w:numPr>
-        <w:spacing w:before="40" w:after="40"/>
-      </w:pPr>
-      <w:r>
-        <w:rPr>
-          <w:rFonts w:eastAsia="Arial"/>
-        </w:rPr>
-        <w:t>결제 승인 — 카카오페이 콜백 수신, Payment SUCCESS, Reservation CONFIRMED, Seat RESERVED</w:t>
-      </w:r>
-    </w:p>
-    <w:p>
-      <w:pPr>
-        <w:pStyle w:val="a4"/>
-        <w:numPr>
-          <w:ilvl w:val="0"/>
-          <w:numId w:val="2"/>
-        </w:numPr>
-        <w:spacing w:before="40" w:after="40"/>
-      </w:pPr>
-      <w:r>
-        <w:rPr>
-          <w:rFonts w:eastAsia="Arial"/>
-        </w:rPr>
-        <w:t>결제 실패 — Payment FAIL, Seat/Reservation HOLD 유지, 재결제 허용</w:t>
-      </w:r>
-    </w:p>
-    <w:p>
-      <w:pPr>
-        <w:pStyle w:val="a4"/>
-        <w:numPr>
-          <w:ilvl w:val="0"/>
-          <w:numId w:val="2"/>
-        </w:numPr>
-        <w:spacing w:before="40" w:after="40"/>
-      </w:pPr>
-      <w:r>
-        <w:rPr>
-          <w:rFonts w:eastAsia="Arial"/>
-        </w:rPr>
-        <w:t>결제 중 이탈 — 일정 시간 후 HOLD 만료 처리와 동일</w:t>
-      </w:r>
-    </w:p>
-    <w:p>
-      <w:pPr>
-        <w:spacing w:before="160"/>
-      </w:pPr>
-    </w:p>
-    <w:p>
-      <w:pPr>
-        <w:pStyle w:val="2"/>
-      </w:pPr>
-      <w:r>
-        <w:t>3.5 마이페이지 (User)</w:t>
-      </w:r>
     </w:p>
     <w:p>
       <w:pPr>
         <w:pStyle w:val="3"/>
       </w:pPr>
       <w:r>
-        <w:t>3.5.1 예약 목록 조회</w:t>
+        <w:t>3.5.2 예약 상세 조회</w:t>
       </w:r>
     </w:p>
     <w:tbl>
@@ -5962,27 +7019,16 @@
             <w:pPr>
               <w:spacing w:after="40"/>
             </w:pPr>
-            <w:r>
-              <w:rPr>
-                <w:rFonts w:eastAsia="Arial"/>
-                <w:sz w:val="20"/>
-                <w:szCs w:val="20"/>
-              </w:rPr>
-              <w:t>userId</w:t>
-            </w:r>
-          </w:p>
-          <w:p>
-            <w:pPr>
-              <w:spacing w:after="40"/>
-            </w:pPr>
-            <w:r>
-              <w:rPr>
-                <w:rFonts w:eastAsia="Arial"/>
-                <w:sz w:val="20"/>
-                <w:szCs w:val="20"/>
-              </w:rPr>
-              <w:t>(토큰에서 추출)</w:t>
-            </w:r>
+            <w:proofErr w:type="spellStart"/>
+            <w:r>
+              <w:rPr>
+                <w:rFonts w:eastAsia="Arial"/>
+                <w:sz w:val="20"/>
+                <w:szCs w:val="20"/>
+              </w:rPr>
+              <w:t>reservationId</w:t>
+            </w:r>
+            <w:proofErr w:type="spellEnd"/>
           </w:p>
         </w:tc>
         <w:tc>
@@ -6012,7 +7058,7 @@
                 <w:sz w:val="20"/>
                 <w:szCs w:val="20"/>
               </w:rPr>
-              <w:t>해당 사용자 예약 리스트 조회</w:t>
+              <w:t>예약 + 좌석 + 결제 정보 조회</w:t>
             </w:r>
           </w:p>
         </w:tc>
@@ -6043,7 +7089,7 @@
                 <w:sz w:val="20"/>
                 <w:szCs w:val="20"/>
               </w:rPr>
-              <w:t>예약 목록</w:t>
+              <w:t>통합 상세 정보</w:t>
             </w:r>
           </w:p>
         </w:tc>
@@ -6068,14 +7114,6 @@
             <w:pPr>
               <w:spacing w:after="40"/>
             </w:pPr>
-            <w:r>
-              <w:rPr>
-                <w:rFonts w:eastAsia="Arial"/>
-                <w:sz w:val="20"/>
-                <w:szCs w:val="20"/>
-              </w:rPr>
-              <w:t>JWT 토큰에서 userId 추출, 본인 예약만 반환</w:t>
-            </w:r>
           </w:p>
         </w:tc>
       </w:tr>
@@ -6090,7 +7128,7 @@
         <w:pStyle w:val="3"/>
       </w:pPr>
       <w:r>
-        <w:t>3.5.2 예약 상세 조회</w:t>
+        <w:t>3.5.3 예약 취소</w:t>
       </w:r>
     </w:p>
     <w:tbl>
@@ -6150,6 +7188,7 @@
                 <w:sz w:val="20"/>
                 <w:szCs w:val="20"/>
               </w:rPr>
+              <w:lastRenderedPageBreak/>
               <w:t>입력</w:t>
             </w:r>
           </w:p>
@@ -6279,6 +7318,7 @@
             <w:pPr>
               <w:spacing w:after="40"/>
             </w:pPr>
+            <w:proofErr w:type="spellStart"/>
             <w:r>
               <w:rPr>
                 <w:rFonts w:eastAsia="Arial"/>
@@ -6287,303 +7327,7 @@
               </w:rPr>
               <w:t>reservationId</w:t>
             </w:r>
-          </w:p>
-        </w:tc>
-        <w:tc>
-          <w:tcPr>
-            <w:tcW w:w="2300" w:type="dxa"/>
-            <w:tcBorders>
-              <w:top w:val="single" w:sz="1" w:space="0" w:color="CCCCCC"/>
-              <w:left w:val="single" w:sz="1" w:space="0" w:color="CCCCCC"/>
-              <w:bottom w:val="single" w:sz="1" w:space="0" w:color="CCCCCC"/>
-              <w:right w:val="single" w:sz="1" w:space="0" w:color="CCCCCC"/>
-            </w:tcBorders>
-            <w:shd w:val="clear" w:color="auto" w:fill="FFFFFF"/>
-            <w:tcMar>
-              <w:top w:w="80" w:type="dxa"/>
-              <w:left w:w="120" w:type="dxa"/>
-              <w:bottom w:w="80" w:type="dxa"/>
-              <w:right w:w="120" w:type="dxa"/>
-            </w:tcMar>
-          </w:tcPr>
-          <w:p>
-            <w:pPr>
-              <w:spacing w:after="40"/>
-            </w:pPr>
-            <w:r>
-              <w:rPr>
-                <w:rFonts w:eastAsia="Arial"/>
-                <w:sz w:val="20"/>
-                <w:szCs w:val="20"/>
-              </w:rPr>
-              <w:t>예약 + 좌석 + 결제 정보 조회</w:t>
-            </w:r>
-          </w:p>
-        </w:tc>
-        <w:tc>
-          <w:tcPr>
-            <w:tcW w:w="2500" w:type="dxa"/>
-            <w:tcBorders>
-              <w:top w:val="single" w:sz="1" w:space="0" w:color="CCCCCC"/>
-              <w:left w:val="single" w:sz="1" w:space="0" w:color="CCCCCC"/>
-              <w:bottom w:val="single" w:sz="1" w:space="0" w:color="CCCCCC"/>
-              <w:right w:val="single" w:sz="1" w:space="0" w:color="CCCCCC"/>
-            </w:tcBorders>
-            <w:shd w:val="clear" w:color="auto" w:fill="FFFFFF"/>
-            <w:tcMar>
-              <w:top w:w="80" w:type="dxa"/>
-              <w:left w:w="120" w:type="dxa"/>
-              <w:bottom w:w="80" w:type="dxa"/>
-              <w:right w:w="120" w:type="dxa"/>
-            </w:tcMar>
-          </w:tcPr>
-          <w:p>
-            <w:pPr>
-              <w:spacing w:after="40"/>
-            </w:pPr>
-            <w:r>
-              <w:rPr>
-                <w:rFonts w:eastAsia="Arial"/>
-                <w:sz w:val="20"/>
-                <w:szCs w:val="20"/>
-              </w:rPr>
-              <w:t>통합 상세 정보</w:t>
-            </w:r>
-          </w:p>
-        </w:tc>
-        <w:tc>
-          <w:tcPr>
-            <w:tcW w:w="2760" w:type="dxa"/>
-            <w:tcBorders>
-              <w:top w:val="single" w:sz="1" w:space="0" w:color="CCCCCC"/>
-              <w:left w:val="single" w:sz="1" w:space="0" w:color="CCCCCC"/>
-              <w:bottom w:val="single" w:sz="1" w:space="0" w:color="CCCCCC"/>
-              <w:right w:val="single" w:sz="1" w:space="0" w:color="CCCCCC"/>
-            </w:tcBorders>
-            <w:shd w:val="clear" w:color="auto" w:fill="FFFFFF"/>
-            <w:tcMar>
-              <w:top w:w="80" w:type="dxa"/>
-              <w:left w:w="120" w:type="dxa"/>
-              <w:bottom w:w="80" w:type="dxa"/>
-              <w:right w:w="120" w:type="dxa"/>
-            </w:tcMar>
-          </w:tcPr>
-          <w:p>
-            <w:pPr>
-              <w:spacing w:after="40"/>
-            </w:pPr>
-          </w:p>
-        </w:tc>
-      </w:tr>
-    </w:tbl>
-    <w:p>
-      <w:pPr>
-        <w:spacing w:before="120"/>
-      </w:pPr>
-    </w:p>
-    <w:p>
-      <w:pPr>
-        <w:pStyle w:val="3"/>
-      </w:pPr>
-      <w:r>
-        <w:lastRenderedPageBreak/>
-        <w:t>3.5.3 예약 취소</w:t>
-      </w:r>
-    </w:p>
-    <w:tbl>
-      <w:tblPr>
-        <w:tblW w:w="9360" w:type="dxa"/>
-        <w:tblBorders>
-          <w:top w:val="single" w:sz="4" w:space="0" w:color="auto"/>
-          <w:left w:val="single" w:sz="4" w:space="0" w:color="auto"/>
-          <w:bottom w:val="single" w:sz="4" w:space="0" w:color="auto"/>
-          <w:right w:val="single" w:sz="4" w:space="0" w:color="auto"/>
-          <w:insideH w:val="single" w:sz="4" w:space="0" w:color="auto"/>
-          <w:insideV w:val="single" w:sz="4" w:space="0" w:color="auto"/>
-        </w:tblBorders>
-        <w:tblCellMar>
-          <w:left w:w="10" w:type="dxa"/>
-          <w:right w:w="10" w:type="dxa"/>
-        </w:tblCellMar>
-        <w:tblLook w:val="04A0" w:firstRow="1" w:lastRow="0" w:firstColumn="1" w:lastColumn="0" w:noHBand="0" w:noVBand="1"/>
-      </w:tblPr>
-      <w:tblGrid>
-        <w:gridCol w:w="1800"/>
-        <w:gridCol w:w="2300"/>
-        <w:gridCol w:w="2500"/>
-        <w:gridCol w:w="2760"/>
-      </w:tblGrid>
-      <w:tr>
-        <w:trPr>
-          <w:tblHeader/>
-        </w:trPr>
-        <w:tc>
-          <w:tcPr>
-            <w:tcW w:w="1800" w:type="dxa"/>
-            <w:tcBorders>
-              <w:top w:val="single" w:sz="1" w:space="0" w:color="2E6FD6"/>
-              <w:left w:val="single" w:sz="1" w:space="0" w:color="2E6FD6"/>
-              <w:bottom w:val="single" w:sz="1" w:space="0" w:color="2E6FD6"/>
-              <w:right w:val="single" w:sz="1" w:space="0" w:color="2E6FD6"/>
-            </w:tcBorders>
-            <w:shd w:val="clear" w:color="auto" w:fill="2E6FD6"/>
-            <w:tcMar>
-              <w:top w:w="80" w:type="dxa"/>
-              <w:left w:w="120" w:type="dxa"/>
-              <w:bottom w:w="80" w:type="dxa"/>
-              <w:right w:w="120" w:type="dxa"/>
-            </w:tcMar>
-          </w:tcPr>
-          <w:p>
-            <w:pPr>
-              <w:jc w:val="center"/>
-            </w:pPr>
-            <w:r>
-              <w:rPr>
-                <w:rFonts w:eastAsia="Arial"/>
-                <w:b/>
-                <w:bCs/>
-                <w:color w:val="FFFFFF"/>
-                <w:sz w:val="20"/>
-                <w:szCs w:val="20"/>
-              </w:rPr>
-              <w:t>입력</w:t>
-            </w:r>
-          </w:p>
-        </w:tc>
-        <w:tc>
-          <w:tcPr>
-            <w:tcW w:w="2300" w:type="dxa"/>
-            <w:tcBorders>
-              <w:top w:val="single" w:sz="1" w:space="0" w:color="2E6FD6"/>
-              <w:left w:val="single" w:sz="1" w:space="0" w:color="2E6FD6"/>
-              <w:bottom w:val="single" w:sz="1" w:space="0" w:color="2E6FD6"/>
-              <w:right w:val="single" w:sz="1" w:space="0" w:color="2E6FD6"/>
-            </w:tcBorders>
-            <w:shd w:val="clear" w:color="auto" w:fill="2E6FD6"/>
-            <w:tcMar>
-              <w:top w:w="80" w:type="dxa"/>
-              <w:left w:w="120" w:type="dxa"/>
-              <w:bottom w:w="80" w:type="dxa"/>
-              <w:right w:w="120" w:type="dxa"/>
-            </w:tcMar>
-          </w:tcPr>
-          <w:p>
-            <w:pPr>
-              <w:jc w:val="center"/>
-            </w:pPr>
-            <w:r>
-              <w:rPr>
-                <w:rFonts w:eastAsia="Arial"/>
-                <w:b/>
-                <w:bCs/>
-                <w:color w:val="FFFFFF"/>
-                <w:sz w:val="20"/>
-                <w:szCs w:val="20"/>
-              </w:rPr>
-              <w:t>처리</w:t>
-            </w:r>
-          </w:p>
-        </w:tc>
-        <w:tc>
-          <w:tcPr>
-            <w:tcW w:w="2500" w:type="dxa"/>
-            <w:tcBorders>
-              <w:top w:val="single" w:sz="1" w:space="0" w:color="2E6FD6"/>
-              <w:left w:val="single" w:sz="1" w:space="0" w:color="2E6FD6"/>
-              <w:bottom w:val="single" w:sz="1" w:space="0" w:color="2E6FD6"/>
-              <w:right w:val="single" w:sz="1" w:space="0" w:color="2E6FD6"/>
-            </w:tcBorders>
-            <w:shd w:val="clear" w:color="auto" w:fill="2E6FD6"/>
-            <w:tcMar>
-              <w:top w:w="80" w:type="dxa"/>
-              <w:left w:w="120" w:type="dxa"/>
-              <w:bottom w:w="80" w:type="dxa"/>
-              <w:right w:w="120" w:type="dxa"/>
-            </w:tcMar>
-          </w:tcPr>
-          <w:p>
-            <w:pPr>
-              <w:jc w:val="center"/>
-            </w:pPr>
-            <w:r>
-              <w:rPr>
-                <w:rFonts w:eastAsia="Arial"/>
-                <w:b/>
-                <w:bCs/>
-                <w:color w:val="FFFFFF"/>
-                <w:sz w:val="20"/>
-                <w:szCs w:val="20"/>
-              </w:rPr>
-              <w:t>출력</w:t>
-            </w:r>
-          </w:p>
-        </w:tc>
-        <w:tc>
-          <w:tcPr>
-            <w:tcW w:w="2760" w:type="dxa"/>
-            <w:tcBorders>
-              <w:top w:val="single" w:sz="1" w:space="0" w:color="2E6FD6"/>
-              <w:left w:val="single" w:sz="1" w:space="0" w:color="2E6FD6"/>
-              <w:bottom w:val="single" w:sz="1" w:space="0" w:color="2E6FD6"/>
-              <w:right w:val="single" w:sz="1" w:space="0" w:color="2E6FD6"/>
-            </w:tcBorders>
-            <w:shd w:val="clear" w:color="auto" w:fill="2E6FD6"/>
-            <w:tcMar>
-              <w:top w:w="80" w:type="dxa"/>
-              <w:left w:w="120" w:type="dxa"/>
-              <w:bottom w:w="80" w:type="dxa"/>
-              <w:right w:w="120" w:type="dxa"/>
-            </w:tcMar>
-          </w:tcPr>
-          <w:p>
-            <w:pPr>
-              <w:jc w:val="center"/>
-            </w:pPr>
-            <w:r>
-              <w:rPr>
-                <w:rFonts w:eastAsia="Arial"/>
-                <w:b/>
-                <w:bCs/>
-                <w:color w:val="FFFFFF"/>
-                <w:sz w:val="20"/>
-                <w:szCs w:val="20"/>
-              </w:rPr>
-              <w:t>참고</w:t>
-            </w:r>
-          </w:p>
-        </w:tc>
-      </w:tr>
-      <w:tr>
-        <w:tc>
-          <w:tcPr>
-            <w:tcW w:w="1800" w:type="dxa"/>
-            <w:tcBorders>
-              <w:top w:val="single" w:sz="1" w:space="0" w:color="CCCCCC"/>
-              <w:left w:val="single" w:sz="1" w:space="0" w:color="CCCCCC"/>
-              <w:bottom w:val="single" w:sz="1" w:space="0" w:color="CCCCCC"/>
-              <w:right w:val="single" w:sz="1" w:space="0" w:color="CCCCCC"/>
-            </w:tcBorders>
-            <w:shd w:val="clear" w:color="auto" w:fill="FFFFFF"/>
-            <w:tcMar>
-              <w:top w:w="80" w:type="dxa"/>
-              <w:left w:w="120" w:type="dxa"/>
-              <w:bottom w:w="80" w:type="dxa"/>
-              <w:right w:w="120" w:type="dxa"/>
-            </w:tcMar>
-          </w:tcPr>
-          <w:p>
-            <w:pPr>
-              <w:spacing w:after="40"/>
-            </w:pPr>
-            <w:r>
-              <w:rPr>
-                <w:rFonts w:eastAsia="Arial"/>
-                <w:sz w:val="20"/>
-                <w:szCs w:val="20"/>
-              </w:rPr>
-              <w:t>reservationId</w:t>
-            </w:r>
+            <w:proofErr w:type="spellEnd"/>
           </w:p>
         </w:tc>
         <w:tc>
@@ -6801,7 +7545,51 @@
           <w:sz w:val="18"/>
           <w:szCs w:val="18"/>
         </w:rPr>
-        <w:t> [그림] 티켓팅 서비스 ERD — 8개 테이블, SEAT_INVENTORY가 물리 좌석(SEAT)과 회차(SCHEDULE)를 연결하는 핵심 교차 테이블</w:t>
+        <w:t xml:space="preserve"> [그림] </w:t>
+      </w:r>
+      <w:proofErr w:type="spellStart"/>
+      <w:r>
+        <w:rPr>
+          <w:rFonts w:eastAsia="Arial"/>
+          <w:i/>
+          <w:color w:val="666666"/>
+          <w:sz w:val="18"/>
+          <w:szCs w:val="18"/>
+        </w:rPr>
+        <w:t>티켓팅</w:t>
+      </w:r>
+      <w:proofErr w:type="spellEnd"/>
+      <w:r>
+        <w:rPr>
+          <w:rFonts w:eastAsia="Arial"/>
+          <w:i/>
+          <w:color w:val="666666"/>
+          <w:sz w:val="18"/>
+          <w:szCs w:val="18"/>
+        </w:rPr>
+        <w:t xml:space="preserve"> 서비스 ERD — 8개 테이블, SEAT_INVENTORY가 물리 좌석(SEAT)과 </w:t>
+      </w:r>
+      <w:proofErr w:type="spellStart"/>
+      <w:r>
+        <w:rPr>
+          <w:rFonts w:eastAsia="Arial"/>
+          <w:i/>
+          <w:color w:val="666666"/>
+          <w:sz w:val="18"/>
+          <w:szCs w:val="18"/>
+        </w:rPr>
+        <w:t>회차</w:t>
+      </w:r>
+      <w:proofErr w:type="spellEnd"/>
+      <w:r>
+        <w:rPr>
+          <w:rFonts w:eastAsia="Arial"/>
+          <w:i/>
+          <w:color w:val="666666"/>
+          <w:sz w:val="18"/>
+          <w:szCs w:val="18"/>
+        </w:rPr>
+        <w:t>(SCHEDULE)를 연결하는 핵심 교차 테이블</w:t>
       </w:r>
     </w:p>
     <w:p>
@@ -6862,13 +7650,80 @@
                 <w:color w:val="2E6FD6"/>
               </w:rPr>
               <w:lastRenderedPageBreak/>
-              <w:t xml:space="preserve">📌 기본 규칙  </w:t>
-            </w:r>
-            <w:r>
-              <w:rPr>
-                <w:rFonts w:eastAsia="Arial"/>
-              </w:rPr>
-              <w:t>Base URL: /api/v1  |  인증 필요 API: Authorization: Bearer {accessToken}  |  응답 형식: JSON</w:t>
+              <w:t xml:space="preserve">📌 기본 </w:t>
+            </w:r>
+            <w:proofErr w:type="gramStart"/>
+            <w:r>
+              <w:rPr>
+                <w:rFonts w:eastAsia="Arial"/>
+                <w:b/>
+                <w:bCs/>
+                <w:color w:val="2E6FD6"/>
+              </w:rPr>
+              <w:t xml:space="preserve">규칙  </w:t>
+            </w:r>
+            <w:r>
+              <w:rPr>
+                <w:rFonts w:eastAsia="Arial"/>
+              </w:rPr>
+              <w:t>Base</w:t>
+            </w:r>
+            <w:proofErr w:type="gramEnd"/>
+            <w:r>
+              <w:rPr>
+                <w:rFonts w:eastAsia="Arial"/>
+              </w:rPr>
+              <w:t xml:space="preserve"> URL: /</w:t>
+            </w:r>
+            <w:proofErr w:type="spellStart"/>
+            <w:r>
+              <w:rPr>
+                <w:rFonts w:eastAsia="Arial"/>
+              </w:rPr>
+              <w:t>api</w:t>
+            </w:r>
+            <w:proofErr w:type="spellEnd"/>
+            <w:r>
+              <w:rPr>
+                <w:rFonts w:eastAsia="Arial"/>
+              </w:rPr>
+              <w:t>/v</w:t>
+            </w:r>
+            <w:proofErr w:type="gramStart"/>
+            <w:r>
+              <w:rPr>
+                <w:rFonts w:eastAsia="Arial"/>
+              </w:rPr>
+              <w:t>1  |</w:t>
+            </w:r>
+            <w:proofErr w:type="gramEnd"/>
+            <w:r>
+              <w:rPr>
+                <w:rFonts w:eastAsia="Arial"/>
+              </w:rPr>
+              <w:t xml:space="preserve">  인증 필요 API: Authorization: Bearer {</w:t>
+            </w:r>
+            <w:proofErr w:type="spellStart"/>
+            <w:r>
+              <w:rPr>
+                <w:rFonts w:eastAsia="Arial"/>
+              </w:rPr>
+              <w:t>accessToken</w:t>
+            </w:r>
+            <w:proofErr w:type="spellEnd"/>
+            <w:proofErr w:type="gramStart"/>
+            <w:r>
+              <w:rPr>
+                <w:rFonts w:eastAsia="Arial"/>
+              </w:rPr>
+              <w:t>}  |</w:t>
+            </w:r>
+            <w:proofErr w:type="gramEnd"/>
+            <w:r>
+              <w:rPr>
+                <w:rFonts w:eastAsia="Arial"/>
+              </w:rPr>
+              <w:t xml:space="preserve">  응답 형식: JSON</w:t>
             </w:r>
           </w:p>
         </w:tc>
@@ -7161,13 +8016,41 @@
             </w:tcMar>
           </w:tcPr>
           <w:p>
-            <w:r>
-              <w:rPr>
-                <w:rFonts w:eastAsia="Arial"/>
-                <w:sz w:val="20"/>
-                <w:szCs w:val="20"/>
-              </w:rPr>
-              <w:t>loginId + password → JWT accessToken 발급</w:t>
+            <w:proofErr w:type="spellStart"/>
+            <w:r>
+              <w:rPr>
+                <w:rFonts w:eastAsia="Arial"/>
+                <w:sz w:val="20"/>
+                <w:szCs w:val="20"/>
+              </w:rPr>
+              <w:t>loginId</w:t>
+            </w:r>
+            <w:proofErr w:type="spellEnd"/>
+            <w:r>
+              <w:rPr>
+                <w:rFonts w:eastAsia="Arial"/>
+                <w:sz w:val="20"/>
+                <w:szCs w:val="20"/>
+              </w:rPr>
+              <w:t xml:space="preserve"> + password → JWT </w:t>
+            </w:r>
+            <w:proofErr w:type="spellStart"/>
+            <w:r>
+              <w:rPr>
+                <w:rFonts w:eastAsia="Arial"/>
+                <w:sz w:val="20"/>
+                <w:szCs w:val="20"/>
+              </w:rPr>
+              <w:t>accessToken</w:t>
+            </w:r>
+            <w:proofErr w:type="spellEnd"/>
+            <w:r>
+              <w:rPr>
+                <w:rFonts w:eastAsia="Arial"/>
+                <w:sz w:val="20"/>
+                <w:szCs w:val="20"/>
+              </w:rPr>
+              <w:t xml:space="preserve"> 발급</w:t>
             </w:r>
           </w:p>
         </w:tc>
@@ -7403,13 +8286,23 @@
             </w:tcMar>
           </w:tcPr>
           <w:p>
-            <w:r>
-              <w:rPr>
-                <w:rFonts w:eastAsia="Arial"/>
-                <w:sz w:val="20"/>
-                <w:szCs w:val="20"/>
-              </w:rPr>
-              <w:t>accessToken 무효화 (토큰 블랙리스트)</w:t>
+            <w:proofErr w:type="spellStart"/>
+            <w:r>
+              <w:rPr>
+                <w:rFonts w:eastAsia="Arial"/>
+                <w:sz w:val="20"/>
+                <w:szCs w:val="20"/>
+              </w:rPr>
+              <w:t>accessToken</w:t>
+            </w:r>
+            <w:proofErr w:type="spellEnd"/>
+            <w:r>
+              <w:rPr>
+                <w:rFonts w:eastAsia="Arial"/>
+                <w:sz w:val="20"/>
+                <w:szCs w:val="20"/>
+              </w:rPr>
+              <w:t xml:space="preserve"> 무효화 (토큰 블랙리스트)</w:t>
             </w:r>
           </w:p>
         </w:tc>
@@ -7922,8 +8815,30 @@
                 <w:sz w:val="20"/>
                 <w:szCs w:val="20"/>
               </w:rPr>
-              <w:t>/concerts?page&amp;size</w:t>
-            </w:r>
+              <w:t>/</w:t>
+            </w:r>
+            <w:proofErr w:type="spellStart"/>
+            <w:proofErr w:type="gramStart"/>
+            <w:r>
+              <w:rPr>
+                <w:rFonts w:ascii="Courier New" w:eastAsia="Courier New" w:hAnsi="Courier New" w:cs="Courier New"/>
+                <w:color w:val="2E6FD6"/>
+                <w:sz w:val="20"/>
+                <w:szCs w:val="20"/>
+              </w:rPr>
+              <w:t>concerts?page</w:t>
+            </w:r>
+            <w:proofErr w:type="gramEnd"/>
+            <w:r>
+              <w:rPr>
+                <w:rFonts w:ascii="Courier New" w:eastAsia="Courier New" w:hAnsi="Courier New" w:cs="Courier New"/>
+                <w:color w:val="2E6FD6"/>
+                <w:sz w:val="20"/>
+                <w:szCs w:val="20"/>
+              </w:rPr>
+              <w:t>&amp;size</w:t>
+            </w:r>
+            <w:proofErr w:type="spellEnd"/>
           </w:p>
         </w:tc>
         <w:tc>
@@ -7944,13 +8859,23 @@
             </w:tcMar>
           </w:tcPr>
           <w:p>
-            <w:r>
-              <w:rPr>
-                <w:rFonts w:eastAsia="Arial"/>
-                <w:sz w:val="20"/>
-                <w:szCs w:val="20"/>
-              </w:rPr>
-              <w:t>페이징 기반 목록. 향후 필터 파라미터 확장 가능</w:t>
+            <w:proofErr w:type="spellStart"/>
+            <w:r>
+              <w:rPr>
+                <w:rFonts w:eastAsia="Arial"/>
+                <w:sz w:val="20"/>
+                <w:szCs w:val="20"/>
+              </w:rPr>
+              <w:t>페이징</w:t>
+            </w:r>
+            <w:proofErr w:type="spellEnd"/>
+            <w:r>
+              <w:rPr>
+                <w:rFonts w:eastAsia="Arial"/>
+                <w:sz w:val="20"/>
+                <w:szCs w:val="20"/>
+              </w:rPr>
+              <w:t xml:space="preserve"> 기반 목록. 향후 필터 파라미터 확장 가능</w:t>
             </w:r>
           </w:p>
         </w:tc>
@@ -8043,7 +8968,27 @@
                 <w:sz w:val="20"/>
                 <w:szCs w:val="20"/>
               </w:rPr>
-              <w:t>/concerts/{id}</w:t>
+              <w:t>/</w:t>
+            </w:r>
+            <w:proofErr w:type="gramStart"/>
+            <w:r>
+              <w:rPr>
+                <w:rFonts w:ascii="Courier New" w:eastAsia="Courier New" w:hAnsi="Courier New" w:cs="Courier New"/>
+                <w:color w:val="2E6FD6"/>
+                <w:sz w:val="20"/>
+                <w:szCs w:val="20"/>
+              </w:rPr>
+              <w:t>concerts/{</w:t>
+            </w:r>
+            <w:proofErr w:type="gramEnd"/>
+            <w:r>
+              <w:rPr>
+                <w:rFonts w:ascii="Courier New" w:eastAsia="Courier New" w:hAnsi="Courier New" w:cs="Courier New"/>
+                <w:color w:val="2E6FD6"/>
+                <w:sz w:val="20"/>
+                <w:szCs w:val="20"/>
+              </w:rPr>
+              <w:t>id}</w:t>
             </w:r>
           </w:p>
         </w:tc>
@@ -8071,7 +9016,25 @@
                 <w:sz w:val="20"/>
                 <w:szCs w:val="20"/>
               </w:rPr>
-              <w:t>공연 정보, 장소, 가격, 회차 포함</w:t>
+              <w:t xml:space="preserve">공연 정보, 장소, 가격, </w:t>
+            </w:r>
+            <w:proofErr w:type="spellStart"/>
+            <w:r>
+              <w:rPr>
+                <w:rFonts w:eastAsia="Arial"/>
+                <w:sz w:val="20"/>
+                <w:szCs w:val="20"/>
+              </w:rPr>
+              <w:t>회차</w:t>
+            </w:r>
+            <w:proofErr w:type="spellEnd"/>
+            <w:r>
+              <w:rPr>
+                <w:rFonts w:eastAsia="Arial"/>
+                <w:sz w:val="20"/>
+                <w:szCs w:val="20"/>
+              </w:rPr>
+              <w:t xml:space="preserve"> 포함</w:t>
             </w:r>
           </w:p>
         </w:tc>
@@ -8273,13 +9236,23 @@
             </w:tcMar>
           </w:tcPr>
           <w:p>
-            <w:r>
-              <w:rPr>
-                <w:rFonts w:eastAsia="Arial"/>
-                <w:sz w:val="20"/>
-                <w:szCs w:val="20"/>
-              </w:rPr>
-              <w:t>회차 조회</w:t>
+            <w:proofErr w:type="spellStart"/>
+            <w:r>
+              <w:rPr>
+                <w:rFonts w:eastAsia="Arial"/>
+                <w:sz w:val="20"/>
+                <w:szCs w:val="20"/>
+              </w:rPr>
+              <w:t>회차</w:t>
+            </w:r>
+            <w:proofErr w:type="spellEnd"/>
+            <w:r>
+              <w:rPr>
+                <w:rFonts w:eastAsia="Arial"/>
+                <w:sz w:val="20"/>
+                <w:szCs w:val="20"/>
+              </w:rPr>
+              <w:t xml:space="preserve"> 조회</w:t>
             </w:r>
           </w:p>
         </w:tc>
@@ -8342,7 +9315,27 @@
                 <w:sz w:val="20"/>
                 <w:szCs w:val="20"/>
               </w:rPr>
-              <w:t>/concerts/{id}/schedules</w:t>
+              <w:t>/</w:t>
+            </w:r>
+            <w:proofErr w:type="gramStart"/>
+            <w:r>
+              <w:rPr>
+                <w:rFonts w:ascii="Courier New" w:eastAsia="Courier New" w:hAnsi="Courier New" w:cs="Courier New"/>
+                <w:color w:val="2E6FD6"/>
+                <w:sz w:val="20"/>
+                <w:szCs w:val="20"/>
+              </w:rPr>
+              <w:t>concerts/{id}/</w:t>
+            </w:r>
+            <w:proofErr w:type="gramEnd"/>
+            <w:r>
+              <w:rPr>
+                <w:rFonts w:ascii="Courier New" w:eastAsia="Courier New" w:hAnsi="Courier New" w:cs="Courier New"/>
+                <w:color w:val="2E6FD6"/>
+                <w:sz w:val="20"/>
+                <w:szCs w:val="20"/>
+              </w:rPr>
+              <w:t>schedules</w:t>
             </w:r>
           </w:p>
         </w:tc>
@@ -8370,7 +9363,25 @@
                 <w:sz w:val="20"/>
                 <w:szCs w:val="20"/>
               </w:rPr>
-              <w:t>날짜 선택 시 해당 콘서트의 회차 리스트 반환</w:t>
+              <w:t xml:space="preserve">날짜 선택 시 해당 콘서트의 </w:t>
+            </w:r>
+            <w:proofErr w:type="spellStart"/>
+            <w:r>
+              <w:rPr>
+                <w:rFonts w:eastAsia="Arial"/>
+                <w:sz w:val="20"/>
+                <w:szCs w:val="20"/>
+              </w:rPr>
+              <w:t>회차</w:t>
+            </w:r>
+            <w:proofErr w:type="spellEnd"/>
+            <w:r>
+              <w:rPr>
+                <w:rFonts w:eastAsia="Arial"/>
+                <w:sz w:val="20"/>
+                <w:szCs w:val="20"/>
+              </w:rPr>
+              <w:t xml:space="preserve"> 리스트 반환</w:t>
             </w:r>
           </w:p>
         </w:tc>
@@ -8634,11 +9645,6 @@
             </w:tcMar>
           </w:tcPr>
           <w:p>
-            <w:pPr>
-              <w:rPr>
-                <w:rFonts w:hint="eastAsia"/>
-              </w:rPr>
-            </w:pPr>
             <w:r>
               <w:rPr>
                 <w:rFonts w:ascii="Courier New" w:eastAsia="Courier New" w:hAnsi="Courier New" w:cs="Courier New"/>
@@ -8648,6 +9654,7 @@
               </w:rPr>
               <w:t>/</w:t>
             </w:r>
+            <w:proofErr w:type="gramStart"/>
             <w:r>
               <w:rPr>
                 <w:rFonts w:ascii="Courier New" w:hAnsi="Courier New" w:cs="Courier New" w:hint="eastAsia"/>
@@ -8657,6 +9664,7 @@
               </w:rPr>
               <w:t>seats</w:t>
             </w:r>
+            <w:proofErr w:type="gramEnd"/>
           </w:p>
         </w:tc>
         <w:tc>
@@ -8677,13 +9685,41 @@
             </w:tcMar>
           </w:tcPr>
           <w:p>
-            <w:r>
-              <w:rPr>
-                <w:rFonts w:eastAsia="Arial"/>
-                <w:sz w:val="20"/>
-                <w:szCs w:val="20"/>
-              </w:rPr>
-              <w:t>섹션 &gt; 행 &gt; 좌석 구조로 전체 좌석 상태 반환</w:t>
+            <w:proofErr w:type="gramStart"/>
+            <w:r>
+              <w:rPr>
+                <w:rFonts w:eastAsia="Arial"/>
+                <w:sz w:val="20"/>
+                <w:szCs w:val="20"/>
+              </w:rPr>
+              <w:t>섹션 &gt;</w:t>
+            </w:r>
+            <w:proofErr w:type="gramEnd"/>
+            <w:r>
+              <w:rPr>
+                <w:rFonts w:eastAsia="Arial"/>
+                <w:sz w:val="20"/>
+                <w:szCs w:val="20"/>
+              </w:rPr>
+              <w:t xml:space="preserve"> </w:t>
+            </w:r>
+            <w:proofErr w:type="gramStart"/>
+            <w:r>
+              <w:rPr>
+                <w:rFonts w:eastAsia="Arial"/>
+                <w:sz w:val="20"/>
+                <w:szCs w:val="20"/>
+              </w:rPr>
+              <w:t>행 &gt;</w:t>
+            </w:r>
+            <w:proofErr w:type="gramEnd"/>
+            <w:r>
+              <w:rPr>
+                <w:rFonts w:eastAsia="Arial"/>
+                <w:sz w:val="20"/>
+                <w:szCs w:val="20"/>
+              </w:rPr>
+              <w:t xml:space="preserve"> 좌석 구조로 전체 좌석 상태 반환</w:t>
             </w:r>
           </w:p>
         </w:tc>
@@ -8777,7 +9813,27 @@
                 <w:sz w:val="20"/>
                 <w:szCs w:val="20"/>
               </w:rPr>
-              <w:t>/seats/{id}/hold</w:t>
+              <w:t>/</w:t>
+            </w:r>
+            <w:proofErr w:type="gramStart"/>
+            <w:r>
+              <w:rPr>
+                <w:rFonts w:ascii="Courier New" w:eastAsia="Courier New" w:hAnsi="Courier New" w:cs="Courier New"/>
+                <w:color w:val="2E6FD6"/>
+                <w:sz w:val="20"/>
+                <w:szCs w:val="20"/>
+              </w:rPr>
+              <w:t>seats/{id}/</w:t>
+            </w:r>
+            <w:proofErr w:type="gramEnd"/>
+            <w:r>
+              <w:rPr>
+                <w:rFonts w:ascii="Courier New" w:eastAsia="Courier New" w:hAnsi="Courier New" w:cs="Courier New"/>
+                <w:color w:val="2E6FD6"/>
+                <w:sz w:val="20"/>
+                <w:szCs w:val="20"/>
+              </w:rPr>
+              <w:t>hold</w:t>
             </w:r>
           </w:p>
         </w:tc>
@@ -8898,7 +9954,27 @@
                 <w:sz w:val="20"/>
                 <w:szCs w:val="20"/>
               </w:rPr>
-              <w:t>/seats/{id}</w:t>
+              <w:t>/</w:t>
+            </w:r>
+            <w:proofErr w:type="gramStart"/>
+            <w:r>
+              <w:rPr>
+                <w:rFonts w:ascii="Courier New" w:eastAsia="Courier New" w:hAnsi="Courier New" w:cs="Courier New"/>
+                <w:color w:val="2E6FD6"/>
+                <w:sz w:val="20"/>
+                <w:szCs w:val="20"/>
+              </w:rPr>
+              <w:t>seats/{</w:t>
+            </w:r>
+            <w:proofErr w:type="gramEnd"/>
+            <w:r>
+              <w:rPr>
+                <w:rFonts w:ascii="Courier New" w:eastAsia="Courier New" w:hAnsi="Courier New" w:cs="Courier New"/>
+                <w:color w:val="2E6FD6"/>
+                <w:sz w:val="20"/>
+                <w:szCs w:val="20"/>
+              </w:rPr>
+              <w:t>id}</w:t>
             </w:r>
           </w:p>
         </w:tc>
@@ -9019,7 +10095,27 @@
                 <w:sz w:val="20"/>
                 <w:szCs w:val="20"/>
               </w:rPr>
-              <w:t>/seats/{id}/release</w:t>
+              <w:t>/</w:t>
+            </w:r>
+            <w:proofErr w:type="gramStart"/>
+            <w:r>
+              <w:rPr>
+                <w:rFonts w:ascii="Courier New" w:eastAsia="Courier New" w:hAnsi="Courier New" w:cs="Courier New"/>
+                <w:color w:val="2E6FD6"/>
+                <w:sz w:val="20"/>
+                <w:szCs w:val="20"/>
+              </w:rPr>
+              <w:t>seats/{id}/</w:t>
+            </w:r>
+            <w:proofErr w:type="gramEnd"/>
+            <w:r>
+              <w:rPr>
+                <w:rFonts w:ascii="Courier New" w:eastAsia="Courier New" w:hAnsi="Courier New" w:cs="Courier New"/>
+                <w:color w:val="2E6FD6"/>
+                <w:sz w:val="20"/>
+                <w:szCs w:val="20"/>
+              </w:rPr>
+              <w:t>release</w:t>
             </w:r>
           </w:p>
         </w:tc>
@@ -9104,13 +10200,74 @@
                 <w:bCs/>
                 <w:color w:val="2E6FD6"/>
               </w:rPr>
-              <w:t xml:space="preserve"> 설계 노트  </w:t>
-            </w:r>
-            <w:r>
-              <w:rPr>
-                <w:rFonts w:eastAsia="Arial"/>
-              </w:rPr>
-              <w:t>seatId를 전역 unique로 설계하면 scheduleId 없이 seatId만으로 공연/회차 식별 가능 → URI가 단순해지고 DB 쿼리도 간소화됨</w:t>
+              <w:t xml:space="preserve"> 설계 </w:t>
+            </w:r>
+            <w:proofErr w:type="gramStart"/>
+            <w:r>
+              <w:rPr>
+                <w:rFonts w:eastAsia="Arial"/>
+                <w:b/>
+                <w:bCs/>
+                <w:color w:val="2E6FD6"/>
+              </w:rPr>
+              <w:t xml:space="preserve">노트  </w:t>
+            </w:r>
+            <w:proofErr w:type="spellStart"/>
+            <w:r>
+              <w:rPr>
+                <w:rFonts w:eastAsia="Arial"/>
+              </w:rPr>
+              <w:t>seatId</w:t>
+            </w:r>
+            <w:proofErr w:type="spellEnd"/>
+            <w:proofErr w:type="gramEnd"/>
+            <w:r>
+              <w:rPr>
+                <w:rFonts w:eastAsia="Arial"/>
+              </w:rPr>
+              <w:t xml:space="preserve">를 전역 unique로 설계하면 </w:t>
+            </w:r>
+            <w:proofErr w:type="spellStart"/>
+            <w:r>
+              <w:rPr>
+                <w:rFonts w:eastAsia="Arial"/>
+              </w:rPr>
+              <w:t>scheduleId</w:t>
+            </w:r>
+            <w:proofErr w:type="spellEnd"/>
+            <w:r>
+              <w:rPr>
+                <w:rFonts w:eastAsia="Arial"/>
+              </w:rPr>
+              <w:t xml:space="preserve"> 없이 </w:t>
+            </w:r>
+            <w:proofErr w:type="spellStart"/>
+            <w:r>
+              <w:rPr>
+                <w:rFonts w:eastAsia="Arial"/>
+              </w:rPr>
+              <w:t>seatId</w:t>
+            </w:r>
+            <w:proofErr w:type="spellEnd"/>
+            <w:r>
+              <w:rPr>
+                <w:rFonts w:eastAsia="Arial"/>
+              </w:rPr>
+              <w:t>만으로 공연/</w:t>
+            </w:r>
+            <w:proofErr w:type="spellStart"/>
+            <w:r>
+              <w:rPr>
+                <w:rFonts w:eastAsia="Arial"/>
+              </w:rPr>
+              <w:t>회차</w:t>
+            </w:r>
+            <w:proofErr w:type="spellEnd"/>
+            <w:r>
+              <w:rPr>
+                <w:rFonts w:eastAsia="Arial"/>
+              </w:rPr>
+              <w:t xml:space="preserve"> 식별 가능 → URI가 단순해지고 DB 쿼리도 간소화됨</w:t>
             </w:r>
           </w:p>
         </w:tc>
@@ -9381,8 +10538,19 @@
                 <w:sz w:val="20"/>
                 <w:szCs w:val="20"/>
               </w:rPr>
-              <w:t>/reservations</w:t>
-            </w:r>
+              <w:t>/</w:t>
+            </w:r>
+            <w:proofErr w:type="gramStart"/>
+            <w:r>
+              <w:rPr>
+                <w:rFonts w:ascii="Courier New" w:eastAsia="Courier New" w:hAnsi="Courier New" w:cs="Courier New"/>
+                <w:color w:val="2E6FD6"/>
+                <w:sz w:val="20"/>
+                <w:szCs w:val="20"/>
+              </w:rPr>
+              <w:t>reservations</w:t>
+            </w:r>
+            <w:proofErr w:type="gramEnd"/>
           </w:p>
         </w:tc>
         <w:tc>
@@ -9403,13 +10571,41 @@
             </w:tcMar>
           </w:tcPr>
           <w:p>
-            <w:r>
-              <w:rPr>
-                <w:rFonts w:eastAsia="Arial"/>
-                <w:sz w:val="20"/>
-                <w:szCs w:val="20"/>
-              </w:rPr>
-              <w:t>userId + seatId → Reservation 생성 (HOLD 상태)</w:t>
+            <w:proofErr w:type="spellStart"/>
+            <w:r>
+              <w:rPr>
+                <w:rFonts w:eastAsia="Arial"/>
+                <w:sz w:val="20"/>
+                <w:szCs w:val="20"/>
+              </w:rPr>
+              <w:t>userId</w:t>
+            </w:r>
+            <w:proofErr w:type="spellEnd"/>
+            <w:r>
+              <w:rPr>
+                <w:rFonts w:eastAsia="Arial"/>
+                <w:sz w:val="20"/>
+                <w:szCs w:val="20"/>
+              </w:rPr>
+              <w:t xml:space="preserve"> + </w:t>
+            </w:r>
+            <w:proofErr w:type="spellStart"/>
+            <w:r>
+              <w:rPr>
+                <w:rFonts w:eastAsia="Arial"/>
+                <w:sz w:val="20"/>
+                <w:szCs w:val="20"/>
+              </w:rPr>
+              <w:t>seatId</w:t>
+            </w:r>
+            <w:proofErr w:type="spellEnd"/>
+            <w:r>
+              <w:rPr>
+                <w:rFonts w:eastAsia="Arial"/>
+                <w:sz w:val="20"/>
+                <w:szCs w:val="20"/>
+              </w:rPr>
+              <w:t xml:space="preserve"> → Reservation 생성 (HOLD 상태)</w:t>
             </w:r>
           </w:p>
         </w:tc>
@@ -9502,8 +10698,19 @@
                 <w:sz w:val="20"/>
                 <w:szCs w:val="20"/>
               </w:rPr>
-              <w:t>/reservations</w:t>
-            </w:r>
+              <w:t>/</w:t>
+            </w:r>
+            <w:proofErr w:type="gramStart"/>
+            <w:r>
+              <w:rPr>
+                <w:rFonts w:ascii="Courier New" w:eastAsia="Courier New" w:hAnsi="Courier New" w:cs="Courier New"/>
+                <w:color w:val="2E6FD6"/>
+                <w:sz w:val="20"/>
+                <w:szCs w:val="20"/>
+              </w:rPr>
+              <w:t>reservations</w:t>
+            </w:r>
+            <w:proofErr w:type="gramEnd"/>
           </w:p>
         </w:tc>
         <w:tc>
@@ -9530,7 +10737,25 @@
                 <w:sz w:val="20"/>
                 <w:szCs w:val="20"/>
               </w:rPr>
-              <w:t>토큰에서 userId 추출, 본인 예약 목록 반환</w:t>
+              <w:t xml:space="preserve">토큰에서 </w:t>
+            </w:r>
+            <w:proofErr w:type="spellStart"/>
+            <w:r>
+              <w:rPr>
+                <w:rFonts w:eastAsia="Arial"/>
+                <w:sz w:val="20"/>
+                <w:szCs w:val="20"/>
+              </w:rPr>
+              <w:t>userId</w:t>
+            </w:r>
+            <w:proofErr w:type="spellEnd"/>
+            <w:r>
+              <w:rPr>
+                <w:rFonts w:eastAsia="Arial"/>
+                <w:sz w:val="20"/>
+                <w:szCs w:val="20"/>
+              </w:rPr>
+              <w:t xml:space="preserve"> 추출, 본인 예약 목록 반환</w:t>
             </w:r>
           </w:p>
         </w:tc>
@@ -9623,7 +10848,27 @@
                 <w:sz w:val="20"/>
                 <w:szCs w:val="20"/>
               </w:rPr>
-              <w:t>/reservations/{id}</w:t>
+              <w:t>/</w:t>
+            </w:r>
+            <w:proofErr w:type="gramStart"/>
+            <w:r>
+              <w:rPr>
+                <w:rFonts w:ascii="Courier New" w:eastAsia="Courier New" w:hAnsi="Courier New" w:cs="Courier New"/>
+                <w:color w:val="2E6FD6"/>
+                <w:sz w:val="20"/>
+                <w:szCs w:val="20"/>
+              </w:rPr>
+              <w:t>reservations/{</w:t>
+            </w:r>
+            <w:proofErr w:type="gramEnd"/>
+            <w:r>
+              <w:rPr>
+                <w:rFonts w:ascii="Courier New" w:eastAsia="Courier New" w:hAnsi="Courier New" w:cs="Courier New"/>
+                <w:color w:val="2E6FD6"/>
+                <w:sz w:val="20"/>
+                <w:szCs w:val="20"/>
+              </w:rPr>
+              <w:t>id}</w:t>
             </w:r>
           </w:p>
         </w:tc>
@@ -9744,7 +10989,27 @@
                 <w:sz w:val="20"/>
                 <w:szCs w:val="20"/>
               </w:rPr>
-              <w:t>/reservations/{id}/cancel</w:t>
+              <w:t>/</w:t>
+            </w:r>
+            <w:proofErr w:type="gramStart"/>
+            <w:r>
+              <w:rPr>
+                <w:rFonts w:ascii="Courier New" w:eastAsia="Courier New" w:hAnsi="Courier New" w:cs="Courier New"/>
+                <w:color w:val="2E6FD6"/>
+                <w:sz w:val="20"/>
+                <w:szCs w:val="20"/>
+              </w:rPr>
+              <w:t>reservations/{id}/</w:t>
+            </w:r>
+            <w:proofErr w:type="gramEnd"/>
+            <w:r>
+              <w:rPr>
+                <w:rFonts w:ascii="Courier New" w:eastAsia="Courier New" w:hAnsi="Courier New" w:cs="Courier New"/>
+                <w:color w:val="2E6FD6"/>
+                <w:sz w:val="20"/>
+                <w:szCs w:val="20"/>
+              </w:rPr>
+              <w:t>cancel</w:t>
             </w:r>
           </w:p>
         </w:tc>
@@ -9837,13 +11102,30 @@
                 <w:bCs/>
                 <w:color w:val="2E6FD6"/>
               </w:rPr>
-              <w:t xml:space="preserve">📌 참고  </w:t>
-            </w:r>
-            <w:r>
-              <w:rPr>
-                <w:rFonts w:eastAsia="Arial"/>
-              </w:rPr>
-              <w:t>카카오페이 API 연동 방식 확정 후 URI 및 Request/Response 상세 명세 추가 예정</w:t>
+              <w:t xml:space="preserve">📌 </w:t>
+            </w:r>
+            <w:proofErr w:type="gramStart"/>
+            <w:r>
+              <w:rPr>
+                <w:rFonts w:eastAsia="Arial"/>
+                <w:b/>
+                <w:bCs/>
+                <w:color w:val="2E6FD6"/>
+              </w:rPr>
+              <w:t xml:space="preserve">참고  </w:t>
+            </w:r>
+            <w:r>
+              <w:rPr>
+                <w:rFonts w:eastAsia="Arial"/>
+              </w:rPr>
+              <w:t>카카오페이</w:t>
+            </w:r>
+            <w:proofErr w:type="gramEnd"/>
+            <w:r>
+              <w:rPr>
+                <w:rFonts w:eastAsia="Arial"/>
+              </w:rPr>
+              <w:t xml:space="preserve"> API 연동 방식 확정 후 URI 및 Request/Response 상세 명세 추가 예정</w:t>
             </w:r>
           </w:p>
         </w:tc>
@@ -10255,7 +11537,25 @@
                 <w:sz w:val="20"/>
                 <w:szCs w:val="20"/>
               </w:rPr>
-              <w:t>카카오페이 콜백 처리. SUCCESS → 예약 확정</w:t>
+              <w:t xml:space="preserve">카카오페이 </w:t>
+            </w:r>
+            <w:proofErr w:type="spellStart"/>
+            <w:r>
+              <w:rPr>
+                <w:rFonts w:eastAsia="Arial"/>
+                <w:sz w:val="20"/>
+                <w:szCs w:val="20"/>
+              </w:rPr>
+              <w:t>콜백</w:t>
+            </w:r>
+            <w:proofErr w:type="spellEnd"/>
+            <w:r>
+              <w:rPr>
+                <w:rFonts w:eastAsia="Arial"/>
+                <w:sz w:val="20"/>
+                <w:szCs w:val="20"/>
+              </w:rPr>
+              <w:t xml:space="preserve"> 처리. SUCCESS → 예약 확정</w:t>
             </w:r>
           </w:p>
         </w:tc>
@@ -10376,7 +11676,25 @@
                 <w:sz w:val="20"/>
                 <w:szCs w:val="20"/>
               </w:rPr>
-              <w:t>FAIL 처리. HOLD 유지하여 재결제 허용</w:t>
+              <w:t xml:space="preserve">FAIL 처리. HOLD 유지하여 </w:t>
+            </w:r>
+            <w:proofErr w:type="spellStart"/>
+            <w:r>
+              <w:rPr>
+                <w:rFonts w:eastAsia="Arial"/>
+                <w:sz w:val="20"/>
+                <w:szCs w:val="20"/>
+              </w:rPr>
+              <w:t>재결제</w:t>
+            </w:r>
+            <w:proofErr w:type="spellEnd"/>
+            <w:r>
+              <w:rPr>
+                <w:rFonts w:eastAsia="Arial"/>
+                <w:sz w:val="20"/>
+                <w:szCs w:val="20"/>
+              </w:rPr>
+              <w:t xml:space="preserve"> 허용</w:t>
             </w:r>
           </w:p>
         </w:tc>
@@ -10539,7 +11857,31 @@
                 <w:sz w:val="20"/>
                 <w:szCs w:val="20"/>
               </w:rPr>
-              <w:t>주요 기능 / 고려사항</w:t>
+              <w:t xml:space="preserve">주요 </w:t>
+            </w:r>
+            <w:proofErr w:type="gramStart"/>
+            <w:r>
+              <w:rPr>
+                <w:rFonts w:eastAsia="Arial"/>
+                <w:b/>
+                <w:bCs/>
+                <w:color w:val="FFFFFF"/>
+                <w:sz w:val="20"/>
+                <w:szCs w:val="20"/>
+              </w:rPr>
+              <w:t>기능 /</w:t>
+            </w:r>
+            <w:proofErr w:type="gramEnd"/>
+            <w:r>
+              <w:rPr>
+                <w:rFonts w:eastAsia="Arial"/>
+                <w:b/>
+                <w:bCs/>
+                <w:color w:val="FFFFFF"/>
+                <w:sz w:val="20"/>
+                <w:szCs w:val="20"/>
+              </w:rPr>
+              <w:t xml:space="preserve"> 고려사항</w:t>
             </w:r>
           </w:p>
         </w:tc>
@@ -10597,6 +11939,7 @@
             </w:tcMar>
           </w:tcPr>
           <w:p>
+            <w:proofErr w:type="gramStart"/>
             <w:r>
               <w:rPr>
                 <w:rFonts w:eastAsia="Arial"/>
@@ -10606,7 +11949,19 @@
                 <w:sz w:val="20"/>
                 <w:szCs w:val="20"/>
               </w:rPr>
-              <w:t>로그인 / 회원가입</w:t>
+              <w:t>로그인 /</w:t>
+            </w:r>
+            <w:proofErr w:type="gramEnd"/>
+            <w:r>
+              <w:rPr>
+                <w:rFonts w:eastAsia="Arial"/>
+                <w:b/>
+                <w:bCs/>
+                <w:color w:val="1E3A5F"/>
+                <w:sz w:val="20"/>
+                <w:szCs w:val="20"/>
+              </w:rPr>
+              <w:t xml:space="preserve"> 회원가입</w:t>
             </w:r>
           </w:p>
         </w:tc>
@@ -10723,13 +12078,23 @@
             </w:tcMar>
           </w:tcPr>
           <w:p>
-            <w:r>
-              <w:rPr>
-                <w:rFonts w:eastAsia="Arial"/>
-                <w:sz w:val="20"/>
-                <w:szCs w:val="20"/>
-              </w:rPr>
-              <w:t>페이징, 콘서트 카드 UI, 검색/필터 확장 고려</w:t>
+            <w:proofErr w:type="spellStart"/>
+            <w:r>
+              <w:rPr>
+                <w:rFonts w:eastAsia="Arial"/>
+                <w:sz w:val="20"/>
+                <w:szCs w:val="20"/>
+              </w:rPr>
+              <w:t>페이징</w:t>
+            </w:r>
+            <w:proofErr w:type="spellEnd"/>
+            <w:r>
+              <w:rPr>
+                <w:rFonts w:eastAsia="Arial"/>
+                <w:sz w:val="20"/>
+                <w:szCs w:val="20"/>
+              </w:rPr>
+              <w:t>, 콘서트 카드 UI, 검색/필터 확장 고려</w:t>
             </w:r>
           </w:p>
         </w:tc>
@@ -10824,7 +12189,25 @@
                 <w:sz w:val="20"/>
                 <w:szCs w:val="20"/>
               </w:rPr>
-              <w:t>공연 정보, 날짜 캘린더 UI, 회차 선택 진입</w:t>
+              <w:t xml:space="preserve">공연 정보, 날짜 캘린더 UI, </w:t>
+            </w:r>
+            <w:proofErr w:type="spellStart"/>
+            <w:r>
+              <w:rPr>
+                <w:rFonts w:eastAsia="Arial"/>
+                <w:sz w:val="20"/>
+                <w:szCs w:val="20"/>
+              </w:rPr>
+              <w:t>회차</w:t>
+            </w:r>
+            <w:proofErr w:type="spellEnd"/>
+            <w:r>
+              <w:rPr>
+                <w:rFonts w:eastAsia="Arial"/>
+                <w:sz w:val="20"/>
+                <w:szCs w:val="20"/>
+              </w:rPr>
+              <w:t xml:space="preserve"> 선택 진입</w:t>
             </w:r>
           </w:p>
         </w:tc>
@@ -10882,6 +12265,7 @@
             </w:tcMar>
           </w:tcPr>
           <w:p>
+            <w:proofErr w:type="gramStart"/>
             <w:r>
               <w:rPr>
                 <w:rFonts w:eastAsia="Arial"/>
@@ -10891,7 +12275,43 @@
                 <w:sz w:val="20"/>
                 <w:szCs w:val="20"/>
               </w:rPr>
-              <w:t>날짜 / 회차 선택 페이지</w:t>
+              <w:t>날짜 /</w:t>
+            </w:r>
+            <w:proofErr w:type="gramEnd"/>
+            <w:r>
+              <w:rPr>
+                <w:rFonts w:eastAsia="Arial"/>
+                <w:b/>
+                <w:bCs/>
+                <w:color w:val="1E3A5F"/>
+                <w:sz w:val="20"/>
+                <w:szCs w:val="20"/>
+              </w:rPr>
+              <w:t xml:space="preserve"> </w:t>
+            </w:r>
+            <w:proofErr w:type="spellStart"/>
+            <w:r>
+              <w:rPr>
+                <w:rFonts w:eastAsia="Arial"/>
+                <w:b/>
+                <w:bCs/>
+                <w:color w:val="1E3A5F"/>
+                <w:sz w:val="20"/>
+                <w:szCs w:val="20"/>
+              </w:rPr>
+              <w:t>회차</w:t>
+            </w:r>
+            <w:proofErr w:type="spellEnd"/>
+            <w:r>
+              <w:rPr>
+                <w:rFonts w:eastAsia="Arial"/>
+                <w:b/>
+                <w:bCs/>
+                <w:color w:val="1E3A5F"/>
+                <w:sz w:val="20"/>
+                <w:szCs w:val="20"/>
+              </w:rPr>
+              <w:t xml:space="preserve"> 선택 페이지</w:t>
             </w:r>
           </w:p>
         </w:tc>
@@ -10919,7 +12339,25 @@
                 <w:sz w:val="20"/>
                 <w:szCs w:val="20"/>
               </w:rPr>
-              <w:t>달력 컴포넌트, 날짜 선택 시 회차 동적 갱신</w:t>
+              <w:t xml:space="preserve">달력 컴포넌트, 날짜 선택 시 </w:t>
+            </w:r>
+            <w:proofErr w:type="spellStart"/>
+            <w:r>
+              <w:rPr>
+                <w:rFonts w:eastAsia="Arial"/>
+                <w:sz w:val="20"/>
+                <w:szCs w:val="20"/>
+              </w:rPr>
+              <w:t>회차</w:t>
+            </w:r>
+            <w:proofErr w:type="spellEnd"/>
+            <w:r>
+              <w:rPr>
+                <w:rFonts w:eastAsia="Arial"/>
+                <w:sz w:val="20"/>
+                <w:szCs w:val="20"/>
+              </w:rPr>
+              <w:t xml:space="preserve"> 동적 갱신</w:t>
             </w:r>
           </w:p>
         </w:tc>
@@ -11109,8 +12547,18 @@
                 <w:sz w:val="20"/>
                 <w:szCs w:val="20"/>
               </w:rPr>
-              <w:t>선택 좌석 요약, 카카오페이 연동, 실패 시 재결제</w:t>
-            </w:r>
+              <w:t xml:space="preserve">선택 좌석 요약, 카카오페이 연동, 실패 시 </w:t>
+            </w:r>
+            <w:proofErr w:type="spellStart"/>
+            <w:r>
+              <w:rPr>
+                <w:rFonts w:eastAsia="Arial"/>
+                <w:sz w:val="20"/>
+                <w:szCs w:val="20"/>
+              </w:rPr>
+              <w:t>재결제</w:t>
+            </w:r>
+            <w:proofErr w:type="spellEnd"/>
           </w:p>
         </w:tc>
       </w:tr>
@@ -11510,7 +12958,15 @@
       </w:pPr>
       <w:r>
         <w:lastRenderedPageBreak/>
-        <w:t>7. 백엔드 패키지 구조</w:t>
+        <w:t xml:space="preserve">7. </w:t>
+      </w:r>
+      <w:proofErr w:type="spellStart"/>
+      <w:r>
+        <w:t>백엔드</w:t>
+      </w:r>
+      <w:proofErr w:type="spellEnd"/>
+      <w:r>
+        <w:t xml:space="preserve"> 패키지 구조</w:t>
       </w:r>
     </w:p>
     <w:p>
@@ -11521,7 +12977,77 @@
         <w:rPr>
           <w:rFonts w:eastAsia="Arial"/>
         </w:rPr>
-        <w:t>Spring Boot 기반 레이어드 아키텍처를 도메인별로 묶는 방식(방법 A)을 체택합니다. 각 도메인은 controller / service / repository / entity 4개 레이어로 구성되며, 도메인에 속하지 않는 공통 관심사는 global 패키지에서 관리합니다.</w:t>
+        <w:t xml:space="preserve">Spring Boot 기반 </w:t>
+      </w:r>
+      <w:proofErr w:type="spellStart"/>
+      <w:r>
+        <w:rPr>
+          <w:rFonts w:eastAsia="Arial"/>
+        </w:rPr>
+        <w:t>레이어드</w:t>
+      </w:r>
+      <w:proofErr w:type="spellEnd"/>
+      <w:r>
+        <w:rPr>
+          <w:rFonts w:eastAsia="Arial"/>
+        </w:rPr>
+        <w:t xml:space="preserve"> 아키텍처를 도메인별로 묶는 방식(방법 A)을 </w:t>
+      </w:r>
+      <w:proofErr w:type="spellStart"/>
+      <w:r>
+        <w:rPr>
+          <w:rFonts w:eastAsia="Arial"/>
+        </w:rPr>
+        <w:t>체택합니다</w:t>
+      </w:r>
+      <w:proofErr w:type="spellEnd"/>
+      <w:r>
+        <w:rPr>
+          <w:rFonts w:eastAsia="Arial"/>
+        </w:rPr>
+        <w:t xml:space="preserve">. 각 도메인은 </w:t>
+      </w:r>
+      <w:proofErr w:type="gramStart"/>
+      <w:r>
+        <w:rPr>
+          <w:rFonts w:eastAsia="Arial"/>
+        </w:rPr>
+        <w:t>controller /</w:t>
+      </w:r>
+      <w:proofErr w:type="gramEnd"/>
+      <w:r>
+        <w:rPr>
+          <w:rFonts w:eastAsia="Arial"/>
+        </w:rPr>
+        <w:t xml:space="preserve"> </w:t>
+      </w:r>
+      <w:proofErr w:type="gramStart"/>
+      <w:r>
+        <w:rPr>
+          <w:rFonts w:eastAsia="Arial"/>
+        </w:rPr>
+        <w:t>service /</w:t>
+      </w:r>
+      <w:proofErr w:type="gramEnd"/>
+      <w:r>
+        <w:rPr>
+          <w:rFonts w:eastAsia="Arial"/>
+        </w:rPr>
+        <w:t xml:space="preserve"> </w:t>
+      </w:r>
+      <w:proofErr w:type="gramStart"/>
+      <w:r>
+        <w:rPr>
+          <w:rFonts w:eastAsia="Arial"/>
+        </w:rPr>
+        <w:t>repository /</w:t>
+      </w:r>
+      <w:proofErr w:type="gramEnd"/>
+      <w:r>
+        <w:rPr>
+          <w:rFonts w:eastAsia="Arial"/>
+        </w:rPr>
+        <w:t xml:space="preserve"> entity 4개 레이어로 구성되며, 도메인에 속하지 않는 공통 관심사는 global 패키지에서 관리합니다.</w:t>
       </w:r>
     </w:p>
     <w:p>
@@ -11569,14 +13095,25 @@
             </w:tcMar>
           </w:tcPr>
           <w:p>
-            <w:r>
-              <w:rPr>
-                <w:rFonts w:ascii="Courier New" w:hAnsi="Courier New" w:cs="Courier New"/>
-                <w:color w:val="1E3A5F"/>
-                <w:sz w:val="18"/>
-                <w:szCs w:val="18"/>
-              </w:rPr>
-              <w:t>src/main/java/com/ticketing/</w:t>
+            <w:proofErr w:type="spellStart"/>
+            <w:r>
+              <w:rPr>
+                <w:rFonts w:ascii="Courier New" w:hAnsi="Courier New" w:cs="Courier New"/>
+                <w:color w:val="1E3A5F"/>
+                <w:sz w:val="18"/>
+                <w:szCs w:val="18"/>
+              </w:rPr>
+              <w:t>src</w:t>
+            </w:r>
+            <w:proofErr w:type="spellEnd"/>
+            <w:r>
+              <w:rPr>
+                <w:rFonts w:ascii="Courier New" w:hAnsi="Courier New" w:cs="Courier New"/>
+                <w:color w:val="1E3A5F"/>
+                <w:sz w:val="18"/>
+                <w:szCs w:val="18"/>
+              </w:rPr>
+              <w:t>/main/java/com/ticketing/</w:t>
             </w:r>
           </w:p>
           <w:p>
@@ -11990,7 +13527,27 @@
                 <w:sz w:val="18"/>
                 <w:szCs w:val="18"/>
               </w:rPr>
-              <w:t xml:space="preserve">    ├── jwt/</w:t>
+              <w:t xml:space="preserve">    ├── </w:t>
+            </w:r>
+            <w:proofErr w:type="spellStart"/>
+            <w:r>
+              <w:rPr>
+                <w:rFonts w:ascii="Courier New" w:hAnsi="Courier New" w:cs="Courier New"/>
+                <w:color w:val="1E3A5F"/>
+                <w:sz w:val="18"/>
+                <w:szCs w:val="18"/>
+              </w:rPr>
+              <w:t>jwt</w:t>
+            </w:r>
+            <w:proofErr w:type="spellEnd"/>
+            <w:r>
+              <w:rPr>
+                <w:rFonts w:ascii="Courier New" w:hAnsi="Courier New" w:cs="Courier New"/>
+                <w:color w:val="1E3A5F"/>
+                <w:sz w:val="18"/>
+                <w:szCs w:val="18"/>
+              </w:rPr>
+              <w:t>/</w:t>
             </w:r>
           </w:p>
           <w:p>
@@ -12095,8 +13652,19 @@
                 <w:szCs w:val="18"/>
               </w:rPr>
               <w:lastRenderedPageBreak/>
-              <w:t>├── controller/  AuthController.java</w:t>
-            </w:r>
+              <w:t>├── controller</w:t>
+            </w:r>
+            <w:proofErr w:type="gramStart"/>
+            <w:r>
+              <w:rPr>
+                <w:rFonts w:ascii="Courier New" w:hAnsi="Courier New" w:cs="Courier New"/>
+                <w:color w:val="1E3A5F"/>
+                <w:sz w:val="18"/>
+                <w:szCs w:val="18"/>
+              </w:rPr>
+              <w:t>/  AuthController.java</w:t>
+            </w:r>
+            <w:proofErr w:type="gramEnd"/>
           </w:p>
           <w:p>
             <w:r>
@@ -12117,8 +13685,19 @@
                 <w:sz w:val="18"/>
                 <w:szCs w:val="18"/>
               </w:rPr>
-              <w:t>├── repository/  UserRepository.java</w:t>
-            </w:r>
+              <w:t>├── repository</w:t>
+            </w:r>
+            <w:proofErr w:type="gramStart"/>
+            <w:r>
+              <w:rPr>
+                <w:rFonts w:ascii="Courier New" w:hAnsi="Courier New" w:cs="Courier New"/>
+                <w:color w:val="1E3A5F"/>
+                <w:sz w:val="18"/>
+                <w:szCs w:val="18"/>
+              </w:rPr>
+              <w:t>/  UserRepository.java</w:t>
+            </w:r>
+            <w:proofErr w:type="gramEnd"/>
           </w:p>
           <w:p>
             <w:r>
@@ -12217,7 +13796,53 @@
           <w:sz w:val="20"/>
           <w:szCs w:val="20"/>
         </w:rPr>
-        <w:t xml:space="preserve">• LoginRequest / SignupRequest — </w:t>
+        <w:t xml:space="preserve">• </w:t>
+      </w:r>
+      <w:proofErr w:type="spellStart"/>
+      <w:proofErr w:type="gramStart"/>
+      <w:r>
+        <w:rPr>
+          <w:color w:val="444441"/>
+          <w:sz w:val="20"/>
+          <w:szCs w:val="20"/>
+        </w:rPr>
+        <w:t>LoginRequest</w:t>
+      </w:r>
+      <w:proofErr w:type="spellEnd"/>
+      <w:r>
+        <w:rPr>
+          <w:color w:val="444441"/>
+          <w:sz w:val="20"/>
+          <w:szCs w:val="20"/>
+        </w:rPr>
+        <w:t xml:space="preserve"> /</w:t>
+      </w:r>
+      <w:proofErr w:type="gramEnd"/>
+      <w:r>
+        <w:rPr>
+          <w:color w:val="444441"/>
+          <w:sz w:val="20"/>
+          <w:szCs w:val="20"/>
+        </w:rPr>
+        <w:t xml:space="preserve"> </w:t>
+      </w:r>
+      <w:proofErr w:type="spellStart"/>
+      <w:r>
+        <w:rPr>
+          <w:color w:val="444441"/>
+          <w:sz w:val="20"/>
+          <w:szCs w:val="20"/>
+        </w:rPr>
+        <w:t>SignupRequest</w:t>
+      </w:r>
+      <w:proofErr w:type="spellEnd"/>
+      <w:r>
+        <w:rPr>
+          <w:color w:val="444441"/>
+          <w:sz w:val="20"/>
+          <w:szCs w:val="20"/>
+        </w:rPr>
+        <w:t xml:space="preserve"> — </w:t>
       </w:r>
       <w:r>
         <w:rPr>
@@ -12279,8 +13904,36 @@
           <w:sz w:val="20"/>
           <w:szCs w:val="20"/>
         </w:rPr>
-        <w:t>• TokenResponse — accessToken</w:t>
-      </w:r>
+        <w:t xml:space="preserve">• </w:t>
+      </w:r>
+      <w:proofErr w:type="spellStart"/>
+      <w:r>
+        <w:rPr>
+          <w:color w:val="444441"/>
+          <w:sz w:val="20"/>
+          <w:szCs w:val="20"/>
+        </w:rPr>
+        <w:t>TokenResponse</w:t>
+      </w:r>
+      <w:proofErr w:type="spellEnd"/>
+      <w:r>
+        <w:rPr>
+          <w:color w:val="444441"/>
+          <w:sz w:val="20"/>
+          <w:szCs w:val="20"/>
+        </w:rPr>
+        <w:t xml:space="preserve"> — </w:t>
+      </w:r>
+      <w:proofErr w:type="spellStart"/>
+      <w:r>
+        <w:rPr>
+          <w:color w:val="444441"/>
+          <w:sz w:val="20"/>
+          <w:szCs w:val="20"/>
+        </w:rPr>
+        <w:t>accessToken</w:t>
+      </w:r>
+      <w:proofErr w:type="spellEnd"/>
       <w:r>
         <w:rPr>
           <w:color w:val="444441"/>
@@ -12393,8 +14046,19 @@
                 <w:sz w:val="18"/>
                 <w:szCs w:val="18"/>
               </w:rPr>
-              <w:t>├── controller/  ConcertController.java</w:t>
-            </w:r>
+              <w:t>├── controller</w:t>
+            </w:r>
+            <w:proofErr w:type="gramStart"/>
+            <w:r>
+              <w:rPr>
+                <w:rFonts w:ascii="Courier New" w:hAnsi="Courier New" w:cs="Courier New"/>
+                <w:color w:val="1E3A5F"/>
+                <w:sz w:val="18"/>
+                <w:szCs w:val="18"/>
+              </w:rPr>
+              <w:t>/  ConcertController.java</w:t>
+            </w:r>
+            <w:proofErr w:type="gramEnd"/>
           </w:p>
           <w:p>
             <w:r>
@@ -12437,8 +14101,19 @@
                 <w:sz w:val="18"/>
                 <w:szCs w:val="18"/>
               </w:rPr>
-              <w:t>├── repository/  ConcertRepository.java</w:t>
-            </w:r>
+              <w:t>├── repository</w:t>
+            </w:r>
+            <w:proofErr w:type="gramStart"/>
+            <w:r>
+              <w:rPr>
+                <w:rFonts w:ascii="Courier New" w:hAnsi="Courier New" w:cs="Courier New"/>
+                <w:color w:val="1E3A5F"/>
+                <w:sz w:val="18"/>
+                <w:szCs w:val="18"/>
+              </w:rPr>
+              <w:t>/  ConcertRepository.java</w:t>
+            </w:r>
+            <w:proofErr w:type="gramEnd"/>
           </w:p>
           <w:p>
             <w:r>
@@ -12531,7 +14206,43 @@
           <w:sz w:val="20"/>
           <w:szCs w:val="20"/>
         </w:rPr>
-        <w:t>• Venue / Concert / Schedule — 3</w:t>
+        <w:t xml:space="preserve">• </w:t>
+      </w:r>
+      <w:proofErr w:type="gramStart"/>
+      <w:r>
+        <w:rPr>
+          <w:color w:val="444441"/>
+          <w:sz w:val="20"/>
+          <w:szCs w:val="20"/>
+        </w:rPr>
+        <w:t>Venue /</w:t>
+      </w:r>
+      <w:proofErr w:type="gramEnd"/>
+      <w:r>
+        <w:rPr>
+          <w:color w:val="444441"/>
+          <w:sz w:val="20"/>
+          <w:szCs w:val="20"/>
+        </w:rPr>
+        <w:t xml:space="preserve"> </w:t>
+      </w:r>
+      <w:proofErr w:type="gramStart"/>
+      <w:r>
+        <w:rPr>
+          <w:color w:val="444441"/>
+          <w:sz w:val="20"/>
+          <w:szCs w:val="20"/>
+        </w:rPr>
+        <w:t>Concert /</w:t>
+      </w:r>
+      <w:proofErr w:type="gramEnd"/>
+      <w:r>
+        <w:rPr>
+          <w:color w:val="444441"/>
+          <w:sz w:val="20"/>
+          <w:szCs w:val="20"/>
+        </w:rPr>
+        <w:t xml:space="preserve"> Schedule — 3</w:t>
       </w:r>
       <w:r>
         <w:rPr>
@@ -12811,8 +14522,19 @@
                 <w:sz w:val="18"/>
                 <w:szCs w:val="18"/>
               </w:rPr>
-              <w:t>├── controller/  SeatController.java</w:t>
-            </w:r>
+              <w:t>├── controller</w:t>
+            </w:r>
+            <w:proofErr w:type="gramStart"/>
+            <w:r>
+              <w:rPr>
+                <w:rFonts w:ascii="Courier New" w:hAnsi="Courier New" w:cs="Courier New"/>
+                <w:color w:val="1E3A5F"/>
+                <w:sz w:val="18"/>
+                <w:szCs w:val="18"/>
+              </w:rPr>
+              <w:t>/  SeatController.java</w:t>
+            </w:r>
+            <w:proofErr w:type="gramEnd"/>
           </w:p>
           <w:p>
             <w:r>
@@ -12833,8 +14555,19 @@
                 <w:sz w:val="18"/>
                 <w:szCs w:val="18"/>
               </w:rPr>
-              <w:t>├── repository/  SeatRepository.java</w:t>
-            </w:r>
+              <w:t>├── repository</w:t>
+            </w:r>
+            <w:proofErr w:type="gramStart"/>
+            <w:r>
+              <w:rPr>
+                <w:rFonts w:ascii="Courier New" w:hAnsi="Courier New" w:cs="Courier New"/>
+                <w:color w:val="1E3A5F"/>
+                <w:sz w:val="18"/>
+                <w:szCs w:val="18"/>
+              </w:rPr>
+              <w:t>/  SeatRepository.java</w:t>
+            </w:r>
+            <w:proofErr w:type="gramEnd"/>
           </w:p>
           <w:p>
             <w:r>
@@ -12877,7 +14610,38 @@
                 <w:sz w:val="18"/>
                 <w:szCs w:val="18"/>
               </w:rPr>
-              <w:t xml:space="preserve">                 SeatStatus.java          (enum: AVAILABLE / HOLD / RESERVED)</w:t>
+              <w:t xml:space="preserve">                 SeatStatus.java       </w:t>
+            </w:r>
+            <w:proofErr w:type="gramStart"/>
+            <w:r>
+              <w:rPr>
+                <w:rFonts w:ascii="Courier New" w:hAnsi="Courier New" w:cs="Courier New"/>
+                <w:color w:val="1E3A5F"/>
+                <w:sz w:val="18"/>
+                <w:szCs w:val="18"/>
+              </w:rPr>
+              <w:t xml:space="preserve">   (</w:t>
+            </w:r>
+            <w:proofErr w:type="spellStart"/>
+            <w:proofErr w:type="gramEnd"/>
+            <w:r>
+              <w:rPr>
+                <w:rFonts w:ascii="Courier New" w:hAnsi="Courier New" w:cs="Courier New"/>
+                <w:color w:val="1E3A5F"/>
+                <w:sz w:val="18"/>
+                <w:szCs w:val="18"/>
+              </w:rPr>
+              <w:t>enum</w:t>
+            </w:r>
+            <w:proofErr w:type="spellEnd"/>
+            <w:r>
+              <w:rPr>
+                <w:rFonts w:ascii="Courier New" w:hAnsi="Courier New" w:cs="Courier New"/>
+                <w:color w:val="1E3A5F"/>
+                <w:sz w:val="18"/>
+                <w:szCs w:val="18"/>
+              </w:rPr>
+              <w:t>: AVAILABLE / HOLD / RESERVED)</w:t>
             </w:r>
           </w:p>
           <w:p>
@@ -12927,23 +14691,25 @@
           <w:sz w:val="20"/>
           <w:szCs w:val="20"/>
         </w:rPr>
-        <w:t>• SeatInventory.java — status, expireTime, version(</w:t>
-      </w:r>
+        <w:t xml:space="preserve">• SeatInventory.java — status, </w:t>
+      </w:r>
+      <w:proofErr w:type="spellStart"/>
       <w:r>
         <w:rPr>
           <w:color w:val="444441"/>
           <w:sz w:val="20"/>
           <w:szCs w:val="20"/>
         </w:rPr>
-        <w:t>낙관적</w:t>
-      </w:r>
+        <w:t>expireTime</w:t>
+      </w:r>
+      <w:proofErr w:type="spellEnd"/>
       <w:r>
         <w:rPr>
           <w:color w:val="444441"/>
           <w:sz w:val="20"/>
           <w:szCs w:val="20"/>
         </w:rPr>
-        <w:t xml:space="preserve"> </w:t>
+        <w:t>, version(</w:t>
       </w:r>
       <w:r>
         <w:rPr>
@@ -12951,8 +14717,26 @@
           <w:sz w:val="20"/>
           <w:szCs w:val="20"/>
         </w:rPr>
+        <w:t>낙관적</w:t>
+      </w:r>
+      <w:r>
+        <w:rPr>
+          <w:color w:val="444441"/>
+          <w:sz w:val="20"/>
+          <w:szCs w:val="20"/>
+        </w:rPr>
+        <w:t xml:space="preserve"> </w:t>
+      </w:r>
+      <w:proofErr w:type="spellStart"/>
+      <w:r>
+        <w:rPr>
+          <w:color w:val="444441"/>
+          <w:sz w:val="20"/>
+          <w:szCs w:val="20"/>
+        </w:rPr>
         <w:t>락</w:t>
       </w:r>
+      <w:proofErr w:type="spellEnd"/>
       <w:r>
         <w:rPr>
           <w:color w:val="444441"/>
@@ -12981,7 +14765,61 @@
           <w:sz w:val="20"/>
           <w:szCs w:val="20"/>
         </w:rPr>
-        <w:t xml:space="preserve">• SeatResponse — section &gt; row &gt; seats </w:t>
+        <w:t xml:space="preserve">• </w:t>
+      </w:r>
+      <w:proofErr w:type="spellStart"/>
+      <w:r>
+        <w:rPr>
+          <w:color w:val="444441"/>
+          <w:sz w:val="20"/>
+          <w:szCs w:val="20"/>
+        </w:rPr>
+        <w:t>SeatResponse</w:t>
+      </w:r>
+      <w:proofErr w:type="spellEnd"/>
+      <w:r>
+        <w:rPr>
+          <w:color w:val="444441"/>
+          <w:sz w:val="20"/>
+          <w:szCs w:val="20"/>
+        </w:rPr>
+        <w:t xml:space="preserve"> — </w:t>
+      </w:r>
+      <w:proofErr w:type="gramStart"/>
+      <w:r>
+        <w:rPr>
+          <w:color w:val="444441"/>
+          <w:sz w:val="20"/>
+          <w:szCs w:val="20"/>
+        </w:rPr>
+        <w:t>section &gt;</w:t>
+      </w:r>
+      <w:proofErr w:type="gramEnd"/>
+      <w:r>
+        <w:rPr>
+          <w:color w:val="444441"/>
+          <w:sz w:val="20"/>
+          <w:szCs w:val="20"/>
+        </w:rPr>
+        <w:t xml:space="preserve"> </w:t>
+      </w:r>
+      <w:proofErr w:type="gramStart"/>
+      <w:r>
+        <w:rPr>
+          <w:color w:val="444441"/>
+          <w:sz w:val="20"/>
+          <w:szCs w:val="20"/>
+        </w:rPr>
+        <w:t>row &gt;</w:t>
+      </w:r>
+      <w:proofErr w:type="gramEnd"/>
+      <w:r>
+        <w:rPr>
+          <w:color w:val="444441"/>
+          <w:sz w:val="20"/>
+          <w:szCs w:val="20"/>
+        </w:rPr>
+        <w:t xml:space="preserve"> seats </w:t>
       </w:r>
       <w:r>
         <w:rPr>
@@ -13111,8 +14949,19 @@
                 <w:sz w:val="18"/>
                 <w:szCs w:val="18"/>
               </w:rPr>
-              <w:t>├── controller/  ReservationController.java</w:t>
-            </w:r>
+              <w:t>├── controller</w:t>
+            </w:r>
+            <w:proofErr w:type="gramStart"/>
+            <w:r>
+              <w:rPr>
+                <w:rFonts w:ascii="Courier New" w:hAnsi="Courier New" w:cs="Courier New"/>
+                <w:color w:val="1E3A5F"/>
+                <w:sz w:val="18"/>
+                <w:szCs w:val="18"/>
+              </w:rPr>
+              <w:t>/  ReservationController.java</w:t>
+            </w:r>
+            <w:proofErr w:type="gramEnd"/>
           </w:p>
           <w:p>
             <w:r>
@@ -13133,8 +14982,19 @@
                 <w:sz w:val="18"/>
                 <w:szCs w:val="18"/>
               </w:rPr>
-              <w:t>├── repository/  ReservationRepository.java</w:t>
-            </w:r>
+              <w:t>├── repository</w:t>
+            </w:r>
+            <w:proofErr w:type="gramStart"/>
+            <w:r>
+              <w:rPr>
+                <w:rFonts w:ascii="Courier New" w:hAnsi="Courier New" w:cs="Courier New"/>
+                <w:color w:val="1E3A5F"/>
+                <w:sz w:val="18"/>
+                <w:szCs w:val="18"/>
+              </w:rPr>
+              <w:t>/  ReservationRepository.java</w:t>
+            </w:r>
+            <w:proofErr w:type="gramEnd"/>
           </w:p>
           <w:p>
             <w:r>
@@ -13156,7 +15016,38 @@
                 <w:sz w:val="18"/>
                 <w:szCs w:val="18"/>
               </w:rPr>
-              <w:t xml:space="preserve">                 ReservationStatus.java   (enum: HOLD / CONFIRMED / CANCELLED / EXPIRED)</w:t>
+              <w:t xml:space="preserve">                 ReservationStatus.java</w:t>
+            </w:r>
+            <w:proofErr w:type="gramStart"/>
+            <w:r>
+              <w:rPr>
+                <w:rFonts w:ascii="Courier New" w:hAnsi="Courier New" w:cs="Courier New"/>
+                <w:color w:val="1E3A5F"/>
+                <w:sz w:val="18"/>
+                <w:szCs w:val="18"/>
+              </w:rPr>
+              <w:t xml:space="preserve">   (</w:t>
+            </w:r>
+            <w:proofErr w:type="spellStart"/>
+            <w:proofErr w:type="gramEnd"/>
+            <w:r>
+              <w:rPr>
+                <w:rFonts w:ascii="Courier New" w:hAnsi="Courier New" w:cs="Courier New"/>
+                <w:color w:val="1E3A5F"/>
+                <w:sz w:val="18"/>
+                <w:szCs w:val="18"/>
+              </w:rPr>
+              <w:t>enum</w:t>
+            </w:r>
+            <w:proofErr w:type="spellEnd"/>
+            <w:r>
+              <w:rPr>
+                <w:rFonts w:ascii="Courier New" w:hAnsi="Courier New" w:cs="Courier New"/>
+                <w:color w:val="1E3A5F"/>
+                <w:sz w:val="18"/>
+                <w:szCs w:val="18"/>
+              </w:rPr>
+              <w:t>: HOLD / CONFIRMED / CANCELLED / EXPIRED)</w:t>
             </w:r>
           </w:p>
           <w:p>
@@ -13196,7 +15087,25 @@
           <w:szCs w:val="20"/>
         </w:rPr>
         <w:lastRenderedPageBreak/>
-        <w:t xml:space="preserve">• ReservationDetailResponse — </w:t>
+        <w:t xml:space="preserve">• </w:t>
+      </w:r>
+      <w:proofErr w:type="spellStart"/>
+      <w:r>
+        <w:rPr>
+          <w:color w:val="444441"/>
+          <w:sz w:val="20"/>
+          <w:szCs w:val="20"/>
+        </w:rPr>
+        <w:t>ReservationDetailResponse</w:t>
+      </w:r>
+      <w:proofErr w:type="spellEnd"/>
+      <w:r>
+        <w:rPr>
+          <w:color w:val="444441"/>
+          <w:sz w:val="20"/>
+          <w:szCs w:val="20"/>
+        </w:rPr>
+        <w:t xml:space="preserve"> — </w:t>
       </w:r>
       <w:r>
         <w:rPr>
@@ -13358,8 +15267,19 @@
                 <w:sz w:val="18"/>
                 <w:szCs w:val="18"/>
               </w:rPr>
-              <w:t>├── controller/  PaymentController.java</w:t>
-            </w:r>
+              <w:t>├── controller</w:t>
+            </w:r>
+            <w:proofErr w:type="gramStart"/>
+            <w:r>
+              <w:rPr>
+                <w:rFonts w:ascii="Courier New" w:hAnsi="Courier New" w:cs="Courier New"/>
+                <w:color w:val="1E3A5F"/>
+                <w:sz w:val="18"/>
+                <w:szCs w:val="18"/>
+              </w:rPr>
+              <w:t>/  PaymentController.java</w:t>
+            </w:r>
+            <w:proofErr w:type="gramEnd"/>
           </w:p>
           <w:p>
             <w:r>
@@ -13380,8 +15300,19 @@
                 <w:sz w:val="18"/>
                 <w:szCs w:val="18"/>
               </w:rPr>
-              <w:t>├── repository/  PaymentRepository.java</w:t>
-            </w:r>
+              <w:t>├── repository</w:t>
+            </w:r>
+            <w:proofErr w:type="gramStart"/>
+            <w:r>
+              <w:rPr>
+                <w:rFonts w:ascii="Courier New" w:hAnsi="Courier New" w:cs="Courier New"/>
+                <w:color w:val="1E3A5F"/>
+                <w:sz w:val="18"/>
+                <w:szCs w:val="18"/>
+              </w:rPr>
+              <w:t>/  PaymentRepository.java</w:t>
+            </w:r>
+            <w:proofErr w:type="gramEnd"/>
           </w:p>
           <w:p>
             <w:r>
@@ -13402,7 +15333,38 @@
                 <w:sz w:val="18"/>
                 <w:szCs w:val="18"/>
               </w:rPr>
-              <w:t xml:space="preserve">                 PaymentStatus.java       (enum: READY / SUCCESS / FAIL)</w:t>
+              <w:t xml:space="preserve">                 PaymentStatus.java    </w:t>
+            </w:r>
+            <w:proofErr w:type="gramStart"/>
+            <w:r>
+              <w:rPr>
+                <w:rFonts w:ascii="Courier New" w:hAnsi="Courier New" w:cs="Courier New"/>
+                <w:color w:val="1E3A5F"/>
+                <w:sz w:val="18"/>
+                <w:szCs w:val="18"/>
+              </w:rPr>
+              <w:t xml:space="preserve">   (</w:t>
+            </w:r>
+            <w:proofErr w:type="spellStart"/>
+            <w:proofErr w:type="gramEnd"/>
+            <w:r>
+              <w:rPr>
+                <w:rFonts w:ascii="Courier New" w:hAnsi="Courier New" w:cs="Courier New"/>
+                <w:color w:val="1E3A5F"/>
+                <w:sz w:val="18"/>
+                <w:szCs w:val="18"/>
+              </w:rPr>
+              <w:t>enum</w:t>
+            </w:r>
+            <w:proofErr w:type="spellEnd"/>
+            <w:r>
+              <w:rPr>
+                <w:rFonts w:ascii="Courier New" w:hAnsi="Courier New" w:cs="Courier New"/>
+                <w:color w:val="1E3A5F"/>
+                <w:sz w:val="18"/>
+                <w:szCs w:val="18"/>
+              </w:rPr>
+              <w:t>: READY / SUCCESS / FAIL)</w:t>
             </w:r>
           </w:p>
           <w:p>
@@ -13569,7 +15531,15 @@
         <w:pStyle w:val="2"/>
       </w:pPr>
       <w:r>
-        <w:t>7.3 global/ 패키지 상세</w:t>
+        <w:t xml:space="preserve">7.3 </w:t>
+      </w:r>
+      <w:proofErr w:type="gramStart"/>
+      <w:r>
+        <w:t>global/ 패키지</w:t>
+      </w:r>
+      <w:proofErr w:type="gramEnd"/>
+      <w:r>
+        <w:t xml:space="preserve"> 상세</w:t>
       </w:r>
     </w:p>
     <w:p>
@@ -13580,7 +15550,21 @@
         <w:rPr>
           <w:rFonts w:eastAsia="Arial"/>
         </w:rPr>
-        <w:t>특정 도메인에 속하지 않고 전체에서 공통으로 사용하는 클래스를 모아둥니다.</w:t>
+        <w:t xml:space="preserve">특정 도메인에 속하지 않고 전체에서 공통으로 사용하는 클래스를 </w:t>
+      </w:r>
+      <w:proofErr w:type="spellStart"/>
+      <w:r>
+        <w:rPr>
+          <w:rFonts w:eastAsia="Arial"/>
+        </w:rPr>
+        <w:t>모아둥니다</w:t>
+      </w:r>
+      <w:proofErr w:type="spellEnd"/>
+      <w:r>
+        <w:rPr>
+          <w:rFonts w:eastAsia="Arial"/>
+        </w:rPr>
+        <w:t>.</w:t>
       </w:r>
     </w:p>
     <w:p>
@@ -13734,6 +15718,7 @@
               </w:rPr>
               <w:t xml:space="preserve">│   └── JwtConfig.java            JWT </w:t>
             </w:r>
+            <w:proofErr w:type="spellStart"/>
             <w:r>
               <w:rPr>
                 <w:rFonts w:ascii="Courier New" w:hAnsi="Courier New" w:cs="Courier New"/>
@@ -13743,6 +15728,7 @@
               </w:rPr>
               <w:t>시크릿키</w:t>
             </w:r>
+            <w:proofErr w:type="spellEnd"/>
             <w:r>
               <w:rPr>
                 <w:rFonts w:ascii="Courier New" w:hAnsi="Courier New" w:cs="Courier New"/>
@@ -13994,8 +15980,39 @@
                 <w:sz w:val="18"/>
                 <w:szCs w:val="18"/>
               </w:rPr>
-              <w:t xml:space="preserve"> DTO { code, message }</w:t>
-            </w:r>
+              <w:t xml:space="preserve"> DTO </w:t>
+            </w:r>
+            <w:proofErr w:type="gramStart"/>
+            <w:r>
+              <w:rPr>
+                <w:rFonts w:ascii="Courier New" w:hAnsi="Courier New" w:cs="Courier New"/>
+                <w:color w:val="1E3A5F"/>
+                <w:sz w:val="18"/>
+                <w:szCs w:val="18"/>
+              </w:rPr>
+              <w:t>{ code</w:t>
+            </w:r>
+            <w:proofErr w:type="gramEnd"/>
+            <w:r>
+              <w:rPr>
+                <w:rFonts w:ascii="Courier New" w:hAnsi="Courier New" w:cs="Courier New"/>
+                <w:color w:val="1E3A5F"/>
+                <w:sz w:val="18"/>
+                <w:szCs w:val="18"/>
+              </w:rPr>
+              <w:t xml:space="preserve">, </w:t>
+            </w:r>
+            <w:proofErr w:type="gramStart"/>
+            <w:r>
+              <w:rPr>
+                <w:rFonts w:ascii="Courier New" w:hAnsi="Courier New" w:cs="Courier New"/>
+                <w:color w:val="1E3A5F"/>
+                <w:sz w:val="18"/>
+                <w:szCs w:val="18"/>
+              </w:rPr>
+              <w:t>message }</w:t>
+            </w:r>
+            <w:proofErr w:type="gramEnd"/>
           </w:p>
           <w:p>
             <w:r>
@@ -14016,7 +16033,27 @@
                 <w:sz w:val="18"/>
                 <w:szCs w:val="18"/>
               </w:rPr>
-              <w:t>├── jwt/</w:t>
+              <w:t xml:space="preserve">├── </w:t>
+            </w:r>
+            <w:proofErr w:type="spellStart"/>
+            <w:r>
+              <w:rPr>
+                <w:rFonts w:ascii="Courier New" w:hAnsi="Courier New" w:cs="Courier New"/>
+                <w:color w:val="1E3A5F"/>
+                <w:sz w:val="18"/>
+                <w:szCs w:val="18"/>
+              </w:rPr>
+              <w:t>jwt</w:t>
+            </w:r>
+            <w:proofErr w:type="spellEnd"/>
+            <w:r>
+              <w:rPr>
+                <w:rFonts w:ascii="Courier New" w:hAnsi="Courier New" w:cs="Courier New"/>
+                <w:color w:val="1E3A5F"/>
+                <w:sz w:val="18"/>
+                <w:szCs w:val="18"/>
+              </w:rPr>
+              <w:t>/</w:t>
             </w:r>
           </w:p>
           <w:p>
@@ -14047,6 +16084,7 @@
               </w:rPr>
               <w:t xml:space="preserve"> </w:t>
             </w:r>
+            <w:proofErr w:type="gramStart"/>
             <w:r>
               <w:rPr>
                 <w:rFonts w:ascii="Courier New" w:hAnsi="Courier New" w:cs="Courier New"/>
@@ -14063,8 +16101,19 @@
                 <w:sz w:val="18"/>
                 <w:szCs w:val="18"/>
               </w:rPr>
-              <w:t xml:space="preserve"> / </w:t>
-            </w:r>
+              <w:t xml:space="preserve"> /</w:t>
+            </w:r>
+            <w:proofErr w:type="gramEnd"/>
+            <w:r>
+              <w:rPr>
+                <w:rFonts w:ascii="Courier New" w:hAnsi="Courier New" w:cs="Courier New"/>
+                <w:color w:val="1E3A5F"/>
+                <w:sz w:val="18"/>
+                <w:szCs w:val="18"/>
+              </w:rPr>
+              <w:t xml:space="preserve"> </w:t>
+            </w:r>
+            <w:proofErr w:type="gramStart"/>
             <w:r>
               <w:rPr>
                 <w:rFonts w:ascii="Courier New" w:hAnsi="Courier New" w:cs="Courier New"/>
@@ -14081,7 +16130,17 @@
                 <w:sz w:val="18"/>
                 <w:szCs w:val="18"/>
               </w:rPr>
-              <w:t xml:space="preserve"> / </w:t>
+              <w:t xml:space="preserve"> /</w:t>
+            </w:r>
+            <w:proofErr w:type="gramEnd"/>
+            <w:r>
+              <w:rPr>
+                <w:rFonts w:ascii="Courier New" w:hAnsi="Courier New" w:cs="Courier New"/>
+                <w:color w:val="1E3A5F"/>
+                <w:sz w:val="18"/>
+                <w:szCs w:val="18"/>
+              </w:rPr>
+              <w:t xml:space="preserve"> </w:t>
             </w:r>
             <w:r>
               <w:rPr>
@@ -14326,6 +16385,7 @@
               </w:rPr>
               <w:t xml:space="preserve"> </w:t>
             </w:r>
+            <w:proofErr w:type="gramStart"/>
             <w:r>
               <w:rPr>
                 <w:b/>
@@ -14342,9 +16402,12 @@
               </w:rPr>
               <w:t xml:space="preserve">  </w:t>
             </w:r>
+            <w:proofErr w:type="spellStart"/>
             <w:r>
               <w:t>GlobalExceptionHandler</w:t>
             </w:r>
+            <w:proofErr w:type="spellEnd"/>
+            <w:proofErr w:type="gramEnd"/>
             <w:r>
               <w:t>가</w:t>
             </w:r>
@@ -14397,7 +16460,23 @@
               <w:t>에서</w:t>
             </w:r>
             <w:r>
-              <w:t xml:space="preserve"> throw new CustomException(ErrorCode.SEAT_ALREADY_HELD) </w:t>
+              <w:t xml:space="preserve"> throw new </w:t>
+            </w:r>
+            <w:proofErr w:type="spellStart"/>
+            <w:r>
+              <w:t>CustomException</w:t>
+            </w:r>
+            <w:proofErr w:type="spellEnd"/>
+            <w:r>
+              <w:t>(</w:t>
+            </w:r>
+            <w:proofErr w:type="spellStart"/>
+            <w:r>
+              <w:t>ErrorCode.SEAT_ALREADY_HELD</w:t>
+            </w:r>
+            <w:proofErr w:type="spellEnd"/>
+            <w:r>
+              <w:t xml:space="preserve">) </w:t>
             </w:r>
             <w:r>
               <w:t>형태로</w:t>
@@ -14506,6 +16585,7 @@
               </w:rPr>
               <w:t xml:space="preserve">(1) </w:t>
             </w:r>
+            <w:proofErr w:type="gramStart"/>
             <w:r>
               <w:rPr>
                 <w:rFonts w:ascii="Courier New" w:hAnsi="Courier New" w:cs="Courier New"/>
@@ -14522,8 +16602,80 @@
                 <w:sz w:val="18"/>
                 <w:szCs w:val="18"/>
               </w:rPr>
-              <w:t xml:space="preserve">  -&gt;  POST /seats/{id}/hold  { seatId, userId }</w:t>
-            </w:r>
+              <w:t xml:space="preserve">  -&gt;  POST</w:t>
+            </w:r>
+            <w:proofErr w:type="gramEnd"/>
+            <w:r>
+              <w:rPr>
+                <w:rFonts w:ascii="Courier New" w:hAnsi="Courier New" w:cs="Courier New"/>
+                <w:color w:val="1E3A5F"/>
+                <w:sz w:val="18"/>
+                <w:szCs w:val="18"/>
+              </w:rPr>
+              <w:t xml:space="preserve"> /seats/{id}/</w:t>
+            </w:r>
+            <w:proofErr w:type="gramStart"/>
+            <w:r>
+              <w:rPr>
+                <w:rFonts w:ascii="Courier New" w:hAnsi="Courier New" w:cs="Courier New"/>
+                <w:color w:val="1E3A5F"/>
+                <w:sz w:val="18"/>
+                <w:szCs w:val="18"/>
+              </w:rPr>
+              <w:t>hold  {</w:t>
+            </w:r>
+            <w:proofErr w:type="gramEnd"/>
+            <w:r>
+              <w:rPr>
+                <w:rFonts w:ascii="Courier New" w:hAnsi="Courier New" w:cs="Courier New"/>
+                <w:color w:val="1E3A5F"/>
+                <w:sz w:val="18"/>
+                <w:szCs w:val="18"/>
+              </w:rPr>
+              <w:t xml:space="preserve"> </w:t>
+            </w:r>
+            <w:proofErr w:type="spellStart"/>
+            <w:r>
+              <w:rPr>
+                <w:rFonts w:ascii="Courier New" w:hAnsi="Courier New" w:cs="Courier New"/>
+                <w:color w:val="1E3A5F"/>
+                <w:sz w:val="18"/>
+                <w:szCs w:val="18"/>
+              </w:rPr>
+              <w:t>seatId</w:t>
+            </w:r>
+            <w:proofErr w:type="spellEnd"/>
+            <w:r>
+              <w:rPr>
+                <w:rFonts w:ascii="Courier New" w:hAnsi="Courier New" w:cs="Courier New"/>
+                <w:color w:val="1E3A5F"/>
+                <w:sz w:val="18"/>
+                <w:szCs w:val="18"/>
+              </w:rPr>
+              <w:t xml:space="preserve">, </w:t>
+            </w:r>
+            <w:proofErr w:type="spellStart"/>
+            <w:proofErr w:type="gramStart"/>
+            <w:r>
+              <w:rPr>
+                <w:rFonts w:ascii="Courier New" w:hAnsi="Courier New" w:cs="Courier New"/>
+                <w:color w:val="1E3A5F"/>
+                <w:sz w:val="18"/>
+                <w:szCs w:val="18"/>
+              </w:rPr>
+              <w:t>userId</w:t>
+            </w:r>
+            <w:proofErr w:type="spellEnd"/>
+            <w:r>
+              <w:rPr>
+                <w:rFonts w:ascii="Courier New" w:hAnsi="Courier New" w:cs="Courier New"/>
+                <w:color w:val="1E3A5F"/>
+                <w:sz w:val="18"/>
+                <w:szCs w:val="18"/>
+              </w:rPr>
+              <w:t xml:space="preserve"> }</w:t>
+            </w:r>
+            <w:proofErr w:type="gramEnd"/>
           </w:p>
           <w:p/>
           <w:p>
@@ -14534,7 +16686,27 @@
                 <w:sz w:val="18"/>
                 <w:szCs w:val="18"/>
               </w:rPr>
-              <w:t xml:space="preserve">(2) Controller    SeatHoldRequest DTO </w:t>
+              <w:t xml:space="preserve">(2) Controller    </w:t>
+            </w:r>
+            <w:proofErr w:type="spellStart"/>
+            <w:r>
+              <w:rPr>
+                <w:rFonts w:ascii="Courier New" w:hAnsi="Courier New" w:cs="Courier New"/>
+                <w:color w:val="1E3A5F"/>
+                <w:sz w:val="18"/>
+                <w:szCs w:val="18"/>
+              </w:rPr>
+              <w:t>SeatHoldRequest</w:t>
+            </w:r>
+            <w:proofErr w:type="spellEnd"/>
+            <w:r>
+              <w:rPr>
+                <w:rFonts w:ascii="Courier New" w:hAnsi="Courier New" w:cs="Courier New"/>
+                <w:color w:val="1E3A5F"/>
+                <w:sz w:val="18"/>
+                <w:szCs w:val="18"/>
+              </w:rPr>
+              <w:t xml:space="preserve"> DTO </w:t>
             </w:r>
             <w:r>
               <w:rPr>
@@ -14599,7 +16771,27 @@
                 <w:sz w:val="18"/>
                 <w:szCs w:val="18"/>
               </w:rPr>
-              <w:t xml:space="preserve">                SeatService.holdSeat(request) </w:t>
+              <w:t xml:space="preserve">                </w:t>
+            </w:r>
+            <w:proofErr w:type="spellStart"/>
+            <w:r>
+              <w:rPr>
+                <w:rFonts w:ascii="Courier New" w:hAnsi="Courier New" w:cs="Courier New"/>
+                <w:color w:val="1E3A5F"/>
+                <w:sz w:val="18"/>
+                <w:szCs w:val="18"/>
+              </w:rPr>
+              <w:t>SeatService.holdSeat</w:t>
+            </w:r>
+            <w:proofErr w:type="spellEnd"/>
+            <w:r>
+              <w:rPr>
+                <w:rFonts w:ascii="Courier New" w:hAnsi="Courier New" w:cs="Courier New"/>
+                <w:color w:val="1E3A5F"/>
+                <w:sz w:val="18"/>
+                <w:szCs w:val="18"/>
+              </w:rPr>
+              <w:t xml:space="preserve">(request) </w:t>
             </w:r>
             <w:r>
               <w:rPr>
@@ -14620,7 +16812,27 @@
                 <w:sz w:val="18"/>
                 <w:szCs w:val="18"/>
               </w:rPr>
-              <w:t xml:space="preserve">(3) Service       SeatInventory </w:t>
+              <w:t xml:space="preserve">(3) Service       </w:t>
+            </w:r>
+            <w:proofErr w:type="spellStart"/>
+            <w:r>
+              <w:rPr>
+                <w:rFonts w:ascii="Courier New" w:hAnsi="Courier New" w:cs="Courier New"/>
+                <w:color w:val="1E3A5F"/>
+                <w:sz w:val="18"/>
+                <w:szCs w:val="18"/>
+              </w:rPr>
+              <w:t>SeatInventory</w:t>
+            </w:r>
+            <w:proofErr w:type="spellEnd"/>
+            <w:r>
+              <w:rPr>
+                <w:rFonts w:ascii="Courier New" w:hAnsi="Courier New" w:cs="Courier New"/>
+                <w:color w:val="1E3A5F"/>
+                <w:sz w:val="18"/>
+                <w:szCs w:val="18"/>
+              </w:rPr>
+              <w:t xml:space="preserve"> </w:t>
             </w:r>
             <w:r>
               <w:rPr>
@@ -14638,7 +16850,27 @@
                 <w:sz w:val="18"/>
                 <w:szCs w:val="18"/>
               </w:rPr>
-              <w:t xml:space="preserve"> (SeatInventoryRepository)</w:t>
+              <w:t xml:space="preserve"> (</w:t>
+            </w:r>
+            <w:proofErr w:type="spellStart"/>
+            <w:r>
+              <w:rPr>
+                <w:rFonts w:ascii="Courier New" w:hAnsi="Courier New" w:cs="Courier New"/>
+                <w:color w:val="1E3A5F"/>
+                <w:sz w:val="18"/>
+                <w:szCs w:val="18"/>
+              </w:rPr>
+              <w:t>SeatInventoryRepository</w:t>
+            </w:r>
+            <w:proofErr w:type="spellEnd"/>
+            <w:r>
+              <w:rPr>
+                <w:rFonts w:ascii="Courier New" w:hAnsi="Courier New" w:cs="Courier New"/>
+                <w:color w:val="1E3A5F"/>
+                <w:sz w:val="18"/>
+                <w:szCs w:val="18"/>
+              </w:rPr>
+              <w:t>)</w:t>
             </w:r>
           </w:p>
           <w:p>
@@ -14685,7 +16917,27 @@
                 <w:sz w:val="18"/>
                 <w:szCs w:val="18"/>
               </w:rPr>
-              <w:t xml:space="preserve"> CustomException throw)</w:t>
+              <w:t xml:space="preserve"> </w:t>
+            </w:r>
+            <w:proofErr w:type="spellStart"/>
+            <w:r>
+              <w:rPr>
+                <w:rFonts w:ascii="Courier New" w:hAnsi="Courier New" w:cs="Courier New"/>
+                <w:color w:val="1E3A5F"/>
+                <w:sz w:val="18"/>
+                <w:szCs w:val="18"/>
+              </w:rPr>
+              <w:t>CustomException</w:t>
+            </w:r>
+            <w:proofErr w:type="spellEnd"/>
+            <w:r>
+              <w:rPr>
+                <w:rFonts w:ascii="Courier New" w:hAnsi="Courier New" w:cs="Courier New"/>
+                <w:color w:val="1E3A5F"/>
+                <w:sz w:val="18"/>
+                <w:szCs w:val="18"/>
+              </w:rPr>
+              <w:t xml:space="preserve"> throw)</w:t>
             </w:r>
           </w:p>
           <w:p>
@@ -14714,7 +16966,27 @@
                 <w:sz w:val="18"/>
                 <w:szCs w:val="18"/>
               </w:rPr>
-              <w:t xml:space="preserve"> + expireTime = now() + 10</w:t>
+              <w:t xml:space="preserve"> + </w:t>
+            </w:r>
+            <w:proofErr w:type="spellStart"/>
+            <w:r>
+              <w:rPr>
+                <w:rFonts w:ascii="Courier New" w:hAnsi="Courier New" w:cs="Courier New"/>
+                <w:color w:val="1E3A5F"/>
+                <w:sz w:val="18"/>
+                <w:szCs w:val="18"/>
+              </w:rPr>
+              <w:t>expireTime</w:t>
+            </w:r>
+            <w:proofErr w:type="spellEnd"/>
+            <w:r>
+              <w:rPr>
+                <w:rFonts w:ascii="Courier New" w:hAnsi="Courier New" w:cs="Courier New"/>
+                <w:color w:val="1E3A5F"/>
+                <w:sz w:val="18"/>
+                <w:szCs w:val="18"/>
+              </w:rPr>
+              <w:t xml:space="preserve"> = now() + 10</w:t>
             </w:r>
             <w:r>
               <w:rPr>
@@ -14772,6 +17044,7 @@
               </w:rPr>
               <w:t xml:space="preserve"> </w:t>
             </w:r>
+            <w:proofErr w:type="spellStart"/>
             <w:r>
               <w:rPr>
                 <w:rFonts w:ascii="Courier New" w:hAnsi="Courier New" w:cs="Courier New"/>
@@ -14781,6 +17054,7 @@
               </w:rPr>
               <w:t>락</w:t>
             </w:r>
+            <w:proofErr w:type="spellEnd"/>
             <w:r>
               <w:rPr>
                 <w:rFonts w:ascii="Courier New" w:hAnsi="Courier New" w:cs="Courier New"/>
@@ -14936,7 +17210,27 @@
                 <w:sz w:val="18"/>
                 <w:szCs w:val="18"/>
               </w:rPr>
-              <w:t xml:space="preserve">                SeatHoldResponse DTO </w:t>
+              <w:t xml:space="preserve">                </w:t>
+            </w:r>
+            <w:proofErr w:type="spellStart"/>
+            <w:r>
+              <w:rPr>
+                <w:rFonts w:ascii="Courier New" w:hAnsi="Courier New" w:cs="Courier New"/>
+                <w:color w:val="1E3A5F"/>
+                <w:sz w:val="18"/>
+                <w:szCs w:val="18"/>
+              </w:rPr>
+              <w:t>SeatHoldResponse</w:t>
+            </w:r>
+            <w:proofErr w:type="spellEnd"/>
+            <w:r>
+              <w:rPr>
+                <w:rFonts w:ascii="Courier New" w:hAnsi="Courier New" w:cs="Courier New"/>
+                <w:color w:val="1E3A5F"/>
+                <w:sz w:val="18"/>
+                <w:szCs w:val="18"/>
+              </w:rPr>
+              <w:t xml:space="preserve"> DTO </w:t>
             </w:r>
             <w:r>
               <w:rPr>
@@ -14993,7 +17287,58 @@
                 <w:sz w:val="18"/>
                 <w:szCs w:val="18"/>
               </w:rPr>
-              <w:t>(4) Repository    JPA -&gt; DB UPDATE(seat_inventory) + INSERT(reservation)</w:t>
+              <w:t xml:space="preserve">(4) Repository    JPA -&gt; DB </w:t>
+            </w:r>
+            <w:proofErr w:type="gramStart"/>
+            <w:r>
+              <w:rPr>
+                <w:rFonts w:ascii="Courier New" w:hAnsi="Courier New" w:cs="Courier New"/>
+                <w:color w:val="1E3A5F"/>
+                <w:sz w:val="18"/>
+                <w:szCs w:val="18"/>
+              </w:rPr>
+              <w:t>UPDATE(</w:t>
+            </w:r>
+            <w:proofErr w:type="spellStart"/>
+            <w:proofErr w:type="gramEnd"/>
+            <w:r>
+              <w:rPr>
+                <w:rFonts w:ascii="Courier New" w:hAnsi="Courier New" w:cs="Courier New"/>
+                <w:color w:val="1E3A5F"/>
+                <w:sz w:val="18"/>
+                <w:szCs w:val="18"/>
+              </w:rPr>
+              <w:t>seat_inventory</w:t>
+            </w:r>
+            <w:proofErr w:type="spellEnd"/>
+            <w:r>
+              <w:rPr>
+                <w:rFonts w:ascii="Courier New" w:hAnsi="Courier New" w:cs="Courier New"/>
+                <w:color w:val="1E3A5F"/>
+                <w:sz w:val="18"/>
+                <w:szCs w:val="18"/>
+              </w:rPr>
+              <w:t xml:space="preserve">) + </w:t>
+            </w:r>
+            <w:proofErr w:type="gramStart"/>
+            <w:r>
+              <w:rPr>
+                <w:rFonts w:ascii="Courier New" w:hAnsi="Courier New" w:cs="Courier New"/>
+                <w:color w:val="1E3A5F"/>
+                <w:sz w:val="18"/>
+                <w:szCs w:val="18"/>
+              </w:rPr>
+              <w:t>INSERT(</w:t>
+            </w:r>
+            <w:proofErr w:type="gramEnd"/>
+            <w:r>
+              <w:rPr>
+                <w:rFonts w:ascii="Courier New" w:hAnsi="Courier New" w:cs="Courier New"/>
+                <w:color w:val="1E3A5F"/>
+                <w:sz w:val="18"/>
+                <w:szCs w:val="18"/>
+              </w:rPr>
+              <w:t>reservation)</w:t>
             </w:r>
           </w:p>
           <w:p/>
@@ -15005,7 +17350,27 @@
                 <w:sz w:val="18"/>
                 <w:szCs w:val="18"/>
               </w:rPr>
-              <w:t xml:space="preserve">(5) Controller    SeatHoldResponse JSON </w:t>
+              <w:t xml:space="preserve">(5) Controller    </w:t>
+            </w:r>
+            <w:proofErr w:type="spellStart"/>
+            <w:r>
+              <w:rPr>
+                <w:rFonts w:ascii="Courier New" w:hAnsi="Courier New" w:cs="Courier New"/>
+                <w:color w:val="1E3A5F"/>
+                <w:sz w:val="18"/>
+                <w:szCs w:val="18"/>
+              </w:rPr>
+              <w:t>SeatHoldResponse</w:t>
+            </w:r>
+            <w:proofErr w:type="spellEnd"/>
+            <w:r>
+              <w:rPr>
+                <w:rFonts w:ascii="Courier New" w:hAnsi="Courier New" w:cs="Courier New"/>
+                <w:color w:val="1E3A5F"/>
+                <w:sz w:val="18"/>
+                <w:szCs w:val="18"/>
+              </w:rPr>
+              <w:t xml:space="preserve"> JSON </w:t>
             </w:r>
             <w:r>
               <w:rPr>
@@ -15028,6 +17393,7 @@
               </w:rPr>
               <w:t xml:space="preserve">(6) </w:t>
             </w:r>
+            <w:proofErr w:type="gramStart"/>
             <w:r>
               <w:rPr>
                 <w:rFonts w:ascii="Courier New" w:hAnsi="Courier New" w:cs="Courier New"/>
@@ -15044,7 +17410,37 @@
                 <w:sz w:val="18"/>
                 <w:szCs w:val="18"/>
               </w:rPr>
-              <w:t xml:space="preserve">  &lt;-  { reservationId, price, status: 'HOLD' }</w:t>
+              <w:t xml:space="preserve">  &lt;-  {</w:t>
+            </w:r>
+            <w:proofErr w:type="gramEnd"/>
+            <w:r>
+              <w:rPr>
+                <w:rFonts w:ascii="Courier New" w:hAnsi="Courier New" w:cs="Courier New"/>
+                <w:color w:val="1E3A5F"/>
+                <w:sz w:val="18"/>
+                <w:szCs w:val="18"/>
+              </w:rPr>
+              <w:t xml:space="preserve"> </w:t>
+            </w:r>
+            <w:proofErr w:type="spellStart"/>
+            <w:r>
+              <w:rPr>
+                <w:rFonts w:ascii="Courier New" w:hAnsi="Courier New" w:cs="Courier New"/>
+                <w:color w:val="1E3A5F"/>
+                <w:sz w:val="18"/>
+                <w:szCs w:val="18"/>
+              </w:rPr>
+              <w:t>reservationId</w:t>
+            </w:r>
+            <w:proofErr w:type="spellEnd"/>
+            <w:r>
+              <w:rPr>
+                <w:rFonts w:ascii="Courier New" w:hAnsi="Courier New" w:cs="Courier New"/>
+                <w:color w:val="1E3A5F"/>
+                <w:sz w:val="18"/>
+                <w:szCs w:val="18"/>
+              </w:rPr>
+              <w:t>, price, status: 'HOLD' }</w:t>
             </w:r>
           </w:p>
         </w:tc>
@@ -15066,7 +17462,23 @@
         <w:pStyle w:val="2"/>
       </w:pPr>
       <w:r>
-        <w:t>6.1 백엔드 ↔ 프론트엔드 협의 필요</w:t>
+        <w:t xml:space="preserve">6.1 </w:t>
+      </w:r>
+      <w:proofErr w:type="spellStart"/>
+      <w:r>
+        <w:t>백엔드</w:t>
+      </w:r>
+      <w:proofErr w:type="spellEnd"/>
+      <w:r>
+        <w:t xml:space="preserve"> ↔ </w:t>
+      </w:r>
+      <w:proofErr w:type="spellStart"/>
+      <w:r>
+        <w:t>프론트엔드</w:t>
+      </w:r>
+      <w:proofErr w:type="spellEnd"/>
+      <w:r>
+        <w:t xml:space="preserve"> 협의 필요</w:t>
       </w:r>
     </w:p>
     <w:p>
@@ -15082,7 +17494,21 @@
         <w:rPr>
           <w:rFonts w:eastAsia="Arial"/>
         </w:rPr>
-        <w:t>JWT refreshToken 재발급 API 설계 및 사용 방법</w:t>
+        <w:t xml:space="preserve">JWT </w:t>
+      </w:r>
+      <w:proofErr w:type="spellStart"/>
+      <w:r>
+        <w:rPr>
+          <w:rFonts w:eastAsia="Arial"/>
+        </w:rPr>
+        <w:t>refreshToken</w:t>
+      </w:r>
+      <w:proofErr w:type="spellEnd"/>
+      <w:r>
+        <w:rPr>
+          <w:rFonts w:eastAsia="Arial"/>
+        </w:rPr>
+        <w:t xml:space="preserve"> 재발급 API 설계 및 사용 방법</w:t>
       </w:r>
     </w:p>
     <w:p>
@@ -15114,7 +17540,21 @@
         <w:rPr>
           <w:rFonts w:eastAsia="Arial"/>
         </w:rPr>
-        <w:t>날짜 선택 시 회차 갱신 방식 — 쿼리 파라미터 vs 클라이언트 상태 관리</w:t>
+        <w:t xml:space="preserve">날짜 선택 시 </w:t>
+      </w:r>
+      <w:proofErr w:type="spellStart"/>
+      <w:r>
+        <w:rPr>
+          <w:rFonts w:eastAsia="Arial"/>
+        </w:rPr>
+        <w:t>회차</w:t>
+      </w:r>
+      <w:proofErr w:type="spellEnd"/>
+      <w:r>
+        <w:rPr>
+          <w:rFonts w:eastAsia="Arial"/>
+        </w:rPr>
+        <w:t xml:space="preserve"> 갱신 방식 — 쿼리 파라미터 vs 클라이언트 상태 관리</w:t>
       </w:r>
     </w:p>
     <w:p>
@@ -15159,7 +17599,15 @@
         <w:pStyle w:val="2"/>
       </w:pPr>
       <w:r>
-        <w:t>6.2 백엔드 설계 보완 필요</w:t>
+        <w:t xml:space="preserve">6.2 </w:t>
+      </w:r>
+      <w:proofErr w:type="spellStart"/>
+      <w:r>
+        <w:t>백엔드</w:t>
+      </w:r>
+      <w:proofErr w:type="spellEnd"/>
+      <w:r>
+        <w:t xml:space="preserve"> 설계 보완 필요</w:t>
       </w:r>
     </w:p>
     <w:p>
@@ -15175,7 +17623,35 @@
         <w:rPr>
           <w:rFonts w:eastAsia="Arial"/>
         </w:rPr>
-        <w:t>카카오페이 연동 — ready / approve / cancel API URI 및 Request/Response 확정</w:t>
+        <w:t xml:space="preserve">카카오페이 연동 — </w:t>
+      </w:r>
+      <w:proofErr w:type="gramStart"/>
+      <w:r>
+        <w:rPr>
+          <w:rFonts w:eastAsia="Arial"/>
+        </w:rPr>
+        <w:t>ready /</w:t>
+      </w:r>
+      <w:proofErr w:type="gramEnd"/>
+      <w:r>
+        <w:rPr>
+          <w:rFonts w:eastAsia="Arial"/>
+        </w:rPr>
+        <w:t xml:space="preserve"> </w:t>
+      </w:r>
+      <w:proofErr w:type="gramStart"/>
+      <w:r>
+        <w:rPr>
+          <w:rFonts w:eastAsia="Arial"/>
+        </w:rPr>
+        <w:t>approve /</w:t>
+      </w:r>
+      <w:proofErr w:type="gramEnd"/>
+      <w:r>
+        <w:rPr>
+          <w:rFonts w:eastAsia="Arial"/>
+        </w:rPr>
+        <w:t xml:space="preserve"> cancel API URI 및 Request/Response 확정</w:t>
       </w:r>
     </w:p>
     <w:p>
@@ -15239,7 +17715,21 @@
         <w:rPr>
           <w:rFonts w:eastAsia="Arial"/>
         </w:rPr>
-        <w:t>Payment URI 확정 — /payments/* 경로 및 카카오 콜백 처리 방식</w:t>
+        <w:t xml:space="preserve">Payment URI 확정 — /payments/* 경로 및 카카오 </w:t>
+      </w:r>
+      <w:proofErr w:type="spellStart"/>
+      <w:r>
+        <w:rPr>
+          <w:rFonts w:eastAsia="Arial"/>
+        </w:rPr>
+        <w:t>콜백</w:t>
+      </w:r>
+      <w:proofErr w:type="spellEnd"/>
+      <w:r>
+        <w:rPr>
+          <w:rFonts w:eastAsia="Arial"/>
+        </w:rPr>
+        <w:t xml:space="preserve"> 처리 방식</w:t>
       </w:r>
     </w:p>
     <w:p>
@@ -15280,11 +17770,19 @@
         </w:numPr>
         <w:spacing w:before="40" w:after="40"/>
       </w:pPr>
+      <w:proofErr w:type="spellStart"/>
       <w:r>
         <w:rPr>
           <w:rFonts w:eastAsia="Arial"/>
         </w:rPr>
-        <w:t>잔여석 실시간 표시 기능</w:t>
+        <w:t>잔여석</w:t>
+      </w:r>
+      <w:proofErr w:type="spellEnd"/>
+      <w:r>
+        <w:rPr>
+          <w:rFonts w:eastAsia="Arial"/>
+        </w:rPr>
+        <w:t xml:space="preserve"> 실시간 표시 기능</w:t>
       </w:r>
     </w:p>
     <w:p>
@@ -15301,7 +17799,21 @@
           <w:rFonts w:eastAsia="Arial"/>
         </w:rPr>
         <w:lastRenderedPageBreak/>
-        <w:t>예매 알림 / 오픈 알림 신청</w:t>
+        <w:t xml:space="preserve">예매 </w:t>
+      </w:r>
+      <w:proofErr w:type="gramStart"/>
+      <w:r>
+        <w:rPr>
+          <w:rFonts w:eastAsia="Arial"/>
+        </w:rPr>
+        <w:t>알림 /</w:t>
+      </w:r>
+      <w:proofErr w:type="gramEnd"/>
+      <w:r>
+        <w:rPr>
+          <w:rFonts w:eastAsia="Arial"/>
+        </w:rPr>
+        <w:t xml:space="preserve"> 오픈 알림 신청</w:t>
       </w:r>
     </w:p>
     <w:p>
@@ -15370,7 +17882,27 @@
         <w:sz w:val="18"/>
         <w:szCs w:val="18"/>
       </w:rPr>
-      <w:t>© 2026 티켓팅 프로젝트</w:t>
+      <w:t xml:space="preserve">© 2026 </w:t>
+    </w:r>
+    <w:proofErr w:type="spellStart"/>
+    <w:r>
+      <w:rPr>
+        <w:rFonts w:eastAsia="Arial"/>
+        <w:color w:val="666666"/>
+        <w:sz w:val="18"/>
+        <w:szCs w:val="18"/>
+      </w:rPr>
+      <w:t>티켓팅</w:t>
+    </w:r>
+    <w:proofErr w:type="spellEnd"/>
+    <w:r>
+      <w:rPr>
+        <w:rFonts w:eastAsia="Arial"/>
+        <w:color w:val="666666"/>
+        <w:sz w:val="18"/>
+        <w:szCs w:val="18"/>
+      </w:rPr>
+      <w:t xml:space="preserve"> 프로젝트</w:t>
     </w:r>
     <w:r>
       <w:rPr>
@@ -15413,6 +17945,7 @@
       </w:pBdr>
       <w:spacing w:after="160"/>
     </w:pPr>
+    <w:proofErr w:type="spellStart"/>
     <w:r>
       <w:rPr>
         <w:rFonts w:eastAsia="Arial"/>
@@ -15420,7 +17953,37 @@
         <w:sz w:val="18"/>
         <w:szCs w:val="18"/>
       </w:rPr>
-      <w:t>티켓팅 서비스  |  프로젝트 명세서</w:t>
+      <w:t>티켓팅</w:t>
+    </w:r>
+    <w:proofErr w:type="spellEnd"/>
+    <w:r>
+      <w:rPr>
+        <w:rFonts w:eastAsia="Arial"/>
+        <w:color w:val="666666"/>
+        <w:sz w:val="18"/>
+        <w:szCs w:val="18"/>
+      </w:rPr>
+      <w:t xml:space="preserve"> </w:t>
+    </w:r>
+    <w:proofErr w:type="gramStart"/>
+    <w:r>
+      <w:rPr>
+        <w:rFonts w:eastAsia="Arial"/>
+        <w:color w:val="666666"/>
+        <w:sz w:val="18"/>
+        <w:szCs w:val="18"/>
+      </w:rPr>
+      <w:t>서비스  |</w:t>
+    </w:r>
+    <w:proofErr w:type="gramEnd"/>
+    <w:r>
+      <w:rPr>
+        <w:rFonts w:eastAsia="Arial"/>
+        <w:color w:val="666666"/>
+        <w:sz w:val="18"/>
+        <w:szCs w:val="18"/>
+      </w:rPr>
+      <w:t xml:space="preserve">  프로젝트 명세서</w:t>
     </w:r>
   </w:p>
 </w:hdr>
